--- a/Word/diplomski_rad_word2007.docx
+++ b/Word/diplomski_rad_word2007.docx
@@ -14840,12 +14840,19 @@
     <w:p>
       <w:pPr>
         <w:pStyle w:val="Paragraf"/>
+        <w:ind w:firstLine="0"/>
         <w:rPr>
           <w:lang w:val="bs-Latn-BA"/>
         </w:rPr>
       </w:pPr>
       <w:r>
-        <w:t>Nakon treniranja modela, dobijeni su slijede</w:t>
+        <w:t>Nakon treniranja modela, dobijeni su sl</w:t>
+      </w:r>
+      <w:r>
+        <w:t>i</w:t>
+      </w:r>
+      <w:r>
+        <w:t>jede</w:t>
       </w:r>
       <w:r>
         <w:rPr>
@@ -14886,7 +14893,6 @@
     </w:p>
     <w:p>
       <w:pPr>
-        <w:pStyle w:val="Paragraf"/>
         <w:rPr>
           <w:lang w:val="bs-Latn-BA"/>
         </w:rPr>
@@ -14895,7 +14901,7 @@
         <w:rPr>
           <w:lang w:val="bs-Latn-BA"/>
         </w:rPr>
-        <w:t>Vrijeme treniranja sva tri C# modela iznosi:</w:t>
+        <w:t>Vrijeme treniranja tri C# modela iznosi:</w:t>
       </w:r>
     </w:p>
     <w:p>
@@ -14913,7 +14919,31 @@
         <w:rPr>
           <w:lang w:val="bs-Latn-BA"/>
         </w:rPr>
-        <w:t>6.1 minuta</w:t>
+        <w:t>6</w:t>
+      </w:r>
+      <w:r>
+        <w:rPr>
+          <w:lang w:val="bs-Latn-BA"/>
+        </w:rPr>
+        <w:t>,</w:t>
+      </w:r>
+      <w:r>
+        <w:rPr>
+          <w:lang w:val="bs-Latn-BA"/>
+        </w:rPr>
+        <w:t>1</w:t>
+      </w:r>
+      <w:r>
+        <w:rPr>
+          <w:lang w:val="bs-Latn-BA"/>
+        </w:rPr>
+        <w:t>0</w:t>
+      </w:r>
+      <w:r>
+        <w:rPr>
+          <w:lang w:val="bs-Latn-BA"/>
+        </w:rPr>
+        <w:t xml:space="preserve"> minuta</w:t>
       </w:r>
     </w:p>
     <w:p>
@@ -14931,12 +14961,24 @@
         <w:rPr>
           <w:lang w:val="bs-Latn-BA"/>
         </w:rPr>
-        <w:t xml:space="preserve">6.16 minuta </w:t>
-      </w:r>
-    </w:p>
-    <w:p>
-      <w:pPr>
-        <w:pStyle w:val="Paragraf"/>
+        <w:t>6</w:t>
+      </w:r>
+      <w:r>
+        <w:rPr>
+          <w:lang w:val="bs-Latn-BA"/>
+        </w:rPr>
+        <w:t>,</w:t>
+      </w:r>
+      <w:r>
+        <w:rPr>
+          <w:lang w:val="bs-Latn-BA"/>
+        </w:rPr>
+        <w:t xml:space="preserve">16 minuta </w:t>
+      </w:r>
+    </w:p>
+    <w:p>
+      <w:pPr>
+        <w:pStyle w:val="ListParagraph"/>
         <w:numPr>
           <w:ilvl w:val="0"/>
           <w:numId w:val="19"/>
@@ -14949,7 +14991,53 @@
         <w:rPr>
           <w:lang w:val="bs-Latn-BA"/>
         </w:rPr>
-        <w:t xml:space="preserve">5.79 minuta. </w:t>
+        <w:t>5,</w:t>
+      </w:r>
+      <w:r>
+        <w:rPr>
+          <w:lang w:val="bs-Latn-BA"/>
+        </w:rPr>
+        <w:t xml:space="preserve">79 minuta. </w:t>
+      </w:r>
+    </w:p>
+    <w:p>
+      <w:pPr>
+        <w:rPr>
+          <w:lang w:val="bs-Latn-BA"/>
+        </w:rPr>
+      </w:pPr>
+      <w:r>
+        <w:t>Prosje</w:t>
+      </w:r>
+      <w:r>
+        <w:rPr>
+          <w:lang w:val="bs-Latn-BA"/>
+        </w:rPr>
+        <w:t>čno vrijeme treniranja C# modela iznosi 6</w:t>
+      </w:r>
+      <w:r>
+        <w:rPr>
+          <w:lang w:val="bs-Latn-BA"/>
+        </w:rPr>
+        <w:t>,</w:t>
+      </w:r>
+      <w:r>
+        <w:rPr>
+          <w:lang w:val="bs-Latn-BA"/>
+        </w:rPr>
+        <w:t>02 minuta ili 361 sekund</w:t>
+      </w:r>
+      <w:r>
+        <w:rPr>
+          <w:lang w:val="bs-Latn-BA"/>
+        </w:rPr>
+        <w:t>i</w:t>
+      </w:r>
+      <w:r>
+        <w:rPr>
+          <w:lang w:val="bs-Latn-BA"/>
+        </w:rPr>
+        <w:t>.</w:t>
       </w:r>
     </w:p>
     <w:p>
@@ -14959,36 +15047,30 @@
           <w:lang w:val="bs-Latn-BA"/>
         </w:rPr>
       </w:pPr>
-      <w:r>
-        <w:t>Prosje</w:t>
-      </w:r>
-      <w:r>
+    </w:p>
+    <w:p>
+      <w:pPr>
         <w:rPr>
           <w:lang w:val="bs-Latn-BA"/>
         </w:rPr>
-        <w:t>čno vrijeme treniranja C# modela iznosi 6.02 minuta ili 361 sekunda.</w:t>
-      </w:r>
-    </w:p>
-    <w:p>
-      <w:pPr>
-        <w:pStyle w:val="Paragraf"/>
+      </w:pPr>
+      <w:r>
         <w:rPr>
           <w:lang w:val="bs-Latn-BA"/>
         </w:rPr>
-      </w:pPr>
-    </w:p>
-    <w:p>
-      <w:pPr>
-        <w:pStyle w:val="Paragraf"/>
+        <w:t>Vrijeme treniranj</w:t>
+      </w:r>
+      <w:r>
         <w:rPr>
           <w:lang w:val="bs-Latn-BA"/>
         </w:rPr>
-      </w:pPr>
+        <w:t>a</w:t>
+      </w:r>
       <w:r>
         <w:rPr>
           <w:lang w:val="bs-Latn-BA"/>
         </w:rPr>
-        <w:t>Vrijeme treniranje sva tri Python modela iznosi:</w:t>
+        <w:t xml:space="preserve"> tri Python modela iznosi:</w:t>
       </w:r>
     </w:p>
     <w:p>
@@ -15006,7 +15088,19 @@
         <w:rPr>
           <w:lang w:val="bs-Latn-BA"/>
         </w:rPr>
-        <w:t>6.33 minuta</w:t>
+        <w:t>6</w:t>
+      </w:r>
+      <w:r>
+        <w:rPr>
+          <w:lang w:val="bs-Latn-BA"/>
+        </w:rPr>
+        <w:t>,</w:t>
+      </w:r>
+      <w:r>
+        <w:rPr>
+          <w:lang w:val="bs-Latn-BA"/>
+        </w:rPr>
+        <w:t>33 minuta</w:t>
       </w:r>
     </w:p>
     <w:p>
@@ -15024,7 +15118,19 @@
         <w:rPr>
           <w:lang w:val="bs-Latn-BA"/>
         </w:rPr>
-        <w:t>5.91 minuta</w:t>
+        <w:t>5</w:t>
+      </w:r>
+      <w:r>
+        <w:rPr>
+          <w:lang w:val="bs-Latn-BA"/>
+        </w:rPr>
+        <w:t>,</w:t>
+      </w:r>
+      <w:r>
+        <w:rPr>
+          <w:lang w:val="bs-Latn-BA"/>
+        </w:rPr>
+        <w:t>91 minuta</w:t>
       </w:r>
     </w:p>
     <w:p>
@@ -15042,7 +15148,65 @@
         <w:rPr>
           <w:lang w:val="bs-Latn-BA"/>
         </w:rPr>
-        <w:t>6.01 minuta</w:t>
+        <w:t>6</w:t>
+      </w:r>
+      <w:r>
+        <w:rPr>
+          <w:lang w:val="bs-Latn-BA"/>
+        </w:rPr>
+        <w:t>,</w:t>
+      </w:r>
+      <w:r>
+        <w:rPr>
+          <w:lang w:val="bs-Latn-BA"/>
+        </w:rPr>
+        <w:t>01 minuta</w:t>
+      </w:r>
+    </w:p>
+    <w:p>
+      <w:pPr>
+        <w:rPr>
+          <w:lang w:val="bs-Latn-BA"/>
+        </w:rPr>
+      </w:pPr>
+      <w:r>
+        <w:rPr>
+          <w:lang w:val="bs-Latn-BA"/>
+        </w:rPr>
+        <w:t>Prosječno vrijeme treniranja Python modela iznosi 6</w:t>
+      </w:r>
+      <w:r>
+        <w:rPr>
+          <w:lang w:val="bs-Latn-BA"/>
+        </w:rPr>
+        <w:t>,</w:t>
+      </w:r>
+      <w:r>
+        <w:rPr>
+          <w:lang w:val="bs-Latn-BA"/>
+        </w:rPr>
+        <w:t>08 minuta ili 365 sekundi.</w:t>
+      </w:r>
+    </w:p>
+    <w:p>
+      <w:pPr>
+        <w:rPr>
+          <w:lang w:val="bs-Latn-BA"/>
+        </w:rPr>
+      </w:pPr>
+    </w:p>
+    <w:p>
+      <w:pPr>
+        <w:pStyle w:val="Heading2"/>
+        <w:rPr>
+          <w:lang w:val="bs-Latn-BA"/>
+        </w:rPr>
+      </w:pPr>
+      <w:r>
+        <w:rPr>
+          <w:lang w:val="bs-Latn-BA"/>
+        </w:rPr>
+        <w:t>Vrijeme analize slike</w:t>
       </w:r>
     </w:p>
     <w:p>
@@ -15052,60 +15216,306 @@
           <w:lang w:val="bs-Latn-BA"/>
         </w:rPr>
       </w:pPr>
-      <w:r>
-        <w:rPr>
-          <w:lang w:val="bs-Latn-BA"/>
-        </w:rPr>
-        <w:t>Prosječno vrijeme treniranja Python modela iznosi 6.08 minuta ili 365 sekundi.</w:t>
-      </w:r>
-    </w:p>
-    <w:p>
-      <w:pPr>
-        <w:pStyle w:val="Paragraf"/>
-        <w:rPr>
-          <w:lang w:val="bs-Latn-BA"/>
-        </w:rPr>
-      </w:pPr>
-    </w:p>
-    <w:p>
-      <w:pPr>
-        <w:pStyle w:val="Paragraf"/>
-        <w:rPr>
-          <w:lang w:val="bs-Latn-BA"/>
-        </w:rPr>
-      </w:pPr>
-    </w:p>
-    <w:p>
-      <w:pPr>
-        <w:pStyle w:val="Paragraf"/>
-        <w:rPr>
-          <w:lang w:val="bs-Latn-BA"/>
-        </w:rPr>
-      </w:pPr>
-    </w:p>
-    <w:p>
-      <w:pPr>
-        <w:pStyle w:val="Paragraf"/>
-        <w:rPr>
-          <w:lang w:val="bs-Latn-BA"/>
-        </w:rPr>
-      </w:pPr>
-    </w:p>
-    <w:p>
-      <w:pPr>
-        <w:pStyle w:val="Paragraf"/>
-        <w:rPr>
-          <w:lang w:val="bs-Latn-BA"/>
-        </w:rPr>
-      </w:pPr>
-    </w:p>
-    <w:p>
-      <w:pPr>
-        <w:pStyle w:val="Paragraf"/>
-        <w:rPr>
-          <w:lang w:val="bs-Latn-BA"/>
-        </w:rPr>
-      </w:pPr>
+    </w:p>
+    <w:p>
+      <w:pPr>
+        <w:rPr>
+          <w:lang w:val="en-US"/>
+        </w:rPr>
+      </w:pPr>
+      <w:proofErr w:type="spellStart"/>
+      <w:r>
+        <w:t>Vrijeme</w:t>
+      </w:r>
+      <w:proofErr w:type="spellEnd"/>
+      <w:r>
+        <w:t xml:space="preserve"> </w:t>
+      </w:r>
+      <w:proofErr w:type="spellStart"/>
+      <w:r>
+        <w:t>analize</w:t>
+      </w:r>
+      <w:proofErr w:type="spellEnd"/>
+      <w:r>
+        <w:t xml:space="preserve"> </w:t>
+      </w:r>
+      <w:proofErr w:type="spellStart"/>
+      <w:r>
+        <w:t>slike</w:t>
+      </w:r>
+      <w:proofErr w:type="spellEnd"/>
+      <w:r>
+        <w:t xml:space="preserve"> </w:t>
+      </w:r>
+      <w:proofErr w:type="spellStart"/>
+      <w:r>
+        <w:t>varira</w:t>
+      </w:r>
+      <w:proofErr w:type="spellEnd"/>
+      <w:r>
+        <w:t xml:space="preserve"> u </w:t>
+      </w:r>
+      <w:proofErr w:type="spellStart"/>
+      <w:r>
+        <w:t>zavisnosti</w:t>
+      </w:r>
+      <w:proofErr w:type="spellEnd"/>
+      <w:r>
+        <w:t xml:space="preserve"> </w:t>
+      </w:r>
+      <w:proofErr w:type="spellStart"/>
+      <w:r>
+        <w:t>od</w:t>
+      </w:r>
+      <w:proofErr w:type="spellEnd"/>
+      <w:r>
+        <w:t xml:space="preserve"> </w:t>
+      </w:r>
+      <w:proofErr w:type="spellStart"/>
+      <w:r>
+        <w:t>broja</w:t>
+      </w:r>
+      <w:proofErr w:type="spellEnd"/>
+      <w:r>
+        <w:t xml:space="preserve"> </w:t>
+      </w:r>
+      <w:proofErr w:type="spellStart"/>
+      <w:r>
+        <w:t>pokretanja</w:t>
+      </w:r>
+      <w:proofErr w:type="spellEnd"/>
+      <w:r>
+        <w:t xml:space="preserve">. </w:t>
+      </w:r>
+      <w:proofErr w:type="spellStart"/>
+      <w:r>
+        <w:t>Kada</w:t>
+      </w:r>
+      <w:proofErr w:type="spellEnd"/>
+      <w:r>
+        <w:t xml:space="preserve"> se model </w:t>
+      </w:r>
+      <w:proofErr w:type="spellStart"/>
+      <w:r>
+        <w:t>prvi</w:t>
+      </w:r>
+      <w:proofErr w:type="spellEnd"/>
+      <w:r>
+        <w:t xml:space="preserve"> put </w:t>
+      </w:r>
+      <w:proofErr w:type="spellStart"/>
+      <w:r>
+        <w:t>pokrene</w:t>
+      </w:r>
+      <w:proofErr w:type="spellEnd"/>
+      <w:r>
+        <w:t xml:space="preserve"> da </w:t>
+      </w:r>
+      <w:proofErr w:type="spellStart"/>
+      <w:r>
+        <w:t>uradi</w:t>
+      </w:r>
+      <w:proofErr w:type="spellEnd"/>
+      <w:r>
+        <w:t xml:space="preserve"> </w:t>
+      </w:r>
+      <w:proofErr w:type="spellStart"/>
+      <w:r>
+        <w:t>analizu</w:t>
+      </w:r>
+      <w:proofErr w:type="spellEnd"/>
+      <w:r>
+        <w:t xml:space="preserve"> </w:t>
+      </w:r>
+      <w:proofErr w:type="spellStart"/>
+      <w:r>
+        <w:t>slike</w:t>
+      </w:r>
+      <w:proofErr w:type="spellEnd"/>
+      <w:r>
+        <w:t xml:space="preserve">, </w:t>
+      </w:r>
+      <w:proofErr w:type="spellStart"/>
+      <w:r>
+        <w:t>dešava</w:t>
+      </w:r>
+      <w:proofErr w:type="spellEnd"/>
+      <w:r>
+        <w:t xml:space="preserve"> se </w:t>
+      </w:r>
+      <w:proofErr w:type="spellStart"/>
+      <w:r>
+        <w:t>takozvani</w:t>
+      </w:r>
+      <w:proofErr w:type="spellEnd"/>
+      <w:r>
+        <w:t xml:space="preserve"> </w:t>
+      </w:r>
+      <w:proofErr w:type="spellStart"/>
+      <w:r>
+        <w:t>hladni</w:t>
+      </w:r>
+      <w:proofErr w:type="spellEnd"/>
+      <w:r>
+        <w:t xml:space="preserve"> start (</w:t>
+      </w:r>
+      <w:proofErr w:type="spellStart"/>
+      <w:r>
+        <w:t>eng.</w:t>
+      </w:r>
+      <w:proofErr w:type="spellEnd"/>
+      <w:r>
+        <w:t xml:space="preserve"> cold start). </w:t>
+      </w:r>
+      <w:proofErr w:type="spellStart"/>
+      <w:r>
+        <w:t>Nakon</w:t>
+      </w:r>
+      <w:proofErr w:type="spellEnd"/>
+      <w:r>
+        <w:t xml:space="preserve"> </w:t>
+      </w:r>
+      <w:proofErr w:type="spellStart"/>
+      <w:r>
+        <w:t>prvog</w:t>
+      </w:r>
+      <w:proofErr w:type="spellEnd"/>
+      <w:r>
+        <w:t xml:space="preserve"> </w:t>
+      </w:r>
+      <w:proofErr w:type="spellStart"/>
+      <w:r>
+        <w:t>pokretanja</w:t>
+      </w:r>
+      <w:proofErr w:type="spellEnd"/>
+      <w:r>
+        <w:t xml:space="preserve"> model je </w:t>
+      </w:r>
+      <w:proofErr w:type="spellStart"/>
+      <w:r>
+        <w:t>učitan</w:t>
+      </w:r>
+      <w:proofErr w:type="spellEnd"/>
+      <w:r>
+        <w:t xml:space="preserve"> u </w:t>
+      </w:r>
+      <w:proofErr w:type="spellStart"/>
+      <w:r>
+        <w:t>memoriju</w:t>
+      </w:r>
+      <w:proofErr w:type="spellEnd"/>
+      <w:r>
+        <w:t xml:space="preserve"> </w:t>
+      </w:r>
+      <w:proofErr w:type="spellStart"/>
+      <w:r>
+        <w:t>te</w:t>
+      </w:r>
+      <w:proofErr w:type="spellEnd"/>
+      <w:r>
+        <w:t xml:space="preserve"> je </w:t>
+      </w:r>
+      <w:proofErr w:type="spellStart"/>
+      <w:r>
+        <w:t>svaka</w:t>
+      </w:r>
+      <w:proofErr w:type="spellEnd"/>
+      <w:r>
+        <w:t xml:space="preserve"> </w:t>
+      </w:r>
+      <w:proofErr w:type="spellStart"/>
+      <w:r>
+        <w:t>naredna</w:t>
+      </w:r>
+      <w:proofErr w:type="spellEnd"/>
+      <w:r>
+        <w:t xml:space="preserve"> </w:t>
+      </w:r>
+      <w:proofErr w:type="spellStart"/>
+      <w:r>
+        <w:t>analiza</w:t>
+      </w:r>
+      <w:proofErr w:type="spellEnd"/>
+      <w:r>
+        <w:t xml:space="preserve"> </w:t>
+      </w:r>
+      <w:proofErr w:type="spellStart"/>
+      <w:r>
+        <w:t>puno</w:t>
+      </w:r>
+      <w:proofErr w:type="spellEnd"/>
+      <w:r>
+        <w:t xml:space="preserve"> </w:t>
+      </w:r>
+      <w:proofErr w:type="spellStart"/>
+      <w:r>
+        <w:t>brža</w:t>
+      </w:r>
+      <w:proofErr w:type="spellEnd"/>
+      <w:r>
+        <w:t xml:space="preserve">, </w:t>
+      </w:r>
+      <w:proofErr w:type="spellStart"/>
+      <w:r>
+        <w:t>tako</w:t>
+      </w:r>
+      <w:proofErr w:type="spellEnd"/>
+      <w:r>
+        <w:t xml:space="preserve"> da </w:t>
+      </w:r>
+      <w:proofErr w:type="spellStart"/>
+      <w:r>
+        <w:t>svaka</w:t>
+      </w:r>
+      <w:proofErr w:type="spellEnd"/>
+      <w:r>
+        <w:t xml:space="preserve"> </w:t>
+      </w:r>
+      <w:proofErr w:type="spellStart"/>
+      <w:r>
+        <w:t>naredna</w:t>
+      </w:r>
+      <w:proofErr w:type="spellEnd"/>
+      <w:r>
+        <w:t xml:space="preserve"> </w:t>
+      </w:r>
+      <w:proofErr w:type="spellStart"/>
+      <w:r>
+        <w:t>analiza</w:t>
+      </w:r>
+      <w:proofErr w:type="spellEnd"/>
+      <w:r>
+        <w:t xml:space="preserve"> </w:t>
+      </w:r>
+      <w:proofErr w:type="spellStart"/>
+      <w:r>
+        <w:t>traje</w:t>
+      </w:r>
+      <w:proofErr w:type="spellEnd"/>
+      <w:r>
+        <w:t xml:space="preserve"> 0 </w:t>
+      </w:r>
+      <w:proofErr w:type="spellStart"/>
+      <w:r>
+        <w:t>sekundi</w:t>
+      </w:r>
+      <w:proofErr w:type="spellEnd"/>
+      <w:r>
+        <w:t>.</w:t>
+      </w:r>
+    </w:p>
+    <w:p>
+      <w:pPr>
+        <w:rPr>
+          <w:lang w:val="de-DE"/>
+        </w:rPr>
+      </w:pPr>
+      <w:r>
+        <w:rPr>
+          <w:lang w:val="de-DE"/>
+        </w:rPr>
+        <w:t>Za prvu C# analizu vrijeme analize iznosi oko 0,2 sekunde. Za prvu Python analizu, vrijeme analize iznosi oko 0,2 sekunde.</w:t>
+      </w:r>
     </w:p>
     <w:p>
       <w:pPr>
@@ -15122,11 +15532,20 @@
       </w:pPr>
     </w:p>
     <w:p>
-      <w:pPr>
-        <w:pStyle w:val="Paragraf"/>
-      </w:pPr>
-      <w:r>
-        <w:t>Vrijednost makro odziva dobijenih C# modela iznosi:</w:t>
+      <w:r>
+        <w:t>Vrijednost</w:t>
+      </w:r>
+      <w:r>
+        <w:t>i</w:t>
+      </w:r>
+      <w:r>
+        <w:t xml:space="preserve"> makro odziva dobijenih C# modela iznos</w:t>
+      </w:r>
+      <w:r>
+        <w:t>e</w:t>
+      </w:r>
+      <w:r>
+        <w:t>:</w:t>
       </w:r>
     </w:p>
     <w:p>
@@ -15138,7 +15557,13 @@
         </w:numPr>
       </w:pPr>
       <w:r>
-        <w:t>79.25%</w:t>
+        <w:t>79</w:t>
+      </w:r>
+      <w:r>
+        <w:t>,</w:t>
+      </w:r>
+      <w:r>
+        <w:t>25%</w:t>
       </w:r>
     </w:p>
     <w:p>
@@ -15150,7 +15575,13 @@
         </w:numPr>
       </w:pPr>
       <w:r>
-        <w:t>79.81%</w:t>
+        <w:t>79</w:t>
+      </w:r>
+      <w:r>
+        <w:t>,</w:t>
+      </w:r>
+      <w:r>
+        <w:t>81%</w:t>
       </w:r>
     </w:p>
     <w:p>
@@ -15162,7 +15593,24 @@
         </w:numPr>
       </w:pPr>
       <w:r>
-        <w:t>78.61%</w:t>
+        <w:t>78</w:t>
+      </w:r>
+      <w:r>
+        <w:t>,</w:t>
+      </w:r>
+      <w:r>
+        <w:t>61%</w:t>
+      </w:r>
+    </w:p>
+    <w:p>
+      <w:r>
+        <w:t>Prosječna vrijednost makro odziva dobijenih C# modela iznosi 79</w:t>
+      </w:r>
+      <w:r>
+        <w:t>,</w:t>
+      </w:r>
+      <w:r>
+        <w:t>22%.</w:t>
       </w:r>
     </w:p>
     <w:p>
@@ -15170,23 +15618,22 @@
         <w:pStyle w:val="Paragraf"/>
         <w:ind w:left="340" w:firstLine="0"/>
       </w:pPr>
-      <w:r>
-        <w:t>Prosječna vrijednost makro odziva dobijenih C# modela iznosi 79.22%.</w:t>
-      </w:r>
-    </w:p>
-    <w:p>
-      <w:pPr>
-        <w:pStyle w:val="Paragraf"/>
-        <w:ind w:left="340" w:firstLine="0"/>
-      </w:pPr>
-    </w:p>
-    <w:p>
-      <w:pPr>
-        <w:pStyle w:val="Paragraf"/>
-        <w:ind w:left="340" w:firstLine="0"/>
-      </w:pPr>
-      <w:r>
-        <w:t>Vrijednost makro odziva dobijenih Python modela iznosi:</w:t>
+    </w:p>
+    <w:p>
+      <w:r>
+        <w:t>Vrijednost</w:t>
+      </w:r>
+      <w:r>
+        <w:t>i</w:t>
+      </w:r>
+      <w:r>
+        <w:t xml:space="preserve"> makro odziva dobijenih Python modela iznos</w:t>
+      </w:r>
+      <w:r>
+        <w:t>e</w:t>
+      </w:r>
+      <w:r>
+        <w:t>:</w:t>
       </w:r>
     </w:p>
     <w:p>
@@ -15198,7 +15645,13 @@
         </w:numPr>
       </w:pPr>
       <w:r>
-        <w:t>76.30%</w:t>
+        <w:t>7</w:t>
+      </w:r>
+      <w:r>
+        <w:t>6,</w:t>
+      </w:r>
+      <w:r>
+        <w:t>30%</w:t>
       </w:r>
     </w:p>
     <w:p>
@@ -15210,7 +15663,13 @@
         </w:numPr>
       </w:pPr>
       <w:r>
-        <w:t>82.26%</w:t>
+        <w:t>82</w:t>
+      </w:r>
+      <w:r>
+        <w:t>,</w:t>
+      </w:r>
+      <w:r>
+        <w:t>26%</w:t>
       </w:r>
     </w:p>
     <w:p>
@@ -15222,23 +15681,35 @@
         </w:numPr>
       </w:pPr>
       <w:r>
-        <w:t>77.41%</w:t>
-      </w:r>
-    </w:p>
-    <w:p>
-      <w:pPr>
-        <w:pStyle w:val="Paragraf"/>
-      </w:pPr>
-      <w:r>
-        <w:t>Prosječna vrijednost makro odziva dobijenih Python modela iznosi 78.66%.</w:t>
-      </w:r>
-    </w:p>
-    <w:p>
-      <w:pPr>
-        <w:pStyle w:val="Paragraf"/>
-      </w:pPr>
-      <w:r>
-        <w:t>Na slici 6. je prikazan graf poređenja makro odziva treniranih modela.</w:t>
+        <w:t>77</w:t>
+      </w:r>
+      <w:r>
+        <w:t>,</w:t>
+      </w:r>
+      <w:r>
+        <w:t>41%</w:t>
+      </w:r>
+    </w:p>
+    <w:p>
+      <w:r>
+        <w:t>Prosječna vrijednost makro odziva dobijenih Python modela iznosi 78</w:t>
+      </w:r>
+      <w:r>
+        <w:t>,</w:t>
+      </w:r>
+      <w:r>
+        <w:t>66%.</w:t>
+      </w:r>
+    </w:p>
+    <w:p>
+      <w:r>
+        <w:t xml:space="preserve">Na slici 6. prikazan </w:t>
+      </w:r>
+      <w:r>
+        <w:t xml:space="preserve">je </w:t>
+      </w:r>
+      <w:r>
+        <w:t>graf poređenja makro odziva treniranih modela.</w:t>
       </w:r>
     </w:p>
     <w:p>
@@ -15317,7 +15788,25 @@
         <w:fldChar w:fldCharType="end"/>
       </w:r>
       <w:r>
-        <w:t>. Usporedba makro odziva modela</w:t>
+        <w:t xml:space="preserve">. </w:t>
+      </w:r>
+      <w:r>
+        <w:t>Pore</w:t>
+      </w:r>
+      <w:r>
+        <w:rPr>
+          <w:lang w:val="bs-Latn-BA"/>
+        </w:rPr>
+        <w:t>đenj</w:t>
+      </w:r>
+      <w:r>
+        <w:rPr>
+          <w:lang w:val="bs-Latn-BA"/>
+        </w:rPr>
+        <w:t>e</w:t>
+      </w:r>
+      <w:r>
+        <w:t xml:space="preserve"> makro odziva modela</w:t>
       </w:r>
     </w:p>
     <w:bookmarkEnd w:id="19"/>
@@ -15335,11 +15824,14 @@
     </w:p>
     <w:p/>
     <w:p>
-      <w:pPr>
-        <w:pStyle w:val="Paragraf"/>
-      </w:pPr>
-      <w:r>
-        <w:t xml:space="preserve">Vrijednost makro </w:t>
+      <w:r>
+        <w:t>Vrijednost</w:t>
+      </w:r>
+      <w:r>
+        <w:t>i</w:t>
+      </w:r>
+      <w:r>
+        <w:t xml:space="preserve"> makro </w:t>
       </w:r>
       <w:r>
         <w:t>F1 mjera</w:t>
@@ -15348,7 +15840,10 @@
         <w:t xml:space="preserve"> dobijenih C# modela iznos</w:t>
       </w:r>
       <w:r>
-        <w:t>i:</w:t>
+        <w:t>e</w:t>
+      </w:r>
+      <w:r>
+        <w:t>:</w:t>
       </w:r>
     </w:p>
     <w:p>
@@ -15363,7 +15858,10 @@
         <w:t>79</w:t>
       </w:r>
       <w:r>
-        <w:t>.95</w:t>
+        <w:t>,</w:t>
+      </w:r>
+      <w:r>
+        <w:t>95</w:t>
       </w:r>
       <w:r>
         <w:t>%</w:t>
@@ -15378,7 +15876,13 @@
         </w:numPr>
       </w:pPr>
       <w:r>
-        <w:t>80.54</w:t>
+        <w:t>80</w:t>
+      </w:r>
+      <w:r>
+        <w:t>,</w:t>
+      </w:r>
+      <w:r>
+        <w:t>54</w:t>
       </w:r>
       <w:r>
         <w:t>%</w:t>
@@ -15396,10 +15900,42 @@
         <w:t>7</w:t>
       </w:r>
       <w:r>
-        <w:t>8.95</w:t>
+        <w:t>8</w:t>
+      </w:r>
+      <w:r>
+        <w:t>,</w:t>
+      </w:r>
+      <w:r>
+        <w:t>95</w:t>
       </w:r>
       <w:r>
         <w:t>%</w:t>
+      </w:r>
+    </w:p>
+    <w:p>
+      <w:r>
+        <w:t xml:space="preserve">Prosječna vrijednost </w:t>
+      </w:r>
+      <w:r>
+        <w:t>F1</w:t>
+      </w:r>
+      <w:r>
+        <w:t xml:space="preserve"> </w:t>
+      </w:r>
+      <w:r>
+        <w:t>mjera</w:t>
+      </w:r>
+      <w:r>
+        <w:t xml:space="preserve"> dobijenih C# modela iznosi 79</w:t>
+      </w:r>
+      <w:r>
+        <w:t>,</w:t>
+      </w:r>
+      <w:r>
+        <w:t>81</w:t>
+      </w:r>
+      <w:r>
+        <w:t>%.</w:t>
       </w:r>
     </w:p>
     <w:p>
@@ -15407,47 +15943,28 @@
         <w:pStyle w:val="Paragraf"/>
         <w:ind w:left="340" w:firstLine="0"/>
       </w:pPr>
-      <w:r>
-        <w:t xml:space="preserve">Prosječna vrijednost </w:t>
-      </w:r>
-      <w:r>
-        <w:t>F1</w:t>
-      </w:r>
-      <w:r>
-        <w:t xml:space="preserve"> </w:t>
-      </w:r>
-      <w:r>
-        <w:t>mjera</w:t>
-      </w:r>
-      <w:r>
-        <w:t xml:space="preserve"> dobijenih C# modela iznosi 79.</w:t>
-      </w:r>
-      <w:r>
-        <w:t>81</w:t>
-      </w:r>
-      <w:r>
-        <w:t>%.</w:t>
-      </w:r>
-    </w:p>
-    <w:p>
-      <w:pPr>
-        <w:pStyle w:val="Paragraf"/>
-        <w:ind w:left="340" w:firstLine="0"/>
-      </w:pPr>
-    </w:p>
-    <w:p>
-      <w:pPr>
-        <w:pStyle w:val="Paragraf"/>
-        <w:ind w:left="340" w:firstLine="0"/>
-      </w:pPr>
-      <w:r>
-        <w:t xml:space="preserve">Vrijednost makro </w:t>
+    </w:p>
+    <w:p>
+      <w:r>
+        <w:t>Vrijednost</w:t>
+      </w:r>
+      <w:r>
+        <w:t>i</w:t>
+      </w:r>
+      <w:r>
+        <w:t xml:space="preserve"> makro </w:t>
       </w:r>
       <w:r>
         <w:t xml:space="preserve">F1 mjera </w:t>
       </w:r>
       <w:r>
-        <w:t>dobijenih Python modela iznosi:</w:t>
+        <w:t>dobijenih Python modela iznos</w:t>
+      </w:r>
+      <w:r>
+        <w:t>e</w:t>
+      </w:r>
+      <w:r>
+        <w:t>:</w:t>
       </w:r>
     </w:p>
     <w:p>
@@ -15459,7 +15976,13 @@
         </w:numPr>
       </w:pPr>
       <w:r>
-        <w:t>77.21</w:t>
+        <w:t>77</w:t>
+      </w:r>
+      <w:r>
+        <w:t>,</w:t>
+      </w:r>
+      <w:r>
+        <w:t>21</w:t>
       </w:r>
       <w:r>
         <w:t>%</w:t>
@@ -15474,7 +15997,13 @@
         </w:numPr>
       </w:pPr>
       <w:r>
-        <w:t>80.41</w:t>
+        <w:t>80</w:t>
+      </w:r>
+      <w:r>
+        <w:t>,</w:t>
+      </w:r>
+      <w:r>
+        <w:t>41</w:t>
       </w:r>
       <w:r>
         <w:t>%</w:t>
@@ -15489,16 +16018,19 @@
         </w:numPr>
       </w:pPr>
       <w:r>
-        <w:t>77.66</w:t>
+        <w:t>77</w:t>
+      </w:r>
+      <w:r>
+        <w:t>,</w:t>
+      </w:r>
+      <w:r>
+        <w:t>66</w:t>
       </w:r>
       <w:r>
         <w:t>%</w:t>
       </w:r>
     </w:p>
     <w:p>
-      <w:pPr>
-        <w:pStyle w:val="Paragraf"/>
-      </w:pPr>
       <w:r>
         <w:t xml:space="preserve">Prosječna </w:t>
       </w:r>
@@ -15506,7 +16038,10 @@
         <w:t xml:space="preserve">vrijednost makro F1 mjera </w:t>
       </w:r>
       <w:r>
-        <w:t>dobijenih Python modela iznosi 78.</w:t>
+        <w:t>dobijenih Python modela iznosi 78</w:t>
+      </w:r>
+      <w:r>
+        <w:t>,</w:t>
       </w:r>
       <w:r>
         <w:t>43</w:t>
@@ -15516,9 +16051,6 @@
       </w:r>
     </w:p>
     <w:p>
-      <w:pPr>
-        <w:pStyle w:val="Paragraf"/>
-      </w:pPr>
       <w:r>
         <w:t xml:space="preserve">Na slici </w:t>
       </w:r>
@@ -15526,7 +16058,13 @@
         <w:t>7</w:t>
       </w:r>
       <w:r>
-        <w:t xml:space="preserve">. je prikazan graf poređenja makro </w:t>
+        <w:t xml:space="preserve">. prikazan </w:t>
+      </w:r>
+      <w:r>
+        <w:t xml:space="preserve">je </w:t>
+      </w:r>
+      <w:r>
+        <w:t xml:space="preserve">graf poređenja makro </w:t>
       </w:r>
       <w:r>
         <w:t>F1 mjera</w:t>
@@ -15608,7 +16146,10 @@
         <w:t xml:space="preserve">. </w:t>
       </w:r>
       <w:r>
-        <w:t xml:space="preserve">Usporedba makro </w:t>
+        <w:t>Poređenje</w:t>
+      </w:r>
+      <w:r>
+        <w:t xml:space="preserve"> makro </w:t>
       </w:r>
       <w:r>
         <w:t>F1 mjera</w:t>
@@ -15652,11 +16193,14 @@
       </w:pPr>
     </w:p>
     <w:p>
-      <w:pPr>
-        <w:pStyle w:val="Paragraf"/>
-      </w:pPr>
-      <w:r>
-        <w:t xml:space="preserve">Vrijednost </w:t>
+      <w:r>
+        <w:t>Vrijednost</w:t>
+      </w:r>
+      <w:r>
+        <w:t>i</w:t>
+      </w:r>
+      <w:r>
+        <w:t xml:space="preserve"> </w:t>
       </w:r>
       <w:r>
         <w:t>odziva maligne klase</w:t>
@@ -15665,7 +16209,7 @@
         <w:t xml:space="preserve"> dobijenih C# modela iznos</w:t>
       </w:r>
       <w:r>
-        <w:t>i:</w:t>
+        <w:t>e:</w:t>
       </w:r>
     </w:p>
     <w:p>
@@ -15673,11 +16217,17 @@
         <w:pStyle w:val="Paragraf"/>
         <w:numPr>
           <w:ilvl w:val="0"/>
-          <w:numId w:val="24"/>
+          <w:numId w:val="29"/>
         </w:numPr>
       </w:pPr>
       <w:r>
-        <w:t>98.58</w:t>
+        <w:t>98</w:t>
+      </w:r>
+      <w:r>
+        <w:t>,</w:t>
+      </w:r>
+      <w:r>
+        <w:t>58</w:t>
       </w:r>
       <w:r>
         <w:t>%</w:t>
@@ -15688,11 +16238,17 @@
         <w:pStyle w:val="Paragraf"/>
         <w:numPr>
           <w:ilvl w:val="0"/>
-          <w:numId w:val="24"/>
+          <w:numId w:val="29"/>
         </w:numPr>
       </w:pPr>
       <w:r>
-        <w:t>99.29</w:t>
+        <w:t>99</w:t>
+      </w:r>
+      <w:r>
+        <w:t>,</w:t>
+      </w:r>
+      <w:r>
+        <w:t>29</w:t>
       </w:r>
       <w:r>
         <w:t>%</w:t>
@@ -15703,14 +16259,43 @@
         <w:pStyle w:val="Paragraf"/>
         <w:numPr>
           <w:ilvl w:val="0"/>
-          <w:numId w:val="24"/>
+          <w:numId w:val="29"/>
         </w:numPr>
       </w:pPr>
       <w:r>
-        <w:t>98.58</w:t>
+        <w:t>98</w:t>
+      </w:r>
+      <w:r>
+        <w:t>,</w:t>
+      </w:r>
+      <w:r>
+        <w:t>58</w:t>
       </w:r>
       <w:r>
         <w:t>%</w:t>
+      </w:r>
+    </w:p>
+    <w:p>
+      <w:r>
+        <w:t xml:space="preserve">Prosječna vrijednost </w:t>
+      </w:r>
+      <w:r>
+        <w:t xml:space="preserve">odziva maligne klase </w:t>
+      </w:r>
+      <w:r>
+        <w:t xml:space="preserve">dobijenih C# modela iznosi </w:t>
+      </w:r>
+      <w:r>
+        <w:t>98</w:t>
+      </w:r>
+      <w:r>
+        <w:t>,</w:t>
+      </w:r>
+      <w:r>
+        <w:t>91</w:t>
+      </w:r>
+      <w:r>
+        <w:t>%.</w:t>
       </w:r>
     </w:p>
     <w:p>
@@ -15718,35 +16303,22 @@
         <w:pStyle w:val="Paragraf"/>
         <w:ind w:left="340" w:firstLine="0"/>
       </w:pPr>
-      <w:r>
-        <w:t xml:space="preserve">Prosječna vrijednost </w:t>
-      </w:r>
-      <w:r>
-        <w:t xml:space="preserve">odziva maligne klase </w:t>
-      </w:r>
-      <w:r>
-        <w:t xml:space="preserve">dobijenih C# modela iznosi </w:t>
-      </w:r>
-      <w:r>
-        <w:t>98.91</w:t>
-      </w:r>
-      <w:r>
-        <w:t>%.</w:t>
-      </w:r>
-    </w:p>
-    <w:p>
-      <w:pPr>
-        <w:pStyle w:val="Paragraf"/>
-        <w:ind w:left="340" w:firstLine="0"/>
-      </w:pPr>
-    </w:p>
-    <w:p>
-      <w:pPr>
-        <w:pStyle w:val="Paragraf"/>
-        <w:ind w:left="340" w:firstLine="0"/>
-      </w:pPr>
-      <w:r>
-        <w:t>Vrijednost makro F1 mjera dobijenih Python modela iznosi:</w:t>
+    </w:p>
+    <w:p>
+      <w:r>
+        <w:t>Vrijednost</w:t>
+      </w:r>
+      <w:r>
+        <w:t>i odziva maligne klase</w:t>
+      </w:r>
+      <w:r>
+        <w:t xml:space="preserve"> dobijenih Python modela iznos</w:t>
+      </w:r>
+      <w:r>
+        <w:t>e</w:t>
+      </w:r>
+      <w:r>
+        <w:t>:</w:t>
       </w:r>
     </w:p>
     <w:p>
@@ -15754,14 +16326,23 @@
         <w:pStyle w:val="Paragraf"/>
         <w:numPr>
           <w:ilvl w:val="0"/>
-          <w:numId w:val="23"/>
+          <w:numId w:val="28"/>
         </w:numPr>
       </w:pPr>
       <w:r>
-        <w:t>97.87</w:t>
+        <w:t>97</w:t>
+      </w:r>
+      <w:r>
+        <w:t>,</w:t>
+      </w:r>
+      <w:r>
+        <w:t>87</w:t>
       </w:r>
       <w:r>
         <w:t>%</w:t>
+      </w:r>
+      <w:r>
+        <w:tab/>
       </w:r>
     </w:p>
     <w:p>
@@ -15769,11 +16350,17 @@
         <w:pStyle w:val="Paragraf"/>
         <w:numPr>
           <w:ilvl w:val="0"/>
-          <w:numId w:val="23"/>
+          <w:numId w:val="28"/>
         </w:numPr>
       </w:pPr>
       <w:r>
-        <w:t>97.16</w:t>
+        <w:t>97</w:t>
+      </w:r>
+      <w:r>
+        <w:t>,</w:t>
+      </w:r>
+      <w:r>
+        <w:t>16</w:t>
       </w:r>
       <w:r>
         <w:t>%</w:t>
@@ -15784,34 +16371,46 @@
         <w:pStyle w:val="Paragraf"/>
         <w:numPr>
           <w:ilvl w:val="0"/>
-          <w:numId w:val="23"/>
+          <w:numId w:val="28"/>
         </w:numPr>
       </w:pPr>
       <w:r>
-        <w:t>97.87</w:t>
+        <w:t>97</w:t>
+      </w:r>
+      <w:r>
+        <w:t>,</w:t>
+      </w:r>
+      <w:r>
+        <w:t>87</w:t>
       </w:r>
       <w:r>
         <w:t>%</w:t>
       </w:r>
     </w:p>
     <w:p>
-      <w:pPr>
-        <w:pStyle w:val="Paragraf"/>
-      </w:pPr>
-      <w:r>
-        <w:t xml:space="preserve">Prosječna vrijednost makro F1 mjera dobijenih Python modela iznosi </w:t>
-      </w:r>
-      <w:r>
-        <w:t>97.63</w:t>
+      <w:r>
+        <w:t>Prosječna vrijednost</w:t>
+      </w:r>
+      <w:r>
+        <w:t xml:space="preserve"> odziva maligne klase </w:t>
+      </w:r>
+      <w:r>
+        <w:t xml:space="preserve">dobijenih Python modela iznosi </w:t>
+      </w:r>
+      <w:r>
+        <w:t>97</w:t>
+      </w:r>
+      <w:r>
+        <w:t>,</w:t>
+      </w:r>
+      <w:r>
+        <w:t>63</w:t>
       </w:r>
       <w:r>
         <w:t>%.</w:t>
       </w:r>
     </w:p>
     <w:p>
-      <w:pPr>
-        <w:pStyle w:val="Paragraf"/>
-      </w:pPr>
       <w:r>
         <w:t xml:space="preserve">Na slici </w:t>
       </w:r>
@@ -15819,7 +16418,13 @@
         <w:t>8</w:t>
       </w:r>
       <w:r>
-        <w:t xml:space="preserve">. je prikazan graf poređenja </w:t>
+        <w:t xml:space="preserve">. prikazan </w:t>
+      </w:r>
+      <w:r>
+        <w:t xml:space="preserve">je </w:t>
+      </w:r>
+      <w:r>
+        <w:t xml:space="preserve">graf poređenja </w:t>
       </w:r>
       <w:r>
         <w:t>odziva malignih klasa treniranih modela.</w:t>
@@ -15832,10 +16437,10 @@
       </w:pPr>
       <w:r>
         <w:drawing>
-          <wp:inline distT="0" distB="0" distL="0" distR="0" wp14:anchorId="39CDC003" wp14:editId="03F56902">
-            <wp:extent cx="5943600" cy="2294890"/>
+          <wp:inline distT="0" distB="0" distL="0" distR="0" wp14:anchorId="1E3E51F4" wp14:editId="5DBF2155">
+            <wp:extent cx="5943600" cy="2330450"/>
             <wp:effectExtent l="0" t="0" r="0" b="0"/>
-            <wp:docPr id="9" name="Picture 9"/>
+            <wp:docPr id="11" name="Picture 11"/>
             <wp:cNvGraphicFramePr>
               <a:graphicFrameLocks xmlns:a="http://schemas.openxmlformats.org/drawingml/2006/main" noChangeAspect="1"/>
             </wp:cNvGraphicFramePr>
@@ -15855,7 +16460,7 @@
                   <pic:spPr>
                     <a:xfrm>
                       <a:off x="0" y="0"/>
-                      <a:ext cx="5943600" cy="2294890"/>
+                      <a:ext cx="5943600" cy="2330450"/>
                     </a:xfrm>
                     <a:prstGeom prst="rect">
                       <a:avLst/>
@@ -15898,7 +16503,10 @@
         <w:t xml:space="preserve">. </w:t>
       </w:r>
       <w:r>
-        <w:t xml:space="preserve">Usporedba </w:t>
+        <w:t>Poređenje</w:t>
+      </w:r>
+      <w:r>
+        <w:t xml:space="preserve"> </w:t>
       </w:r>
       <w:r>
         <w:t>odziva malignih klasa</w:t>
@@ -15933,7 +16541,7 @@
       </w:pPr>
       <w:r>
         <w:lastRenderedPageBreak/>
-        <w:t>Preciznost</w:t>
+        <w:t>Tačnost</w:t>
       </w:r>
     </w:p>
     <w:p>
@@ -15942,11 +16550,26 @@
       </w:pPr>
     </w:p>
     <w:p>
-      <w:pPr>
-        <w:pStyle w:val="Paragraf"/>
-      </w:pPr>
-      <w:r>
-        <w:t>Vrijednost odziva maligne klase dobijenih C# modela iznosi:</w:t>
+      <w:r>
+        <w:t>Vrijednost</w:t>
+      </w:r>
+      <w:r>
+        <w:t>i</w:t>
+      </w:r>
+      <w:r>
+        <w:t xml:space="preserve"> </w:t>
+      </w:r>
+      <w:r>
+        <w:t>tačnosti</w:t>
+      </w:r>
+      <w:r>
+        <w:t xml:space="preserve"> dobijenih C# modela iznos</w:t>
+      </w:r>
+      <w:r>
+        <w:t>e</w:t>
+      </w:r>
+      <w:r>
+        <w:t>:</w:t>
       </w:r>
     </w:p>
     <w:p>
@@ -15954,11 +16577,20 @@
         <w:pStyle w:val="Paragraf"/>
         <w:numPr>
           <w:ilvl w:val="0"/>
-          <w:numId w:val="24"/>
+          <w:numId w:val="26"/>
         </w:numPr>
       </w:pPr>
       <w:r>
-        <w:t>98.58%</w:t>
+        <w:t>82</w:t>
+      </w:r>
+      <w:r>
+        <w:t>,</w:t>
+      </w:r>
+      <w:r>
+        <w:t>55</w:t>
+      </w:r>
+      <w:r>
+        <w:t>%</w:t>
       </w:r>
     </w:p>
     <w:p>
@@ -15966,11 +16598,20 @@
         <w:pStyle w:val="Paragraf"/>
         <w:numPr>
           <w:ilvl w:val="0"/>
-          <w:numId w:val="24"/>
+          <w:numId w:val="26"/>
         </w:numPr>
       </w:pPr>
       <w:r>
-        <w:t>99.29%</w:t>
+        <w:t>83</w:t>
+      </w:r>
+      <w:r>
+        <w:t>,</w:t>
+      </w:r>
+      <w:r>
+        <w:t>27</w:t>
+      </w:r>
+      <w:r>
+        <w:t>%</w:t>
       </w:r>
     </w:p>
     <w:p>
@@ -15978,11 +16619,43 @@
         <w:pStyle w:val="Paragraf"/>
         <w:numPr>
           <w:ilvl w:val="0"/>
-          <w:numId w:val="24"/>
+          <w:numId w:val="26"/>
         </w:numPr>
       </w:pPr>
       <w:r>
-        <w:t>98.58%</w:t>
+        <w:t>81</w:t>
+      </w:r>
+      <w:r>
+        <w:t>,</w:t>
+      </w:r>
+      <w:r>
+        <w:t>82</w:t>
+      </w:r>
+      <w:r>
+        <w:t>%</w:t>
+      </w:r>
+    </w:p>
+    <w:p>
+      <w:r>
+        <w:t xml:space="preserve">Prosječna vrijednost </w:t>
+      </w:r>
+      <w:r>
+        <w:t xml:space="preserve">tačnosti </w:t>
+      </w:r>
+      <w:r>
+        <w:t xml:space="preserve">dobijenih C# modela iznosi </w:t>
+      </w:r>
+      <w:r>
+        <w:t>82</w:t>
+      </w:r>
+      <w:r>
+        <w:t>,</w:t>
+      </w:r>
+      <w:r>
+        <w:t>55</w:t>
+      </w:r>
+      <w:r>
+        <w:t>%.</w:t>
       </w:r>
     </w:p>
     <w:p>
@@ -15990,23 +16663,25 @@
         <w:pStyle w:val="Paragraf"/>
         <w:ind w:left="340" w:firstLine="0"/>
       </w:pPr>
-      <w:r>
-        <w:t>Prosječna vrijednost odziva maligne klase dobijenih C# modela iznosi 98.91%.</w:t>
-      </w:r>
-    </w:p>
-    <w:p>
-      <w:pPr>
-        <w:pStyle w:val="Paragraf"/>
-        <w:ind w:left="340" w:firstLine="0"/>
-      </w:pPr>
-    </w:p>
-    <w:p>
-      <w:pPr>
-        <w:pStyle w:val="Paragraf"/>
-        <w:ind w:left="340" w:firstLine="0"/>
-      </w:pPr>
-      <w:r>
-        <w:t>Vrijednost makro F1 mjera dobijenih Python modela iznosi:</w:t>
+    </w:p>
+    <w:p>
+      <w:r>
+        <w:t>Vrijednost</w:t>
+      </w:r>
+      <w:r>
+        <w:t>i</w:t>
+      </w:r>
+      <w:r>
+        <w:t xml:space="preserve"> tačnosti</w:t>
+      </w:r>
+      <w:r>
+        <w:t xml:space="preserve"> dobijenih Python modela iznos</w:t>
+      </w:r>
+      <w:r>
+        <w:t>e</w:t>
+      </w:r>
+      <w:r>
+        <w:t>:</w:t>
       </w:r>
     </w:p>
     <w:p>
@@ -16014,11 +16689,20 @@
         <w:pStyle w:val="Paragraf"/>
         <w:numPr>
           <w:ilvl w:val="0"/>
-          <w:numId w:val="23"/>
+          <w:numId w:val="25"/>
         </w:numPr>
       </w:pPr>
       <w:r>
-        <w:t>97.87%</w:t>
+        <w:t>80</w:t>
+      </w:r>
+      <w:r>
+        <w:t>,</w:t>
+      </w:r>
+      <w:r>
+        <w:t>00</w:t>
+      </w:r>
+      <w:r>
+        <w:t>%</w:t>
       </w:r>
     </w:p>
     <w:p>
@@ -16026,11 +16710,20 @@
         <w:pStyle w:val="Paragraf"/>
         <w:numPr>
           <w:ilvl w:val="0"/>
-          <w:numId w:val="23"/>
+          <w:numId w:val="25"/>
         </w:numPr>
       </w:pPr>
       <w:r>
-        <w:t>97.16%</w:t>
+        <w:t>82</w:t>
+      </w:r>
+      <w:r>
+        <w:t>,</w:t>
+      </w:r>
+      <w:r>
+        <w:t>18</w:t>
+      </w:r>
+      <w:r>
+        <w:t>%</w:t>
       </w:r>
     </w:p>
     <w:p>
@@ -16038,27 +16731,81 @@
         <w:pStyle w:val="Paragraf"/>
         <w:numPr>
           <w:ilvl w:val="0"/>
-          <w:numId w:val="23"/>
+          <w:numId w:val="25"/>
         </w:numPr>
       </w:pPr>
       <w:r>
-        <w:t>97.87%</w:t>
-      </w:r>
-    </w:p>
-    <w:p>
-      <w:pPr>
-        <w:pStyle w:val="Paragraf"/>
-      </w:pPr>
-      <w:r>
-        <w:t>Prosječna vrijednost makro F1 mjera dobijenih Python modela iznosi 97.63%.</w:t>
-      </w:r>
-    </w:p>
-    <w:p>
-      <w:pPr>
-        <w:pStyle w:val="Paragraf"/>
-      </w:pPr>
-      <w:r>
-        <w:t>Na slici 8. je prikazan graf poređenja odziva malignih klasa treniranih modela.</w:t>
+        <w:t>80</w:t>
+      </w:r>
+      <w:r>
+        <w:t>,</w:t>
+      </w:r>
+      <w:r>
+        <w:t>36</w:t>
+      </w:r>
+      <w:r>
+        <w:t>%</w:t>
+      </w:r>
+    </w:p>
+    <w:p>
+      <w:r>
+        <w:t xml:space="preserve">Prosječna vrijednost </w:t>
+      </w:r>
+      <w:r>
+        <w:t>ta</w:t>
+      </w:r>
+      <w:r>
+        <w:rPr>
+          <w:lang w:val="bs-Latn-BA"/>
+        </w:rPr>
+        <w:t>č</w:t>
+      </w:r>
+      <w:r>
+        <w:t>no</w:t>
+      </w:r>
+      <w:r>
+        <w:t>sti</w:t>
+      </w:r>
+      <w:r>
+        <w:t xml:space="preserve"> dobijenih Python modela iznosi </w:t>
+      </w:r>
+      <w:r>
+        <w:t>80</w:t>
+      </w:r>
+      <w:r>
+        <w:t>,</w:t>
+      </w:r>
+      <w:r>
+        <w:t>85</w:t>
+      </w:r>
+      <w:r>
+        <w:t>%.</w:t>
+      </w:r>
+    </w:p>
+    <w:p>
+      <w:r>
+        <w:t xml:space="preserve">Na slici </w:t>
+      </w:r>
+      <w:r>
+        <w:t>9</w:t>
+      </w:r>
+      <w:r>
+        <w:t xml:space="preserve">. je prikazan graf poređenja </w:t>
+      </w:r>
+      <w:r>
+        <w:t>ta</w:t>
+      </w:r>
+      <w:r>
+        <w:rPr>
+          <w:lang w:val="bs-Latn-BA"/>
+        </w:rPr>
+        <w:t>čnosti</w:t>
+      </w:r>
+      <w:r>
+        <w:t xml:space="preserve"> </w:t>
+      </w:r>
+      <w:r>
+        <w:t>treniranih modela.</w:t>
       </w:r>
     </w:p>
     <w:p>
@@ -16067,11 +16814,14 @@
         <w:keepNext/>
       </w:pPr>
       <w:r>
+        <w:rPr>
+          <w:noProof/>
+        </w:rPr>
         <w:drawing>
-          <wp:inline distT="0" distB="0" distL="0" distR="0" wp14:anchorId="19D065DD" wp14:editId="6AE07CC4">
-            <wp:extent cx="5943600" cy="2294890"/>
+          <wp:inline distT="0" distB="0" distL="0" distR="0" wp14:anchorId="525B71C9" wp14:editId="5B55B750">
+            <wp:extent cx="5943600" cy="2330450"/>
             <wp:effectExtent l="0" t="0" r="0" b="0"/>
-            <wp:docPr id="10" name="Picture 10"/>
+            <wp:docPr id="13" name="Picture 13"/>
             <wp:cNvGraphicFramePr>
               <a:graphicFrameLocks xmlns:a="http://schemas.openxmlformats.org/drawingml/2006/main" noChangeAspect="1"/>
             </wp:cNvGraphicFramePr>
@@ -16083,7 +16833,7 @@
                     <pic:cNvPicPr/>
                   </pic:nvPicPr>
                   <pic:blipFill>
-                    <a:blip r:embed="rId26"/>
+                    <a:blip r:embed="rId27"/>
                     <a:stretch>
                       <a:fillRect/>
                     </a:stretch>
@@ -16091,7 +16841,7 @@
                   <pic:spPr>
                     <a:xfrm>
                       <a:off x="0" y="0"/>
-                      <a:ext cx="5943600" cy="2294890"/>
+                      <a:ext cx="5943600" cy="2330450"/>
                     </a:xfrm>
                     <a:prstGeom prst="rect">
                       <a:avLst/>
@@ -16125,7 +16875,7 @@
         <w:rPr>
           <w:noProof/>
         </w:rPr>
-        <w:t>8</w:t>
+        <w:t>9</w:t>
       </w:r>
       <w:r>
         <w:fldChar w:fldCharType="end"/>
@@ -16134,13 +16884,16 @@
         <w:t xml:space="preserve">. </w:t>
       </w:r>
       <w:r>
-        <w:t xml:space="preserve">Usporedba </w:t>
-      </w:r>
-      <w:r>
-        <w:t>odziva malignih klasa</w:t>
-      </w:r>
-      <w:r>
-        <w:t xml:space="preserve"> modela</w:t>
+        <w:t>Poređenje</w:t>
+      </w:r>
+      <w:r>
+        <w:t xml:space="preserve"> </w:t>
+      </w:r>
+      <w:r>
+        <w:t xml:space="preserve">tačnosti </w:t>
+      </w:r>
+      <w:r>
+        <w:t>modela</w:t>
       </w:r>
     </w:p>
     <w:p>
@@ -16164,6 +16917,12 @@
       </w:pPr>
     </w:p>
     <w:p>
+      <w:r>
+        <w:lastRenderedPageBreak/>
+        <w:t xml:space="preserve">Na slici 10. je prikazan grafik funkcije troška na validacijskom skupu podataka kroz epohe. </w:t>
+      </w:r>
+    </w:p>
+    <w:p>
       <w:pPr>
         <w:pStyle w:val="Paragraf"/>
       </w:pPr>
@@ -16171,7 +16930,75 @@
     <w:p>
       <w:pPr>
         <w:pStyle w:val="Paragraf"/>
-      </w:pPr>
+        <w:keepNext/>
+      </w:pPr>
+      <w:r>
+        <w:drawing>
+          <wp:inline distT="0" distB="0" distL="0" distR="0" wp14:anchorId="6F99753D" wp14:editId="33CBD4D3">
+            <wp:extent cx="5943600" cy="2348865"/>
+            <wp:effectExtent l="0" t="0" r="0" b="0"/>
+            <wp:docPr id="14" name="Picture 14"/>
+            <wp:cNvGraphicFramePr>
+              <a:graphicFrameLocks xmlns:a="http://schemas.openxmlformats.org/drawingml/2006/main" noChangeAspect="1"/>
+            </wp:cNvGraphicFramePr>
+            <a:graphic xmlns:a="http://schemas.openxmlformats.org/drawingml/2006/main">
+              <a:graphicData uri="http://schemas.openxmlformats.org/drawingml/2006/picture">
+                <pic:pic xmlns:pic="http://schemas.openxmlformats.org/drawingml/2006/picture">
+                  <pic:nvPicPr>
+                    <pic:cNvPr id="1" name=""/>
+                    <pic:cNvPicPr/>
+                  </pic:nvPicPr>
+                  <pic:blipFill>
+                    <a:blip r:embed="rId28"/>
+                    <a:stretch>
+                      <a:fillRect/>
+                    </a:stretch>
+                  </pic:blipFill>
+                  <pic:spPr>
+                    <a:xfrm>
+                      <a:off x="0" y="0"/>
+                      <a:ext cx="5943600" cy="2348865"/>
+                    </a:xfrm>
+                    <a:prstGeom prst="rect">
+                      <a:avLst/>
+                    </a:prstGeom>
+                  </pic:spPr>
+                </pic:pic>
+              </a:graphicData>
+            </a:graphic>
+          </wp:inline>
+        </w:drawing>
+      </w:r>
+    </w:p>
+    <w:p>
+      <w:pPr>
+        <w:pStyle w:val="Caption"/>
+        <w:jc w:val="center"/>
+      </w:pPr>
+      <w:r>
+        <w:t xml:space="preserve">Slika </w:t>
+      </w:r>
+      <w:r>
+        <w:fldChar w:fldCharType="begin"/>
+      </w:r>
+      <w:r>
+        <w:instrText xml:space="preserve"> SEQ Slika \* ARABIC </w:instrText>
+      </w:r>
+      <w:r>
+        <w:fldChar w:fldCharType="separate"/>
+      </w:r>
+      <w:r>
+        <w:rPr>
+          <w:noProof/>
+        </w:rPr>
+        <w:t>10</w:t>
+      </w:r>
+      <w:r>
+        <w:fldChar w:fldCharType="end"/>
+      </w:r>
+      <w:r>
+        <w:t>. Funkcija troška na validacijskom setu</w:t>
+      </w:r>
     </w:p>
     <w:p>
       <w:pPr>
@@ -16179,9 +17006,85 @@
       </w:pPr>
     </w:p>
     <w:p>
+      <w:r>
+        <w:t>Na slici 11. je prikazan grafik funkcije troška na skupu podataka za treniranje kroz epohe.</w:t>
+      </w:r>
+    </w:p>
+    <w:p>
       <w:pPr>
         <w:pStyle w:val="Paragraf"/>
-      </w:pPr>
+        <w:keepNext/>
+      </w:pPr>
+      <w:r>
+        <w:drawing>
+          <wp:inline distT="0" distB="0" distL="0" distR="0" wp14:anchorId="53855FE4" wp14:editId="1C3C28D3">
+            <wp:extent cx="5943600" cy="2319655"/>
+            <wp:effectExtent l="0" t="0" r="0" b="0"/>
+            <wp:docPr id="15" name="Picture 15"/>
+            <wp:cNvGraphicFramePr>
+              <a:graphicFrameLocks xmlns:a="http://schemas.openxmlformats.org/drawingml/2006/main" noChangeAspect="1"/>
+            </wp:cNvGraphicFramePr>
+            <a:graphic xmlns:a="http://schemas.openxmlformats.org/drawingml/2006/main">
+              <a:graphicData uri="http://schemas.openxmlformats.org/drawingml/2006/picture">
+                <pic:pic xmlns:pic="http://schemas.openxmlformats.org/drawingml/2006/picture">
+                  <pic:nvPicPr>
+                    <pic:cNvPr id="1" name=""/>
+                    <pic:cNvPicPr/>
+                  </pic:nvPicPr>
+                  <pic:blipFill>
+                    <a:blip r:embed="rId29"/>
+                    <a:stretch>
+                      <a:fillRect/>
+                    </a:stretch>
+                  </pic:blipFill>
+                  <pic:spPr>
+                    <a:xfrm>
+                      <a:off x="0" y="0"/>
+                      <a:ext cx="5943600" cy="2319655"/>
+                    </a:xfrm>
+                    <a:prstGeom prst="rect">
+                      <a:avLst/>
+                    </a:prstGeom>
+                  </pic:spPr>
+                </pic:pic>
+              </a:graphicData>
+            </a:graphic>
+          </wp:inline>
+        </w:drawing>
+      </w:r>
+    </w:p>
+    <w:p>
+      <w:pPr>
+        <w:pStyle w:val="Caption"/>
+        <w:jc w:val="center"/>
+        <w:rPr>
+          <w:lang w:val="en-US"/>
+        </w:rPr>
+      </w:pPr>
+      <w:r>
+        <w:t xml:space="preserve">Slika </w:t>
+      </w:r>
+      <w:r>
+        <w:fldChar w:fldCharType="begin"/>
+      </w:r>
+      <w:r>
+        <w:instrText xml:space="preserve"> SEQ Slika \* ARABIC </w:instrText>
+      </w:r>
+      <w:r>
+        <w:fldChar w:fldCharType="separate"/>
+      </w:r>
+      <w:r>
+        <w:rPr>
+          <w:noProof/>
+        </w:rPr>
+        <w:t>11</w:t>
+      </w:r>
+      <w:r>
+        <w:fldChar w:fldCharType="end"/>
+      </w:r>
+      <w:r>
+        <w:t>. Funkcija troška na trening setu</w:t>
+      </w:r>
     </w:p>
     <w:p>
       <w:pPr>
@@ -16201,7 +17104,17 @@
     <w:p>
       <w:pPr>
         <w:pStyle w:val="Paragraf"/>
-      </w:pPr>
+        <w:ind w:firstLine="0"/>
+      </w:pPr>
+    </w:p>
+    <w:p>
+      <w:pPr>
+        <w:pStyle w:val="Heading2"/>
+      </w:pPr>
+      <w:r>
+        <w:lastRenderedPageBreak/>
+        <w:t>Analiza rezultata</w:t>
+      </w:r>
     </w:p>
     <w:p>
       <w:pPr>
@@ -16209,6 +17122,259 @@
       </w:pPr>
     </w:p>
     <w:p>
+      <w:r>
+        <w:t>Analizom prikazanih metrika za</w:t>
+      </w:r>
+      <w:r>
+        <w:t xml:space="preserve"> vrijeme treniranja, makro odziva, makro F1 mjera i odziva malignene </w:t>
+      </w:r>
+      <w:r>
+        <w:t xml:space="preserve">klase, primjetno je da su rezultati </w:t>
+      </w:r>
+      <w:r>
+        <w:t>veoma slični u oba okruženja.</w:t>
+      </w:r>
+      <w:r>
+        <w:t xml:space="preserve"> </w:t>
+      </w:r>
+      <w:r>
+        <w:t xml:space="preserve">Ovakav </w:t>
+      </w:r>
+      <w:r>
+        <w:t>rezultat je bio</w:t>
+      </w:r>
+      <w:r>
+        <w:t xml:space="preserve"> </w:t>
+      </w:r>
+      <w:r>
+        <w:t>očekiva</w:t>
+      </w:r>
+      <w:r>
+        <w:t xml:space="preserve">n, s obzirom na </w:t>
+      </w:r>
+      <w:r>
+        <w:t xml:space="preserve">činjenicu da oba okruženja koriste istu </w:t>
+      </w:r>
+      <w:r>
+        <w:t xml:space="preserve">biblioteku </w:t>
+      </w:r>
+      <w:r>
+        <w:t>za treniranj</w:t>
+      </w:r>
+      <w:r>
+        <w:t>e</w:t>
+      </w:r>
+      <w:r>
+        <w:t xml:space="preserve"> modela, </w:t>
+      </w:r>
+      <w:r>
+        <w:t xml:space="preserve">odnosno </w:t>
+      </w:r>
+      <w:r>
+        <w:t>LibTorch.</w:t>
+      </w:r>
+    </w:p>
+    <w:p>
+      <w:r>
+        <w:t xml:space="preserve">Ovime je </w:t>
+      </w:r>
+      <w:r>
+        <w:t xml:space="preserve">dokazano </w:t>
+      </w:r>
+      <w:r>
+        <w:t xml:space="preserve">da je za </w:t>
+      </w:r>
+      <w:r>
+        <w:t xml:space="preserve">posmatrani problem </w:t>
+      </w:r>
+      <w:r>
+        <w:t xml:space="preserve">sasvim moguće raditi treniranje u C# okruženju sa neprimjetnim razlikama u glavnim metrikama </w:t>
+      </w:r>
+      <w:r>
+        <w:t xml:space="preserve">modela </w:t>
+      </w:r>
+      <w:r>
+        <w:t>i vremenu treniranja</w:t>
+      </w:r>
+      <w:r>
+        <w:t xml:space="preserve"> u poređenju sa Python okruženjem</w:t>
+      </w:r>
+      <w:r>
+        <w:t>.</w:t>
+      </w:r>
+    </w:p>
+    <w:p>
+      <w:r>
+        <w:t>Ostaje nekoliko dodatnih zapažanja</w:t>
+      </w:r>
+      <w:r>
+        <w:t xml:space="preserve">. </w:t>
+      </w:r>
+      <w:r>
+        <w:t xml:space="preserve">Analizom grafika </w:t>
+      </w:r>
+      <w:r>
+        <w:t>funkcije troška</w:t>
+      </w:r>
+      <w:r>
+        <w:t xml:space="preserve"> </w:t>
+      </w:r>
+      <w:r>
+        <w:t>može se prim</w:t>
+      </w:r>
+      <w:r>
+        <w:t>i</w:t>
+      </w:r>
+      <w:r>
+        <w:t>jetit</w:t>
+      </w:r>
+      <w:r>
+        <w:t>i</w:t>
+      </w:r>
+      <w:r>
+        <w:t xml:space="preserve"> da funkcij</w:t>
+      </w:r>
+      <w:r>
+        <w:t>a</w:t>
+      </w:r>
+      <w:r>
+        <w:t xml:space="preserve"> troška vrlo brzo dostiže vrijednost blizu nule za </w:t>
+      </w:r>
+      <w:r>
+        <w:t xml:space="preserve">podatke za treniranje, </w:t>
+      </w:r>
+      <w:r>
+        <w:t>dok na validacijskom setu podataka nastavlja</w:t>
+      </w:r>
+      <w:r>
+        <w:t xml:space="preserve"> rasti</w:t>
+      </w:r>
+      <w:r>
+        <w:t>.</w:t>
+      </w:r>
+      <w:r>
+        <w:t xml:space="preserve"> </w:t>
+      </w:r>
+      <w:r>
+        <w:t xml:space="preserve">Ovdje </w:t>
+      </w:r>
+      <w:r>
+        <w:t xml:space="preserve">se sa sigurnošću može konstatovati </w:t>
+      </w:r>
+      <w:r>
+        <w:t xml:space="preserve">da </w:t>
+      </w:r>
+      <w:r>
+        <w:t xml:space="preserve">dolazi do </w:t>
+      </w:r>
+      <w:r>
+        <w:t>prekomjern</w:t>
+      </w:r>
+      <w:r>
+        <w:t>og</w:t>
+      </w:r>
+      <w:r>
+        <w:t xml:space="preserve"> prilagođavanju podacima</w:t>
+      </w:r>
+      <w:r>
+        <w:t xml:space="preserve"> (eng. Overfitting)</w:t>
+      </w:r>
+      <w:r>
+        <w:t>. Kako je skup podataka</w:t>
+      </w:r>
+      <w:r>
+        <w:t xml:space="preserve"> relativno mali</w:t>
+      </w:r>
+      <w:r>
+        <w:t xml:space="preserve">, </w:t>
+      </w:r>
+      <w:r>
+        <w:t xml:space="preserve">a arhitektura </w:t>
+      </w:r>
+      <w:r>
+        <w:t>mrež</w:t>
+      </w:r>
+      <w:r>
+        <w:t xml:space="preserve">e kompleksna uz veliki </w:t>
+      </w:r>
+      <w:r>
+        <w:t>broj epoha</w:t>
+      </w:r>
+      <w:r>
+        <w:t>, mreža prebrzo nauči podatke iz skupa za treniranje</w:t>
+      </w:r>
+      <w:r>
+        <w:t xml:space="preserve">. </w:t>
+      </w:r>
+    </w:p>
+    <w:p>
+      <w:r>
+        <w:t>R</w:t>
+      </w:r>
+      <w:r>
+        <w:t>ast</w:t>
+      </w:r>
+      <w:r>
+        <w:t xml:space="preserve"> </w:t>
+      </w:r>
+      <w:r>
+        <w:t>funkcije troška na validacijsk</w:t>
+      </w:r>
+      <w:r>
+        <w:t>i</w:t>
+      </w:r>
+      <w:r>
+        <w:t>m podacima</w:t>
+      </w:r>
+      <w:r>
+        <w:t xml:space="preserve"> je jasan indikator ovog fenomena</w:t>
+      </w:r>
+      <w:r>
+        <w:t xml:space="preserve">. Model kroz epohe </w:t>
+      </w:r>
+      <w:r>
+        <w:t>daje sve „samouvjerenije“</w:t>
+      </w:r>
+      <w:r>
+        <w:t xml:space="preserve"> </w:t>
+      </w:r>
+      <w:r>
+        <w:t>pogre</w:t>
+      </w:r>
+      <w:r>
+        <w:rPr>
+          <w:lang w:val="bs-Latn-BA"/>
+        </w:rPr>
+        <w:t>šne predikcije, čime se povećava greška</w:t>
+      </w:r>
+      <w:r>
+        <w:t>.</w:t>
+      </w:r>
+      <w:r>
+        <w:t xml:space="preserve"> Iako rješavanj</w:t>
+      </w:r>
+      <w:r>
+        <w:t>e</w:t>
+      </w:r>
+      <w:r>
+        <w:t xml:space="preserve"> ovog problema nije primarni cilj ovog rada, primjetno je da su oba modela u oba okruženja naišli na sličan problem, što dodatno potvrđuje činjenicu da je </w:t>
+      </w:r>
+      <w:r>
+        <w:t>pozadinska</w:t>
+      </w:r>
+      <w:r>
+        <w:t xml:space="preserve"> logika identična.</w:t>
+      </w:r>
+    </w:p>
+    <w:p>
+      <w:r>
+        <w:t>Za treniranje optimalnijeg modela za dati problem, bilo bi neophodno prilagoditi arhitekturu CNN modela i provesti treniranje na znatno većem skupu podataka</w:t>
+      </w:r>
+      <w:r>
+        <w:t>.</w:t>
+      </w:r>
+    </w:p>
+    <w:p>
       <w:pPr>
         <w:pStyle w:val="Paragraf"/>
       </w:pPr>
@@ -16238,14 +17404,38 @@
         <w:pStyle w:val="Paragraf"/>
       </w:pPr>
     </w:p>
+    <w:p>
+      <w:pPr>
+        <w:pStyle w:val="Paragraf"/>
+      </w:pPr>
+    </w:p>
+    <w:p>
+      <w:pPr>
+        <w:pStyle w:val="Paragraf"/>
+      </w:pPr>
+    </w:p>
+    <w:p>
+      <w:pPr>
+        <w:pStyle w:val="Paragraf"/>
+      </w:pPr>
+    </w:p>
+    <w:p>
+      <w:pPr>
+        <w:pStyle w:val="Paragraf"/>
+      </w:pPr>
+    </w:p>
+    <w:p>
+      <w:pPr>
+        <w:pStyle w:val="Paragraf"/>
+      </w:pPr>
+    </w:p>
     <w:p/>
     <w:p>
-      <w:r>
-        <w:rPr>
-          <w:b/>
-          <w:sz w:val="52"/>
-          <w:szCs w:val="52"/>
-        </w:rPr>
+      <w:pPr>
+        <w:pStyle w:val="Heading1"/>
+      </w:pPr>
+      <w:r>
+        <w:lastRenderedPageBreak/>
         <w:t>Zaključak</w:t>
       </w:r>
     </w:p>
@@ -16317,7 +17507,7 @@
       <w:pPr>
         <w:pStyle w:val="Paragraf"/>
         <w:sectPr>
-          <w:headerReference w:type="default" r:id="rId27"/>
+          <w:headerReference w:type="default" r:id="rId30"/>
           <w:pgSz w:w="12240" w:h="15840"/>
           <w:pgMar w:top="1440" w:right="1440" w:bottom="1440" w:left="1440" w:header="708" w:footer="708" w:gutter="0"/>
           <w:cols w:space="708"/>
@@ -17342,6 +18532,95 @@
 <file path=word/numbering.xml><?xml version="1.0" encoding="utf-8"?>
 <w:numbering xmlns:wpc="http://schemas.microsoft.com/office/word/2010/wordprocessingCanvas" xmlns:cx="http://schemas.microsoft.com/office/drawing/2014/chartex" xmlns:cx1="http://schemas.microsoft.com/office/drawing/2015/9/8/chartex" xmlns:cx2="http://schemas.microsoft.com/office/drawing/2015/10/21/chartex" xmlns:cx3="http://schemas.microsoft.com/office/drawing/2016/5/9/chartex" xmlns:cx4="http://schemas.microsoft.com/office/drawing/2016/5/10/chartex" xmlns:cx5="http://schemas.microsoft.com/office/drawing/2016/5/11/chartex" xmlns:cx6="http://schemas.microsoft.com/office/drawing/2016/5/12/chartex" xmlns:cx7="http://schemas.microsoft.com/office/drawing/2016/5/13/chartex" xmlns:cx8="http://schemas.microsoft.com/office/drawing/2016/5/14/chartex" xmlns:mc="http://schemas.openxmlformats.org/markup-compatibility/2006" xmlns:aink="http://schemas.microsoft.com/office/drawing/2016/ink" xmlns:am3d="http://schemas.microsoft.com/office/drawing/2017/model3d" xmlns:o="urn:schemas-microsoft-com:office:office" xmlns:r="http://schemas.openxmlformats.org/officeDocument/2006/relationships" xmlns:m="http://schemas.openxmlformats.org/officeDocument/2006/math" xmlns:v="urn:schemas-microsoft-com:vml" xmlns:wp14="http://schemas.microsoft.com/office/word/2010/wordprocessingDrawing" xmlns:wp="http://schemas.openxmlformats.org/drawingml/2006/wordprocessingDrawing" xmlns:w10="urn:schemas-microsoft-com:office:word" xmlns:w="http://schemas.openxmlformats.org/wordprocessingml/2006/main" xmlns:w14="http://schemas.microsoft.com/office/word/2010/wordml" xmlns:w15="http://schemas.microsoft.com/office/word/2012/wordml" xmlns:w16cex="http://schemas.microsoft.com/office/word/2018/wordml/cex" xmlns:w16cid="http://schemas.microsoft.com/office/word/2016/wordml/cid" xmlns:w16="http://schemas.microsoft.com/office/word/2018/wordml" xmlns:w16sdtdh="http://schemas.microsoft.com/office/word/2020/wordml/sdtdatahash" xmlns:w16se="http://schemas.microsoft.com/office/word/2015/wordml/symex" xmlns:wpg="http://schemas.microsoft.com/office/word/2010/wordprocessingGroup" xmlns:wpi="http://schemas.microsoft.com/office/word/2010/wordprocessingInk" xmlns:wne="http://schemas.microsoft.com/office/word/2006/wordml" xmlns:wps="http://schemas.microsoft.com/office/word/2010/wordprocessingShape" mc:Ignorable="w14 w15 w16se w16cid w16 w16cex w16sdtdh wp14">
   <w:abstractNum w:abstractNumId="0" w15:restartNumberingAfterBreak="0">
+    <w:nsid w:val="03BF64ED"/>
+    <w:multiLevelType w:val="hybridMultilevel"/>
+    <w:tmpl w:val="E3CA6C20"/>
+    <w:lvl w:ilvl="0" w:tplc="E542ACA0">
+      <w:start w:val="1"/>
+      <w:numFmt w:val="decimal"/>
+      <w:lvlText w:val="%1."/>
+      <w:lvlJc w:val="left"/>
+      <w:pPr>
+        <w:ind w:left="360" w:hanging="360"/>
+      </w:pPr>
+      <w:rPr>
+        <w:rFonts w:hint="default"/>
+      </w:rPr>
+    </w:lvl>
+    <w:lvl w:ilvl="1" w:tplc="04090019" w:tentative="1">
+      <w:start w:val="1"/>
+      <w:numFmt w:val="lowerLetter"/>
+      <w:lvlText w:val="%2."/>
+      <w:lvlJc w:val="left"/>
+      <w:pPr>
+        <w:ind w:left="1080" w:hanging="360"/>
+      </w:pPr>
+    </w:lvl>
+    <w:lvl w:ilvl="2" w:tplc="0409001B" w:tentative="1">
+      <w:start w:val="1"/>
+      <w:numFmt w:val="lowerRoman"/>
+      <w:lvlText w:val="%3."/>
+      <w:lvlJc w:val="right"/>
+      <w:pPr>
+        <w:ind w:left="1800" w:hanging="180"/>
+      </w:pPr>
+    </w:lvl>
+    <w:lvl w:ilvl="3" w:tplc="0409000F" w:tentative="1">
+      <w:start w:val="1"/>
+      <w:numFmt w:val="decimal"/>
+      <w:lvlText w:val="%4."/>
+      <w:lvlJc w:val="left"/>
+      <w:pPr>
+        <w:ind w:left="2520" w:hanging="360"/>
+      </w:pPr>
+    </w:lvl>
+    <w:lvl w:ilvl="4" w:tplc="04090019" w:tentative="1">
+      <w:start w:val="1"/>
+      <w:numFmt w:val="lowerLetter"/>
+      <w:lvlText w:val="%5."/>
+      <w:lvlJc w:val="left"/>
+      <w:pPr>
+        <w:ind w:left="3240" w:hanging="360"/>
+      </w:pPr>
+    </w:lvl>
+    <w:lvl w:ilvl="5" w:tplc="0409001B" w:tentative="1">
+      <w:start w:val="1"/>
+      <w:numFmt w:val="lowerRoman"/>
+      <w:lvlText w:val="%6."/>
+      <w:lvlJc w:val="right"/>
+      <w:pPr>
+        <w:ind w:left="3960" w:hanging="180"/>
+      </w:pPr>
+    </w:lvl>
+    <w:lvl w:ilvl="6" w:tplc="0409000F" w:tentative="1">
+      <w:start w:val="1"/>
+      <w:numFmt w:val="decimal"/>
+      <w:lvlText w:val="%7."/>
+      <w:lvlJc w:val="left"/>
+      <w:pPr>
+        <w:ind w:left="4680" w:hanging="360"/>
+      </w:pPr>
+    </w:lvl>
+    <w:lvl w:ilvl="7" w:tplc="04090019" w:tentative="1">
+      <w:start w:val="1"/>
+      <w:numFmt w:val="lowerLetter"/>
+      <w:lvlText w:val="%8."/>
+      <w:lvlJc w:val="left"/>
+      <w:pPr>
+        <w:ind w:left="5400" w:hanging="360"/>
+      </w:pPr>
+    </w:lvl>
+    <w:lvl w:ilvl="8" w:tplc="0409001B" w:tentative="1">
+      <w:start w:val="1"/>
+      <w:numFmt w:val="lowerRoman"/>
+      <w:lvlText w:val="%9."/>
+      <w:lvlJc w:val="right"/>
+      <w:pPr>
+        <w:ind w:left="6120" w:hanging="180"/>
+      </w:pPr>
+    </w:lvl>
+  </w:abstractNum>
+  <w:abstractNum w:abstractNumId="1" w15:restartNumberingAfterBreak="0">
     <w:nsid w:val="07C96ABB"/>
     <w:multiLevelType w:val="hybridMultilevel"/>
     <w:tmpl w:val="63E02008"/>
@@ -17454,7 +18733,7 @@
       </w:rPr>
     </w:lvl>
   </w:abstractNum>
-  <w:abstractNum w:abstractNumId="1" w15:restartNumberingAfterBreak="0">
+  <w:abstractNum w:abstractNumId="2" w15:restartNumberingAfterBreak="0">
     <w:nsid w:val="09AB2643"/>
     <w:multiLevelType w:val="hybridMultilevel"/>
     <w:tmpl w:val="EAF44926"/>
@@ -17464,7 +18743,7 @@
       <w:lvlText w:val="%1."/>
       <w:lvlJc w:val="left"/>
       <w:pPr>
-        <w:ind w:left="700" w:hanging="360"/>
+        <w:ind w:left="360" w:hanging="360"/>
       </w:pPr>
       <w:rPr>
         <w:rFonts w:hint="default"/>
@@ -17476,7 +18755,7 @@
       <w:lvlText w:val="%2."/>
       <w:lvlJc w:val="left"/>
       <w:pPr>
-        <w:ind w:left="1420" w:hanging="360"/>
+        <w:ind w:left="1080" w:hanging="360"/>
       </w:pPr>
     </w:lvl>
     <w:lvl w:ilvl="2" w:tplc="0409001B" w:tentative="1">
@@ -17485,7 +18764,7 @@
       <w:lvlText w:val="%3."/>
       <w:lvlJc w:val="right"/>
       <w:pPr>
-        <w:ind w:left="2140" w:hanging="180"/>
+        <w:ind w:left="1800" w:hanging="180"/>
       </w:pPr>
     </w:lvl>
     <w:lvl w:ilvl="3" w:tplc="0409000F" w:tentative="1">
@@ -17494,7 +18773,7 @@
       <w:lvlText w:val="%4."/>
       <w:lvlJc w:val="left"/>
       <w:pPr>
-        <w:ind w:left="2860" w:hanging="360"/>
+        <w:ind w:left="2520" w:hanging="360"/>
       </w:pPr>
     </w:lvl>
     <w:lvl w:ilvl="4" w:tplc="04090019" w:tentative="1">
@@ -17503,7 +18782,7 @@
       <w:lvlText w:val="%5."/>
       <w:lvlJc w:val="left"/>
       <w:pPr>
-        <w:ind w:left="3580" w:hanging="360"/>
+        <w:ind w:left="3240" w:hanging="360"/>
       </w:pPr>
     </w:lvl>
     <w:lvl w:ilvl="5" w:tplc="0409001B" w:tentative="1">
@@ -17512,7 +18791,7 @@
       <w:lvlText w:val="%6."/>
       <w:lvlJc w:val="right"/>
       <w:pPr>
-        <w:ind w:left="4300" w:hanging="180"/>
+        <w:ind w:left="3960" w:hanging="180"/>
       </w:pPr>
     </w:lvl>
     <w:lvl w:ilvl="6" w:tplc="0409000F" w:tentative="1">
@@ -17521,7 +18800,7 @@
       <w:lvlText w:val="%7."/>
       <w:lvlJc w:val="left"/>
       <w:pPr>
-        <w:ind w:left="5020" w:hanging="360"/>
+        <w:ind w:left="4680" w:hanging="360"/>
       </w:pPr>
     </w:lvl>
     <w:lvl w:ilvl="7" w:tplc="04090019" w:tentative="1">
@@ -17530,7 +18809,7 @@
       <w:lvlText w:val="%8."/>
       <w:lvlJc w:val="left"/>
       <w:pPr>
-        <w:ind w:left="5740" w:hanging="360"/>
+        <w:ind w:left="5400" w:hanging="360"/>
       </w:pPr>
     </w:lvl>
     <w:lvl w:ilvl="8" w:tplc="0409001B" w:tentative="1">
@@ -17539,11 +18818,100 @@
       <w:lvlText w:val="%9."/>
       <w:lvlJc w:val="right"/>
       <w:pPr>
+        <w:ind w:left="6120" w:hanging="180"/>
+      </w:pPr>
+    </w:lvl>
+  </w:abstractNum>
+  <w:abstractNum w:abstractNumId="3" w15:restartNumberingAfterBreak="0">
+    <w:nsid w:val="10315D66"/>
+    <w:multiLevelType w:val="hybridMultilevel"/>
+    <w:tmpl w:val="5678911E"/>
+    <w:lvl w:ilvl="0" w:tplc="E530E8A2">
+      <w:start w:val="1"/>
+      <w:numFmt w:val="decimal"/>
+      <w:lvlText w:val="%1."/>
+      <w:lvlJc w:val="left"/>
+      <w:pPr>
+        <w:ind w:left="700" w:hanging="360"/>
+      </w:pPr>
+      <w:rPr>
+        <w:rFonts w:hint="default"/>
+      </w:rPr>
+    </w:lvl>
+    <w:lvl w:ilvl="1" w:tplc="04090019" w:tentative="1">
+      <w:start w:val="1"/>
+      <w:numFmt w:val="lowerLetter"/>
+      <w:lvlText w:val="%2."/>
+      <w:lvlJc w:val="left"/>
+      <w:pPr>
+        <w:ind w:left="1420" w:hanging="360"/>
+      </w:pPr>
+    </w:lvl>
+    <w:lvl w:ilvl="2" w:tplc="0409001B" w:tentative="1">
+      <w:start w:val="1"/>
+      <w:numFmt w:val="lowerRoman"/>
+      <w:lvlText w:val="%3."/>
+      <w:lvlJc w:val="right"/>
+      <w:pPr>
+        <w:ind w:left="2140" w:hanging="180"/>
+      </w:pPr>
+    </w:lvl>
+    <w:lvl w:ilvl="3" w:tplc="0409000F" w:tentative="1">
+      <w:start w:val="1"/>
+      <w:numFmt w:val="decimal"/>
+      <w:lvlText w:val="%4."/>
+      <w:lvlJc w:val="left"/>
+      <w:pPr>
+        <w:ind w:left="2860" w:hanging="360"/>
+      </w:pPr>
+    </w:lvl>
+    <w:lvl w:ilvl="4" w:tplc="04090019" w:tentative="1">
+      <w:start w:val="1"/>
+      <w:numFmt w:val="lowerLetter"/>
+      <w:lvlText w:val="%5."/>
+      <w:lvlJc w:val="left"/>
+      <w:pPr>
+        <w:ind w:left="3580" w:hanging="360"/>
+      </w:pPr>
+    </w:lvl>
+    <w:lvl w:ilvl="5" w:tplc="0409001B" w:tentative="1">
+      <w:start w:val="1"/>
+      <w:numFmt w:val="lowerRoman"/>
+      <w:lvlText w:val="%6."/>
+      <w:lvlJc w:val="right"/>
+      <w:pPr>
+        <w:ind w:left="4300" w:hanging="180"/>
+      </w:pPr>
+    </w:lvl>
+    <w:lvl w:ilvl="6" w:tplc="0409000F" w:tentative="1">
+      <w:start w:val="1"/>
+      <w:numFmt w:val="decimal"/>
+      <w:lvlText w:val="%7."/>
+      <w:lvlJc w:val="left"/>
+      <w:pPr>
+        <w:ind w:left="5020" w:hanging="360"/>
+      </w:pPr>
+    </w:lvl>
+    <w:lvl w:ilvl="7" w:tplc="04090019" w:tentative="1">
+      <w:start w:val="1"/>
+      <w:numFmt w:val="lowerLetter"/>
+      <w:lvlText w:val="%8."/>
+      <w:lvlJc w:val="left"/>
+      <w:pPr>
+        <w:ind w:left="5740" w:hanging="360"/>
+      </w:pPr>
+    </w:lvl>
+    <w:lvl w:ilvl="8" w:tplc="0409001B" w:tentative="1">
+      <w:start w:val="1"/>
+      <w:numFmt w:val="lowerRoman"/>
+      <w:lvlText w:val="%9."/>
+      <w:lvlJc w:val="right"/>
+      <w:pPr>
         <w:ind w:left="6460" w:hanging="180"/>
       </w:pPr>
     </w:lvl>
   </w:abstractNum>
-  <w:abstractNum w:abstractNumId="2" w15:restartNumberingAfterBreak="0">
+  <w:abstractNum w:abstractNumId="4" w15:restartNumberingAfterBreak="0">
     <w:nsid w:val="18117567"/>
     <w:multiLevelType w:val="hybridMultilevel"/>
     <w:tmpl w:val="496E77D8"/>
@@ -17655,7 +19023,96 @@
       </w:rPr>
     </w:lvl>
   </w:abstractNum>
-  <w:abstractNum w:abstractNumId="3" w15:restartNumberingAfterBreak="0">
+  <w:abstractNum w:abstractNumId="5" w15:restartNumberingAfterBreak="0">
+    <w:nsid w:val="198B0F83"/>
+    <w:multiLevelType w:val="hybridMultilevel"/>
+    <w:tmpl w:val="7FBA966A"/>
+    <w:lvl w:ilvl="0" w:tplc="A1747846">
+      <w:start w:val="1"/>
+      <w:numFmt w:val="decimal"/>
+      <w:lvlText w:val="%1."/>
+      <w:lvlJc w:val="left"/>
+      <w:pPr>
+        <w:ind w:left="360" w:hanging="360"/>
+      </w:pPr>
+      <w:rPr>
+        <w:rFonts w:hint="default"/>
+      </w:rPr>
+    </w:lvl>
+    <w:lvl w:ilvl="1" w:tplc="04090019" w:tentative="1">
+      <w:start w:val="1"/>
+      <w:numFmt w:val="lowerLetter"/>
+      <w:lvlText w:val="%2."/>
+      <w:lvlJc w:val="left"/>
+      <w:pPr>
+        <w:ind w:left="1080" w:hanging="360"/>
+      </w:pPr>
+    </w:lvl>
+    <w:lvl w:ilvl="2" w:tplc="0409001B" w:tentative="1">
+      <w:start w:val="1"/>
+      <w:numFmt w:val="lowerRoman"/>
+      <w:lvlText w:val="%3."/>
+      <w:lvlJc w:val="right"/>
+      <w:pPr>
+        <w:ind w:left="1800" w:hanging="180"/>
+      </w:pPr>
+    </w:lvl>
+    <w:lvl w:ilvl="3" w:tplc="0409000F" w:tentative="1">
+      <w:start w:val="1"/>
+      <w:numFmt w:val="decimal"/>
+      <w:lvlText w:val="%4."/>
+      <w:lvlJc w:val="left"/>
+      <w:pPr>
+        <w:ind w:left="2520" w:hanging="360"/>
+      </w:pPr>
+    </w:lvl>
+    <w:lvl w:ilvl="4" w:tplc="04090019" w:tentative="1">
+      <w:start w:val="1"/>
+      <w:numFmt w:val="lowerLetter"/>
+      <w:lvlText w:val="%5."/>
+      <w:lvlJc w:val="left"/>
+      <w:pPr>
+        <w:ind w:left="3240" w:hanging="360"/>
+      </w:pPr>
+    </w:lvl>
+    <w:lvl w:ilvl="5" w:tplc="0409001B" w:tentative="1">
+      <w:start w:val="1"/>
+      <w:numFmt w:val="lowerRoman"/>
+      <w:lvlText w:val="%6."/>
+      <w:lvlJc w:val="right"/>
+      <w:pPr>
+        <w:ind w:left="3960" w:hanging="180"/>
+      </w:pPr>
+    </w:lvl>
+    <w:lvl w:ilvl="6" w:tplc="0409000F" w:tentative="1">
+      <w:start w:val="1"/>
+      <w:numFmt w:val="decimal"/>
+      <w:lvlText w:val="%7."/>
+      <w:lvlJc w:val="left"/>
+      <w:pPr>
+        <w:ind w:left="4680" w:hanging="360"/>
+      </w:pPr>
+    </w:lvl>
+    <w:lvl w:ilvl="7" w:tplc="04090019" w:tentative="1">
+      <w:start w:val="1"/>
+      <w:numFmt w:val="lowerLetter"/>
+      <w:lvlText w:val="%8."/>
+      <w:lvlJc w:val="left"/>
+      <w:pPr>
+        <w:ind w:left="5400" w:hanging="360"/>
+      </w:pPr>
+    </w:lvl>
+    <w:lvl w:ilvl="8" w:tplc="0409001B" w:tentative="1">
+      <w:start w:val="1"/>
+      <w:numFmt w:val="lowerRoman"/>
+      <w:lvlText w:val="%9."/>
+      <w:lvlJc w:val="right"/>
+      <w:pPr>
+        <w:ind w:left="6120" w:hanging="180"/>
+      </w:pPr>
+    </w:lvl>
+  </w:abstractNum>
+  <w:abstractNum w:abstractNumId="6" w15:restartNumberingAfterBreak="0">
     <w:nsid w:val="1F0540F8"/>
     <w:multiLevelType w:val="hybridMultilevel"/>
     <w:tmpl w:val="E3FCEB86"/>
@@ -17767,7 +19224,96 @@
       </w:rPr>
     </w:lvl>
   </w:abstractNum>
-  <w:abstractNum w:abstractNumId="4" w15:restartNumberingAfterBreak="0">
+  <w:abstractNum w:abstractNumId="7" w15:restartNumberingAfterBreak="0">
+    <w:nsid w:val="21BA090A"/>
+    <w:multiLevelType w:val="hybridMultilevel"/>
+    <w:tmpl w:val="9FFAEC7E"/>
+    <w:lvl w:ilvl="0" w:tplc="6290AA0A">
+      <w:start w:val="1"/>
+      <w:numFmt w:val="decimal"/>
+      <w:lvlText w:val="%1."/>
+      <w:lvlJc w:val="left"/>
+      <w:pPr>
+        <w:ind w:left="360" w:hanging="360"/>
+      </w:pPr>
+      <w:rPr>
+        <w:rFonts w:ascii="Times New Roman" w:eastAsiaTheme="minorHAnsi" w:hAnsi="Times New Roman" w:cstheme="minorBidi"/>
+      </w:rPr>
+    </w:lvl>
+    <w:lvl w:ilvl="1" w:tplc="04090019" w:tentative="1">
+      <w:start w:val="1"/>
+      <w:numFmt w:val="lowerLetter"/>
+      <w:lvlText w:val="%2."/>
+      <w:lvlJc w:val="left"/>
+      <w:pPr>
+        <w:ind w:left="1080" w:hanging="360"/>
+      </w:pPr>
+    </w:lvl>
+    <w:lvl w:ilvl="2" w:tplc="0409001B" w:tentative="1">
+      <w:start w:val="1"/>
+      <w:numFmt w:val="lowerRoman"/>
+      <w:lvlText w:val="%3."/>
+      <w:lvlJc w:val="right"/>
+      <w:pPr>
+        <w:ind w:left="1800" w:hanging="180"/>
+      </w:pPr>
+    </w:lvl>
+    <w:lvl w:ilvl="3" w:tplc="0409000F" w:tentative="1">
+      <w:start w:val="1"/>
+      <w:numFmt w:val="decimal"/>
+      <w:lvlText w:val="%4."/>
+      <w:lvlJc w:val="left"/>
+      <w:pPr>
+        <w:ind w:left="2520" w:hanging="360"/>
+      </w:pPr>
+    </w:lvl>
+    <w:lvl w:ilvl="4" w:tplc="04090019" w:tentative="1">
+      <w:start w:val="1"/>
+      <w:numFmt w:val="lowerLetter"/>
+      <w:lvlText w:val="%5."/>
+      <w:lvlJc w:val="left"/>
+      <w:pPr>
+        <w:ind w:left="3240" w:hanging="360"/>
+      </w:pPr>
+    </w:lvl>
+    <w:lvl w:ilvl="5" w:tplc="0409001B" w:tentative="1">
+      <w:start w:val="1"/>
+      <w:numFmt w:val="lowerRoman"/>
+      <w:lvlText w:val="%6."/>
+      <w:lvlJc w:val="right"/>
+      <w:pPr>
+        <w:ind w:left="3960" w:hanging="180"/>
+      </w:pPr>
+    </w:lvl>
+    <w:lvl w:ilvl="6" w:tplc="0409000F" w:tentative="1">
+      <w:start w:val="1"/>
+      <w:numFmt w:val="decimal"/>
+      <w:lvlText w:val="%7."/>
+      <w:lvlJc w:val="left"/>
+      <w:pPr>
+        <w:ind w:left="4680" w:hanging="360"/>
+      </w:pPr>
+    </w:lvl>
+    <w:lvl w:ilvl="7" w:tplc="04090019" w:tentative="1">
+      <w:start w:val="1"/>
+      <w:numFmt w:val="lowerLetter"/>
+      <w:lvlText w:val="%8."/>
+      <w:lvlJc w:val="left"/>
+      <w:pPr>
+        <w:ind w:left="5400" w:hanging="360"/>
+      </w:pPr>
+    </w:lvl>
+    <w:lvl w:ilvl="8" w:tplc="0409001B" w:tentative="1">
+      <w:start w:val="1"/>
+      <w:numFmt w:val="lowerRoman"/>
+      <w:lvlText w:val="%9."/>
+      <w:lvlJc w:val="right"/>
+      <w:pPr>
+        <w:ind w:left="6120" w:hanging="180"/>
+      </w:pPr>
+    </w:lvl>
+  </w:abstractNum>
+  <w:abstractNum w:abstractNumId="8" w15:restartNumberingAfterBreak="0">
     <w:nsid w:val="27982039"/>
     <w:multiLevelType w:val="hybridMultilevel"/>
     <w:tmpl w:val="E28A8E24"/>
@@ -17880,7 +19426,7 @@
       </w:rPr>
     </w:lvl>
   </w:abstractNum>
-  <w:abstractNum w:abstractNumId="5" w15:restartNumberingAfterBreak="0">
+  <w:abstractNum w:abstractNumId="9" w15:restartNumberingAfterBreak="0">
     <w:nsid w:val="2CDF3599"/>
     <w:multiLevelType w:val="hybridMultilevel"/>
     <w:tmpl w:val="4EA6A044"/>
@@ -17993,7 +19539,7 @@
       </w:rPr>
     </w:lvl>
   </w:abstractNum>
-  <w:abstractNum w:abstractNumId="6" w15:restartNumberingAfterBreak="0">
+  <w:abstractNum w:abstractNumId="10" w15:restartNumberingAfterBreak="0">
     <w:nsid w:val="2E48406D"/>
     <w:multiLevelType w:val="hybridMultilevel"/>
     <w:tmpl w:val="C9B48952"/>
@@ -18106,7 +19652,7 @@
       </w:rPr>
     </w:lvl>
   </w:abstractNum>
-  <w:abstractNum w:abstractNumId="7" w15:restartNumberingAfterBreak="0">
+  <w:abstractNum w:abstractNumId="11" w15:restartNumberingAfterBreak="0">
     <w:nsid w:val="2FA1609D"/>
     <w:multiLevelType w:val="hybridMultilevel"/>
     <w:tmpl w:val="E9F8809A"/>
@@ -18195,7 +19741,7 @@
       </w:pPr>
     </w:lvl>
   </w:abstractNum>
-  <w:abstractNum w:abstractNumId="8" w15:restartNumberingAfterBreak="0">
+  <w:abstractNum w:abstractNumId="12" w15:restartNumberingAfterBreak="0">
     <w:nsid w:val="321212BC"/>
     <w:multiLevelType w:val="hybridMultilevel"/>
     <w:tmpl w:val="CF7C576E"/>
@@ -18284,7 +19830,7 @@
       </w:pPr>
     </w:lvl>
   </w:abstractNum>
-  <w:abstractNum w:abstractNumId="9" w15:restartNumberingAfterBreak="0">
+  <w:abstractNum w:abstractNumId="13" w15:restartNumberingAfterBreak="0">
     <w:nsid w:val="386536D0"/>
     <w:multiLevelType w:val="hybridMultilevel"/>
     <w:tmpl w:val="44EEB712"/>
@@ -18294,7 +19840,7 @@
       <w:lvlText w:val="%1."/>
       <w:lvlJc w:val="left"/>
       <w:pPr>
-        <w:ind w:left="700" w:hanging="360"/>
+        <w:ind w:left="360" w:hanging="360"/>
       </w:pPr>
       <w:rPr>
         <w:rFonts w:hint="default"/>
@@ -18306,7 +19852,7 @@
       <w:lvlText w:val="%2."/>
       <w:lvlJc w:val="left"/>
       <w:pPr>
-        <w:ind w:left="1420" w:hanging="360"/>
+        <w:ind w:left="1060" w:hanging="360"/>
       </w:pPr>
     </w:lvl>
     <w:lvl w:ilvl="2" w:tplc="0409001B" w:tentative="1">
@@ -18315,7 +19861,7 @@
       <w:lvlText w:val="%3."/>
       <w:lvlJc w:val="right"/>
       <w:pPr>
-        <w:ind w:left="2140" w:hanging="180"/>
+        <w:ind w:left="1780" w:hanging="180"/>
       </w:pPr>
     </w:lvl>
     <w:lvl w:ilvl="3" w:tplc="0409000F" w:tentative="1">
@@ -18324,7 +19870,7 @@
       <w:lvlText w:val="%4."/>
       <w:lvlJc w:val="left"/>
       <w:pPr>
-        <w:ind w:left="2860" w:hanging="360"/>
+        <w:ind w:left="2500" w:hanging="360"/>
       </w:pPr>
     </w:lvl>
     <w:lvl w:ilvl="4" w:tplc="04090019" w:tentative="1">
@@ -18333,7 +19879,7 @@
       <w:lvlText w:val="%5."/>
       <w:lvlJc w:val="left"/>
       <w:pPr>
-        <w:ind w:left="3580" w:hanging="360"/>
+        <w:ind w:left="3220" w:hanging="360"/>
       </w:pPr>
     </w:lvl>
     <w:lvl w:ilvl="5" w:tplc="0409001B" w:tentative="1">
@@ -18342,7 +19888,7 @@
       <w:lvlText w:val="%6."/>
       <w:lvlJc w:val="right"/>
       <w:pPr>
-        <w:ind w:left="4300" w:hanging="180"/>
+        <w:ind w:left="3940" w:hanging="180"/>
       </w:pPr>
     </w:lvl>
     <w:lvl w:ilvl="6" w:tplc="0409000F" w:tentative="1">
@@ -18351,7 +19897,7 @@
       <w:lvlText w:val="%7."/>
       <w:lvlJc w:val="left"/>
       <w:pPr>
-        <w:ind w:left="5020" w:hanging="360"/>
+        <w:ind w:left="4660" w:hanging="360"/>
       </w:pPr>
     </w:lvl>
     <w:lvl w:ilvl="7" w:tplc="04090019" w:tentative="1">
@@ -18360,7 +19906,7 @@
       <w:lvlText w:val="%8."/>
       <w:lvlJc w:val="left"/>
       <w:pPr>
-        <w:ind w:left="5740" w:hanging="360"/>
+        <w:ind w:left="5380" w:hanging="360"/>
       </w:pPr>
     </w:lvl>
     <w:lvl w:ilvl="8" w:tplc="0409001B" w:tentative="1">
@@ -18369,11 +19915,100 @@
       <w:lvlText w:val="%9."/>
       <w:lvlJc w:val="right"/>
       <w:pPr>
-        <w:ind w:left="6460" w:hanging="180"/>
+        <w:ind w:left="6100" w:hanging="180"/>
       </w:pPr>
     </w:lvl>
   </w:abstractNum>
-  <w:abstractNum w:abstractNumId="10" w15:restartNumberingAfterBreak="0">
+  <w:abstractNum w:abstractNumId="14" w15:restartNumberingAfterBreak="0">
+    <w:nsid w:val="391351C6"/>
+    <w:multiLevelType w:val="hybridMultilevel"/>
+    <w:tmpl w:val="A828B4B0"/>
+    <w:lvl w:ilvl="0" w:tplc="96908CA2">
+      <w:start w:val="1"/>
+      <w:numFmt w:val="decimal"/>
+      <w:lvlText w:val="%1."/>
+      <w:lvlJc w:val="left"/>
+      <w:pPr>
+        <w:ind w:left="360" w:hanging="360"/>
+      </w:pPr>
+      <w:rPr>
+        <w:rFonts w:hint="default"/>
+      </w:rPr>
+    </w:lvl>
+    <w:lvl w:ilvl="1" w:tplc="04090019" w:tentative="1">
+      <w:start w:val="1"/>
+      <w:numFmt w:val="lowerLetter"/>
+      <w:lvlText w:val="%2."/>
+      <w:lvlJc w:val="left"/>
+      <w:pPr>
+        <w:ind w:left="1080" w:hanging="360"/>
+      </w:pPr>
+    </w:lvl>
+    <w:lvl w:ilvl="2" w:tplc="0409001B" w:tentative="1">
+      <w:start w:val="1"/>
+      <w:numFmt w:val="lowerRoman"/>
+      <w:lvlText w:val="%3."/>
+      <w:lvlJc w:val="right"/>
+      <w:pPr>
+        <w:ind w:left="1800" w:hanging="180"/>
+      </w:pPr>
+    </w:lvl>
+    <w:lvl w:ilvl="3" w:tplc="0409000F" w:tentative="1">
+      <w:start w:val="1"/>
+      <w:numFmt w:val="decimal"/>
+      <w:lvlText w:val="%4."/>
+      <w:lvlJc w:val="left"/>
+      <w:pPr>
+        <w:ind w:left="2520" w:hanging="360"/>
+      </w:pPr>
+    </w:lvl>
+    <w:lvl w:ilvl="4" w:tplc="04090019" w:tentative="1">
+      <w:start w:val="1"/>
+      <w:numFmt w:val="lowerLetter"/>
+      <w:lvlText w:val="%5."/>
+      <w:lvlJc w:val="left"/>
+      <w:pPr>
+        <w:ind w:left="3240" w:hanging="360"/>
+      </w:pPr>
+    </w:lvl>
+    <w:lvl w:ilvl="5" w:tplc="0409001B" w:tentative="1">
+      <w:start w:val="1"/>
+      <w:numFmt w:val="lowerRoman"/>
+      <w:lvlText w:val="%6."/>
+      <w:lvlJc w:val="right"/>
+      <w:pPr>
+        <w:ind w:left="3960" w:hanging="180"/>
+      </w:pPr>
+    </w:lvl>
+    <w:lvl w:ilvl="6" w:tplc="0409000F" w:tentative="1">
+      <w:start w:val="1"/>
+      <w:numFmt w:val="decimal"/>
+      <w:lvlText w:val="%7."/>
+      <w:lvlJc w:val="left"/>
+      <w:pPr>
+        <w:ind w:left="4680" w:hanging="360"/>
+      </w:pPr>
+    </w:lvl>
+    <w:lvl w:ilvl="7" w:tplc="04090019" w:tentative="1">
+      <w:start w:val="1"/>
+      <w:numFmt w:val="lowerLetter"/>
+      <w:lvlText w:val="%8."/>
+      <w:lvlJc w:val="left"/>
+      <w:pPr>
+        <w:ind w:left="5400" w:hanging="360"/>
+      </w:pPr>
+    </w:lvl>
+    <w:lvl w:ilvl="8" w:tplc="0409001B" w:tentative="1">
+      <w:start w:val="1"/>
+      <w:numFmt w:val="lowerRoman"/>
+      <w:lvlText w:val="%9."/>
+      <w:lvlJc w:val="right"/>
+      <w:pPr>
+        <w:ind w:left="6120" w:hanging="180"/>
+      </w:pPr>
+    </w:lvl>
+  </w:abstractNum>
+  <w:abstractNum w:abstractNumId="15" w15:restartNumberingAfterBreak="0">
     <w:nsid w:val="39F47AF9"/>
     <w:multiLevelType w:val="hybridMultilevel"/>
     <w:tmpl w:val="1FB2379C"/>
@@ -18486,7 +20121,7 @@
       </w:rPr>
     </w:lvl>
   </w:abstractNum>
-  <w:abstractNum w:abstractNumId="11" w15:restartNumberingAfterBreak="0">
+  <w:abstractNum w:abstractNumId="16" w15:restartNumberingAfterBreak="0">
     <w:nsid w:val="3C222AB6"/>
     <w:multiLevelType w:val="hybridMultilevel"/>
     <w:tmpl w:val="8D767FFC"/>
@@ -18599,7 +20234,7 @@
       </w:rPr>
     </w:lvl>
   </w:abstractNum>
-  <w:abstractNum w:abstractNumId="12" w15:restartNumberingAfterBreak="0">
+  <w:abstractNum w:abstractNumId="17" w15:restartNumberingAfterBreak="0">
     <w:nsid w:val="3F7D5794"/>
     <w:multiLevelType w:val="hybridMultilevel"/>
     <w:tmpl w:val="8BDE6880"/>
@@ -18609,7 +20244,7 @@
       <w:lvlText w:val="%1."/>
       <w:lvlJc w:val="left"/>
       <w:pPr>
-        <w:ind w:left="700" w:hanging="360"/>
+        <w:ind w:left="360" w:hanging="360"/>
       </w:pPr>
       <w:rPr>
         <w:rFonts w:hint="default"/>
@@ -18621,7 +20256,7 @@
       <w:lvlText w:val="%2."/>
       <w:lvlJc w:val="left"/>
       <w:pPr>
-        <w:ind w:left="1420" w:hanging="360"/>
+        <w:ind w:left="1080" w:hanging="360"/>
       </w:pPr>
     </w:lvl>
     <w:lvl w:ilvl="2" w:tplc="0409001B" w:tentative="1">
@@ -18630,7 +20265,7 @@
       <w:lvlText w:val="%3."/>
       <w:lvlJc w:val="right"/>
       <w:pPr>
-        <w:ind w:left="2140" w:hanging="180"/>
+        <w:ind w:left="1800" w:hanging="180"/>
       </w:pPr>
     </w:lvl>
     <w:lvl w:ilvl="3" w:tplc="0409000F" w:tentative="1">
@@ -18639,7 +20274,7 @@
       <w:lvlText w:val="%4."/>
       <w:lvlJc w:val="left"/>
       <w:pPr>
-        <w:ind w:left="2860" w:hanging="360"/>
+        <w:ind w:left="2520" w:hanging="360"/>
       </w:pPr>
     </w:lvl>
     <w:lvl w:ilvl="4" w:tplc="04090019" w:tentative="1">
@@ -18648,7 +20283,7 @@
       <w:lvlText w:val="%5."/>
       <w:lvlJc w:val="left"/>
       <w:pPr>
-        <w:ind w:left="3580" w:hanging="360"/>
+        <w:ind w:left="3240" w:hanging="360"/>
       </w:pPr>
     </w:lvl>
     <w:lvl w:ilvl="5" w:tplc="0409001B" w:tentative="1">
@@ -18657,7 +20292,7 @@
       <w:lvlText w:val="%6."/>
       <w:lvlJc w:val="right"/>
       <w:pPr>
-        <w:ind w:left="4300" w:hanging="180"/>
+        <w:ind w:left="3960" w:hanging="180"/>
       </w:pPr>
     </w:lvl>
     <w:lvl w:ilvl="6" w:tplc="0409000F" w:tentative="1">
@@ -18666,7 +20301,7 @@
       <w:lvlText w:val="%7."/>
       <w:lvlJc w:val="left"/>
       <w:pPr>
-        <w:ind w:left="5020" w:hanging="360"/>
+        <w:ind w:left="4680" w:hanging="360"/>
       </w:pPr>
     </w:lvl>
     <w:lvl w:ilvl="7" w:tplc="04090019" w:tentative="1">
@@ -18675,7 +20310,7 @@
       <w:lvlText w:val="%8."/>
       <w:lvlJc w:val="left"/>
       <w:pPr>
-        <w:ind w:left="5740" w:hanging="360"/>
+        <w:ind w:left="5400" w:hanging="360"/>
       </w:pPr>
     </w:lvl>
     <w:lvl w:ilvl="8" w:tplc="0409001B" w:tentative="1">
@@ -18684,11 +20319,11 @@
       <w:lvlText w:val="%9."/>
       <w:lvlJc w:val="right"/>
       <w:pPr>
-        <w:ind w:left="6460" w:hanging="180"/>
+        <w:ind w:left="6120" w:hanging="180"/>
       </w:pPr>
     </w:lvl>
   </w:abstractNum>
-  <w:abstractNum w:abstractNumId="13" w15:restartNumberingAfterBreak="0">
+  <w:abstractNum w:abstractNumId="18" w15:restartNumberingAfterBreak="0">
     <w:nsid w:val="41AA6464"/>
     <w:multiLevelType w:val="hybridMultilevel"/>
     <w:tmpl w:val="52B66F58"/>
@@ -18801,7 +20436,7 @@
       </w:rPr>
     </w:lvl>
   </w:abstractNum>
-  <w:abstractNum w:abstractNumId="14" w15:restartNumberingAfterBreak="0">
+  <w:abstractNum w:abstractNumId="19" w15:restartNumberingAfterBreak="0">
     <w:nsid w:val="4A834243"/>
     <w:multiLevelType w:val="hybridMultilevel"/>
     <w:tmpl w:val="9C8E8210"/>
@@ -18890,7 +20525,7 @@
       </w:pPr>
     </w:lvl>
   </w:abstractNum>
-  <w:abstractNum w:abstractNumId="15" w15:restartNumberingAfterBreak="0">
+  <w:abstractNum w:abstractNumId="20" w15:restartNumberingAfterBreak="0">
     <w:nsid w:val="535942DE"/>
     <w:multiLevelType w:val="hybridMultilevel"/>
     <w:tmpl w:val="49C0CC88"/>
@@ -18900,7 +20535,7 @@
       <w:lvlText w:val="%1."/>
       <w:lvlJc w:val="left"/>
       <w:pPr>
-        <w:ind w:left="700" w:hanging="360"/>
+        <w:ind w:left="360" w:hanging="360"/>
       </w:pPr>
       <w:rPr>
         <w:rFonts w:hint="default"/>
@@ -18912,7 +20547,7 @@
       <w:lvlText w:val="%2."/>
       <w:lvlJc w:val="left"/>
       <w:pPr>
-        <w:ind w:left="1420" w:hanging="360"/>
+        <w:ind w:left="1080" w:hanging="360"/>
       </w:pPr>
     </w:lvl>
     <w:lvl w:ilvl="2" w:tplc="0409001B" w:tentative="1">
@@ -18921,7 +20556,7 @@
       <w:lvlText w:val="%3."/>
       <w:lvlJc w:val="right"/>
       <w:pPr>
-        <w:ind w:left="2140" w:hanging="180"/>
+        <w:ind w:left="1800" w:hanging="180"/>
       </w:pPr>
     </w:lvl>
     <w:lvl w:ilvl="3" w:tplc="0409000F" w:tentative="1">
@@ -18930,7 +20565,7 @@
       <w:lvlText w:val="%4."/>
       <w:lvlJc w:val="left"/>
       <w:pPr>
-        <w:ind w:left="2860" w:hanging="360"/>
+        <w:ind w:left="2520" w:hanging="360"/>
       </w:pPr>
     </w:lvl>
     <w:lvl w:ilvl="4" w:tplc="04090019" w:tentative="1">
@@ -18939,7 +20574,7 @@
       <w:lvlText w:val="%5."/>
       <w:lvlJc w:val="left"/>
       <w:pPr>
-        <w:ind w:left="3580" w:hanging="360"/>
+        <w:ind w:left="3240" w:hanging="360"/>
       </w:pPr>
     </w:lvl>
     <w:lvl w:ilvl="5" w:tplc="0409001B" w:tentative="1">
@@ -18948,7 +20583,7 @@
       <w:lvlText w:val="%6."/>
       <w:lvlJc w:val="right"/>
       <w:pPr>
-        <w:ind w:left="4300" w:hanging="180"/>
+        <w:ind w:left="3960" w:hanging="180"/>
       </w:pPr>
     </w:lvl>
     <w:lvl w:ilvl="6" w:tplc="0409000F" w:tentative="1">
@@ -18957,7 +20592,7 @@
       <w:lvlText w:val="%7."/>
       <w:lvlJc w:val="left"/>
       <w:pPr>
-        <w:ind w:left="5020" w:hanging="360"/>
+        <w:ind w:left="4680" w:hanging="360"/>
       </w:pPr>
     </w:lvl>
     <w:lvl w:ilvl="7" w:tplc="04090019" w:tentative="1">
@@ -18966,7 +20601,7 @@
       <w:lvlText w:val="%8."/>
       <w:lvlJc w:val="left"/>
       <w:pPr>
-        <w:ind w:left="5740" w:hanging="360"/>
+        <w:ind w:left="5400" w:hanging="360"/>
       </w:pPr>
     </w:lvl>
     <w:lvl w:ilvl="8" w:tplc="0409001B" w:tentative="1">
@@ -18975,11 +20610,11 @@
       <w:lvlText w:val="%9."/>
       <w:lvlJc w:val="right"/>
       <w:pPr>
-        <w:ind w:left="6460" w:hanging="180"/>
+        <w:ind w:left="6120" w:hanging="180"/>
       </w:pPr>
     </w:lvl>
   </w:abstractNum>
-  <w:abstractNum w:abstractNumId="16" w15:restartNumberingAfterBreak="0">
+  <w:abstractNum w:abstractNumId="21" w15:restartNumberingAfterBreak="0">
     <w:nsid w:val="5B1F75AB"/>
     <w:multiLevelType w:val="hybridMultilevel"/>
     <w:tmpl w:val="2ACC4F52"/>
@@ -18989,7 +20624,7 @@
       <w:lvlText w:val="%1."/>
       <w:lvlJc w:val="left"/>
       <w:pPr>
-        <w:ind w:left="1060" w:hanging="360"/>
+        <w:ind w:left="360" w:hanging="360"/>
       </w:pPr>
       <w:rPr>
         <w:rFonts w:hint="default"/>
@@ -19001,7 +20636,7 @@
       <w:lvlText w:val="%2."/>
       <w:lvlJc w:val="left"/>
       <w:pPr>
-        <w:ind w:left="1780" w:hanging="360"/>
+        <w:ind w:left="1080" w:hanging="360"/>
       </w:pPr>
     </w:lvl>
     <w:lvl w:ilvl="2" w:tplc="0409001B" w:tentative="1">
@@ -19010,7 +20645,7 @@
       <w:lvlText w:val="%3."/>
       <w:lvlJc w:val="right"/>
       <w:pPr>
-        <w:ind w:left="2500" w:hanging="180"/>
+        <w:ind w:left="1800" w:hanging="180"/>
       </w:pPr>
     </w:lvl>
     <w:lvl w:ilvl="3" w:tplc="0409000F" w:tentative="1">
@@ -19019,7 +20654,7 @@
       <w:lvlText w:val="%4."/>
       <w:lvlJc w:val="left"/>
       <w:pPr>
-        <w:ind w:left="3220" w:hanging="360"/>
+        <w:ind w:left="2520" w:hanging="360"/>
       </w:pPr>
     </w:lvl>
     <w:lvl w:ilvl="4" w:tplc="04090019" w:tentative="1">
@@ -19028,7 +20663,7 @@
       <w:lvlText w:val="%5."/>
       <w:lvlJc w:val="left"/>
       <w:pPr>
-        <w:ind w:left="3940" w:hanging="360"/>
+        <w:ind w:left="3240" w:hanging="360"/>
       </w:pPr>
     </w:lvl>
     <w:lvl w:ilvl="5" w:tplc="0409001B" w:tentative="1">
@@ -19037,7 +20672,7 @@
       <w:lvlText w:val="%6."/>
       <w:lvlJc w:val="right"/>
       <w:pPr>
-        <w:ind w:left="4660" w:hanging="180"/>
+        <w:ind w:left="3960" w:hanging="180"/>
       </w:pPr>
     </w:lvl>
     <w:lvl w:ilvl="6" w:tplc="0409000F" w:tentative="1">
@@ -19046,7 +20681,7 @@
       <w:lvlText w:val="%7."/>
       <w:lvlJc w:val="left"/>
       <w:pPr>
-        <w:ind w:left="5380" w:hanging="360"/>
+        <w:ind w:left="4680" w:hanging="360"/>
       </w:pPr>
     </w:lvl>
     <w:lvl w:ilvl="7" w:tplc="04090019" w:tentative="1">
@@ -19055,7 +20690,7 @@
       <w:lvlText w:val="%8."/>
       <w:lvlJc w:val="left"/>
       <w:pPr>
-        <w:ind w:left="6100" w:hanging="360"/>
+        <w:ind w:left="5400" w:hanging="360"/>
       </w:pPr>
     </w:lvl>
     <w:lvl w:ilvl="8" w:tplc="0409001B" w:tentative="1">
@@ -19064,11 +20699,11 @@
       <w:lvlText w:val="%9."/>
       <w:lvlJc w:val="right"/>
       <w:pPr>
-        <w:ind w:left="6820" w:hanging="180"/>
+        <w:ind w:left="6120" w:hanging="180"/>
       </w:pPr>
     </w:lvl>
   </w:abstractNum>
-  <w:abstractNum w:abstractNumId="17" w15:restartNumberingAfterBreak="0">
+  <w:abstractNum w:abstractNumId="22" w15:restartNumberingAfterBreak="0">
     <w:nsid w:val="5FDF4664"/>
     <w:multiLevelType w:val="multilevel"/>
     <w:tmpl w:val="9B5451AA"/>
@@ -19209,7 +20844,7 @@
       </w:rPr>
     </w:lvl>
   </w:abstractNum>
-  <w:abstractNum w:abstractNumId="18" w15:restartNumberingAfterBreak="0">
+  <w:abstractNum w:abstractNumId="23" w15:restartNumberingAfterBreak="0">
     <w:nsid w:val="67556A96"/>
     <w:multiLevelType w:val="hybridMultilevel"/>
     <w:tmpl w:val="9946ABD8"/>
@@ -19322,7 +20957,96 @@
       </w:rPr>
     </w:lvl>
   </w:abstractNum>
-  <w:abstractNum w:abstractNumId="19" w15:restartNumberingAfterBreak="0">
+  <w:abstractNum w:abstractNumId="24" w15:restartNumberingAfterBreak="0">
+    <w:nsid w:val="68D620C3"/>
+    <w:multiLevelType w:val="hybridMultilevel"/>
+    <w:tmpl w:val="1B92FA4C"/>
+    <w:lvl w:ilvl="0" w:tplc="71B0E5A2">
+      <w:start w:val="1"/>
+      <w:numFmt w:val="decimal"/>
+      <w:lvlText w:val="%1."/>
+      <w:lvlJc w:val="left"/>
+      <w:pPr>
+        <w:ind w:left="1420" w:hanging="360"/>
+      </w:pPr>
+      <w:rPr>
+        <w:rFonts w:hint="default"/>
+      </w:rPr>
+    </w:lvl>
+    <w:lvl w:ilvl="1" w:tplc="04090019" w:tentative="1">
+      <w:start w:val="1"/>
+      <w:numFmt w:val="lowerLetter"/>
+      <w:lvlText w:val="%2."/>
+      <w:lvlJc w:val="left"/>
+      <w:pPr>
+        <w:ind w:left="2140" w:hanging="360"/>
+      </w:pPr>
+    </w:lvl>
+    <w:lvl w:ilvl="2" w:tplc="0409001B" w:tentative="1">
+      <w:start w:val="1"/>
+      <w:numFmt w:val="lowerRoman"/>
+      <w:lvlText w:val="%3."/>
+      <w:lvlJc w:val="right"/>
+      <w:pPr>
+        <w:ind w:left="2860" w:hanging="180"/>
+      </w:pPr>
+    </w:lvl>
+    <w:lvl w:ilvl="3" w:tplc="0409000F" w:tentative="1">
+      <w:start w:val="1"/>
+      <w:numFmt w:val="decimal"/>
+      <w:lvlText w:val="%4."/>
+      <w:lvlJc w:val="left"/>
+      <w:pPr>
+        <w:ind w:left="3580" w:hanging="360"/>
+      </w:pPr>
+    </w:lvl>
+    <w:lvl w:ilvl="4" w:tplc="04090019" w:tentative="1">
+      <w:start w:val="1"/>
+      <w:numFmt w:val="lowerLetter"/>
+      <w:lvlText w:val="%5."/>
+      <w:lvlJc w:val="left"/>
+      <w:pPr>
+        <w:ind w:left="4300" w:hanging="360"/>
+      </w:pPr>
+    </w:lvl>
+    <w:lvl w:ilvl="5" w:tplc="0409001B" w:tentative="1">
+      <w:start w:val="1"/>
+      <w:numFmt w:val="lowerRoman"/>
+      <w:lvlText w:val="%6."/>
+      <w:lvlJc w:val="right"/>
+      <w:pPr>
+        <w:ind w:left="5020" w:hanging="180"/>
+      </w:pPr>
+    </w:lvl>
+    <w:lvl w:ilvl="6" w:tplc="0409000F" w:tentative="1">
+      <w:start w:val="1"/>
+      <w:numFmt w:val="decimal"/>
+      <w:lvlText w:val="%7."/>
+      <w:lvlJc w:val="left"/>
+      <w:pPr>
+        <w:ind w:left="5740" w:hanging="360"/>
+      </w:pPr>
+    </w:lvl>
+    <w:lvl w:ilvl="7" w:tplc="04090019" w:tentative="1">
+      <w:start w:val="1"/>
+      <w:numFmt w:val="lowerLetter"/>
+      <w:lvlText w:val="%8."/>
+      <w:lvlJc w:val="left"/>
+      <w:pPr>
+        <w:ind w:left="6460" w:hanging="360"/>
+      </w:pPr>
+    </w:lvl>
+    <w:lvl w:ilvl="8" w:tplc="0409001B" w:tentative="1">
+      <w:start w:val="1"/>
+      <w:numFmt w:val="lowerRoman"/>
+      <w:lvlText w:val="%9."/>
+      <w:lvlJc w:val="right"/>
+      <w:pPr>
+        <w:ind w:left="7180" w:hanging="180"/>
+      </w:pPr>
+    </w:lvl>
+  </w:abstractNum>
+  <w:abstractNum w:abstractNumId="25" w15:restartNumberingAfterBreak="0">
     <w:nsid w:val="6C484A00"/>
     <w:multiLevelType w:val="hybridMultilevel"/>
     <w:tmpl w:val="305C91F2"/>
@@ -19435,7 +21159,7 @@
       </w:rPr>
     </w:lvl>
   </w:abstractNum>
-  <w:abstractNum w:abstractNumId="20" w15:restartNumberingAfterBreak="0">
+  <w:abstractNum w:abstractNumId="26" w15:restartNumberingAfterBreak="0">
     <w:nsid w:val="6E0758DC"/>
     <w:multiLevelType w:val="hybridMultilevel"/>
     <w:tmpl w:val="6D9EA9C2"/>
@@ -19548,7 +21272,7 @@
       </w:rPr>
     </w:lvl>
   </w:abstractNum>
-  <w:abstractNum w:abstractNumId="21" w15:restartNumberingAfterBreak="0">
+  <w:abstractNum w:abstractNumId="27" w15:restartNumberingAfterBreak="0">
     <w:nsid w:val="6E53293A"/>
     <w:multiLevelType w:val="hybridMultilevel"/>
     <w:tmpl w:val="AAC841F8"/>
@@ -19661,7 +21385,7 @@
       </w:rPr>
     </w:lvl>
   </w:abstractNum>
-  <w:abstractNum w:abstractNumId="22" w15:restartNumberingAfterBreak="0">
+  <w:abstractNum w:abstractNumId="28" w15:restartNumberingAfterBreak="0">
     <w:nsid w:val="71B217DE"/>
     <w:multiLevelType w:val="hybridMultilevel"/>
     <w:tmpl w:val="4142DE1E"/>
@@ -19751,7 +21475,7 @@
       </w:pPr>
     </w:lvl>
   </w:abstractNum>
-  <w:abstractNum w:abstractNumId="23" w15:restartNumberingAfterBreak="0">
+  <w:abstractNum w:abstractNumId="29" w15:restartNumberingAfterBreak="0">
     <w:nsid w:val="7A850D4B"/>
     <w:multiLevelType w:val="hybridMultilevel"/>
     <w:tmpl w:val="F572B8AC"/>
@@ -19761,7 +21485,7 @@
       <w:lvlText w:val="%1."/>
       <w:lvlJc w:val="left"/>
       <w:pPr>
-        <w:ind w:left="700" w:hanging="360"/>
+        <w:ind w:left="360" w:hanging="360"/>
       </w:pPr>
       <w:rPr>
         <w:rFonts w:hint="default"/>
@@ -19773,7 +21497,7 @@
       <w:lvlText w:val="%2."/>
       <w:lvlJc w:val="left"/>
       <w:pPr>
-        <w:ind w:left="1420" w:hanging="360"/>
+        <w:ind w:left="1080" w:hanging="360"/>
       </w:pPr>
     </w:lvl>
     <w:lvl w:ilvl="2" w:tplc="0409001B" w:tentative="1">
@@ -19782,7 +21506,7 @@
       <w:lvlText w:val="%3."/>
       <w:lvlJc w:val="right"/>
       <w:pPr>
-        <w:ind w:left="2140" w:hanging="180"/>
+        <w:ind w:left="1800" w:hanging="180"/>
       </w:pPr>
     </w:lvl>
     <w:lvl w:ilvl="3" w:tplc="0409000F" w:tentative="1">
@@ -19791,7 +21515,7 @@
       <w:lvlText w:val="%4."/>
       <w:lvlJc w:val="left"/>
       <w:pPr>
-        <w:ind w:left="2860" w:hanging="360"/>
+        <w:ind w:left="2520" w:hanging="360"/>
       </w:pPr>
     </w:lvl>
     <w:lvl w:ilvl="4" w:tplc="04090019" w:tentative="1">
@@ -19800,7 +21524,7 @@
       <w:lvlText w:val="%5."/>
       <w:lvlJc w:val="left"/>
       <w:pPr>
-        <w:ind w:left="3580" w:hanging="360"/>
+        <w:ind w:left="3240" w:hanging="360"/>
       </w:pPr>
     </w:lvl>
     <w:lvl w:ilvl="5" w:tplc="0409001B" w:tentative="1">
@@ -19809,7 +21533,7 @@
       <w:lvlText w:val="%6."/>
       <w:lvlJc w:val="right"/>
       <w:pPr>
-        <w:ind w:left="4300" w:hanging="180"/>
+        <w:ind w:left="3960" w:hanging="180"/>
       </w:pPr>
     </w:lvl>
     <w:lvl w:ilvl="6" w:tplc="0409000F" w:tentative="1">
@@ -19818,7 +21542,7 @@
       <w:lvlText w:val="%7."/>
       <w:lvlJc w:val="left"/>
       <w:pPr>
-        <w:ind w:left="5020" w:hanging="360"/>
+        <w:ind w:left="4680" w:hanging="360"/>
       </w:pPr>
     </w:lvl>
     <w:lvl w:ilvl="7" w:tplc="04090019" w:tentative="1">
@@ -19827,7 +21551,7 @@
       <w:lvlText w:val="%8."/>
       <w:lvlJc w:val="left"/>
       <w:pPr>
-        <w:ind w:left="5740" w:hanging="360"/>
+        <w:ind w:left="5400" w:hanging="360"/>
       </w:pPr>
     </w:lvl>
     <w:lvl w:ilvl="8" w:tplc="0409001B" w:tentative="1">
@@ -19836,81 +21560,99 @@
       <w:lvlText w:val="%9."/>
       <w:lvlJc w:val="right"/>
       <w:pPr>
-        <w:ind w:left="6460" w:hanging="180"/>
+        <w:ind w:left="6120" w:hanging="180"/>
       </w:pPr>
     </w:lvl>
   </w:abstractNum>
   <w:num w:numId="1">
+    <w:abstractNumId w:val="19"/>
+  </w:num>
+  <w:num w:numId="2">
+    <w:abstractNumId w:val="22"/>
+  </w:num>
+  <w:num w:numId="3">
+    <w:abstractNumId w:val="23"/>
+  </w:num>
+  <w:num w:numId="4">
+    <w:abstractNumId w:val="10"/>
+  </w:num>
+  <w:num w:numId="5">
+    <w:abstractNumId w:val="26"/>
+  </w:num>
+  <w:num w:numId="6">
+    <w:abstractNumId w:val="12"/>
+  </w:num>
+  <w:num w:numId="7">
+    <w:abstractNumId w:val="16"/>
+  </w:num>
+  <w:num w:numId="8">
+    <w:abstractNumId w:val="9"/>
+  </w:num>
+  <w:num w:numId="9">
+    <w:abstractNumId w:val="25"/>
+  </w:num>
+  <w:num w:numId="10">
+    <w:abstractNumId w:val="18"/>
+  </w:num>
+  <w:num w:numId="11">
+    <w:abstractNumId w:val="27"/>
+  </w:num>
+  <w:num w:numId="12">
+    <w:abstractNumId w:val="28"/>
+  </w:num>
+  <w:num w:numId="13">
+    <w:abstractNumId w:val="8"/>
+  </w:num>
+  <w:num w:numId="14">
+    <w:abstractNumId w:val="11"/>
+  </w:num>
+  <w:num w:numId="15">
+    <w:abstractNumId w:val="4"/>
+  </w:num>
+  <w:num w:numId="16">
+    <w:abstractNumId w:val="6"/>
+  </w:num>
+  <w:num w:numId="17">
+    <w:abstractNumId w:val="1"/>
+  </w:num>
+  <w:num w:numId="18">
+    <w:abstractNumId w:val="15"/>
+  </w:num>
+  <w:num w:numId="19">
+    <w:abstractNumId w:val="2"/>
+  </w:num>
+  <w:num w:numId="20">
+    <w:abstractNumId w:val="17"/>
+  </w:num>
+  <w:num w:numId="21">
+    <w:abstractNumId w:val="20"/>
+  </w:num>
+  <w:num w:numId="22">
+    <w:abstractNumId w:val="29"/>
+  </w:num>
+  <w:num w:numId="23">
+    <w:abstractNumId w:val="21"/>
+  </w:num>
+  <w:num w:numId="24">
+    <w:abstractNumId w:val="13"/>
+  </w:num>
+  <w:num w:numId="25">
+    <w:abstractNumId w:val="7"/>
+  </w:num>
+  <w:num w:numId="26">
+    <w:abstractNumId w:val="5"/>
+  </w:num>
+  <w:num w:numId="27">
+    <w:abstractNumId w:val="24"/>
+  </w:num>
+  <w:num w:numId="28">
+    <w:abstractNumId w:val="0"/>
+  </w:num>
+  <w:num w:numId="29">
     <w:abstractNumId w:val="14"/>
   </w:num>
-  <w:num w:numId="2">
-    <w:abstractNumId w:val="17"/>
-  </w:num>
-  <w:num w:numId="3">
-    <w:abstractNumId w:val="18"/>
-  </w:num>
-  <w:num w:numId="4">
-    <w:abstractNumId w:val="6"/>
-  </w:num>
-  <w:num w:numId="5">
-    <w:abstractNumId w:val="20"/>
-  </w:num>
-  <w:num w:numId="6">
-    <w:abstractNumId w:val="8"/>
-  </w:num>
-  <w:num w:numId="7">
-    <w:abstractNumId w:val="11"/>
-  </w:num>
-  <w:num w:numId="8">
-    <w:abstractNumId w:val="5"/>
-  </w:num>
-  <w:num w:numId="9">
-    <w:abstractNumId w:val="19"/>
-  </w:num>
-  <w:num w:numId="10">
-    <w:abstractNumId w:val="13"/>
-  </w:num>
-  <w:num w:numId="11">
-    <w:abstractNumId w:val="21"/>
-  </w:num>
-  <w:num w:numId="12">
-    <w:abstractNumId w:val="22"/>
-  </w:num>
-  <w:num w:numId="13">
-    <w:abstractNumId w:val="4"/>
-  </w:num>
-  <w:num w:numId="14">
-    <w:abstractNumId w:val="7"/>
-  </w:num>
-  <w:num w:numId="15">
-    <w:abstractNumId w:val="2"/>
-  </w:num>
-  <w:num w:numId="16">
+  <w:num w:numId="30">
     <w:abstractNumId w:val="3"/>
-  </w:num>
-  <w:num w:numId="17">
-    <w:abstractNumId w:val="0"/>
-  </w:num>
-  <w:num w:numId="18">
-    <w:abstractNumId w:val="10"/>
-  </w:num>
-  <w:num w:numId="19">
-    <w:abstractNumId w:val="1"/>
-  </w:num>
-  <w:num w:numId="20">
-    <w:abstractNumId w:val="12"/>
-  </w:num>
-  <w:num w:numId="21">
-    <w:abstractNumId w:val="15"/>
-  </w:num>
-  <w:num w:numId="22">
-    <w:abstractNumId w:val="23"/>
-  </w:num>
-  <w:num w:numId="23">
-    <w:abstractNumId w:val="16"/>
-  </w:num>
-  <w:num w:numId="24">
-    <w:abstractNumId w:val="9"/>
   </w:num>
   <w:numIdMacAtCleanup w:val="14"/>
 </w:numbering>
@@ -21134,6 +22876,22 @@
       <w:szCs w:val="52"/>
     </w:rPr>
   </w:style>
+  <w:style w:type="paragraph" w:styleId="NormalWeb">
+    <w:name w:val="Normal (Web)"/>
+    <w:basedOn w:val="Normal"/>
+    <w:uiPriority w:val="99"/>
+    <w:semiHidden/>
+    <w:unhideWhenUsed/>
+    <w:rsid w:val="006E3A99"/>
+    <w:pPr>
+      <w:spacing w:before="100" w:beforeAutospacing="1" w:after="100" w:afterAutospacing="1"/>
+    </w:pPr>
+    <w:rPr>
+      <w:rFonts w:eastAsia="Times New Roman" w:cs="Times New Roman"/>
+      <w:szCs w:val="24"/>
+      <w:lang w:val="en-US"/>
+    </w:rPr>
+  </w:style>
 </w:styles>
 </file>
 

--- a/Word/diplomski_rad_word2007.docx
+++ b/Word/diplomski_rad_word2007.docx
@@ -1166,13 +1166,13 @@
           <w:r>
             <w:fldChar w:fldCharType="separate"/>
           </w:r>
-          <w:hyperlink w:anchor="_Toc234152072" w:history="1">
+          <w:hyperlink w:anchor="_Toc234577044" w:history="1">
             <w:r>
               <w:rPr>
                 <w:rStyle w:val="Hyperlink"/>
                 <w:noProof/>
               </w:rPr>
-              <w:t>Poglavlje 1 Teorijska osnova</w:t>
+              <w:t>Poglavlje 1 Uvod</w:t>
             </w:r>
             <w:r>
               <w:rPr>
@@ -1193,7 +1193,7 @@
                 <w:noProof/>
                 <w:webHidden/>
               </w:rPr>
-              <w:instrText xml:space="preserve"> PAGEREF _Toc234152072 \h </w:instrText>
+              <w:instrText xml:space="preserve"> PAGEREF _Toc234577044 \h </w:instrText>
             </w:r>
             <w:r>
               <w:rPr>
@@ -1213,7 +1213,7 @@
                 <w:noProof/>
                 <w:webHidden/>
               </w:rPr>
-              <w:t>1</w:t>
+              <w:t>ix</w:t>
             </w:r>
             <w:r>
               <w:rPr>
@@ -1238,7 +1238,7 @@
               <w:lang w:val="en-US"/>
             </w:rPr>
           </w:pPr>
-          <w:hyperlink w:anchor="_Toc234152073" w:history="1">
+          <w:hyperlink w:anchor="_Toc234577045" w:history="1">
             <w:r>
               <w:rPr>
                 <w:rStyle w:val="Hyperlink"/>
@@ -1260,7 +1260,7 @@
                 <w:rStyle w:val="Hyperlink"/>
                 <w:noProof/>
               </w:rPr>
-              <w:t>Šta su neuronske mreže?</w:t>
+              <w:t>Cilj Rada</w:t>
             </w:r>
             <w:r>
               <w:rPr>
@@ -1281,7 +1281,7 @@
                 <w:noProof/>
                 <w:webHidden/>
               </w:rPr>
-              <w:instrText xml:space="preserve"> PAGEREF _Toc234152073 \h </w:instrText>
+              <w:instrText xml:space="preserve"> PAGEREF _Toc234577045 \h </w:instrText>
             </w:r>
             <w:r>
               <w:rPr>
@@ -1301,7 +1301,78 @@
                 <w:noProof/>
                 <w:webHidden/>
               </w:rPr>
-              <w:t>1</w:t>
+              <w:t>x</w:t>
+            </w:r>
+            <w:r>
+              <w:rPr>
+                <w:noProof/>
+                <w:webHidden/>
+              </w:rPr>
+              <w:fldChar w:fldCharType="end"/>
+            </w:r>
+          </w:hyperlink>
+        </w:p>
+        <w:p>
+          <w:pPr>
+            <w:pStyle w:val="TOC1"/>
+            <w:tabs>
+              <w:tab w:val="right" w:leader="dot" w:pos="9350"/>
+            </w:tabs>
+            <w:rPr>
+              <w:rFonts w:asciiTheme="minorHAnsi" w:eastAsiaTheme="minorEastAsia" w:hAnsiTheme="minorHAnsi"/>
+              <w:noProof/>
+              <w:sz w:val="22"/>
+              <w:lang w:val="en-US"/>
+            </w:rPr>
+          </w:pPr>
+          <w:hyperlink w:anchor="_Toc234577046" w:history="1">
+            <w:r>
+              <w:rPr>
+                <w:rStyle w:val="Hyperlink"/>
+                <w:noProof/>
+              </w:rPr>
+              <w:t>Poglavlje 2 Teorijska osnova</w:t>
+            </w:r>
+            <w:r>
+              <w:rPr>
+                <w:noProof/>
+                <w:webHidden/>
+              </w:rPr>
+              <w:tab/>
+            </w:r>
+            <w:r>
+              <w:rPr>
+                <w:noProof/>
+                <w:webHidden/>
+              </w:rPr>
+              <w:fldChar w:fldCharType="begin"/>
+            </w:r>
+            <w:r>
+              <w:rPr>
+                <w:noProof/>
+                <w:webHidden/>
+              </w:rPr>
+              <w:instrText xml:space="preserve"> PAGEREF _Toc234577046 \h </w:instrText>
+            </w:r>
+            <w:r>
+              <w:rPr>
+                <w:noProof/>
+                <w:webHidden/>
+              </w:rPr>
+            </w:r>
+            <w:r>
+              <w:rPr>
+                <w:noProof/>
+                <w:webHidden/>
+              </w:rPr>
+              <w:fldChar w:fldCharType="separate"/>
+            </w:r>
+            <w:r>
+              <w:rPr>
+                <w:noProof/>
+                <w:webHidden/>
+              </w:rPr>
+              <w:t>11</w:t>
             </w:r>
             <w:r>
               <w:rPr>
@@ -1326,13 +1397,13 @@
               <w:lang w:val="en-US"/>
             </w:rPr>
           </w:pPr>
-          <w:hyperlink w:anchor="_Toc234152074" w:history="1">
+          <w:hyperlink w:anchor="_Toc234577047" w:history="1">
             <w:r>
               <w:rPr>
                 <w:rStyle w:val="Hyperlink"/>
                 <w:noProof/>
               </w:rPr>
-              <w:t>1.2</w:t>
+              <w:t>2.1</w:t>
             </w:r>
             <w:r>
               <w:rPr>
@@ -1348,7 +1419,7 @@
                 <w:rStyle w:val="Hyperlink"/>
                 <w:noProof/>
               </w:rPr>
-              <w:t>Kako neuronska mreža uči?</w:t>
+              <w:t>Šta su neuronske mreže?</w:t>
             </w:r>
             <w:r>
               <w:rPr>
@@ -1369,7 +1440,7 @@
                 <w:noProof/>
                 <w:webHidden/>
               </w:rPr>
-              <w:instrText xml:space="preserve"> PAGEREF _Toc234152074 \h </w:instrText>
+              <w:instrText xml:space="preserve"> PAGEREF _Toc234577047 \h </w:instrText>
             </w:r>
             <w:r>
               <w:rPr>
@@ -1389,7 +1460,7 @@
                 <w:noProof/>
                 <w:webHidden/>
               </w:rPr>
-              <w:t>2</w:t>
+              <w:t>11</w:t>
             </w:r>
             <w:r>
               <w:rPr>
@@ -1414,13 +1485,13 @@
               <w:lang w:val="en-US"/>
             </w:rPr>
           </w:pPr>
-          <w:hyperlink w:anchor="_Toc234152075" w:history="1">
+          <w:hyperlink w:anchor="_Toc234577048" w:history="1">
             <w:r>
               <w:rPr>
                 <w:rStyle w:val="Hyperlink"/>
                 <w:noProof/>
               </w:rPr>
-              <w:t>1.3</w:t>
+              <w:t>2.2</w:t>
             </w:r>
             <w:r>
               <w:rPr>
@@ -1436,7 +1507,7 @@
                 <w:rStyle w:val="Hyperlink"/>
                 <w:noProof/>
               </w:rPr>
-              <w:t>CNN – Konvolucione neuronske mreže</w:t>
+              <w:t>Kako neuronska mreža uči?</w:t>
             </w:r>
             <w:r>
               <w:rPr>
@@ -1457,7 +1528,7 @@
                 <w:noProof/>
                 <w:webHidden/>
               </w:rPr>
-              <w:instrText xml:space="preserve"> PAGEREF _Toc234152075 \h </w:instrText>
+              <w:instrText xml:space="preserve"> PAGEREF _Toc234577048 \h </w:instrText>
             </w:r>
             <w:r>
               <w:rPr>
@@ -1477,7 +1548,7 @@
                 <w:noProof/>
                 <w:webHidden/>
               </w:rPr>
-              <w:t>3</w:t>
+              <w:t>12</w:t>
             </w:r>
             <w:r>
               <w:rPr>
@@ -1502,13 +1573,13 @@
               <w:lang w:val="en-US"/>
             </w:rPr>
           </w:pPr>
-          <w:hyperlink w:anchor="_Toc234152076" w:history="1">
+          <w:hyperlink w:anchor="_Toc234577049" w:history="1">
             <w:r>
               <w:rPr>
                 <w:rStyle w:val="Hyperlink"/>
                 <w:noProof/>
               </w:rPr>
-              <w:t>1.4</w:t>
+              <w:t>2.3</w:t>
             </w:r>
             <w:r>
               <w:rPr>
@@ -1524,7 +1595,7 @@
                 <w:rStyle w:val="Hyperlink"/>
                 <w:noProof/>
               </w:rPr>
-              <w:t>PyTorch vs. TorchSharp</w:t>
+              <w:t>CNN – Konvolucione neuronske mreže</w:t>
             </w:r>
             <w:r>
               <w:rPr>
@@ -1545,7 +1616,7 @@
                 <w:noProof/>
                 <w:webHidden/>
               </w:rPr>
-              <w:instrText xml:space="preserve"> PAGEREF _Toc234152076 \h </w:instrText>
+              <w:instrText xml:space="preserve"> PAGEREF _Toc234577049 \h </w:instrText>
             </w:r>
             <w:r>
               <w:rPr>
@@ -1565,7 +1636,7 @@
                 <w:noProof/>
                 <w:webHidden/>
               </w:rPr>
-              <w:t>5</w:t>
+              <w:t>13</w:t>
             </w:r>
             <w:r>
               <w:rPr>
@@ -1590,13 +1661,13 @@
               <w:lang w:val="en-US"/>
             </w:rPr>
           </w:pPr>
-          <w:hyperlink w:anchor="_Toc234152077" w:history="1">
+          <w:hyperlink w:anchor="_Toc234577050" w:history="1">
             <w:r>
               <w:rPr>
                 <w:rStyle w:val="Hyperlink"/>
                 <w:noProof/>
               </w:rPr>
-              <w:t>1.5</w:t>
+              <w:t>2.4</w:t>
             </w:r>
             <w:r>
               <w:rPr>
@@ -1612,7 +1683,7 @@
                 <w:rStyle w:val="Hyperlink"/>
                 <w:noProof/>
               </w:rPr>
-              <w:t>Metrike modela</w:t>
+              <w:t>PyTorch vs. TorchSharp</w:t>
             </w:r>
             <w:r>
               <w:rPr>
@@ -1633,7 +1704,7 @@
                 <w:noProof/>
                 <w:webHidden/>
               </w:rPr>
-              <w:instrText xml:space="preserve"> PAGEREF _Toc234152077 \h </w:instrText>
+              <w:instrText xml:space="preserve"> PAGEREF _Toc234577050 \h </w:instrText>
             </w:r>
             <w:r>
               <w:rPr>
@@ -1653,330 +1724,7 @@
                 <w:noProof/>
                 <w:webHidden/>
               </w:rPr>
-              <w:t>6</w:t>
-            </w:r>
-            <w:r>
-              <w:rPr>
-                <w:noProof/>
-                <w:webHidden/>
-              </w:rPr>
-              <w:fldChar w:fldCharType="end"/>
-            </w:r>
-          </w:hyperlink>
-        </w:p>
-        <w:p>
-          <w:pPr>
-            <w:pStyle w:val="TOC3"/>
-            <w:tabs>
-              <w:tab w:val="left" w:pos="1320"/>
-              <w:tab w:val="right" w:leader="dot" w:pos="9350"/>
-            </w:tabs>
-            <w:rPr>
-              <w:noProof/>
-              <w:lang w:val="en-US"/>
-            </w:rPr>
-          </w:pPr>
-          <w:hyperlink w:anchor="_Toc234152078" w:history="1">
-            <w:r>
-              <w:rPr>
-                <w:rStyle w:val="Hyperlink"/>
-                <w:noProof/>
-              </w:rPr>
-              <w:t>1.5.1</w:t>
-            </w:r>
-            <w:r>
-              <w:rPr>
-                <w:noProof/>
-                <w:lang w:val="en-US"/>
-              </w:rPr>
-              <w:tab/>
-            </w:r>
-            <w:r>
-              <w:rPr>
-                <w:rStyle w:val="Hyperlink"/>
-                <w:noProof/>
-              </w:rPr>
-              <w:t>Brzina treniranja</w:t>
-            </w:r>
-            <w:r>
-              <w:rPr>
-                <w:noProof/>
-                <w:webHidden/>
-              </w:rPr>
-              <w:tab/>
-            </w:r>
-            <w:r>
-              <w:rPr>
-                <w:noProof/>
-                <w:webHidden/>
-              </w:rPr>
-              <w:fldChar w:fldCharType="begin"/>
-            </w:r>
-            <w:r>
-              <w:rPr>
-                <w:noProof/>
-                <w:webHidden/>
-              </w:rPr>
-              <w:instrText xml:space="preserve"> PAGEREF _Toc234152078 \h </w:instrText>
-            </w:r>
-            <w:r>
-              <w:rPr>
-                <w:noProof/>
-                <w:webHidden/>
-              </w:rPr>
-            </w:r>
-            <w:r>
-              <w:rPr>
-                <w:noProof/>
-                <w:webHidden/>
-              </w:rPr>
-              <w:fldChar w:fldCharType="separate"/>
-            </w:r>
-            <w:r>
-              <w:rPr>
-                <w:noProof/>
-                <w:webHidden/>
-              </w:rPr>
-              <w:t>6</w:t>
-            </w:r>
-            <w:r>
-              <w:rPr>
-                <w:noProof/>
-                <w:webHidden/>
-              </w:rPr>
-              <w:fldChar w:fldCharType="end"/>
-            </w:r>
-          </w:hyperlink>
-        </w:p>
-        <w:p>
-          <w:pPr>
-            <w:pStyle w:val="TOC3"/>
-            <w:tabs>
-              <w:tab w:val="left" w:pos="1320"/>
-              <w:tab w:val="right" w:leader="dot" w:pos="9350"/>
-            </w:tabs>
-            <w:rPr>
-              <w:noProof/>
-              <w:lang w:val="en-US"/>
-            </w:rPr>
-          </w:pPr>
-          <w:hyperlink w:anchor="_Toc234152079" w:history="1">
-            <w:r>
-              <w:rPr>
-                <w:rStyle w:val="Hyperlink"/>
-                <w:noProof/>
-              </w:rPr>
-              <w:t>1.5.2</w:t>
-            </w:r>
-            <w:r>
-              <w:rPr>
-                <w:noProof/>
-                <w:lang w:val="en-US"/>
-              </w:rPr>
-              <w:tab/>
-            </w:r>
-            <w:r>
-              <w:rPr>
-                <w:rStyle w:val="Hyperlink"/>
-                <w:noProof/>
-              </w:rPr>
-              <w:t>Klasifikacijske metrike</w:t>
-            </w:r>
-            <w:r>
-              <w:rPr>
-                <w:noProof/>
-                <w:webHidden/>
-              </w:rPr>
-              <w:tab/>
-            </w:r>
-            <w:r>
-              <w:rPr>
-                <w:noProof/>
-                <w:webHidden/>
-              </w:rPr>
-              <w:fldChar w:fldCharType="begin"/>
-            </w:r>
-            <w:r>
-              <w:rPr>
-                <w:noProof/>
-                <w:webHidden/>
-              </w:rPr>
-              <w:instrText xml:space="preserve"> PAGEREF _Toc234152079 \h </w:instrText>
-            </w:r>
-            <w:r>
-              <w:rPr>
-                <w:noProof/>
-                <w:webHidden/>
-              </w:rPr>
-            </w:r>
-            <w:r>
-              <w:rPr>
-                <w:noProof/>
-                <w:webHidden/>
-              </w:rPr>
-              <w:fldChar w:fldCharType="separate"/>
-            </w:r>
-            <w:r>
-              <w:rPr>
-                <w:noProof/>
-                <w:webHidden/>
-              </w:rPr>
-              <w:t>6</w:t>
-            </w:r>
-            <w:r>
-              <w:rPr>
-                <w:noProof/>
-                <w:webHidden/>
-              </w:rPr>
-              <w:fldChar w:fldCharType="end"/>
-            </w:r>
-          </w:hyperlink>
-        </w:p>
-        <w:p>
-          <w:pPr>
-            <w:pStyle w:val="TOC3"/>
-            <w:tabs>
-              <w:tab w:val="left" w:pos="1320"/>
-              <w:tab w:val="right" w:leader="dot" w:pos="9350"/>
-            </w:tabs>
-            <w:rPr>
-              <w:noProof/>
-              <w:lang w:val="en-US"/>
-            </w:rPr>
-          </w:pPr>
-          <w:hyperlink w:anchor="_Toc234152080" w:history="1">
-            <w:r>
-              <w:rPr>
-                <w:rStyle w:val="Hyperlink"/>
-                <w:noProof/>
-              </w:rPr>
-              <w:t>1.5.3</w:t>
-            </w:r>
-            <w:r>
-              <w:rPr>
-                <w:noProof/>
-                <w:lang w:val="en-US"/>
-              </w:rPr>
-              <w:tab/>
-            </w:r>
-            <w:r>
-              <w:rPr>
-                <w:rStyle w:val="Hyperlink"/>
-                <w:noProof/>
-              </w:rPr>
-              <w:t>Metrike za više klasa</w:t>
-            </w:r>
-            <w:r>
-              <w:rPr>
-                <w:noProof/>
-                <w:webHidden/>
-              </w:rPr>
-              <w:tab/>
-            </w:r>
-            <w:r>
-              <w:rPr>
-                <w:noProof/>
-                <w:webHidden/>
-              </w:rPr>
-              <w:fldChar w:fldCharType="begin"/>
-            </w:r>
-            <w:r>
-              <w:rPr>
-                <w:noProof/>
-                <w:webHidden/>
-              </w:rPr>
-              <w:instrText xml:space="preserve"> PAGEREF _Toc234152080 \h </w:instrText>
-            </w:r>
-            <w:r>
-              <w:rPr>
-                <w:noProof/>
-                <w:webHidden/>
-              </w:rPr>
-            </w:r>
-            <w:r>
-              <w:rPr>
-                <w:noProof/>
-                <w:webHidden/>
-              </w:rPr>
-              <w:fldChar w:fldCharType="separate"/>
-            </w:r>
-            <w:r>
-              <w:rPr>
-                <w:noProof/>
-                <w:webHidden/>
-              </w:rPr>
-              <w:t>7</w:t>
-            </w:r>
-            <w:r>
-              <w:rPr>
-                <w:noProof/>
-                <w:webHidden/>
-              </w:rPr>
-              <w:fldChar w:fldCharType="end"/>
-            </w:r>
-          </w:hyperlink>
-        </w:p>
-        <w:p>
-          <w:pPr>
-            <w:pStyle w:val="TOC1"/>
-            <w:tabs>
-              <w:tab w:val="right" w:leader="dot" w:pos="9350"/>
-            </w:tabs>
-            <w:rPr>
-              <w:rFonts w:asciiTheme="minorHAnsi" w:eastAsiaTheme="minorEastAsia" w:hAnsiTheme="minorHAnsi"/>
-              <w:noProof/>
-              <w:sz w:val="22"/>
-              <w:lang w:val="en-US"/>
-            </w:rPr>
-          </w:pPr>
-          <w:hyperlink w:anchor="_Toc234152081" w:history="1">
-            <w:r>
-              <w:rPr>
-                <w:rStyle w:val="Hyperlink"/>
-                <w:noProof/>
-              </w:rPr>
-              <w:t>Poglavlje 2 Metodologija i implementacija</w:t>
-            </w:r>
-            <w:r>
-              <w:rPr>
-                <w:noProof/>
-                <w:webHidden/>
-              </w:rPr>
-              <w:tab/>
-            </w:r>
-            <w:r>
-              <w:rPr>
-                <w:noProof/>
-                <w:webHidden/>
-              </w:rPr>
-              <w:fldChar w:fldCharType="begin"/>
-            </w:r>
-            <w:r>
-              <w:rPr>
-                <w:noProof/>
-                <w:webHidden/>
-              </w:rPr>
-              <w:instrText xml:space="preserve"> PAGEREF _Toc234152081 \h </w:instrText>
-            </w:r>
-            <w:r>
-              <w:rPr>
-                <w:noProof/>
-                <w:webHidden/>
-              </w:rPr>
-            </w:r>
-            <w:r>
-              <w:rPr>
-                <w:noProof/>
-                <w:webHidden/>
-              </w:rPr>
-              <w:fldChar w:fldCharType="separate"/>
-            </w:r>
-            <w:r>
-              <w:rPr>
-                <w:noProof/>
-                <w:webHidden/>
-              </w:rPr>
-              <w:t>9</w:t>
+              <w:t>15</w:t>
             </w:r>
             <w:r>
               <w:rPr>
@@ -2001,13 +1749,13 @@
               <w:lang w:val="en-US"/>
             </w:rPr>
           </w:pPr>
-          <w:hyperlink w:anchor="_Toc234152082" w:history="1">
+          <w:hyperlink w:anchor="_Toc234577051" w:history="1">
             <w:r>
               <w:rPr>
                 <w:rStyle w:val="Hyperlink"/>
                 <w:noProof/>
               </w:rPr>
-              <w:t>2.1</w:t>
+              <w:t>2.5</w:t>
             </w:r>
             <w:r>
               <w:rPr>
@@ -2023,7 +1771,7 @@
                 <w:rStyle w:val="Hyperlink"/>
                 <w:noProof/>
               </w:rPr>
-              <w:t>Korišteni skup podataka (Dataset)</w:t>
+              <w:t>Metrike modela</w:t>
             </w:r>
             <w:r>
               <w:rPr>
@@ -2044,7 +1792,7 @@
                 <w:noProof/>
                 <w:webHidden/>
               </w:rPr>
-              <w:instrText xml:space="preserve"> PAGEREF _Toc234152082 \h </w:instrText>
+              <w:instrText xml:space="preserve"> PAGEREF _Toc234577051 \h </w:instrText>
             </w:r>
             <w:r>
               <w:rPr>
@@ -2064,7 +1812,330 @@
                 <w:noProof/>
                 <w:webHidden/>
               </w:rPr>
-              <w:t>9</w:t>
+              <w:t>16</w:t>
+            </w:r>
+            <w:r>
+              <w:rPr>
+                <w:noProof/>
+                <w:webHidden/>
+              </w:rPr>
+              <w:fldChar w:fldCharType="end"/>
+            </w:r>
+          </w:hyperlink>
+        </w:p>
+        <w:p>
+          <w:pPr>
+            <w:pStyle w:val="TOC3"/>
+            <w:tabs>
+              <w:tab w:val="left" w:pos="1320"/>
+              <w:tab w:val="right" w:leader="dot" w:pos="9350"/>
+            </w:tabs>
+            <w:rPr>
+              <w:noProof/>
+              <w:lang w:val="en-US"/>
+            </w:rPr>
+          </w:pPr>
+          <w:hyperlink w:anchor="_Toc234577052" w:history="1">
+            <w:r>
+              <w:rPr>
+                <w:rStyle w:val="Hyperlink"/>
+                <w:noProof/>
+              </w:rPr>
+              <w:t>2.5.1</w:t>
+            </w:r>
+            <w:r>
+              <w:rPr>
+                <w:noProof/>
+                <w:lang w:val="en-US"/>
+              </w:rPr>
+              <w:tab/>
+            </w:r>
+            <w:r>
+              <w:rPr>
+                <w:rStyle w:val="Hyperlink"/>
+                <w:noProof/>
+              </w:rPr>
+              <w:t>Brzina treniranja</w:t>
+            </w:r>
+            <w:r>
+              <w:rPr>
+                <w:noProof/>
+                <w:webHidden/>
+              </w:rPr>
+              <w:tab/>
+            </w:r>
+            <w:r>
+              <w:rPr>
+                <w:noProof/>
+                <w:webHidden/>
+              </w:rPr>
+              <w:fldChar w:fldCharType="begin"/>
+            </w:r>
+            <w:r>
+              <w:rPr>
+                <w:noProof/>
+                <w:webHidden/>
+              </w:rPr>
+              <w:instrText xml:space="preserve"> PAGEREF _Toc234577052 \h </w:instrText>
+            </w:r>
+            <w:r>
+              <w:rPr>
+                <w:noProof/>
+                <w:webHidden/>
+              </w:rPr>
+            </w:r>
+            <w:r>
+              <w:rPr>
+                <w:noProof/>
+                <w:webHidden/>
+              </w:rPr>
+              <w:fldChar w:fldCharType="separate"/>
+            </w:r>
+            <w:r>
+              <w:rPr>
+                <w:noProof/>
+                <w:webHidden/>
+              </w:rPr>
+              <w:t>16</w:t>
+            </w:r>
+            <w:r>
+              <w:rPr>
+                <w:noProof/>
+                <w:webHidden/>
+              </w:rPr>
+              <w:fldChar w:fldCharType="end"/>
+            </w:r>
+          </w:hyperlink>
+        </w:p>
+        <w:p>
+          <w:pPr>
+            <w:pStyle w:val="TOC3"/>
+            <w:tabs>
+              <w:tab w:val="left" w:pos="1320"/>
+              <w:tab w:val="right" w:leader="dot" w:pos="9350"/>
+            </w:tabs>
+            <w:rPr>
+              <w:noProof/>
+              <w:lang w:val="en-US"/>
+            </w:rPr>
+          </w:pPr>
+          <w:hyperlink w:anchor="_Toc234577053" w:history="1">
+            <w:r>
+              <w:rPr>
+                <w:rStyle w:val="Hyperlink"/>
+                <w:noProof/>
+              </w:rPr>
+              <w:t>2.5.2</w:t>
+            </w:r>
+            <w:r>
+              <w:rPr>
+                <w:noProof/>
+                <w:lang w:val="en-US"/>
+              </w:rPr>
+              <w:tab/>
+            </w:r>
+            <w:r>
+              <w:rPr>
+                <w:rStyle w:val="Hyperlink"/>
+                <w:noProof/>
+              </w:rPr>
+              <w:t>Klasifikacijske metrike</w:t>
+            </w:r>
+            <w:r>
+              <w:rPr>
+                <w:noProof/>
+                <w:webHidden/>
+              </w:rPr>
+              <w:tab/>
+            </w:r>
+            <w:r>
+              <w:rPr>
+                <w:noProof/>
+                <w:webHidden/>
+              </w:rPr>
+              <w:fldChar w:fldCharType="begin"/>
+            </w:r>
+            <w:r>
+              <w:rPr>
+                <w:noProof/>
+                <w:webHidden/>
+              </w:rPr>
+              <w:instrText xml:space="preserve"> PAGEREF _Toc234577053 \h </w:instrText>
+            </w:r>
+            <w:r>
+              <w:rPr>
+                <w:noProof/>
+                <w:webHidden/>
+              </w:rPr>
+            </w:r>
+            <w:r>
+              <w:rPr>
+                <w:noProof/>
+                <w:webHidden/>
+              </w:rPr>
+              <w:fldChar w:fldCharType="separate"/>
+            </w:r>
+            <w:r>
+              <w:rPr>
+                <w:noProof/>
+                <w:webHidden/>
+              </w:rPr>
+              <w:t>16</w:t>
+            </w:r>
+            <w:r>
+              <w:rPr>
+                <w:noProof/>
+                <w:webHidden/>
+              </w:rPr>
+              <w:fldChar w:fldCharType="end"/>
+            </w:r>
+          </w:hyperlink>
+        </w:p>
+        <w:p>
+          <w:pPr>
+            <w:pStyle w:val="TOC3"/>
+            <w:tabs>
+              <w:tab w:val="left" w:pos="1320"/>
+              <w:tab w:val="right" w:leader="dot" w:pos="9350"/>
+            </w:tabs>
+            <w:rPr>
+              <w:noProof/>
+              <w:lang w:val="en-US"/>
+            </w:rPr>
+          </w:pPr>
+          <w:hyperlink w:anchor="_Toc234577054" w:history="1">
+            <w:r>
+              <w:rPr>
+                <w:rStyle w:val="Hyperlink"/>
+                <w:noProof/>
+              </w:rPr>
+              <w:t>2.5.3</w:t>
+            </w:r>
+            <w:r>
+              <w:rPr>
+                <w:noProof/>
+                <w:lang w:val="en-US"/>
+              </w:rPr>
+              <w:tab/>
+            </w:r>
+            <w:r>
+              <w:rPr>
+                <w:rStyle w:val="Hyperlink"/>
+                <w:noProof/>
+              </w:rPr>
+              <w:t>Metrike za više klasa</w:t>
+            </w:r>
+            <w:r>
+              <w:rPr>
+                <w:noProof/>
+                <w:webHidden/>
+              </w:rPr>
+              <w:tab/>
+            </w:r>
+            <w:r>
+              <w:rPr>
+                <w:noProof/>
+                <w:webHidden/>
+              </w:rPr>
+              <w:fldChar w:fldCharType="begin"/>
+            </w:r>
+            <w:r>
+              <w:rPr>
+                <w:noProof/>
+                <w:webHidden/>
+              </w:rPr>
+              <w:instrText xml:space="preserve"> PAGEREF _Toc234577054 \h </w:instrText>
+            </w:r>
+            <w:r>
+              <w:rPr>
+                <w:noProof/>
+                <w:webHidden/>
+              </w:rPr>
+            </w:r>
+            <w:r>
+              <w:rPr>
+                <w:noProof/>
+                <w:webHidden/>
+              </w:rPr>
+              <w:fldChar w:fldCharType="separate"/>
+            </w:r>
+            <w:r>
+              <w:rPr>
+                <w:noProof/>
+                <w:webHidden/>
+              </w:rPr>
+              <w:t>17</w:t>
+            </w:r>
+            <w:r>
+              <w:rPr>
+                <w:noProof/>
+                <w:webHidden/>
+              </w:rPr>
+              <w:fldChar w:fldCharType="end"/>
+            </w:r>
+          </w:hyperlink>
+        </w:p>
+        <w:p>
+          <w:pPr>
+            <w:pStyle w:val="TOC1"/>
+            <w:tabs>
+              <w:tab w:val="right" w:leader="dot" w:pos="9350"/>
+            </w:tabs>
+            <w:rPr>
+              <w:rFonts w:asciiTheme="minorHAnsi" w:eastAsiaTheme="minorEastAsia" w:hAnsiTheme="minorHAnsi"/>
+              <w:noProof/>
+              <w:sz w:val="22"/>
+              <w:lang w:val="en-US"/>
+            </w:rPr>
+          </w:pPr>
+          <w:hyperlink w:anchor="_Toc234577055" w:history="1">
+            <w:r>
+              <w:rPr>
+                <w:rStyle w:val="Hyperlink"/>
+                <w:noProof/>
+              </w:rPr>
+              <w:t>Poglavlje 3 Metodologija i implementacija</w:t>
+            </w:r>
+            <w:r>
+              <w:rPr>
+                <w:noProof/>
+                <w:webHidden/>
+              </w:rPr>
+              <w:tab/>
+            </w:r>
+            <w:r>
+              <w:rPr>
+                <w:noProof/>
+                <w:webHidden/>
+              </w:rPr>
+              <w:fldChar w:fldCharType="begin"/>
+            </w:r>
+            <w:r>
+              <w:rPr>
+                <w:noProof/>
+                <w:webHidden/>
+              </w:rPr>
+              <w:instrText xml:space="preserve"> PAGEREF _Toc234577055 \h </w:instrText>
+            </w:r>
+            <w:r>
+              <w:rPr>
+                <w:noProof/>
+                <w:webHidden/>
+              </w:rPr>
+            </w:r>
+            <w:r>
+              <w:rPr>
+                <w:noProof/>
+                <w:webHidden/>
+              </w:rPr>
+              <w:fldChar w:fldCharType="separate"/>
+            </w:r>
+            <w:r>
+              <w:rPr>
+                <w:noProof/>
+                <w:webHidden/>
+              </w:rPr>
+              <w:t>19</w:t>
             </w:r>
             <w:r>
               <w:rPr>
@@ -2089,13 +2160,13 @@
               <w:lang w:val="en-US"/>
             </w:rPr>
           </w:pPr>
-          <w:hyperlink w:anchor="_Toc234152083" w:history="1">
+          <w:hyperlink w:anchor="_Toc234577056" w:history="1">
             <w:r>
               <w:rPr>
                 <w:rStyle w:val="Hyperlink"/>
                 <w:noProof/>
               </w:rPr>
-              <w:t>2.2</w:t>
+              <w:t>3.1</w:t>
             </w:r>
             <w:r>
               <w:rPr>
@@ -2111,7 +2182,23 @@
                 <w:rStyle w:val="Hyperlink"/>
                 <w:noProof/>
               </w:rPr>
-              <w:t>Preprocesiranje slika (eng. Image Preprocessing) i augmentacija</w:t>
+              <w:t xml:space="preserve">Korišteni skup podataka (eng. </w:t>
+            </w:r>
+            <w:r>
+              <w:rPr>
+                <w:rStyle w:val="Hyperlink"/>
+                <w:i/>
+                <w:iCs/>
+                <w:noProof/>
+              </w:rPr>
+              <w:t>Dataset</w:t>
+            </w:r>
+            <w:r>
+              <w:rPr>
+                <w:rStyle w:val="Hyperlink"/>
+                <w:noProof/>
+              </w:rPr>
+              <w:t>)</w:t>
             </w:r>
             <w:r>
               <w:rPr>
@@ -2132,7 +2219,7 @@
                 <w:noProof/>
                 <w:webHidden/>
               </w:rPr>
-              <w:instrText xml:space="preserve"> PAGEREF _Toc234152083 \h </w:instrText>
+              <w:instrText xml:space="preserve"> PAGEREF _Toc234577056 \h </w:instrText>
             </w:r>
             <w:r>
               <w:rPr>
@@ -2152,7 +2239,7 @@
                 <w:noProof/>
                 <w:webHidden/>
               </w:rPr>
-              <w:t>10</w:t>
+              <w:t>19</w:t>
             </w:r>
             <w:r>
               <w:rPr>
@@ -2177,13 +2264,13 @@
               <w:lang w:val="en-US"/>
             </w:rPr>
           </w:pPr>
-          <w:hyperlink w:anchor="_Toc234152084" w:history="1">
+          <w:hyperlink w:anchor="_Toc234577057" w:history="1">
             <w:r>
               <w:rPr>
                 <w:rStyle w:val="Hyperlink"/>
                 <w:noProof/>
               </w:rPr>
-              <w:t>2.3</w:t>
+              <w:t>3.2</w:t>
             </w:r>
             <w:r>
               <w:rPr>
@@ -2199,7 +2286,23 @@
                 <w:rStyle w:val="Hyperlink"/>
                 <w:noProof/>
               </w:rPr>
-              <w:t>Razdvajanje podataka na skup za treniranje i validaciju</w:t>
+              <w:t xml:space="preserve">Preprocesiranje slika (eng. </w:t>
+            </w:r>
+            <w:r>
+              <w:rPr>
+                <w:rStyle w:val="Hyperlink"/>
+                <w:i/>
+                <w:iCs/>
+                <w:noProof/>
+              </w:rPr>
+              <w:t>Image Preprocessing</w:t>
+            </w:r>
+            <w:r>
+              <w:rPr>
+                <w:rStyle w:val="Hyperlink"/>
+                <w:noProof/>
+              </w:rPr>
+              <w:t>) i augmentacija</w:t>
             </w:r>
             <w:r>
               <w:rPr>
@@ -2220,7 +2323,7 @@
                 <w:noProof/>
                 <w:webHidden/>
               </w:rPr>
-              <w:instrText xml:space="preserve"> PAGEREF _Toc234152084 \h </w:instrText>
+              <w:instrText xml:space="preserve"> PAGEREF _Toc234577057 \h </w:instrText>
             </w:r>
             <w:r>
               <w:rPr>
@@ -2240,7 +2343,7 @@
                 <w:noProof/>
                 <w:webHidden/>
               </w:rPr>
-              <w:t>11</w:t>
+              <w:t>20</w:t>
             </w:r>
             <w:r>
               <w:rPr>
@@ -2265,13 +2368,13 @@
               <w:lang w:val="en-US"/>
             </w:rPr>
           </w:pPr>
-          <w:hyperlink w:anchor="_Toc234152085" w:history="1">
+          <w:hyperlink w:anchor="_Toc234577058" w:history="1">
             <w:r>
               <w:rPr>
                 <w:rStyle w:val="Hyperlink"/>
                 <w:noProof/>
               </w:rPr>
-              <w:t>2.4</w:t>
+              <w:t>3.3</w:t>
             </w:r>
             <w:r>
               <w:rPr>
@@ -2287,7 +2390,7 @@
                 <w:rStyle w:val="Hyperlink"/>
                 <w:noProof/>
               </w:rPr>
-              <w:t>Dizajn i arhitektura CNN modela, Funkcija troška, Optimizator</w:t>
+              <w:t>Razdvajanje podataka na skup za treniranje i validaciju</w:t>
             </w:r>
             <w:r>
               <w:rPr>
@@ -2308,7 +2411,7 @@
                 <w:noProof/>
                 <w:webHidden/>
               </w:rPr>
-              <w:instrText xml:space="preserve"> PAGEREF _Toc234152085 \h </w:instrText>
+              <w:instrText xml:space="preserve"> PAGEREF _Toc234577058 \h </w:instrText>
             </w:r>
             <w:r>
               <w:rPr>
@@ -2328,7 +2431,7 @@
                 <w:noProof/>
                 <w:webHidden/>
               </w:rPr>
-              <w:t>12</w:t>
+              <w:t>21</w:t>
             </w:r>
             <w:r>
               <w:rPr>
@@ -2353,13 +2456,13 @@
               <w:lang w:val="en-US"/>
             </w:rPr>
           </w:pPr>
-          <w:hyperlink w:anchor="_Toc234152086" w:history="1">
+          <w:hyperlink w:anchor="_Toc234577059" w:history="1">
             <w:r>
               <w:rPr>
                 <w:rStyle w:val="Hyperlink"/>
                 <w:noProof/>
               </w:rPr>
-              <w:t>2.5</w:t>
+              <w:t>3.4</w:t>
             </w:r>
             <w:r>
               <w:rPr>
@@ -2375,7 +2478,7 @@
                 <w:rStyle w:val="Hyperlink"/>
                 <w:noProof/>
               </w:rPr>
-              <w:t>Broj epoha i veličina serije</w:t>
+              <w:t>Dizajn i arhitektura CNN modela, Funkcija troška, Optimizator</w:t>
             </w:r>
             <w:r>
               <w:rPr>
@@ -2396,7 +2499,7 @@
                 <w:noProof/>
                 <w:webHidden/>
               </w:rPr>
-              <w:instrText xml:space="preserve"> PAGEREF _Toc234152086 \h </w:instrText>
+              <w:instrText xml:space="preserve"> PAGEREF _Toc234577059 \h </w:instrText>
             </w:r>
             <w:r>
               <w:rPr>
@@ -2416,7 +2519,7 @@
                 <w:noProof/>
                 <w:webHidden/>
               </w:rPr>
-              <w:t>14</w:t>
+              <w:t>22</w:t>
             </w:r>
             <w:r>
               <w:rPr>
@@ -2441,13 +2544,13 @@
               <w:lang w:val="en-US"/>
             </w:rPr>
           </w:pPr>
-          <w:hyperlink w:anchor="_Toc234152087" w:history="1">
+          <w:hyperlink w:anchor="_Toc234577060" w:history="1">
             <w:r>
               <w:rPr>
                 <w:rStyle w:val="Hyperlink"/>
                 <w:noProof/>
               </w:rPr>
-              <w:t>2.6</w:t>
+              <w:t>3.5</w:t>
             </w:r>
             <w:r>
               <w:rPr>
@@ -2463,7 +2566,7 @@
                 <w:rStyle w:val="Hyperlink"/>
                 <w:noProof/>
               </w:rPr>
-              <w:t>Orkestracija i .NET Aspire</w:t>
+              <w:t>Broj epoha i veličina serije</w:t>
             </w:r>
             <w:r>
               <w:rPr>
@@ -2484,7 +2587,7 @@
                 <w:noProof/>
                 <w:webHidden/>
               </w:rPr>
-              <w:instrText xml:space="preserve"> PAGEREF _Toc234152087 \h </w:instrText>
+              <w:instrText xml:space="preserve"> PAGEREF _Toc234577060 \h </w:instrText>
             </w:r>
             <w:r>
               <w:rPr>
@@ -2504,7 +2607,7 @@
                 <w:noProof/>
                 <w:webHidden/>
               </w:rPr>
-              <w:t>15</w:t>
+              <w:t>24</w:t>
             </w:r>
             <w:r>
               <w:rPr>
@@ -2529,13 +2632,13 @@
               <w:lang w:val="en-US"/>
             </w:rPr>
           </w:pPr>
-          <w:hyperlink w:anchor="_Toc234152088" w:history="1">
+          <w:hyperlink w:anchor="_Toc234577061" w:history="1">
             <w:r>
               <w:rPr>
                 <w:rStyle w:val="Hyperlink"/>
                 <w:noProof/>
               </w:rPr>
-              <w:t>2.7</w:t>
+              <w:t>3.6</w:t>
             </w:r>
             <w:r>
               <w:rPr>
@@ -2551,7 +2654,7 @@
                 <w:rStyle w:val="Hyperlink"/>
                 <w:noProof/>
               </w:rPr>
-              <w:t>Korisnički interfejs</w:t>
+              <w:t>Orkestracija i .NET Aspire</w:t>
             </w:r>
             <w:r>
               <w:rPr>
@@ -2572,7 +2675,7 @@
                 <w:noProof/>
                 <w:webHidden/>
               </w:rPr>
-              <w:instrText xml:space="preserve"> PAGEREF _Toc234152088 \h </w:instrText>
+              <w:instrText xml:space="preserve"> PAGEREF _Toc234577061 \h </w:instrText>
             </w:r>
             <w:r>
               <w:rPr>
@@ -2592,78 +2695,7 @@
                 <w:noProof/>
                 <w:webHidden/>
               </w:rPr>
-              <w:t>16</w:t>
-            </w:r>
-            <w:r>
-              <w:rPr>
-                <w:noProof/>
-                <w:webHidden/>
-              </w:rPr>
-              <w:fldChar w:fldCharType="end"/>
-            </w:r>
-          </w:hyperlink>
-        </w:p>
-        <w:p>
-          <w:pPr>
-            <w:pStyle w:val="TOC1"/>
-            <w:tabs>
-              <w:tab w:val="right" w:leader="dot" w:pos="9350"/>
-            </w:tabs>
-            <w:rPr>
-              <w:rFonts w:asciiTheme="minorHAnsi" w:eastAsiaTheme="minorEastAsia" w:hAnsiTheme="minorHAnsi"/>
-              <w:noProof/>
-              <w:sz w:val="22"/>
-              <w:lang w:val="en-US"/>
-            </w:rPr>
-          </w:pPr>
-          <w:hyperlink w:anchor="_Toc234152089" w:history="1">
-            <w:r>
-              <w:rPr>
-                <w:rStyle w:val="Hyperlink"/>
-                <w:noProof/>
-              </w:rPr>
-              <w:t>Poglavlje 3 Metodologija testiranja i kontrola varijabli</w:t>
-            </w:r>
-            <w:r>
-              <w:rPr>
-                <w:noProof/>
-                <w:webHidden/>
-              </w:rPr>
-              <w:tab/>
-            </w:r>
-            <w:r>
-              <w:rPr>
-                <w:noProof/>
-                <w:webHidden/>
-              </w:rPr>
-              <w:fldChar w:fldCharType="begin"/>
-            </w:r>
-            <w:r>
-              <w:rPr>
-                <w:noProof/>
-                <w:webHidden/>
-              </w:rPr>
-              <w:instrText xml:space="preserve"> PAGEREF _Toc234152089 \h </w:instrText>
-            </w:r>
-            <w:r>
-              <w:rPr>
-                <w:noProof/>
-                <w:webHidden/>
-              </w:rPr>
-            </w:r>
-            <w:r>
-              <w:rPr>
-                <w:noProof/>
-                <w:webHidden/>
-              </w:rPr>
-              <w:fldChar w:fldCharType="separate"/>
-            </w:r>
-            <w:r>
-              <w:rPr>
-                <w:noProof/>
-                <w:webHidden/>
-              </w:rPr>
-              <w:t>19</w:t>
+              <w:t>25</w:t>
             </w:r>
             <w:r>
               <w:rPr>
@@ -2688,13 +2720,13 @@
               <w:lang w:val="en-US"/>
             </w:rPr>
           </w:pPr>
-          <w:hyperlink w:anchor="_Toc234152090" w:history="1">
+          <w:hyperlink w:anchor="_Toc234577062" w:history="1">
             <w:r>
               <w:rPr>
                 <w:rStyle w:val="Hyperlink"/>
                 <w:noProof/>
               </w:rPr>
-              <w:t>3.1</w:t>
+              <w:t>3.7</w:t>
             </w:r>
             <w:r>
               <w:rPr>
@@ -2710,7 +2742,7 @@
                 <w:rStyle w:val="Hyperlink"/>
                 <w:noProof/>
               </w:rPr>
-              <w:t>Naziv prve sekcije</w:t>
+              <w:t>Korisnički interfejs</w:t>
             </w:r>
             <w:r>
               <w:rPr>
@@ -2731,7 +2763,7 @@
                 <w:noProof/>
                 <w:webHidden/>
               </w:rPr>
-              <w:instrText xml:space="preserve"> PAGEREF _Toc234152090 \h </w:instrText>
+              <w:instrText xml:space="preserve"> PAGEREF _Toc234577062 \h </w:instrText>
             </w:r>
             <w:r>
               <w:rPr>
@@ -2751,7 +2783,7 @@
                 <w:noProof/>
                 <w:webHidden/>
               </w:rPr>
-              <w:t>21</w:t>
+              <w:t>26</w:t>
             </w:r>
             <w:r>
               <w:rPr>
@@ -2776,13 +2808,13 @@
               <w:lang w:val="en-US"/>
             </w:rPr>
           </w:pPr>
-          <w:hyperlink w:anchor="_Toc234152091" w:history="1">
+          <w:hyperlink w:anchor="_Toc234577063" w:history="1">
             <w:r>
               <w:rPr>
                 <w:rStyle w:val="Hyperlink"/>
                 <w:noProof/>
               </w:rPr>
-              <w:t>3.2</w:t>
+              <w:t>3.8</w:t>
             </w:r>
             <w:r>
               <w:rPr>
@@ -2798,7 +2830,7 @@
                 <w:rStyle w:val="Hyperlink"/>
                 <w:noProof/>
               </w:rPr>
-              <w:t>Jednačine</w:t>
+              <w:t>Metodologija testiranja i kontrola varijabli</w:t>
             </w:r>
             <w:r>
               <w:rPr>
@@ -2819,7 +2851,7 @@
                 <w:noProof/>
                 <w:webHidden/>
               </w:rPr>
-              <w:instrText xml:space="preserve"> PAGEREF _Toc234152091 \h </w:instrText>
+              <w:instrText xml:space="preserve"> PAGEREF _Toc234577063 \h </w:instrText>
             </w:r>
             <w:r>
               <w:rPr>
@@ -2839,7 +2871,78 @@
                 <w:noProof/>
                 <w:webHidden/>
               </w:rPr>
-              <w:t>21</w:t>
+              <w:t>29</w:t>
+            </w:r>
+            <w:r>
+              <w:rPr>
+                <w:noProof/>
+                <w:webHidden/>
+              </w:rPr>
+              <w:fldChar w:fldCharType="end"/>
+            </w:r>
+          </w:hyperlink>
+        </w:p>
+        <w:p>
+          <w:pPr>
+            <w:pStyle w:val="TOC1"/>
+            <w:tabs>
+              <w:tab w:val="right" w:leader="dot" w:pos="9350"/>
+            </w:tabs>
+            <w:rPr>
+              <w:rFonts w:asciiTheme="minorHAnsi" w:eastAsiaTheme="minorEastAsia" w:hAnsiTheme="minorHAnsi"/>
+              <w:noProof/>
+              <w:sz w:val="22"/>
+              <w:lang w:val="en-US"/>
+            </w:rPr>
+          </w:pPr>
+          <w:hyperlink w:anchor="_Toc234577064" w:history="1">
+            <w:r>
+              <w:rPr>
+                <w:rStyle w:val="Hyperlink"/>
+                <w:noProof/>
+              </w:rPr>
+              <w:t>Poglavlje 4 Rezultati I analiza</w:t>
+            </w:r>
+            <w:r>
+              <w:rPr>
+                <w:noProof/>
+                <w:webHidden/>
+              </w:rPr>
+              <w:tab/>
+            </w:r>
+            <w:r>
+              <w:rPr>
+                <w:noProof/>
+                <w:webHidden/>
+              </w:rPr>
+              <w:fldChar w:fldCharType="begin"/>
+            </w:r>
+            <w:r>
+              <w:rPr>
+                <w:noProof/>
+                <w:webHidden/>
+              </w:rPr>
+              <w:instrText xml:space="preserve"> PAGEREF _Toc234577064 \h </w:instrText>
+            </w:r>
+            <w:r>
+              <w:rPr>
+                <w:noProof/>
+                <w:webHidden/>
+              </w:rPr>
+            </w:r>
+            <w:r>
+              <w:rPr>
+                <w:noProof/>
+                <w:webHidden/>
+              </w:rPr>
+              <w:fldChar w:fldCharType="separate"/>
+            </w:r>
+            <w:r>
+              <w:rPr>
+                <w:noProof/>
+                <w:webHidden/>
+              </w:rPr>
+              <w:t>31</w:t>
             </w:r>
             <w:r>
               <w:rPr>
@@ -2864,13 +2967,14 @@
               <w:lang w:val="en-US"/>
             </w:rPr>
           </w:pPr>
-          <w:hyperlink w:anchor="_Toc234152092" w:history="1">
+          <w:hyperlink w:anchor="_Toc234577065" w:history="1">
             <w:r>
               <w:rPr>
                 <w:rStyle w:val="Hyperlink"/>
                 <w:noProof/>
-              </w:rPr>
-              <w:t>3.3</w:t>
+                <w:lang w:val="bs-Latn-BA"/>
+              </w:rPr>
+              <w:t>4.1</w:t>
             </w:r>
             <w:r>
               <w:rPr>
@@ -2885,8 +2989,9 @@
               <w:rPr>
                 <w:rStyle w:val="Hyperlink"/>
                 <w:noProof/>
-              </w:rPr>
-              <w:t>Slike</w:t>
+                <w:lang w:val="bs-Latn-BA"/>
+              </w:rPr>
+              <w:t>Vrijeme treniranja</w:t>
             </w:r>
             <w:r>
               <w:rPr>
@@ -2907,7 +3012,7 @@
                 <w:noProof/>
                 <w:webHidden/>
               </w:rPr>
-              <w:instrText xml:space="preserve"> PAGEREF _Toc234152092 \h </w:instrText>
+              <w:instrText xml:space="preserve"> PAGEREF _Toc234577065 \h </w:instrText>
             </w:r>
             <w:r>
               <w:rPr>
@@ -2927,7 +3032,7 @@
                 <w:noProof/>
                 <w:webHidden/>
               </w:rPr>
-              <w:t>22</w:t>
+              <w:t>31</w:t>
             </w:r>
             <w:r>
               <w:rPr>
@@ -2952,13 +3057,14 @@
               <w:lang w:val="en-US"/>
             </w:rPr>
           </w:pPr>
-          <w:hyperlink w:anchor="_Toc234152093" w:history="1">
+          <w:hyperlink w:anchor="_Toc234577066" w:history="1">
             <w:r>
               <w:rPr>
                 <w:rStyle w:val="Hyperlink"/>
                 <w:noProof/>
-              </w:rPr>
-              <w:t>3.4</w:t>
+                <w:lang w:val="bs-Latn-BA"/>
+              </w:rPr>
+              <w:t>4.2</w:t>
             </w:r>
             <w:r>
               <w:rPr>
@@ -2973,8 +3079,9 @@
               <w:rPr>
                 <w:rStyle w:val="Hyperlink"/>
                 <w:noProof/>
-              </w:rPr>
-              <w:t>Tabele</w:t>
+                <w:lang w:val="bs-Latn-BA"/>
+              </w:rPr>
+              <w:t>Vrijeme analize slike</w:t>
             </w:r>
             <w:r>
               <w:rPr>
@@ -2995,7 +3102,7 @@
                 <w:noProof/>
                 <w:webHidden/>
               </w:rPr>
-              <w:instrText xml:space="preserve"> PAGEREF _Toc234152093 \h </w:instrText>
+              <w:instrText xml:space="preserve"> PAGEREF _Toc234577066 \h </w:instrText>
             </w:r>
             <w:r>
               <w:rPr>
@@ -3015,7 +3122,7 @@
                 <w:noProof/>
                 <w:webHidden/>
               </w:rPr>
-              <w:t>24</w:t>
+              <w:t>31</w:t>
             </w:r>
             <w:r>
               <w:rPr>
@@ -3040,13 +3147,13 @@
               <w:lang w:val="en-US"/>
             </w:rPr>
           </w:pPr>
-          <w:hyperlink w:anchor="_Toc234152094" w:history="1">
+          <w:hyperlink w:anchor="_Toc234577067" w:history="1">
             <w:r>
               <w:rPr>
                 <w:rStyle w:val="Hyperlink"/>
                 <w:noProof/>
               </w:rPr>
-              <w:t>3.5</w:t>
+              <w:t>4.3</w:t>
             </w:r>
             <w:r>
               <w:rPr>
@@ -3062,7 +3169,7 @@
                 <w:rStyle w:val="Hyperlink"/>
                 <w:noProof/>
               </w:rPr>
-              <w:t>Blok dijagram</w:t>
+              <w:t>Makro odziv</w:t>
             </w:r>
             <w:r>
               <w:rPr>
@@ -3083,7 +3190,7 @@
                 <w:noProof/>
                 <w:webHidden/>
               </w:rPr>
-              <w:instrText xml:space="preserve"> PAGEREF _Toc234152094 \h </w:instrText>
+              <w:instrText xml:space="preserve"> PAGEREF _Toc234577067 \h </w:instrText>
             </w:r>
             <w:r>
               <w:rPr>
@@ -3103,7 +3210,7 @@
                 <w:noProof/>
                 <w:webHidden/>
               </w:rPr>
-              <w:t>24</w:t>
+              <w:t>32</w:t>
             </w:r>
             <w:r>
               <w:rPr>
@@ -3128,13 +3235,13 @@
               <w:lang w:val="en-US"/>
             </w:rPr>
           </w:pPr>
-          <w:hyperlink w:anchor="_Toc234152095" w:history="1">
+          <w:hyperlink w:anchor="_Toc234577068" w:history="1">
             <w:r>
               <w:rPr>
                 <w:rStyle w:val="Hyperlink"/>
                 <w:noProof/>
               </w:rPr>
-              <w:t>3.6</w:t>
+              <w:t>4.4</w:t>
             </w:r>
             <w:r>
               <w:rPr>
@@ -3150,7 +3257,7 @@
                 <w:rStyle w:val="Hyperlink"/>
                 <w:noProof/>
               </w:rPr>
-              <w:t>Pakiranje koda</w:t>
+              <w:t>Makro F1 mjera</w:t>
             </w:r>
             <w:r>
               <w:rPr>
@@ -3171,7 +3278,7 @@
                 <w:noProof/>
                 <w:webHidden/>
               </w:rPr>
-              <w:instrText xml:space="preserve"> PAGEREF _Toc234152095 \h </w:instrText>
+              <w:instrText xml:space="preserve"> PAGEREF _Toc234577068 \h </w:instrText>
             </w:r>
             <w:r>
               <w:rPr>
@@ -3191,7 +3298,7 @@
                 <w:noProof/>
                 <w:webHidden/>
               </w:rPr>
-              <w:t>26</w:t>
+              <w:t>33</w:t>
             </w:r>
             <w:r>
               <w:rPr>
@@ -3216,13 +3323,13 @@
               <w:lang w:val="en-US"/>
             </w:rPr>
           </w:pPr>
-          <w:hyperlink w:anchor="_Toc234152096" w:history="1">
+          <w:hyperlink w:anchor="_Toc234577069" w:history="1">
             <w:r>
               <w:rPr>
                 <w:rStyle w:val="Hyperlink"/>
                 <w:noProof/>
               </w:rPr>
-              <w:t>3.7</w:t>
+              <w:t>4.5</w:t>
             </w:r>
             <w:r>
               <w:rPr>
@@ -3238,7 +3345,7 @@
                 <w:rStyle w:val="Hyperlink"/>
                 <w:noProof/>
               </w:rPr>
-              <w:t>Bibliografija</w:t>
+              <w:t>Odziv maligne klase</w:t>
             </w:r>
             <w:r>
               <w:rPr>
@@ -3259,7 +3366,7 @@
                 <w:noProof/>
                 <w:webHidden/>
               </w:rPr>
-              <w:instrText xml:space="preserve"> PAGEREF _Toc234152096 \h </w:instrText>
+              <w:instrText xml:space="preserve"> PAGEREF _Toc234577069 \h </w:instrText>
             </w:r>
             <w:r>
               <w:rPr>
@@ -3279,7 +3386,254 @@
                 <w:noProof/>
                 <w:webHidden/>
               </w:rPr>
-              <w:t>26</w:t>
+              <w:t>34</w:t>
+            </w:r>
+            <w:r>
+              <w:rPr>
+                <w:noProof/>
+                <w:webHidden/>
+              </w:rPr>
+              <w:fldChar w:fldCharType="end"/>
+            </w:r>
+          </w:hyperlink>
+        </w:p>
+        <w:p>
+          <w:pPr>
+            <w:pStyle w:val="TOC2"/>
+            <w:tabs>
+              <w:tab w:val="left" w:pos="880"/>
+              <w:tab w:val="right" w:leader="dot" w:pos="9350"/>
+            </w:tabs>
+            <w:rPr>
+              <w:rFonts w:asciiTheme="minorHAnsi" w:eastAsiaTheme="minorEastAsia" w:hAnsiTheme="minorHAnsi"/>
+              <w:noProof/>
+              <w:sz w:val="22"/>
+              <w:lang w:val="en-US"/>
+            </w:rPr>
+          </w:pPr>
+          <w:hyperlink w:anchor="_Toc234577070" w:history="1">
+            <w:r>
+              <w:rPr>
+                <w:rStyle w:val="Hyperlink"/>
+                <w:noProof/>
+              </w:rPr>
+              <w:t>4.6</w:t>
+            </w:r>
+            <w:r>
+              <w:rPr>
+                <w:rFonts w:asciiTheme="minorHAnsi" w:eastAsiaTheme="minorEastAsia" w:hAnsiTheme="minorHAnsi"/>
+                <w:noProof/>
+                <w:sz w:val="22"/>
+                <w:lang w:val="en-US"/>
+              </w:rPr>
+              <w:tab/>
+            </w:r>
+            <w:r>
+              <w:rPr>
+                <w:rStyle w:val="Hyperlink"/>
+                <w:noProof/>
+              </w:rPr>
+              <w:t>Tačnost</w:t>
+            </w:r>
+            <w:r>
+              <w:rPr>
+                <w:noProof/>
+                <w:webHidden/>
+              </w:rPr>
+              <w:tab/>
+            </w:r>
+            <w:r>
+              <w:rPr>
+                <w:noProof/>
+                <w:webHidden/>
+              </w:rPr>
+              <w:fldChar w:fldCharType="begin"/>
+            </w:r>
+            <w:r>
+              <w:rPr>
+                <w:noProof/>
+                <w:webHidden/>
+              </w:rPr>
+              <w:instrText xml:space="preserve"> PAGEREF _Toc234577070 \h </w:instrText>
+            </w:r>
+            <w:r>
+              <w:rPr>
+                <w:noProof/>
+                <w:webHidden/>
+              </w:rPr>
+            </w:r>
+            <w:r>
+              <w:rPr>
+                <w:noProof/>
+                <w:webHidden/>
+              </w:rPr>
+              <w:fldChar w:fldCharType="separate"/>
+            </w:r>
+            <w:r>
+              <w:rPr>
+                <w:noProof/>
+                <w:webHidden/>
+              </w:rPr>
+              <w:t>35</w:t>
+            </w:r>
+            <w:r>
+              <w:rPr>
+                <w:noProof/>
+                <w:webHidden/>
+              </w:rPr>
+              <w:fldChar w:fldCharType="end"/>
+            </w:r>
+          </w:hyperlink>
+        </w:p>
+        <w:p>
+          <w:pPr>
+            <w:pStyle w:val="TOC2"/>
+            <w:tabs>
+              <w:tab w:val="left" w:pos="880"/>
+              <w:tab w:val="right" w:leader="dot" w:pos="9350"/>
+            </w:tabs>
+            <w:rPr>
+              <w:rFonts w:asciiTheme="minorHAnsi" w:eastAsiaTheme="minorEastAsia" w:hAnsiTheme="minorHAnsi"/>
+              <w:noProof/>
+              <w:sz w:val="22"/>
+              <w:lang w:val="en-US"/>
+            </w:rPr>
+          </w:pPr>
+          <w:hyperlink w:anchor="_Toc234577071" w:history="1">
+            <w:r>
+              <w:rPr>
+                <w:rStyle w:val="Hyperlink"/>
+                <w:noProof/>
+              </w:rPr>
+              <w:t>4.7</w:t>
+            </w:r>
+            <w:r>
+              <w:rPr>
+                <w:rFonts w:asciiTheme="minorHAnsi" w:eastAsiaTheme="minorEastAsia" w:hAnsiTheme="minorHAnsi"/>
+                <w:noProof/>
+                <w:sz w:val="22"/>
+                <w:lang w:val="en-US"/>
+              </w:rPr>
+              <w:tab/>
+            </w:r>
+            <w:r>
+              <w:rPr>
+                <w:rStyle w:val="Hyperlink"/>
+                <w:noProof/>
+              </w:rPr>
+              <w:t>Analiza rezultata</w:t>
+            </w:r>
+            <w:r>
+              <w:rPr>
+                <w:noProof/>
+                <w:webHidden/>
+              </w:rPr>
+              <w:tab/>
+            </w:r>
+            <w:r>
+              <w:rPr>
+                <w:noProof/>
+                <w:webHidden/>
+              </w:rPr>
+              <w:fldChar w:fldCharType="begin"/>
+            </w:r>
+            <w:r>
+              <w:rPr>
+                <w:noProof/>
+                <w:webHidden/>
+              </w:rPr>
+              <w:instrText xml:space="preserve"> PAGEREF _Toc234577071 \h </w:instrText>
+            </w:r>
+            <w:r>
+              <w:rPr>
+                <w:noProof/>
+                <w:webHidden/>
+              </w:rPr>
+            </w:r>
+            <w:r>
+              <w:rPr>
+                <w:noProof/>
+                <w:webHidden/>
+              </w:rPr>
+              <w:fldChar w:fldCharType="separate"/>
+            </w:r>
+            <w:r>
+              <w:rPr>
+                <w:noProof/>
+                <w:webHidden/>
+              </w:rPr>
+              <w:t>37</w:t>
+            </w:r>
+            <w:r>
+              <w:rPr>
+                <w:noProof/>
+                <w:webHidden/>
+              </w:rPr>
+              <w:fldChar w:fldCharType="end"/>
+            </w:r>
+          </w:hyperlink>
+        </w:p>
+        <w:p>
+          <w:pPr>
+            <w:pStyle w:val="TOC1"/>
+            <w:tabs>
+              <w:tab w:val="right" w:leader="dot" w:pos="9350"/>
+            </w:tabs>
+            <w:rPr>
+              <w:rFonts w:asciiTheme="minorHAnsi" w:eastAsiaTheme="minorEastAsia" w:hAnsiTheme="minorHAnsi"/>
+              <w:noProof/>
+              <w:sz w:val="22"/>
+              <w:lang w:val="en-US"/>
+            </w:rPr>
+          </w:pPr>
+          <w:hyperlink w:anchor="_Toc234577072" w:history="1">
+            <w:r>
+              <w:rPr>
+                <w:rStyle w:val="Hyperlink"/>
+                <w:noProof/>
+              </w:rPr>
+              <w:t>Poglavlje 5 Zaključak</w:t>
+            </w:r>
+            <w:r>
+              <w:rPr>
+                <w:noProof/>
+                <w:webHidden/>
+              </w:rPr>
+              <w:tab/>
+            </w:r>
+            <w:r>
+              <w:rPr>
+                <w:noProof/>
+                <w:webHidden/>
+              </w:rPr>
+              <w:fldChar w:fldCharType="begin"/>
+            </w:r>
+            <w:r>
+              <w:rPr>
+                <w:noProof/>
+                <w:webHidden/>
+              </w:rPr>
+              <w:instrText xml:space="preserve"> PAGEREF _Toc234577072 \h </w:instrText>
+            </w:r>
+            <w:r>
+              <w:rPr>
+                <w:noProof/>
+                <w:webHidden/>
+              </w:rPr>
+            </w:r>
+            <w:r>
+              <w:rPr>
+                <w:noProof/>
+                <w:webHidden/>
+              </w:rPr>
+              <w:fldChar w:fldCharType="separate"/>
+            </w:r>
+            <w:r>
+              <w:rPr>
+                <w:noProof/>
+                <w:webHidden/>
+              </w:rPr>
+              <w:t>38</w:t>
             </w:r>
             <w:r>
               <w:rPr>
@@ -3302,6 +3656,7 @@
         <w:spacing w:line="276" w:lineRule="auto"/>
       </w:pPr>
       <w:r>
+        <w:lastRenderedPageBreak/>
         <w:br w:type="page"/>
       </w:r>
     </w:p>
@@ -3963,11 +4318,13 @@
       <w:pPr>
         <w:pStyle w:val="Heading1"/>
       </w:pPr>
+      <w:bookmarkStart w:id="1" w:name="_Toc234577044"/>
       <w:proofErr w:type="spellStart"/>
       <w:r>
         <w:lastRenderedPageBreak/>
         <w:t>Uvod</w:t>
       </w:r>
+      <w:bookmarkEnd w:id="1"/>
       <w:proofErr w:type="spellEnd"/>
     </w:p>
     <w:p>
@@ -3987,7 +4344,34 @@
     </w:p>
     <w:p>
       <w:r>
-        <w:t xml:space="preserve">Spomenute biblioteke su implementirane u Python programskom jeziku te su javno dostupne kao projekti otvorenog koda (eng. Open Source) na GitHub platformi. Analizom datih projekata može se uočiti dominacija Pythona u polju mašinskog učenja. Primjera radi, PyTorch repozitorij bilježi preko 100 hiljada izmjena koda (eng. commits), više od 4000 kontributora, te se koristi u preko 800 hiljada drugih projekata. Po </w:t>
+        <w:t xml:space="preserve">Spomenute biblioteke su implementirane u Python programskom jeziku te su javno dostupne kao projekti otvorenog koda (eng. </w:t>
+      </w:r>
+      <w:r>
+        <w:rPr>
+          <w:i/>
+          <w:iCs/>
+        </w:rPr>
+        <w:t>Open Source</w:t>
+      </w:r>
+      <w:r>
+        <w:t xml:space="preserve">) na GitHub platformi. Analizom datih projekata može se uočiti dominacija Pythona u polju mašinskog učenja. Primjera radi, PyTorch repozitorij bilježi preko 100 hiljada izmjena koda (eng. </w:t>
+      </w:r>
+      <w:r>
+        <w:rPr>
+          <w:i/>
+          <w:iCs/>
+        </w:rPr>
+        <w:t>C</w:t>
+      </w:r>
+      <w:r>
+        <w:rPr>
+          <w:i/>
+          <w:iCs/>
+        </w:rPr>
+        <w:t>ommits</w:t>
+      </w:r>
+      <w:r>
+        <w:t xml:space="preserve">), više od 4000 kontributora, te se koristi u preko 800 hiljada drugih projekata. Po </w:t>
       </w:r>
       <w:r>
         <w:fldChar w:fldCharType="begin"/>
@@ -4021,7 +4405,24 @@
     </w:p>
     <w:p>
       <w:r>
-        <w:t>Međutim, postoji i alternativni pristup. Mnoge popularne Python biblioteke su interfejsi (eng. wrappers) za visokoperformantne C++ biblioteke u kojima se zapravo odvijaju stvarne kompleksne kalkulacije datih algoritama. Na primjer, PyTorch je Python interfejs za C++ biblioteku poznatu kao LibTorch. Osim Python interfejsa, razvijeni su interfejsi i za druge programske jezike poput TorchSharp za C# i tch-rs za Rust.</w:t>
+        <w:t xml:space="preserve">Međutim, postoji i alternativni pristup. Mnoge popularne Python biblioteke su interfejsi (eng. </w:t>
+      </w:r>
+      <w:r>
+        <w:rPr>
+          <w:i/>
+          <w:iCs/>
+        </w:rPr>
+        <w:t>W</w:t>
+      </w:r>
+      <w:r>
+        <w:rPr>
+          <w:i/>
+          <w:iCs/>
+        </w:rPr>
+        <w:t>rappers</w:t>
+      </w:r>
+      <w:r>
+        <w:t>) za visokoperformantne C++ biblioteke u kojima se zapravo odvijaju stvarne kompleksne kalkulacije datih algoritama. Na primjer, PyTorch je Python interfejs za C++ biblioteku poznatu kao LibTorch. Osim Python interfejsa, razvijeni su interfejsi i za druge programske jezike poput TorchSharp za C# i tch-rs za Rust.</w:t>
       </w:r>
     </w:p>
     <w:p/>
@@ -4034,10 +4435,12 @@
       <w:pPr>
         <w:pStyle w:val="Heading2"/>
       </w:pPr>
+      <w:bookmarkStart w:id="2" w:name="_Toc234577045"/>
       <w:r>
         <w:lastRenderedPageBreak/>
         <w:t>Cilj Rada</w:t>
       </w:r>
+      <w:bookmarkEnd w:id="2"/>
     </w:p>
     <w:p/>
     <w:p>
@@ -4058,16 +4461,34 @@
         <w:t>Metodologija rada obuhvata implementaciju identične arhitekture modela u PyTorch (Python) i TorchSharp (.NET/C#) okruženjima, te treniranje modela nad istim skupom podataka. Evaluacija performansi vrši se kroz analizu standardnih klasifikacijskih metrika poput</w:t>
       </w:r>
       <w:r>
-        <w:t xml:space="preserve"> tačnosti (eng. Accuracy),</w:t>
+        <w:t xml:space="preserve"> tačnosti (eng. </w:t>
+      </w:r>
+      <w:r>
+        <w:rPr>
+          <w:i/>
+          <w:iCs/>
+        </w:rPr>
+        <w:t>Accuracy</w:t>
+      </w:r>
+      <w:r>
+        <w:t>),</w:t>
       </w:r>
       <w:r>
         <w:t xml:space="preserve"> preciznosti (eng. </w:t>
       </w:r>
       <w:r>
         <w:rPr>
-          <w:lang w:val="en-US"/>
-        </w:rPr>
-        <w:t xml:space="preserve">Precision), </w:t>
+          <w:i/>
+          <w:iCs/>
+          <w:lang w:val="en-US"/>
+        </w:rPr>
+        <w:t>Precision</w:t>
+      </w:r>
+      <w:r>
+        <w:rPr>
+          <w:lang w:val="en-US"/>
+        </w:rPr>
+        <w:t xml:space="preserve">), </w:t>
       </w:r>
       <w:proofErr w:type="spellStart"/>
       <w:r>
@@ -4095,7 +4516,21 @@
         <w:rPr>
           <w:lang w:val="en-US"/>
         </w:rPr>
-        <w:t xml:space="preserve"> Recall), F1-mjere (</w:t>
+        <w:t xml:space="preserve"> </w:t>
+      </w:r>
+      <w:r>
+        <w:rPr>
+          <w:i/>
+          <w:iCs/>
+          <w:lang w:val="en-US"/>
+        </w:rPr>
+        <w:t>Recall</w:t>
+      </w:r>
+      <w:r>
+        <w:rPr>
+          <w:lang w:val="en-US"/>
+        </w:rPr>
+        <w:t>), F1-mjere (</w:t>
       </w:r>
       <w:proofErr w:type="spellStart"/>
       <w:r>
@@ -4109,7 +4544,21 @@
         <w:rPr>
           <w:lang w:val="en-US"/>
         </w:rPr>
-        <w:t xml:space="preserve"> F1 Score), </w:t>
+        <w:t xml:space="preserve"> </w:t>
+      </w:r>
+      <w:r>
+        <w:rPr>
+          <w:i/>
+          <w:iCs/>
+          <w:lang w:val="en-US"/>
+        </w:rPr>
+        <w:t>F1 Score</w:t>
+      </w:r>
+      <w:r>
+        <w:rPr>
+          <w:lang w:val="en-US"/>
+        </w:rPr>
+        <w:t xml:space="preserve">), </w:t>
       </w:r>
       <w:proofErr w:type="spellStart"/>
       <w:r>
@@ -4973,7 +5422,7 @@
       <w:pPr>
         <w:pStyle w:val="Heading1"/>
       </w:pPr>
-      <w:bookmarkStart w:id="1" w:name="_Toc234152072"/>
+      <w:bookmarkStart w:id="3" w:name="_Toc234577046"/>
       <w:proofErr w:type="spellStart"/>
       <w:r>
         <w:lastRenderedPageBreak/>
@@ -4987,7 +5436,7 @@
       <w:r>
         <w:t>osnova</w:t>
       </w:r>
-      <w:bookmarkEnd w:id="1"/>
+      <w:bookmarkEnd w:id="3"/>
       <w:proofErr w:type="spellEnd"/>
     </w:p>
     <w:p>
@@ -4999,11 +5448,11 @@
       <w:pPr>
         <w:pStyle w:val="Heading2"/>
       </w:pPr>
-      <w:bookmarkStart w:id="2" w:name="_Toc234152073"/>
+      <w:bookmarkStart w:id="4" w:name="_Toc234577047"/>
       <w:r>
         <w:t>Šta su neuronske mreže?</w:t>
       </w:r>
-      <w:bookmarkEnd w:id="2"/>
+      <w:bookmarkEnd w:id="4"/>
     </w:p>
     <w:p>
       <w:pPr>
@@ -5020,7 +5469,24 @@
     </w:p>
     <w:p>
       <w:r>
-        <w:t>Arhitektura neuronske mreže se zasniva na principu slojeva (eng. layers), gdje svaki sloj sadrži određeni broj neurona. Osnovna jedinica mreže je neuron koji predstavlja jednostavnu matematičku funkciju koja na osnovu ulaznih podataka računa odgovarajući izlaz.  Samim time, sama neuronska mreža se definiše kao kompleksna matematička funkcija koja mapira ulaz u željeni izlaz. Da bi neuronska mreža bila u mogućnosti da modelira komplikovane nelinearne probleme, poput klasifikacije medicinskih slika, ona mora sadržavati stotine ili hiljade neurona raspoređenih u višestruke slojeve.</w:t>
+        <w:t xml:space="preserve">Arhitektura neuronske mreže se zasniva na principu slojeva (eng. </w:t>
+      </w:r>
+      <w:r>
+        <w:rPr>
+          <w:i/>
+          <w:iCs/>
+        </w:rPr>
+        <w:t>L</w:t>
+      </w:r>
+      <w:r>
+        <w:rPr>
+          <w:i/>
+          <w:iCs/>
+        </w:rPr>
+        <w:t>ayers</w:t>
+      </w:r>
+      <w:r>
+        <w:t>), gdje svaki sloj sadrži određeni broj neurona. Osnovna jedinica mreže je neuron koji predstavlja jednostavnu matematičku funkciju koja na osnovu ulaznih podataka računa odgovarajući izlaz.  Samim time, sama neuronska mreža se definiše kao kompleksna matematička funkcija koja mapira ulaz u željeni izlaz. Da bi neuronska mreža bila u mogućnosti da modelira komplikovane nelinearne probleme, poput klasifikacije medicinskih slika, ona mora sadržavati stotine ili hiljade neurona raspoređenih u višestruke slojeve.</w:t>
       </w:r>
     </w:p>
     <w:p/>
@@ -5038,7 +5504,24 @@
         </w:numPr>
       </w:pPr>
       <w:r>
-        <w:t>Ulazni sloj (eng. input layer) - predstavlja ulaz u neuronsku mrežu. Zavisno od problema može varirati, kod analize slike to su vrijednosti piksela, dok za predviđanje cijene proizvoda može predstavljati određene karakteristike proizvoda.</w:t>
+        <w:t xml:space="preserve">Ulazni sloj (eng. </w:t>
+      </w:r>
+      <w:r>
+        <w:rPr>
+          <w:i/>
+          <w:iCs/>
+        </w:rPr>
+        <w:t>I</w:t>
+      </w:r>
+      <w:r>
+        <w:rPr>
+          <w:i/>
+          <w:iCs/>
+        </w:rPr>
+        <w:t>nput layer</w:t>
+      </w:r>
+      <w:r>
+        <w:t>) - predstavlja ulaz u neuronsku mrežu. Zavisno od problema može varirati, kod analize slike to su vrijednosti piksela, dok za predviđanje cijene proizvoda može predstavljati određene karakteristike proizvoda.</w:t>
       </w:r>
     </w:p>
     <w:p>
@@ -5050,7 +5533,58 @@
         </w:numPr>
       </w:pPr>
       <w:r>
-        <w:t>Skriveni slojevi (eng. hidden layers) - ovi slojevi sadrže proizvoljan broj slojeva za proizvoljnim brojem neurona u svakom sloju. U klasičnim neuronskim mrežama ovi slojevi su potpuno povezani (eng. fully connected) što znači da neuron u jednom sloju za svoj ulaz ima vrijednost izlaza svih neurona iz prethodnog sloja. Kada neuronska mreža sadrži više ovakvih skrivenih slojeva koji omogućavaju obradu podataka kroz više nivoa abstrakcije, takav pristup se naziva duboko učenje (eng. deep learning).</w:t>
+        <w:t xml:space="preserve">Skriveni slojevi (eng. </w:t>
+      </w:r>
+      <w:r>
+        <w:rPr>
+          <w:i/>
+          <w:iCs/>
+        </w:rPr>
+        <w:t>H</w:t>
+      </w:r>
+      <w:r>
+        <w:rPr>
+          <w:i/>
+          <w:iCs/>
+        </w:rPr>
+        <w:t>idden layers</w:t>
+      </w:r>
+      <w:r>
+        <w:t xml:space="preserve">) - ovi slojevi sadrže proizvoljan broj slojeva za proizvoljnim brojem neurona u svakom sloju. U klasičnim neuronskim mrežama ovi slojevi su potpuno povezani (eng. </w:t>
+      </w:r>
+      <w:r>
+        <w:rPr>
+          <w:i/>
+          <w:iCs/>
+        </w:rPr>
+        <w:t>F</w:t>
+      </w:r>
+      <w:r>
+        <w:rPr>
+          <w:i/>
+          <w:iCs/>
+        </w:rPr>
+        <w:t>ully connected</w:t>
+      </w:r>
+      <w:r>
+        <w:t xml:space="preserve">) što znači da neuron u jednom sloju za svoj ulaz ima vrijednost izlaza svih neurona iz prethodnog sloja. Kada neuronska mreža sadrži više ovakvih skrivenih slojeva koji omogućavaju obradu podataka kroz više nivoa abstrakcije, takav pristup se naziva duboko učenje (eng. </w:t>
+      </w:r>
+      <w:r>
+        <w:rPr>
+          <w:i/>
+          <w:iCs/>
+        </w:rPr>
+        <w:t>D</w:t>
+      </w:r>
+      <w:r>
+        <w:rPr>
+          <w:i/>
+          <w:iCs/>
+        </w:rPr>
+        <w:t>eep learning</w:t>
+      </w:r>
+      <w:r>
+        <w:t>).</w:t>
       </w:r>
     </w:p>
     <w:p>
@@ -5062,7 +5596,24 @@
         </w:numPr>
       </w:pPr>
       <w:r>
-        <w:t>Izlazni sloj (eng. output layer) - dati sloj generiše konačni rezultat iz neuronske mreže odnosno predikciju mreže. Na osnovu izlaza iz datog sloja će se podešavati parametri mreže.</w:t>
+        <w:t xml:space="preserve">Izlazni sloj (eng. </w:t>
+      </w:r>
+      <w:r>
+        <w:rPr>
+          <w:i/>
+          <w:iCs/>
+        </w:rPr>
+        <w:t>O</w:t>
+      </w:r>
+      <w:r>
+        <w:rPr>
+          <w:i/>
+          <w:iCs/>
+        </w:rPr>
+        <w:t>utput layer</w:t>
+      </w:r>
+      <w:r>
+        <w:t>) - dati sloj generiše konačni rezultat iz neuronske mreže odnosno predikciju mreže. Na osnovu izlaza iz datog sloja će se podešavati parametri mreže.</w:t>
       </w:r>
     </w:p>
     <w:p>
@@ -5097,17 +5648,51 @@
       <w:pPr>
         <w:pStyle w:val="Heading2"/>
       </w:pPr>
-      <w:bookmarkStart w:id="3" w:name="_Toc234152074"/>
+      <w:bookmarkStart w:id="5" w:name="_Toc234577048"/>
       <w:r>
         <w:lastRenderedPageBreak/>
         <w:t>Kako neuronska mreža uči?</w:t>
       </w:r>
-      <w:bookmarkEnd w:id="3"/>
+      <w:bookmarkEnd w:id="5"/>
     </w:p>
     <w:p/>
     <w:p>
       <w:r>
-        <w:t xml:space="preserve">Kao što je prethodno navedeno, svaki neuron obrađuje ulazne vrijednosti koje prima od neurona iz prethodnog sloja. Date vrijednost se množe sa odgovarajućim težinskim parametrima w (eng. weights), te se na njihovu sumu dodaje pomak b (eng. bias). </w:t>
+        <w:t xml:space="preserve">Kao što je prethodno navedeno, svaki neuron obrađuje ulazne vrijednosti koje prima od neurona iz prethodnog sloja. Date vrijednost se množe sa odgovarajućim težinskim parametrima w (eng. </w:t>
+      </w:r>
+      <w:r>
+        <w:rPr>
+          <w:i/>
+          <w:iCs/>
+        </w:rPr>
+        <w:t>W</w:t>
+      </w:r>
+      <w:r>
+        <w:rPr>
+          <w:i/>
+          <w:iCs/>
+        </w:rPr>
+        <w:t>eights</w:t>
+      </w:r>
+      <w:r>
+        <w:t xml:space="preserve">), te se na njihovu sumu dodaje pomak b (eng. </w:t>
+      </w:r>
+      <w:r>
+        <w:rPr>
+          <w:i/>
+          <w:iCs/>
+        </w:rPr>
+        <w:t>B</w:t>
+      </w:r>
+      <w:r>
+        <w:rPr>
+          <w:i/>
+          <w:iCs/>
+        </w:rPr>
+        <w:t>ias</w:t>
+      </w:r>
+      <w:r>
+        <w:t xml:space="preserve">). </w:t>
       </w:r>
     </w:p>
     <w:p>
@@ -5334,17 +5919,78 @@
     </w:p>
     <w:p>
       <w:r>
-        <w:t>Kako bi mreža bila u mogućnosti da modelira kompleksne, nelinearne problem na dati izlaz se primjenjuje odgovarajuća aktivacijska funckija (eng. Activation function). Aktivacijske funkcije poput ReLU ili Softmax su same po sebi jednostavne (ReLU vraća 0 za negativne brojeve, te ne mijenja izlaz za pozitivne brojeve), ali one uvode nelinearnost u sistem.</w:t>
-      </w:r>
-    </w:p>
-    <w:p>
-      <w:r>
-        <w:t>Inicijalno su ovi parametri podešeni na nasumične vrijednosti, zbog čega će mreža u početku praviti vrlo loše predikcije. Za procjenu netačnosti predikcija koristi se funkcija troška (eng. loss function), koja daje mjeru odstupanja predikcija od stvarnih, tačnih rezultata.</w:t>
-      </w:r>
-    </w:p>
-    <w:p>
-      <w:r>
-        <w:t>Funkcija troška sama po sebi pokazuje govori koliko je mreža neprecizna, ona ne ukazuje na to kako je potrebno izmijeniti parametre u svrhu njezinog poboljšanja. Za tu svrhu se koristi algoritam povratne propagacije (eng. backpropagation) i optimizator (eng. optimizer). Algoritam povratne propagacije prolazi kroz mrežu unazad i računa gradijente, odnosno mjeri koliko svaki parametar doprinosi ukupnoj grešci mreže.</w:t>
+        <w:t xml:space="preserve">Kako bi mreža bila u mogućnosti da modelira kompleksne, nelinearne problem na dati izlaz se primjenjuje odgovarajuća aktivacijska funckija (eng. </w:t>
+      </w:r>
+      <w:r>
+        <w:rPr>
+          <w:i/>
+          <w:iCs/>
+        </w:rPr>
+        <w:t>Activation function</w:t>
+      </w:r>
+      <w:r>
+        <w:t>). Aktivacijske funkcije poput ReLU ili Softmax su same po sebi jednostavne (ReLU vraća 0 za negativne brojeve, te ne mijenja izlaz za pozitivne brojeve), ali one uvode nelinearnost u sistem.</w:t>
+      </w:r>
+    </w:p>
+    <w:p>
+      <w:r>
+        <w:t xml:space="preserve">Inicijalno su ovi parametri podešeni na nasumične vrijednosti, zbog čega će mreža u početku praviti vrlo loše predikcije. Za procjenu netačnosti predikcija koristi se funkcija troška (eng. </w:t>
+      </w:r>
+      <w:r>
+        <w:rPr>
+          <w:i/>
+          <w:iCs/>
+        </w:rPr>
+        <w:t>L</w:t>
+      </w:r>
+      <w:r>
+        <w:rPr>
+          <w:i/>
+          <w:iCs/>
+        </w:rPr>
+        <w:t>oss function</w:t>
+      </w:r>
+      <w:r>
+        <w:t>), koja daje mjeru odstupanja predikcija od stvarnih, tačnih rezultata.</w:t>
+      </w:r>
+    </w:p>
+    <w:p>
+      <w:r>
+        <w:t xml:space="preserve">Funkcija troška sama po sebi pokazuje govori koliko je mreža neprecizna, ona ne ukazuje na to kako je potrebno izmijeniti parametre u svrhu njezinog poboljšanja. Za tu svrhu se koristi algoritam povratne propagacije (eng. </w:t>
+      </w:r>
+      <w:r>
+        <w:rPr>
+          <w:i/>
+          <w:iCs/>
+        </w:rPr>
+        <w:t>B</w:t>
+      </w:r>
+      <w:r>
+        <w:rPr>
+          <w:i/>
+          <w:iCs/>
+        </w:rPr>
+        <w:t>ackpropagation</w:t>
+      </w:r>
+      <w:r>
+        <w:t xml:space="preserve">) i optimizator (eng. </w:t>
+      </w:r>
+      <w:r>
+        <w:rPr>
+          <w:i/>
+          <w:iCs/>
+        </w:rPr>
+        <w:t>Op</w:t>
+      </w:r>
+      <w:r>
+        <w:rPr>
+          <w:i/>
+          <w:iCs/>
+        </w:rPr>
+        <w:t>timizer</w:t>
+      </w:r>
+      <w:r>
+        <w:t>). Algoritam povratne propagacije prolazi kroz mrežu unazad i računa gradijente, odnosno mjeri koliko svaki parametar doprinosi ukupnoj grešci mreže.</w:t>
       </w:r>
     </w:p>
     <w:p>
@@ -5362,12 +6008,12 @@
       <w:pPr>
         <w:pStyle w:val="Heading2"/>
       </w:pPr>
-      <w:bookmarkStart w:id="4" w:name="_Toc234152075"/>
+      <w:bookmarkStart w:id="6" w:name="_Toc234577049"/>
       <w:r>
         <w:lastRenderedPageBreak/>
         <w:t>CNN – Konvolucione neuronske mreže</w:t>
       </w:r>
-      <w:bookmarkEnd w:id="4"/>
+      <w:bookmarkEnd w:id="6"/>
       <w:r>
         <w:t xml:space="preserve"> </w:t>
       </w:r>
@@ -5375,7 +6021,23 @@
     <w:p/>
     <w:p>
       <w:r>
-        <w:t>Konvolucione neuronske mreže (eng. Convolutional neural Networks ili CNN) su posebna vrsta neuronskih mreža koje koriste algoritme specifično dizajnirane za rad sa podacima predstavljanim u obliku matrice, poput slika. Kao i obične neuronske mreže, konvolucione neuronske mreže su zasnovane na principu višestrukih uzastopnih slojeva, gdje izlaz iz jednog sloja postaje ulaz u sljedeći sloj.  Prvi slojevi se obično koriste za detekciju jednostavih oblika poput ivica, dok kasniji slojevi mogu prepoznavati kompleksnije oblike poput krugova, slova i lica.</w:t>
+        <w:t xml:space="preserve">Konvolucione neuronske mreže (eng. </w:t>
+      </w:r>
+      <w:r>
+        <w:rPr>
+          <w:i/>
+          <w:iCs/>
+        </w:rPr>
+        <w:t>Convolutional neural Networks</w:t>
+      </w:r>
+      <w:r>
+        <w:t>)</w:t>
+      </w:r>
+      <w:r>
+        <w:t xml:space="preserve"> ili CNN</w:t>
+      </w:r>
+      <w:r>
+        <w:t xml:space="preserve"> su posebna vrsta neuronskih mreža koje koriste algoritme specifično dizajnirane za rad sa podacima predstavljanim u obliku matrice, poput slika. Kao i obične neuronske mreže, konvolucione neuronske mreže su zasnovane na principu višestrukih uzastopnih slojeva, gdje izlaz iz jednog sloja postaje ulaz u sljedeći sloj.  Prvi slojevi se obično koriste za detekciju jednostavih oblika poput ivica, dok kasniji slojevi mogu prepoznavati kompleksnije oblike poput krugova, slova i lica.</w:t>
       </w:r>
     </w:p>
     <w:p>
@@ -5398,7 +6060,17 @@
         <w:spacing w:after="160" w:line="259" w:lineRule="auto"/>
       </w:pPr>
       <w:r>
-        <w:t xml:space="preserve">Konvolucioni slojevi (eng. Convolutional layers) - koriste filtere ili kernele koji prelaze preko čitave slike u svrhu detekcije jednostavnih oblika, poput ivica. S obzirom na to da računar razumije sliku kao matricu brojeva, kernel također predstavlja jednu manju matricu, najčešće dimenzija 3x3. Data matrica sadrži težine koje se množe za vrijednostima matrice direktno ispod, nakon čega se ti proizvodi sabiraju, generišući jedan broj kao rezultat. Rezultat iz konvolucionog sloja će predstavljati lokacije na kojima su prisutni traženi oblici. </w:t>
+        <w:t xml:space="preserve">Konvolucioni slojevi (eng. </w:t>
+      </w:r>
+      <w:r>
+        <w:rPr>
+          <w:i/>
+          <w:iCs/>
+        </w:rPr>
+        <w:t>Convolutional layers</w:t>
+      </w:r>
+      <w:r>
+        <w:t xml:space="preserve">) - koriste filtere ili kernele koji prelaze preko čitave slike u svrhu detekcije jednostavnih oblika, poput ivica. S obzirom na to da računar razumije sliku kao matricu brojeva, kernel također predstavlja jednu manju matricu, najčešće dimenzija 3x3. Data matrica sadrži težine koje se množe za vrijednostima matrice direktno ispod, nakon čega se ti proizvodi sabiraju, generišući jedan broj kao rezultat. Rezultat iz konvolucionog sloja će predstavljati lokacije na kojima su prisutni traženi oblici. </w:t>
       </w:r>
     </w:p>
     <w:p>
@@ -5411,7 +6083,17 @@
         <w:spacing w:after="160" w:line="259" w:lineRule="auto"/>
       </w:pPr>
       <w:r>
-        <w:t>Aktivacijski slojevi (eng. Activation layers) - aktivacijski sloj obično koristi ReLU aktivacijsku funkcija koja uvodi nelinearnost u sistem. Njena uloga je da slabe signale odbaci, a jače zadrži (negativne vrijednost se preslikavaju u 0, dok pozitivne ostaju nepromjenjene).</w:t>
+        <w:t xml:space="preserve">Aktivacijski slojevi (eng. </w:t>
+      </w:r>
+      <w:r>
+        <w:rPr>
+          <w:i/>
+          <w:iCs/>
+        </w:rPr>
+        <w:t>Activation layers</w:t>
+      </w:r>
+      <w:r>
+        <w:t>) - aktivacijski sloj obično koristi ReLU aktivacijsku funkcija koja uvodi nelinearnost u sistem. Njena uloga je da slabe signale odbaci, a jače zadrži (negativne vrijednost se preslikavaju u 0, dok pozitivne ostaju nepromjenjene).</w:t>
       </w:r>
     </w:p>
     <w:p>
@@ -5424,7 +6106,17 @@
         <w:spacing w:after="160" w:line="259" w:lineRule="auto"/>
       </w:pPr>
       <w:r>
-        <w:t>Slojevi sažimanja (eng. Pooling layers) – slično konvolucionim slojevima, koriste filter ili kernel koji prelazi preko čitave slike, ali je uloga sloja sažimanja agregacija informacija o datum prostoru i smanjenje dimenzija slike. Na primjer, postoji max pooling sloj koji će preći preko datog dijela slike (npr. koristeći 2x2 kernel) i izvući samo najveću vrijednost. Time se smanjuje računarsko opterećenje,  dok se istovremeno zadržavaju najvažnije informacije.</w:t>
+        <w:t xml:space="preserve">Slojevi sažimanja (eng. </w:t>
+      </w:r>
+      <w:r>
+        <w:rPr>
+          <w:i/>
+          <w:iCs/>
+        </w:rPr>
+        <w:t>Pooling layers</w:t>
+      </w:r>
+      <w:r>
+        <w:t>) – slično konvolucionim slojevima, koriste filter ili kernel koji prelazi preko čitave slike, ali je uloga sloja sažimanja agregacija informacija o datum prostoru i smanjenje dimenzija slike. Na primjer, postoji max pooling sloj koji će preći preko datog dijela slike (npr. koristeći 2x2 kernel) i izvući samo najveću vrijednost. Time se smanjuje računarsko opterećenje,  dok se istovremeno zadržavaju najvažnije informacije.</w:t>
       </w:r>
     </w:p>
     <w:p>
@@ -5437,7 +6129,17 @@
         <w:spacing w:after="160" w:line="259" w:lineRule="auto"/>
       </w:pPr>
       <w:r>
-        <w:t xml:space="preserve">Potpuno povezani slojevi (eng. Fully connected layers) – predstavljaju slojeve gdje je svaki neuron povezan svim neuronima iz prethodnog sloja, a koji čine osnovu klasičnih neuronskih mreža. Ovi slojevi se nalaze na samom kraju mrežu i njima se proslijeđuju informacije o slici koje su prethodni slojevi izvukli, nakon čega oni donose konačnu odluku. </w:t>
+        <w:t xml:space="preserve">Potpuno povezani slojevi (eng. </w:t>
+      </w:r>
+      <w:r>
+        <w:rPr>
+          <w:i/>
+          <w:iCs/>
+        </w:rPr>
+        <w:t>Fully connected layers</w:t>
+      </w:r>
+      <w:r>
+        <w:t xml:space="preserve">) – predstavljaju slojeve gdje je svaki neuron povezan svim neuronima iz prethodnog sloja, a koji čine osnovu klasičnih neuronskih mreža. Ovi slojevi se nalaze na samom kraju mrežu i njima se proslijeđuju informacije o slici koje su prethodni slojevi izvukli, nakon čega oni donose konačnu odluku. </w:t>
       </w:r>
     </w:p>
     <w:p>
@@ -5461,7 +6163,17 @@
         <w:spacing w:after="160" w:line="259" w:lineRule="auto"/>
       </w:pPr>
       <w:r>
-        <w:t>Problemi obrade prirodnog jezika (eng. Natural Language Processing - NLP) problemi - gdje se tekst posmatra kao jednodimenzionalni niz, te se CNN mogu koristiti za analizu sentimenta ili mašinsko prevođenje</w:t>
+        <w:t xml:space="preserve">Problemi obrade prirodnog jezika (eng. </w:t>
+      </w:r>
+      <w:r>
+        <w:rPr>
+          <w:i/>
+          <w:iCs/>
+        </w:rPr>
+        <w:t>Natural Language Processing</w:t>
+      </w:r>
+      <w:r>
+        <w:t xml:space="preserve"> - NLP) problemi - gdje se tekst posmatra kao jednodimenzionalni niz, te se CNN mogu koristiti za analizu sentimenta ili mašinsko prevođenje</w:t>
       </w:r>
     </w:p>
     <w:p>
@@ -5581,17 +6293,27 @@
       <w:pPr>
         <w:pStyle w:val="Heading2"/>
       </w:pPr>
-      <w:bookmarkStart w:id="5" w:name="_Toc234152076"/>
+      <w:bookmarkStart w:id="7" w:name="_Toc234577050"/>
       <w:r>
         <w:lastRenderedPageBreak/>
         <w:t>PyTorch vs. TorchSharp</w:t>
       </w:r>
-      <w:bookmarkEnd w:id="5"/>
+      <w:bookmarkEnd w:id="7"/>
     </w:p>
     <w:p/>
     <w:p>
       <w:r>
-        <w:t>PyTorch je Python biblioteka otvorenog koda (eng. Open source) koja korisnicima daje na raspolaganje veliki broj algoritama mašinskog učenja, specifično algoritama dubokog učenja. Opseg algoritama je širok te uključuje relativno jednostavne algoritme poput linearne regresije, do konvolucionih neuronskih mreža te transformer modela. Originalno je implementiran od strane Facebook AI Research tima i pretvoren u biblioteku otvorenog koda 2017. godine.</w:t>
+        <w:t xml:space="preserve">PyTorch je Python biblioteka otvorenog koda (eng. </w:t>
+      </w:r>
+      <w:r>
+        <w:rPr>
+          <w:i/>
+          <w:iCs/>
+        </w:rPr>
+        <w:t>Open source</w:t>
+      </w:r>
+      <w:r>
+        <w:t>) koja korisnicima daje na raspolaganje veliki broj algoritama mašinskog učenja, specifično algoritama dubokog učenja. Opseg algoritama je širok te uključuje relativno jednostavne algoritme poput linearne regresije, do konvolucionih neuronskih mreža te transformer modela. Originalno je implementiran od strane Facebook AI Research tima i pretvoren u biblioteku otvorenog koda 2017. godine.</w:t>
       </w:r>
     </w:p>
     <w:p>
@@ -5599,7 +6321,6 @@
         <w:t>TorchSharp je .NET biblioteka otvorenog koda, koja, poput PyTorcha, korisnicima daje na raspolaganje jednostavno korištenje raznih algoritama mašinskog učenja. Sam način korištenja biblioteke je vrlo sličan PyTorch biblioteci.</w:t>
       </w:r>
     </w:p>
-    <w:p/>
     <w:p>
       <w:r>
         <w:t>Gledajući dublje, obje navedene biblioteke koriste istu internu logiku koja je implementirana u LibTorch biblioteci. LibTorch je C++ biblioteka za duboko učenje u kojoj se izvršavaju sve tenzorske operacije, automatska diferencijacija i optimizacije. LibTorch je implementiran u programskom jeziku C++ jer je za treniranje kompleksnih modela potrebno izvršavanje miliona ili triliona operacija svake sekunde, tako da implementacija mora biti veoma efikasna.</w:t>
@@ -5607,7 +6328,34 @@
     </w:p>
     <w:p>
       <w:r>
-        <w:t>Python, prema tome, predstavlja samo interfejs za kompleksnu implementaciju u C++ i ne postoji razlog zašto data upotreba ne bi bila moguća u drugim jezicima poput C#. Naprotiv, C# pruža snažno tipiziranu (eng. type-safe) arhitekturu, rješava probleme skalabilnosti eliminacijom GIL-a (eng. Global Interpreter Lock) i predstavlja prirodnije okruženje za inženjere unutar .NET ekosistema, dok istovremeno zadržava identične performanse treniranja.</w:t>
+        <w:t xml:space="preserve">Python, prema tome, predstavlja samo interfejs za kompleksnu implementaciju u C++ i ne postoji razlog zašto data upotreba ne bi bila moguća u drugim jezicima poput C#. Naprotiv, C# pruža snažno tipiziranu (eng. </w:t>
+      </w:r>
+      <w:r>
+        <w:rPr>
+          <w:i/>
+          <w:iCs/>
+        </w:rPr>
+        <w:t>T</w:t>
+      </w:r>
+      <w:r>
+        <w:rPr>
+          <w:i/>
+          <w:iCs/>
+        </w:rPr>
+        <w:t>ype-safe</w:t>
+      </w:r>
+      <w:r>
+        <w:t xml:space="preserve">) arhitekturu, rješava probleme skalabilnosti eliminacijom GIL-a (eng. </w:t>
+      </w:r>
+      <w:r>
+        <w:rPr>
+          <w:i/>
+          <w:iCs/>
+        </w:rPr>
+        <w:t>Global Interpreter Lock</w:t>
+      </w:r>
+      <w:r>
+        <w:t>) i predstavlja prirodnije okruženje za inženjere unutar .NET ekosistema, dok istovremeno zadržava identične performanse treniranja.</w:t>
       </w:r>
     </w:p>
     <w:p>
@@ -5622,12 +6370,12 @@
       <w:pPr>
         <w:pStyle w:val="Heading2"/>
       </w:pPr>
-      <w:bookmarkStart w:id="6" w:name="_Toc234152077"/>
+      <w:bookmarkStart w:id="8" w:name="_Toc234577051"/>
       <w:r>
         <w:lastRenderedPageBreak/>
         <w:t>Metrike modela</w:t>
       </w:r>
-      <w:bookmarkEnd w:id="6"/>
+      <w:bookmarkEnd w:id="8"/>
     </w:p>
     <w:p>
       <w:pPr>
@@ -5644,11 +6392,11 @@
       <w:pPr>
         <w:pStyle w:val="Heading3"/>
       </w:pPr>
-      <w:bookmarkStart w:id="7" w:name="_Toc234152078"/>
+      <w:bookmarkStart w:id="9" w:name="_Toc234577052"/>
       <w:r>
         <w:t>Brzina treniranja</w:t>
       </w:r>
-      <w:bookmarkEnd w:id="7"/>
+      <w:bookmarkEnd w:id="9"/>
     </w:p>
     <w:p/>
     <w:p>
@@ -5662,10 +6410,11 @@
         <w:t xml:space="preserve">eng. </w:t>
       </w:r>
       <w:r>
-        <w:t>Graphics Processing Units</w:t>
-      </w:r>
-      <w:r>
-        <w:t xml:space="preserve"> - GPU</w:t>
+        <w:rPr>
+          <w:i/>
+          <w:iCs/>
+        </w:rPr>
+        <w:t>Graphics Processing Units - GPU</w:t>
       </w:r>
       <w:r>
         <w:t>).</w:t>
@@ -5679,11 +6428,11 @@
       <w:pPr>
         <w:pStyle w:val="Heading3"/>
       </w:pPr>
-      <w:bookmarkStart w:id="8" w:name="_Toc234152079"/>
+      <w:bookmarkStart w:id="10" w:name="_Toc234577053"/>
       <w:r>
         <w:t>Klasifikacijske metrike</w:t>
       </w:r>
-      <w:bookmarkEnd w:id="8"/>
+      <w:bookmarkEnd w:id="10"/>
     </w:p>
     <w:p/>
     <w:p>
@@ -5694,13 +6443,33 @@
         <w:t>preciznost</w:t>
       </w:r>
       <w:r>
-        <w:t>i (eng. Precision)</w:t>
+        <w:t xml:space="preserve">i (eng. </w:t>
+      </w:r>
+      <w:r>
+        <w:rPr>
+          <w:i/>
+          <w:iCs/>
+        </w:rPr>
+        <w:t>Precision</w:t>
+      </w:r>
+      <w:r>
+        <w:t>)</w:t>
       </w:r>
       <w:r>
         <w:t>,</w:t>
       </w:r>
       <w:r>
-        <w:t xml:space="preserve"> tačnosti (eng. Accuracy)</w:t>
+        <w:t xml:space="preserve"> tačnosti (eng. </w:t>
+      </w:r>
+      <w:r>
+        <w:rPr>
+          <w:i/>
+          <w:iCs/>
+        </w:rPr>
+        <w:t>Accuracy</w:t>
+      </w:r>
+      <w:r>
+        <w:t>)</w:t>
       </w:r>
       <w:r>
         <w:rPr>
@@ -5718,13 +6487,33 @@
         <w:t xml:space="preserve"> </w:t>
       </w:r>
       <w:r>
-        <w:t xml:space="preserve">(eng. Recall) </w:t>
+        <w:t xml:space="preserve">(eng. </w:t>
+      </w:r>
+      <w:r>
+        <w:rPr>
+          <w:i/>
+          <w:iCs/>
+        </w:rPr>
+        <w:t>Recall</w:t>
+      </w:r>
+      <w:r>
+        <w:t xml:space="preserve">) </w:t>
       </w:r>
       <w:r>
         <w:t>i F1</w:t>
       </w:r>
       <w:r>
-        <w:t xml:space="preserve"> mjere (eng. F1 score)</w:t>
+        <w:t xml:space="preserve"> mjere (eng. </w:t>
+      </w:r>
+      <w:r>
+        <w:rPr>
+          <w:i/>
+          <w:iCs/>
+        </w:rPr>
+        <w:t>F1 score</w:t>
+      </w:r>
+      <w:r>
+        <w:t>)</w:t>
       </w:r>
       <w:r>
         <w:t>. Za</w:t>
@@ -5770,10 +6559,11 @@
         <w:t xml:space="preserve">eng. </w:t>
       </w:r>
       <w:r>
-        <w:t>True Positive</w:t>
-      </w:r>
-      <w:r>
-        <w:t xml:space="preserve"> - TP</w:t>
+        <w:rPr>
+          <w:i/>
+          <w:iCs/>
+        </w:rPr>
+        <w:t>True Positive - TP</w:t>
       </w:r>
       <w:r>
         <w:t>)</w:t>
@@ -5807,10 +6597,11 @@
         <w:t xml:space="preserve">eng. </w:t>
       </w:r>
       <w:r>
-        <w:t>False Positive</w:t>
-      </w:r>
-      <w:r>
-        <w:t xml:space="preserve"> - FP</w:t>
+        <w:rPr>
+          <w:i/>
+          <w:iCs/>
+        </w:rPr>
+        <w:t>False Positive - FP</w:t>
       </w:r>
       <w:r>
         <w:t>)</w:t>
@@ -5844,7 +6635,14 @@
         <w:t xml:space="preserve"> (</w:t>
       </w:r>
       <w:r>
-        <w:t>eng. False Negative - FN</w:t>
+        <w:t xml:space="preserve">eng. </w:t>
+      </w:r>
+      <w:r>
+        <w:rPr>
+          <w:i/>
+          <w:iCs/>
+        </w:rPr>
+        <w:t>False Negative - FN</w:t>
       </w:r>
       <w:r>
         <w:t>)</w:t>
@@ -5872,7 +6670,17 @@
         <w:spacing w:after="160" w:line="259" w:lineRule="auto"/>
       </w:pPr>
       <w:r>
-        <w:t>Stvarno negativan (eng. True Negative – TN) – Predstavlja broj primjera gdje ciljana klasa nije bila prisutna, i model je to tačno predvidio.</w:t>
+        <w:t xml:space="preserve">Stvarno negativan (eng. </w:t>
+      </w:r>
+      <w:r>
+        <w:rPr>
+          <w:i/>
+          <w:iCs/>
+        </w:rPr>
+        <w:t>True Negative – TN</w:t>
+      </w:r>
+      <w:r>
+        <w:t>) – Predstavlja broj primjera gdje ciljana klasa nije bila prisutna, i model je to tačno predvidio.</w:t>
       </w:r>
     </w:p>
     <w:p>
@@ -5890,7 +6698,17 @@
         <w:spacing w:after="160" w:line="259" w:lineRule="auto"/>
       </w:pPr>
       <w:r>
-        <w:t>Preciznost (eng. Precision) - Računa se pomoću formule</w:t>
+        <w:t xml:space="preserve">Preciznost (eng. </w:t>
+      </w:r>
+      <w:r>
+        <w:rPr>
+          <w:i/>
+          <w:iCs/>
+        </w:rPr>
+        <w:t>Precision</w:t>
+      </w:r>
+      <w:r>
+        <w:t>) - Računa se pomoću formule</w:t>
       </w:r>
       <w:r>
         <w:t>:</w:t>
@@ -5981,7 +6799,17 @@
       </w:pPr>
       <w:r>
         <w:lastRenderedPageBreak/>
-        <w:t>Tačnost (eng. Accuracy) – Računa se pomoću formule:</w:t>
+        <w:t xml:space="preserve">Tačnost (eng. </w:t>
+      </w:r>
+      <w:r>
+        <w:rPr>
+          <w:i/>
+          <w:iCs/>
+        </w:rPr>
+        <w:t>Accuracy</w:t>
+      </w:r>
+      <w:r>
+        <w:t>) – Računa se pomoću formule:</w:t>
       </w:r>
     </w:p>
     <w:p>
@@ -6069,7 +6897,17 @@
         <w:spacing w:after="160" w:line="259" w:lineRule="auto"/>
       </w:pPr>
       <w:r>
-        <w:t>Odziv (eng. Recall) - Računa se pomoću formule:</w:t>
+        <w:t xml:space="preserve">Odziv (eng. </w:t>
+      </w:r>
+      <w:r>
+        <w:rPr>
+          <w:i/>
+          <w:iCs/>
+        </w:rPr>
+        <w:t>Recall</w:t>
+      </w:r>
+      <w:r>
+        <w:t>) - Računa se pomoću formule:</w:t>
       </w:r>
     </w:p>
     <w:p>
@@ -6169,7 +7007,17 @@
         <w:spacing w:after="160" w:line="259" w:lineRule="auto"/>
       </w:pPr>
       <w:r>
-        <w:t>F1 mjera (eng. F1 score) - Računa se pomoću formule:</w:t>
+        <w:t xml:space="preserve">F1 mjera (eng. </w:t>
+      </w:r>
+      <w:r>
+        <w:rPr>
+          <w:i/>
+          <w:iCs/>
+        </w:rPr>
+        <w:t>F1 score</w:t>
+      </w:r>
+      <w:r>
+        <w:t>) - Računa se pomoću formule:</w:t>
       </w:r>
     </w:p>
     <w:p>
@@ -6286,14 +7134,14 @@
       <w:pPr>
         <w:pStyle w:val="Heading3"/>
       </w:pPr>
-      <w:bookmarkStart w:id="9" w:name="_Toc234152080"/>
+      <w:bookmarkStart w:id="11" w:name="_Toc234577054"/>
       <w:r>
         <w:t>Metrike za više</w:t>
       </w:r>
       <w:r>
         <w:t xml:space="preserve"> klasa</w:t>
       </w:r>
-      <w:bookmarkEnd w:id="9"/>
+      <w:bookmarkEnd w:id="11"/>
     </w:p>
     <w:p/>
     <w:p>
@@ -6312,7 +7160,17 @@
         <w:spacing w:after="160" w:line="259" w:lineRule="auto"/>
       </w:pPr>
       <w:r>
-        <w:t>Tačnost za više klasa (eng. Multi-class Accuracy)</w:t>
+        <w:t xml:space="preserve">Tačnost za više klasa (eng. </w:t>
+      </w:r>
+      <w:r>
+        <w:rPr>
+          <w:i/>
+          <w:iCs/>
+        </w:rPr>
+        <w:t>Multi-class Accuracy</w:t>
+      </w:r>
+      <w:r>
+        <w:t>)</w:t>
       </w:r>
       <w:r>
         <w:t xml:space="preserve"> – U vi</w:t>
@@ -6456,7 +7314,17 @@
       </w:pPr>
       <w:r>
         <w:lastRenderedPageBreak/>
-        <w:t xml:space="preserve">Makro metrike (eng. Macro-Averaging) - </w:t>
+        <w:t xml:space="preserve">Makro metrike (eng. </w:t>
+      </w:r>
+      <w:r>
+        <w:rPr>
+          <w:i/>
+          <w:iCs/>
+        </w:rPr>
+        <w:t>Macro-Averaging</w:t>
+      </w:r>
+      <w:r>
+        <w:t xml:space="preserve">) - </w:t>
       </w:r>
       <w:r>
         <w:t xml:space="preserve">Makro metrike se </w:t>
@@ -6610,7 +7478,17 @@
         <w:spacing w:after="160" w:line="259" w:lineRule="auto"/>
       </w:pPr>
       <w:r>
-        <w:t xml:space="preserve">Težinske metrike (eng. Weighted-Averaging) - </w:t>
+        <w:t xml:space="preserve">Težinske metrike (eng. </w:t>
+      </w:r>
+      <w:r>
+        <w:rPr>
+          <w:i/>
+          <w:iCs/>
+        </w:rPr>
+        <w:t>Weighted-Averaging</w:t>
+      </w:r>
+      <w:r>
+        <w:t xml:space="preserve">) - </w:t>
       </w:r>
       <w:r>
         <w:t>Težinske metrike se računaju tako što se metrika svake pojedinačne klase pomnoži sa brojem primjera iz te klase</w:t>
@@ -7539,7 +8417,7 @@
       <w:pPr>
         <w:pStyle w:val="Heading1"/>
       </w:pPr>
-      <w:bookmarkStart w:id="10" w:name="_Toc234152081"/>
+      <w:bookmarkStart w:id="12" w:name="_Toc234577055"/>
       <w:proofErr w:type="spellStart"/>
       <w:r>
         <w:lastRenderedPageBreak/>
@@ -7561,7 +8439,7 @@
       <w:r>
         <w:t>implementacija</w:t>
       </w:r>
-      <w:bookmarkEnd w:id="10"/>
+      <w:bookmarkEnd w:id="12"/>
       <w:proofErr w:type="spellEnd"/>
     </w:p>
     <w:p>
@@ -7576,7 +8454,7 @@
       <w:pPr>
         <w:pStyle w:val="Heading2"/>
       </w:pPr>
-      <w:bookmarkStart w:id="11" w:name="_Toc234152082"/>
+      <w:bookmarkStart w:id="13" w:name="_Toc234577056"/>
       <w:r>
         <w:t>Korišteni skup podataka (</w:t>
       </w:r>
@@ -7584,9 +8462,16 @@
         <w:t xml:space="preserve">eng. </w:t>
       </w:r>
       <w:r>
-        <w:t>Dataset)</w:t>
-      </w:r>
-      <w:bookmarkEnd w:id="11"/>
+        <w:rPr>
+          <w:i/>
+          <w:iCs/>
+        </w:rPr>
+        <w:t>Dataset</w:t>
+      </w:r>
+      <w:r>
+        <w:t>)</w:t>
+      </w:r>
+      <w:bookmarkEnd w:id="13"/>
     </w:p>
     <w:p>
       <w:pPr>
@@ -7600,7 +8485,24 @@
     </w:p>
     <w:p>
       <w:r>
-        <w:t xml:space="preserve">Kvalitet i kvantitet podataka za treniranje će direktno diktirati koliko će model biti pouzdan i tačan. Podaci moraju biti ispravno obilježeni te moraju biti dovoljno opširni i raznovrsni da bi model mogao ispravno generalizirati problem bez prekomjernog prilagođavanja podacima (eng. overfitting). </w:t>
+        <w:t xml:space="preserve">Kvalitet i kvantitet podataka za treniranje će direktno diktirati koliko će model biti pouzdan i tačan. Podaci moraju biti ispravno obilježeni te moraju biti dovoljno opširni i raznovrsni da bi model mogao ispravno generalizirati problem bez prekomjernog prilagođavanja podacima (eng. </w:t>
+      </w:r>
+      <w:r>
+        <w:rPr>
+          <w:i/>
+          <w:iCs/>
+        </w:rPr>
+        <w:t>O</w:t>
+      </w:r>
+      <w:r>
+        <w:rPr>
+          <w:i/>
+          <w:iCs/>
+        </w:rPr>
+        <w:t>verfitting</w:t>
+      </w:r>
+      <w:r>
+        <w:t xml:space="preserve">). </w:t>
       </w:r>
     </w:p>
     <w:p>
@@ -7625,13 +8527,16 @@
         <w:t xml:space="preserve">eng. </w:t>
       </w:r>
       <w:r>
-        <w:t>Iraq</w:t>
-      </w:r>
-      <w:r>
-        <w:t>-Oncology Teaching Hospital</w:t>
-      </w:r>
-      <w:r>
-        <w:rPr>
+        <w:rPr>
+          <w:i/>
+          <w:iCs/>
+        </w:rPr>
+        <w:t>Iraq-Oncology Teaching Hospital</w:t>
+      </w:r>
+      <w:r>
+        <w:rPr>
+          <w:i/>
+          <w:iCs/>
           <w:lang w:val="en-GB"/>
         </w:rPr>
         <w:t xml:space="preserve">/National </w:t>
@@ -7639,6 +8544,8 @@
       <w:proofErr w:type="spellStart"/>
       <w:r>
         <w:rPr>
+          <w:i/>
+          <w:iCs/>
           <w:lang w:val="en-GB"/>
         </w:rPr>
         <w:t>Center</w:t>
@@ -7646,9 +8553,17 @@
       <w:proofErr w:type="spellEnd"/>
       <w:r>
         <w:rPr>
-          <w:lang w:val="en-GB"/>
-        </w:rPr>
-        <w:t xml:space="preserve"> for Cancer Diseases). </w:t>
+          <w:i/>
+          <w:iCs/>
+          <w:lang w:val="en-GB"/>
+        </w:rPr>
+        <w:t xml:space="preserve"> for Cancer Diseases</w:t>
+      </w:r>
+      <w:r>
+        <w:rPr>
+          <w:lang w:val="en-GB"/>
+        </w:rPr>
+        <w:t xml:space="preserve">). </w:t>
       </w:r>
       <w:proofErr w:type="spellStart"/>
       <w:r>
@@ -7934,7 +8849,7 @@
       <w:pPr>
         <w:pStyle w:val="Heading2"/>
       </w:pPr>
-      <w:bookmarkStart w:id="12" w:name="_Toc234152083"/>
+      <w:bookmarkStart w:id="14" w:name="_Toc234577057"/>
       <w:r>
         <w:lastRenderedPageBreak/>
         <w:t>Preprocesiranje slika (</w:t>
@@ -7943,7 +8858,14 @@
         <w:t xml:space="preserve">eng. </w:t>
       </w:r>
       <w:r>
-        <w:t xml:space="preserve">Image Preprocessing) i </w:t>
+        <w:rPr>
+          <w:i/>
+          <w:iCs/>
+        </w:rPr>
+        <w:t>Image Preprocessing</w:t>
+      </w:r>
+      <w:r>
+        <w:t xml:space="preserve">) i </w:t>
       </w:r>
       <w:r>
         <w:t>a</w:t>
@@ -7951,7 +8873,7 @@
       <w:r>
         <w:t>ugmentacija</w:t>
       </w:r>
-      <w:bookmarkEnd w:id="12"/>
+      <w:bookmarkEnd w:id="14"/>
     </w:p>
     <w:p/>
     <w:p>
@@ -7975,7 +8897,17 @@
         <w:spacing w:after="160" w:line="259" w:lineRule="auto"/>
       </w:pPr>
       <w:r>
-        <w:t xml:space="preserve"> Skaliranje dimenzija (eng. Resizing) - Smanjenjem dimenzija slika sa 512x512 na 256x256 smanjuje se broj ulaznih parametara u neuronsku mrežu. Ovo smanjuje opterećenje na računarske resurse i omogućava modelu da istovremeno obrađuje više slika, što će samim time ubrzati proces treniranja. Dodatna prednost skaliranja dimenzija slika jeste da se datom operacijom osigurava konzistentnost dimenzija čitavog skupa podataka, u slučaju da neka slika u trening podacima ima različite dimenzije.</w:t>
+        <w:t xml:space="preserve"> Skaliranje dimenzija (eng. </w:t>
+      </w:r>
+      <w:r>
+        <w:rPr>
+          <w:i/>
+          <w:iCs/>
+        </w:rPr>
+        <w:t>Resizing</w:t>
+      </w:r>
+      <w:r>
+        <w:t>) - Smanjenjem dimenzija slika sa 512x512 na 256x256 smanjuje se broj ulaznih parametara u neuronsku mrežu. Ovo smanjuje opterećenje na računarske resurse i omogućava modelu da istovremeno obrađuje više slika, što će samim time ubrzati proces treniranja. Dodatna prednost skaliranja dimenzija slika jeste da se datom operacijom osigurava konzistentnost dimenzija čitavog skupa podataka, u slučaju da neka slika u trening podacima ima različite dimenzije.</w:t>
       </w:r>
     </w:p>
     <w:p>
@@ -7993,7 +8925,34 @@
         <w:spacing w:after="160" w:line="259" w:lineRule="auto"/>
       </w:pPr>
       <w:r>
-        <w:t>Konverzija u nijanse sive (eng. Grayscale Conversion) - Prilikom analiziranja CT slika tumora pluća glavne karakteristike su oblik, tekstura i nijansa sjena, a ne sama boja piksela. Konvertovanjem slike iz 3 kanala (RGB) u jedan kanal (eng. grayscale ili crno-bijelo) uklanjaju se bespotrebne informacije te se dobijaju slične prednosti kao i prilikom smanjenja dimenzija. Treniranje postaje dosta brže, i smanjuje se mogućnost prekomjernog prilagođavanja trening podacima.</w:t>
+        <w:t xml:space="preserve">Konverzija u nijanse sive (eng. </w:t>
+      </w:r>
+      <w:r>
+        <w:rPr>
+          <w:i/>
+          <w:iCs/>
+        </w:rPr>
+        <w:t>Grayscale Conversion</w:t>
+      </w:r>
+      <w:r>
+        <w:t xml:space="preserve">) - Prilikom analiziranja CT slika tumora pluća glavne karakteristike su oblik, tekstura i nijansa sjena, a ne sama boja piksela. Konvertovanjem slike iz 3 kanala (RGB) u jedan kanal (eng. </w:t>
+      </w:r>
+      <w:r>
+        <w:rPr>
+          <w:i/>
+          <w:iCs/>
+        </w:rPr>
+        <w:t>G</w:t>
+      </w:r>
+      <w:r>
+        <w:rPr>
+          <w:i/>
+          <w:iCs/>
+        </w:rPr>
+        <w:t>rayscale</w:t>
+      </w:r>
+      <w:r>
+        <w:t xml:space="preserve"> ili crno-bijelo) uklanjaju se bespotrebne informacije te se dobijaju slične prednosti kao i prilikom smanjenja dimenzija. Treniranje postaje dosta brže, i smanjuje se mogućnost prekomjernog prilagođavanja trening podacima.</w:t>
       </w:r>
     </w:p>
     <w:p>
@@ -8011,7 +8970,17 @@
         <w:spacing w:after="160" w:line="259" w:lineRule="auto"/>
       </w:pPr>
       <w:r>
-        <w:t>Normalizacija piksela (eng. Normalization) - Konvertovanjem slike u jedan kanal se dobija crno-bijela slika čije su vrijednosti u rasponu od 0 do 255. Date vrijednosti će biti skalirane na raspon od 0 do 1, što stabilizira matematičke operacije i dovodi do mnogo brže konvergencije modela.</w:t>
+        <w:t xml:space="preserve">Normalizacija piksela (eng. </w:t>
+      </w:r>
+      <w:r>
+        <w:rPr>
+          <w:i/>
+          <w:iCs/>
+        </w:rPr>
+        <w:t>Normalization</w:t>
+      </w:r>
+      <w:r>
+        <w:t>) - Konvertovanjem slike u jedan kanal se dobija crno-bijela slika čije su vrijednosti u rasponu od 0 do 255. Date vrijednosti će biti skalirane na raspon od 0 do 1, što stabilizira matematičke operacije i dovodi do mnogo brže konvergencije modela.</w:t>
       </w:r>
     </w:p>
     <w:p>
@@ -8029,7 +8998,17 @@
         <w:spacing w:after="160" w:line="259" w:lineRule="auto"/>
       </w:pPr>
       <w:r>
-        <w:t>Proširivanje skupa podataka (eng. Data Augmentation) - Zadnja operacija koja će biti urađena jeste dodavanje dodatnih slika uz određene transformacije na skup podataka. Kako je skup podataka relativno mali, cilj ove operacije jeste vještačko uvođenje raznolikosti u skup podataka, radi smanjenja mogućnosti prekomjernog prilagođavanja i poboljšanja šansi da će model uspjeti generalizirati problem. Ovo će biti postignuto rotiranjem postojećih slika vertikalno i horizontalno.</w:t>
+        <w:t xml:space="preserve">Proširivanje skupa podataka (eng. </w:t>
+      </w:r>
+      <w:r>
+        <w:rPr>
+          <w:i/>
+          <w:iCs/>
+        </w:rPr>
+        <w:t>Data Augmentation</w:t>
+      </w:r>
+      <w:r>
+        <w:t>) - Zadnja operacija koja će biti urađena jeste dodavanje dodatnih slika uz određene transformacije na skup podataka. Kako je skup podataka relativno mali, cilj ove operacije jeste vještačko uvođenje raznolikosti u skup podataka, radi smanjenja mogućnosti prekomjernog prilagođavanja i poboljšanja šansi da će model uspjeti generalizirati problem. Ovo će biti postignuto rotiranjem postojećih slika vertikalno i horizontalno.</w:t>
       </w:r>
     </w:p>
     <w:p>
@@ -8046,12 +9025,12 @@
       <w:pPr>
         <w:pStyle w:val="Heading2"/>
       </w:pPr>
-      <w:bookmarkStart w:id="13" w:name="_Toc234152084"/>
+      <w:bookmarkStart w:id="15" w:name="_Toc234577058"/>
       <w:r>
         <w:lastRenderedPageBreak/>
         <w:t>Razdvajanje podataka na skup za treniranje i validaciju</w:t>
       </w:r>
-      <w:bookmarkEnd w:id="13"/>
+      <w:bookmarkEnd w:id="15"/>
     </w:p>
     <w:p/>
     <w:p>
@@ -8126,7 +9105,7 @@
       <w:pPr>
         <w:pStyle w:val="Heading2"/>
       </w:pPr>
-      <w:bookmarkStart w:id="14" w:name="_Toc234152085"/>
+      <w:bookmarkStart w:id="16" w:name="_Toc234577059"/>
       <w:r>
         <w:lastRenderedPageBreak/>
         <w:t xml:space="preserve">Dizajn i arhitektura CNN modela, </w:t>
@@ -8134,7 +9113,7 @@
       <w:r>
         <w:t>Funkcija troška, Optimizator</w:t>
       </w:r>
-      <w:bookmarkEnd w:id="14"/>
+      <w:bookmarkEnd w:id="16"/>
     </w:p>
     <w:p/>
     <w:p>
@@ -8171,7 +9150,21 @@
         <w:t>(</w:t>
       </w:r>
       <w:r>
-        <w:t>eng. Flatten sloj</w:t>
+        <w:t xml:space="preserve">eng. </w:t>
+      </w:r>
+      <w:r>
+        <w:rPr>
+          <w:i/>
+          <w:iCs/>
+        </w:rPr>
+        <w:t xml:space="preserve">Flatten </w:t>
+      </w:r>
+      <w:r>
+        <w:rPr>
+          <w:i/>
+          <w:iCs/>
+        </w:rPr>
+        <w:t>layer</w:t>
       </w:r>
       <w:r>
         <w:t>). Dati sloj uzima podatak iz više dimenzija</w:t>
@@ -8936,7 +9929,21 @@
         <w:rPr>
           <w:lang w:val="en-GB"/>
         </w:rPr>
-        <w:t xml:space="preserve"> Rectified Linear Unit) </w:t>
+        <w:t xml:space="preserve"> </w:t>
+      </w:r>
+      <w:r>
+        <w:rPr>
+          <w:i/>
+          <w:iCs/>
+          <w:lang w:val="en-GB"/>
+        </w:rPr>
+        <w:t>Rectified Linear Unit</w:t>
+      </w:r>
+      <w:r>
+        <w:rPr>
+          <w:lang w:val="en-GB"/>
+        </w:rPr>
+        <w:t xml:space="preserve">) </w:t>
       </w:r>
       <w:proofErr w:type="spellStart"/>
       <w:r>
@@ -11014,9 +12021,25 @@
       </w:r>
       <w:r>
         <w:rPr>
-          <w:lang w:val="en-GB"/>
-        </w:rPr>
-        <w:t xml:space="preserve">loss function) je </w:t>
+          <w:i/>
+          <w:iCs/>
+          <w:lang w:val="en-GB"/>
+        </w:rPr>
+        <w:t>L</w:t>
+      </w:r>
+      <w:r>
+        <w:rPr>
+          <w:i/>
+          <w:iCs/>
+          <w:lang w:val="en-GB"/>
+        </w:rPr>
+        <w:t>oss function</w:t>
+      </w:r>
+      <w:r>
+        <w:rPr>
+          <w:lang w:val="en-GB"/>
+        </w:rPr>
+        <w:t xml:space="preserve">) je </w:t>
       </w:r>
       <w:proofErr w:type="spellStart"/>
       <w:r>
@@ -12690,12 +13713,12 @@
       <w:pPr>
         <w:pStyle w:val="Heading2"/>
       </w:pPr>
-      <w:bookmarkStart w:id="15" w:name="_Toc234152086"/>
+      <w:bookmarkStart w:id="17" w:name="_Toc234577060"/>
       <w:r>
         <w:lastRenderedPageBreak/>
         <w:t>Broj epoha i veličina serije</w:t>
       </w:r>
-      <w:bookmarkEnd w:id="15"/>
+      <w:bookmarkEnd w:id="17"/>
     </w:p>
     <w:p>
       <w:pPr>
@@ -12709,7 +13732,41 @@
     </w:p>
     <w:p>
       <w:r>
-        <w:t>Pitanje koje se postavlja je da li postoji optimalan broj iteracija - odnosno, koliko puta mreža treba da obradi ulazne podatke kako bi uspješno mapirala i riješila problem. U tu svrhu se definišu dva hiperparametra: broj epoha (eng. epochs) i veličina serije (eng. batch size).</w:t>
+        <w:t xml:space="preserve">Pitanje koje se postavlja je da li postoji optimalan broj iteracija - odnosno, koliko puta mreža treba da obradi ulazne podatke kako bi uspješno mapirala i riješila problem. U tu svrhu se definišu dva hiperparametra: broj epoha (eng. </w:t>
+      </w:r>
+      <w:r>
+        <w:rPr>
+          <w:i/>
+          <w:iCs/>
+        </w:rPr>
+        <w:t>E</w:t>
+      </w:r>
+      <w:r>
+        <w:rPr>
+          <w:i/>
+          <w:iCs/>
+        </w:rPr>
+        <w:t>pochs</w:t>
+      </w:r>
+      <w:r>
+        <w:t xml:space="preserve">) i veličina serije (eng. </w:t>
+      </w:r>
+      <w:r>
+        <w:rPr>
+          <w:i/>
+          <w:iCs/>
+        </w:rPr>
+        <w:t>B</w:t>
+      </w:r>
+      <w:r>
+        <w:rPr>
+          <w:i/>
+          <w:iCs/>
+        </w:rPr>
+        <w:t>atch size</w:t>
+      </w:r>
+      <w:r>
+        <w:t>).</w:t>
       </w:r>
     </w:p>
     <w:p>
@@ -12735,13 +13792,47 @@
         <w:spacing w:after="160" w:line="259" w:lineRule="auto"/>
       </w:pPr>
       <w:r>
-        <w:t>Veličina serije (eng. batch size) predstavlja broj ulaznih podataka koji se procesiraju u jednoj iteraciji prije nego što se parametri ažuriraju. Zbog hardverskih ograničenja, najčešće nije moguće procesirati čitav skup podataka istovremeno. Zbog toga se podaci dijele u manje serije koje mreža paralelno razmatra.</w:t>
+        <w:t xml:space="preserve">Veličina serije (eng. </w:t>
+      </w:r>
+      <w:r>
+        <w:rPr>
+          <w:i/>
+          <w:iCs/>
+        </w:rPr>
+        <w:t>B</w:t>
+      </w:r>
+      <w:r>
+        <w:rPr>
+          <w:i/>
+          <w:iCs/>
+        </w:rPr>
+        <w:t>atch size</w:t>
+      </w:r>
+      <w:r>
+        <w:t>) predstavlja broj ulaznih podataka koji se procesiraju u jednoj iteraciji prije nego što se parametri ažuriraju. Zbog hardverskih ograničenja, najčešće nije moguće procesirati čitav skup podataka istovremeno. Zbog toga se podaci dijele u manje serije koje mreža paralelno razmatra.</w:t>
       </w:r>
     </w:p>
     <w:p/>
     <w:p>
       <w:r>
-        <w:t>U okviru ovog rada, broj epoha je postavljen na 100. Iako treniranje kroz veliki broj epoha može dovesti do prekomjernog prilagođavanja (eng. overfitting), gdje model "napamet" nauči trening podatke čime gubi mogućnost generalizacije nad novim podacima, to ne ugrožava cilj ovog istraživanja. S obzirom na to da je primarni cilj rada komparativna analiza performansi i brzine treniranja između Python i .NET okruženja, a ne maksimizacija tačnosti samog modela - odabrani broj epoha je adekvatan za dobijanje odgovarajućih metrika.</w:t>
+        <w:t xml:space="preserve">U okviru ovog rada, broj epoha je postavljen na 100. Iako treniranje kroz veliki broj epoha može dovesti do prekomjernog prilagođavanja (eng. </w:t>
+      </w:r>
+      <w:r>
+        <w:rPr>
+          <w:i/>
+          <w:iCs/>
+        </w:rPr>
+        <w:t>O</w:t>
+      </w:r>
+      <w:r>
+        <w:rPr>
+          <w:i/>
+          <w:iCs/>
+        </w:rPr>
+        <w:t>verfitting</w:t>
+      </w:r>
+      <w:r>
+        <w:t>), gdje model "napamet" nauči trening podatke čime gubi mogućnost generalizacije nad novim podacima, to ne ugrožava cilj ovog istraživanja. S obzirom na to da je primarni cilj rada komparativna analiza performansi i brzine treniranja između Python i .NET okruženja, a ne maksimizacija tačnosti samog modela - odabrani broj epoha je adekvatan za dobijanje odgovarajućih metrika.</w:t>
       </w:r>
     </w:p>
     <w:p>
@@ -12798,12 +13889,12 @@
       <w:pPr>
         <w:pStyle w:val="Heading2"/>
       </w:pPr>
-      <w:bookmarkStart w:id="16" w:name="_Toc234152087"/>
+      <w:bookmarkStart w:id="18" w:name="_Toc234577061"/>
       <w:r>
         <w:lastRenderedPageBreak/>
         <w:t>Orkestracija i .NET Aspire</w:t>
       </w:r>
-      <w:bookmarkEnd w:id="16"/>
+      <w:bookmarkEnd w:id="18"/>
     </w:p>
     <w:p/>
     <w:p>
@@ -12858,7 +13949,17 @@
     <w:p/>
     <w:p>
       <w:r>
-        <w:t>Korisnički interfejs je implementiran uz pomoć Blazor platforme koja omogućava efikasnu kreaciju interaktivnih web aplikacija koristeći .NET tehnologije. Ovaj dio je striktno implementiran kao prezentacijski sloj (eng. Frontend), te ne sadrži logiku za treniranje ni analiziranje slika, čime se prati praksa razdvajanja koda za prezentaciju i pozadinske logike.</w:t>
+        <w:t xml:space="preserve">Korisnički interfejs je implementiran uz pomoć Blazor platforme koja omogućava efikasnu kreaciju interaktivnih web aplikacija koristeći .NET tehnologije. Ovaj dio je striktno implementiran kao prezentacijski sloj (eng. </w:t>
+      </w:r>
+      <w:r>
+        <w:rPr>
+          <w:i/>
+          <w:iCs/>
+        </w:rPr>
+        <w:t>Frontend</w:t>
+      </w:r>
+      <w:r>
+        <w:t>), te ne sadrži logiku za treniranje ni analiziranje slika, čime se prati praksa razdvajanja koda za prezentaciju i pozadinske logike.</w:t>
       </w:r>
     </w:p>
     <w:p>
@@ -12883,7 +13984,7 @@
       <w:pPr>
         <w:pStyle w:val="Heading2"/>
       </w:pPr>
-      <w:bookmarkStart w:id="17" w:name="_Toc234152088"/>
+      <w:bookmarkStart w:id="19" w:name="_Toc234577062"/>
       <w:r>
         <w:lastRenderedPageBreak/>
         <w:t>Korisnički</w:t>
@@ -12891,7 +13992,7 @@
       <w:r>
         <w:t xml:space="preserve"> interfejs</w:t>
       </w:r>
-      <w:bookmarkEnd w:id="17"/>
+      <w:bookmarkEnd w:id="19"/>
     </w:p>
     <w:p/>
     <w:p>
@@ -12901,7 +14002,24 @@
     </w:p>
     <w:p>
       <w:r>
-        <w:t>Prva stranica predstavlja početnu tačku ili nadzornu ploču (eng. dashboard) aplikacije (Slika 1). Sa ove stranice moguće je navigirati na ostale dijelove aplikacije.</w:t>
+        <w:t xml:space="preserve">Prva stranica predstavlja početnu tačku ili nadzornu ploču (eng. </w:t>
+      </w:r>
+      <w:r>
+        <w:rPr>
+          <w:i/>
+          <w:iCs/>
+        </w:rPr>
+        <w:t>D</w:t>
+      </w:r>
+      <w:r>
+        <w:rPr>
+          <w:i/>
+          <w:iCs/>
+        </w:rPr>
+        <w:t>ashboard</w:t>
+      </w:r>
+      <w:r>
+        <w:t>) aplikacije (Slika 1). Sa ove stranice moguće je navigirati na ostale dijelove aplikacije.</w:t>
       </w:r>
     </w:p>
     <w:p>
@@ -13396,46 +14514,12 @@
       <w:pPr>
         <w:pStyle w:val="Heading2"/>
       </w:pPr>
-      <w:bookmarkStart w:id="18" w:name="_Toc234152089"/>
-      <w:proofErr w:type="spellStart"/>
+      <w:bookmarkStart w:id="20" w:name="_Toc234577063"/>
       <w:r>
         <w:lastRenderedPageBreak/>
-        <w:t>Metodologija</w:t>
-      </w:r>
-      <w:proofErr w:type="spellEnd"/>
-      <w:r>
-        <w:t xml:space="preserve"> </w:t>
-      </w:r>
-      <w:proofErr w:type="spellStart"/>
-      <w:r>
-        <w:t>testiranja</w:t>
-      </w:r>
-      <w:proofErr w:type="spellEnd"/>
-      <w:r>
-        <w:t xml:space="preserve"> </w:t>
-      </w:r>
-      <w:proofErr w:type="spellStart"/>
-      <w:r>
-        <w:t>i</w:t>
-      </w:r>
-      <w:proofErr w:type="spellEnd"/>
-      <w:r>
-        <w:t xml:space="preserve"> </w:t>
-      </w:r>
-      <w:proofErr w:type="spellStart"/>
-      <w:r>
-        <w:t>kontrola</w:t>
-      </w:r>
-      <w:proofErr w:type="spellEnd"/>
-      <w:r>
-        <w:t xml:space="preserve"> </w:t>
-      </w:r>
-      <w:proofErr w:type="spellStart"/>
-      <w:r>
-        <w:t>varijabli</w:t>
-      </w:r>
-      <w:bookmarkEnd w:id="18"/>
-      <w:proofErr w:type="spellEnd"/>
+        <w:t>Metodologija testiranja i kontrola varijabli</w:t>
+      </w:r>
+      <w:bookmarkEnd w:id="20"/>
     </w:p>
     <w:p>
       <w:pPr>
@@ -14817,6 +15901,7 @@
       <w:pPr>
         <w:pStyle w:val="Heading1"/>
       </w:pPr>
+      <w:bookmarkStart w:id="21" w:name="_Toc234577064"/>
       <w:proofErr w:type="spellStart"/>
       <w:r>
         <w:lastRenderedPageBreak/>
@@ -14824,12 +15909,21 @@
       </w:r>
       <w:proofErr w:type="spellEnd"/>
       <w:r>
-        <w:t xml:space="preserve"> I </w:t>
+        <w:t xml:space="preserve"> </w:t>
+      </w:r>
+      <w:proofErr w:type="spellStart"/>
+      <w:r>
+        <w:t>i</w:t>
+      </w:r>
+      <w:proofErr w:type="spellEnd"/>
+      <w:r>
+        <w:t xml:space="preserve"> </w:t>
       </w:r>
       <w:proofErr w:type="spellStart"/>
       <w:r>
         <w:t>analiza</w:t>
       </w:r>
+      <w:bookmarkEnd w:id="21"/>
       <w:proofErr w:type="spellEnd"/>
     </w:p>
     <w:p>
@@ -14876,12 +15970,14 @@
           <w:lang w:val="bs-Latn-BA"/>
         </w:rPr>
       </w:pPr>
+      <w:bookmarkStart w:id="22" w:name="_Toc234577065"/>
       <w:r>
         <w:rPr>
           <w:lang w:val="bs-Latn-BA"/>
         </w:rPr>
         <w:t>Vrijeme treniranja</w:t>
       </w:r>
+      <w:bookmarkEnd w:id="22"/>
     </w:p>
     <w:p>
       <w:pPr>
@@ -15202,12 +16298,14 @@
           <w:lang w:val="bs-Latn-BA"/>
         </w:rPr>
       </w:pPr>
+      <w:bookmarkStart w:id="23" w:name="_Toc234577066"/>
       <w:r>
         <w:rPr>
           <w:lang w:val="bs-Latn-BA"/>
         </w:rPr>
         <w:t>Vrijeme analize slike</w:t>
       </w:r>
+      <w:bookmarkEnd w:id="23"/>
     </w:p>
     <w:p>
       <w:pPr>
@@ -15218,290 +16316,25 @@
       </w:pPr>
     </w:p>
     <w:p>
-      <w:pPr>
-        <w:rPr>
-          <w:lang w:val="en-US"/>
-        </w:rPr>
-      </w:pPr>
-      <w:proofErr w:type="spellStart"/>
-      <w:r>
-        <w:t>Vrijeme</w:t>
-      </w:r>
-      <w:proofErr w:type="spellEnd"/>
-      <w:r>
-        <w:t xml:space="preserve"> </w:t>
-      </w:r>
-      <w:proofErr w:type="spellStart"/>
-      <w:r>
-        <w:t>analize</w:t>
-      </w:r>
-      <w:proofErr w:type="spellEnd"/>
-      <w:r>
-        <w:t xml:space="preserve"> </w:t>
-      </w:r>
-      <w:proofErr w:type="spellStart"/>
-      <w:r>
-        <w:t>slike</w:t>
-      </w:r>
-      <w:proofErr w:type="spellEnd"/>
-      <w:r>
-        <w:t xml:space="preserve"> </w:t>
-      </w:r>
-      <w:proofErr w:type="spellStart"/>
-      <w:r>
-        <w:t>varira</w:t>
-      </w:r>
-      <w:proofErr w:type="spellEnd"/>
-      <w:r>
-        <w:t xml:space="preserve"> u </w:t>
-      </w:r>
-      <w:proofErr w:type="spellStart"/>
-      <w:r>
-        <w:t>zavisnosti</w:t>
-      </w:r>
-      <w:proofErr w:type="spellEnd"/>
-      <w:r>
-        <w:t xml:space="preserve"> </w:t>
-      </w:r>
-      <w:proofErr w:type="spellStart"/>
-      <w:r>
-        <w:t>od</w:t>
-      </w:r>
-      <w:proofErr w:type="spellEnd"/>
-      <w:r>
-        <w:t xml:space="preserve"> </w:t>
-      </w:r>
-      <w:proofErr w:type="spellStart"/>
-      <w:r>
-        <w:t>broja</w:t>
-      </w:r>
-      <w:proofErr w:type="spellEnd"/>
-      <w:r>
-        <w:t xml:space="preserve"> </w:t>
-      </w:r>
-      <w:proofErr w:type="spellStart"/>
-      <w:r>
-        <w:t>pokretanja</w:t>
-      </w:r>
-      <w:proofErr w:type="spellEnd"/>
-      <w:r>
-        <w:t xml:space="preserve">. </w:t>
-      </w:r>
-      <w:proofErr w:type="spellStart"/>
-      <w:r>
-        <w:t>Kada</w:t>
-      </w:r>
-      <w:proofErr w:type="spellEnd"/>
-      <w:r>
-        <w:t xml:space="preserve"> se model </w:t>
-      </w:r>
-      <w:proofErr w:type="spellStart"/>
-      <w:r>
-        <w:t>prvi</w:t>
-      </w:r>
-      <w:proofErr w:type="spellEnd"/>
-      <w:r>
-        <w:t xml:space="preserve"> put </w:t>
-      </w:r>
-      <w:proofErr w:type="spellStart"/>
-      <w:r>
-        <w:t>pokrene</w:t>
-      </w:r>
-      <w:proofErr w:type="spellEnd"/>
-      <w:r>
-        <w:t xml:space="preserve"> da </w:t>
-      </w:r>
-      <w:proofErr w:type="spellStart"/>
-      <w:r>
-        <w:t>uradi</w:t>
-      </w:r>
-      <w:proofErr w:type="spellEnd"/>
-      <w:r>
-        <w:t xml:space="preserve"> </w:t>
-      </w:r>
-      <w:proofErr w:type="spellStart"/>
-      <w:r>
-        <w:t>analizu</w:t>
-      </w:r>
-      <w:proofErr w:type="spellEnd"/>
-      <w:r>
-        <w:t xml:space="preserve"> </w:t>
-      </w:r>
-      <w:proofErr w:type="spellStart"/>
-      <w:r>
-        <w:t>slike</w:t>
-      </w:r>
-      <w:proofErr w:type="spellEnd"/>
-      <w:r>
-        <w:t xml:space="preserve">, </w:t>
-      </w:r>
-      <w:proofErr w:type="spellStart"/>
-      <w:r>
-        <w:t>dešava</w:t>
-      </w:r>
-      <w:proofErr w:type="spellEnd"/>
-      <w:r>
-        <w:t xml:space="preserve"> se </w:t>
-      </w:r>
-      <w:proofErr w:type="spellStart"/>
-      <w:r>
-        <w:t>takozvani</w:t>
-      </w:r>
-      <w:proofErr w:type="spellEnd"/>
-      <w:r>
-        <w:t xml:space="preserve"> </w:t>
-      </w:r>
-      <w:proofErr w:type="spellStart"/>
-      <w:r>
-        <w:t>hladni</w:t>
-      </w:r>
-      <w:proofErr w:type="spellEnd"/>
-      <w:r>
-        <w:t xml:space="preserve"> start (</w:t>
-      </w:r>
-      <w:proofErr w:type="spellStart"/>
-      <w:r>
-        <w:t>eng.</w:t>
-      </w:r>
-      <w:proofErr w:type="spellEnd"/>
-      <w:r>
-        <w:t xml:space="preserve"> cold start). </w:t>
-      </w:r>
-      <w:proofErr w:type="spellStart"/>
-      <w:r>
-        <w:t>Nakon</w:t>
-      </w:r>
-      <w:proofErr w:type="spellEnd"/>
-      <w:r>
-        <w:t xml:space="preserve"> </w:t>
-      </w:r>
-      <w:proofErr w:type="spellStart"/>
-      <w:r>
-        <w:t>prvog</w:t>
-      </w:r>
-      <w:proofErr w:type="spellEnd"/>
-      <w:r>
-        <w:t xml:space="preserve"> </w:t>
-      </w:r>
-      <w:proofErr w:type="spellStart"/>
-      <w:r>
-        <w:t>pokretanja</w:t>
-      </w:r>
-      <w:proofErr w:type="spellEnd"/>
-      <w:r>
-        <w:t xml:space="preserve"> model je </w:t>
-      </w:r>
-      <w:proofErr w:type="spellStart"/>
-      <w:r>
-        <w:t>učitan</w:t>
-      </w:r>
-      <w:proofErr w:type="spellEnd"/>
-      <w:r>
-        <w:t xml:space="preserve"> u </w:t>
-      </w:r>
-      <w:proofErr w:type="spellStart"/>
-      <w:r>
-        <w:t>memoriju</w:t>
-      </w:r>
-      <w:proofErr w:type="spellEnd"/>
-      <w:r>
-        <w:t xml:space="preserve"> </w:t>
-      </w:r>
-      <w:proofErr w:type="spellStart"/>
-      <w:r>
-        <w:t>te</w:t>
-      </w:r>
-      <w:proofErr w:type="spellEnd"/>
-      <w:r>
-        <w:t xml:space="preserve"> je </w:t>
-      </w:r>
-      <w:proofErr w:type="spellStart"/>
-      <w:r>
-        <w:t>svaka</w:t>
-      </w:r>
-      <w:proofErr w:type="spellEnd"/>
-      <w:r>
-        <w:t xml:space="preserve"> </w:t>
-      </w:r>
-      <w:proofErr w:type="spellStart"/>
-      <w:r>
-        <w:t>naredna</w:t>
-      </w:r>
-      <w:proofErr w:type="spellEnd"/>
-      <w:r>
-        <w:t xml:space="preserve"> </w:t>
-      </w:r>
-      <w:proofErr w:type="spellStart"/>
-      <w:r>
-        <w:t>analiza</w:t>
-      </w:r>
-      <w:proofErr w:type="spellEnd"/>
-      <w:r>
-        <w:t xml:space="preserve"> </w:t>
-      </w:r>
-      <w:proofErr w:type="spellStart"/>
-      <w:r>
-        <w:t>puno</w:t>
-      </w:r>
-      <w:proofErr w:type="spellEnd"/>
-      <w:r>
-        <w:t xml:space="preserve"> </w:t>
-      </w:r>
-      <w:proofErr w:type="spellStart"/>
-      <w:r>
-        <w:t>brža</w:t>
-      </w:r>
-      <w:proofErr w:type="spellEnd"/>
-      <w:r>
-        <w:t xml:space="preserve">, </w:t>
-      </w:r>
-      <w:proofErr w:type="spellStart"/>
-      <w:r>
-        <w:t>tako</w:t>
-      </w:r>
-      <w:proofErr w:type="spellEnd"/>
-      <w:r>
-        <w:t xml:space="preserve"> da </w:t>
-      </w:r>
-      <w:proofErr w:type="spellStart"/>
-      <w:r>
-        <w:t>svaka</w:t>
-      </w:r>
-      <w:proofErr w:type="spellEnd"/>
-      <w:r>
-        <w:t xml:space="preserve"> </w:t>
-      </w:r>
-      <w:proofErr w:type="spellStart"/>
-      <w:r>
-        <w:t>naredna</w:t>
-      </w:r>
-      <w:proofErr w:type="spellEnd"/>
-      <w:r>
-        <w:t xml:space="preserve"> </w:t>
-      </w:r>
-      <w:proofErr w:type="spellStart"/>
-      <w:r>
-        <w:t>analiza</w:t>
-      </w:r>
-      <w:proofErr w:type="spellEnd"/>
-      <w:r>
-        <w:t xml:space="preserve"> </w:t>
-      </w:r>
-      <w:proofErr w:type="spellStart"/>
-      <w:r>
-        <w:t>traje</w:t>
-      </w:r>
-      <w:proofErr w:type="spellEnd"/>
-      <w:r>
-        <w:t xml:space="preserve"> 0 </w:t>
-      </w:r>
-      <w:proofErr w:type="spellStart"/>
-      <w:r>
-        <w:t>sekundi</w:t>
-      </w:r>
-      <w:proofErr w:type="spellEnd"/>
-      <w:r>
-        <w:t>.</w:t>
+      <w:r>
+        <w:t xml:space="preserve">Vrijeme analize slike varira u zavisnosti od broja pokretanja. Kada se model prvi put pokrene da uradi analizu slike, dešava se takozvani hladni start (eng. </w:t>
+      </w:r>
+      <w:r>
+        <w:rPr>
+          <w:i/>
+          <w:iCs/>
+        </w:rPr>
+        <w:t>C</w:t>
+      </w:r>
+      <w:r>
+        <w:rPr>
+          <w:i/>
+          <w:iCs/>
+        </w:rPr>
+        <w:t>old start</w:t>
+      </w:r>
+      <w:r>
+        <w:t>). Nakon prvog pokretanja model je učitan u memoriju te je svaka naredna analiza puno brža, tako da svaka naredna analiza traje 0 sekundi.</w:t>
       </w:r>
     </w:p>
     <w:p>
@@ -15521,9 +16354,14 @@
       <w:pPr>
         <w:pStyle w:val="Heading2"/>
       </w:pPr>
+      <w:bookmarkStart w:id="24" w:name="_Toc234577067"/>
       <w:r>
         <w:lastRenderedPageBreak/>
-        <w:t xml:space="preserve">Makro odziv </w:t>
+        <w:t>Makro odziv</w:t>
+      </w:r>
+      <w:bookmarkEnd w:id="24"/>
+      <w:r>
+        <w:t xml:space="preserve"> </w:t>
       </w:r>
     </w:p>
     <w:p>
@@ -15718,6 +16556,9 @@
         <w:keepNext/>
       </w:pPr>
       <w:r>
+        <w:rPr>
+          <w:noProof/>
+        </w:rPr>
         <w:drawing>
           <wp:inline distT="0" distB="0" distL="0" distR="0" wp14:anchorId="0D373FC7" wp14:editId="6632F1F4">
             <wp:extent cx="5943600" cy="2292350"/>
@@ -15765,7 +16606,7 @@
         <w:pStyle w:val="Caption"/>
         <w:jc w:val="center"/>
       </w:pPr>
-      <w:bookmarkStart w:id="19" w:name="_Hlk234154236"/>
+      <w:bookmarkStart w:id="25" w:name="_Hlk234154236"/>
       <w:r>
         <w:t xml:space="preserve">Slika </w:t>
       </w:r>
@@ -15809,7 +16650,7 @@
         <w:t xml:space="preserve"> makro odziva modela</w:t>
       </w:r>
     </w:p>
-    <w:bookmarkEnd w:id="19"/>
+    <w:bookmarkEnd w:id="25"/>
     <w:p/>
     <w:p/>
     <w:p/>
@@ -15817,10 +16658,12 @@
       <w:pPr>
         <w:pStyle w:val="Heading2"/>
       </w:pPr>
+      <w:bookmarkStart w:id="26" w:name="_Toc234577068"/>
       <w:r>
         <w:lastRenderedPageBreak/>
         <w:t>Makro F1 mjera</w:t>
       </w:r>
+      <w:bookmarkEnd w:id="26"/>
     </w:p>
     <w:p/>
     <w:p>
@@ -16052,25 +16895,13 @@
     </w:p>
     <w:p>
       <w:r>
-        <w:t xml:space="preserve">Na slici </w:t>
-      </w:r>
-      <w:r>
-        <w:t>7</w:t>
-      </w:r>
-      <w:r>
-        <w:t xml:space="preserve">. prikazan </w:t>
+        <w:t xml:space="preserve">Na slici 7. prikazan </w:t>
       </w:r>
       <w:r>
         <w:t xml:space="preserve">je </w:t>
       </w:r>
       <w:r>
-        <w:t xml:space="preserve">graf poređenja makro </w:t>
-      </w:r>
-      <w:r>
-        <w:t>F1 mjera</w:t>
-      </w:r>
-      <w:r>
-        <w:t xml:space="preserve"> treniranih modela.</w:t>
+        <w:t>graf poređenja makro F1 mjera treniranih modela.</w:t>
       </w:r>
     </w:p>
     <w:p>
@@ -16079,10 +16910,13 @@
         <w:keepNext/>
       </w:pPr>
       <w:r>
+        <w:rPr>
+          <w:noProof/>
+        </w:rPr>
         <w:drawing>
-          <wp:inline distT="0" distB="0" distL="0" distR="0" wp14:anchorId="5347BBAF" wp14:editId="6696DF6D">
+          <wp:inline distT="0" distB="0" distL="0" distR="0" wp14:anchorId="5347BBAF" wp14:editId="0E4D1B6F">
             <wp:extent cx="5943600" cy="2265680"/>
-            <wp:effectExtent l="0" t="0" r="0" b="0"/>
+            <wp:effectExtent l="19050" t="19050" r="0" b="1270"/>
             <wp:docPr id="7" name="Picture 7"/>
             <wp:cNvGraphicFramePr>
               <a:graphicFrameLocks xmlns:a="http://schemas.openxmlformats.org/drawingml/2006/main" noChangeAspect="1"/>
@@ -16108,6 +16942,11 @@
                     <a:prstGeom prst="rect">
                       <a:avLst/>
                     </a:prstGeom>
+                    <a:ln w="6350">
+                      <a:solidFill>
+                        <a:schemeClr val="tx1"/>
+                      </a:solidFill>
+                    </a:ln>
                   </pic:spPr>
                 </pic:pic>
               </a:graphicData>
@@ -16182,10 +17021,12 @@
       <w:pPr>
         <w:pStyle w:val="Heading2"/>
       </w:pPr>
+      <w:bookmarkStart w:id="27" w:name="_Toc234577069"/>
       <w:r>
         <w:lastRenderedPageBreak/>
         <w:t>Odziv maligne klase</w:t>
       </w:r>
+      <w:bookmarkEnd w:id="27"/>
     </w:p>
     <w:p>
       <w:pPr>
@@ -16200,13 +17041,7 @@
         <w:t>i</w:t>
       </w:r>
       <w:r>
-        <w:t xml:space="preserve"> </w:t>
-      </w:r>
-      <w:r>
-        <w:t>odziva maligne klase</w:t>
-      </w:r>
-      <w:r>
-        <w:t xml:space="preserve"> dobijenih C# modela iznos</w:t>
+        <w:t xml:space="preserve"> odziva maligne klase dobijenih C# modela iznos</w:t>
       </w:r>
       <w:r>
         <w:t>e:</w:t>
@@ -16227,10 +17062,7 @@
         <w:t>,</w:t>
       </w:r>
       <w:r>
-        <w:t>58</w:t>
-      </w:r>
-      <w:r>
-        <w:t>%</w:t>
+        <w:t>58%</w:t>
       </w:r>
     </w:p>
     <w:p>
@@ -16248,10 +17080,7 @@
         <w:t>,</w:t>
       </w:r>
       <w:r>
-        <w:t>29</w:t>
-      </w:r>
-      <w:r>
-        <w:t>%</w:t>
+        <w:t>29%</w:t>
       </w:r>
     </w:p>
     <w:p>
@@ -16269,33 +17098,18 @@
         <w:t>,</w:t>
       </w:r>
       <w:r>
-        <w:t>58</w:t>
-      </w:r>
-      <w:r>
-        <w:t>%</w:t>
-      </w:r>
-    </w:p>
-    <w:p>
-      <w:r>
-        <w:t xml:space="preserve">Prosječna vrijednost </w:t>
-      </w:r>
-      <w:r>
-        <w:t xml:space="preserve">odziva maligne klase </w:t>
-      </w:r>
-      <w:r>
-        <w:t xml:space="preserve">dobijenih C# modela iznosi </w:t>
-      </w:r>
-      <w:r>
-        <w:t>98</w:t>
+        <w:t>58%</w:t>
+      </w:r>
+    </w:p>
+    <w:p>
+      <w:r>
+        <w:t>Prosječna vrijednost odziva maligne klase dobijenih C# modela iznosi 98</w:t>
       </w:r>
       <w:r>
         <w:t>,</w:t>
       </w:r>
       <w:r>
-        <w:t>91</w:t>
-      </w:r>
-      <w:r>
-        <w:t>%.</w:t>
+        <w:t>91%.</w:t>
       </w:r>
     </w:p>
     <w:p>
@@ -16336,10 +17150,7 @@
         <w:t>,</w:t>
       </w:r>
       <w:r>
-        <w:t>87</w:t>
-      </w:r>
-      <w:r>
-        <w:t>%</w:t>
+        <w:t>87%</w:t>
       </w:r>
       <w:r>
         <w:tab/>
@@ -16360,10 +17171,7 @@
         <w:t>,</w:t>
       </w:r>
       <w:r>
-        <w:t>16</w:t>
-      </w:r>
-      <w:r>
-        <w:t>%</w:t>
+        <w:t>16%</w:t>
       </w:r>
     </w:p>
     <w:p>
@@ -16381,10 +17189,7 @@
         <w:t>,</w:t>
       </w:r>
       <w:r>
-        <w:t>87</w:t>
-      </w:r>
-      <w:r>
-        <w:t>%</w:t>
+        <w:t>87%</w:t>
       </w:r>
     </w:p>
     <w:p>
@@ -16395,39 +17200,24 @@
         <w:t xml:space="preserve"> odziva maligne klase </w:t>
       </w:r>
       <w:r>
-        <w:t xml:space="preserve">dobijenih Python modela iznosi </w:t>
-      </w:r>
-      <w:r>
-        <w:t>97</w:t>
+        <w:t>dobijenih Python modela iznosi 97</w:t>
       </w:r>
       <w:r>
         <w:t>,</w:t>
       </w:r>
       <w:r>
-        <w:t>63</w:t>
-      </w:r>
-      <w:r>
-        <w:t>%.</w:t>
-      </w:r>
-    </w:p>
-    <w:p>
-      <w:r>
-        <w:t xml:space="preserve">Na slici </w:t>
-      </w:r>
-      <w:r>
-        <w:t>8</w:t>
-      </w:r>
-      <w:r>
-        <w:t xml:space="preserve">. prikazan </w:t>
+        <w:t>63%.</w:t>
+      </w:r>
+    </w:p>
+    <w:p>
+      <w:r>
+        <w:t xml:space="preserve">Na slici 8. prikazan </w:t>
       </w:r>
       <w:r>
         <w:t xml:space="preserve">je </w:t>
       </w:r>
       <w:r>
-        <w:t xml:space="preserve">graf poređenja </w:t>
-      </w:r>
-      <w:r>
-        <w:t>odziva malignih klasa treniranih modela.</w:t>
+        <w:t>graf poređenja odziva malignih klasa treniranih modela.</w:t>
       </w:r>
     </w:p>
     <w:p>
@@ -16436,10 +17226,13 @@
         <w:keepNext/>
       </w:pPr>
       <w:r>
+        <w:rPr>
+          <w:noProof/>
+        </w:rPr>
         <w:drawing>
-          <wp:inline distT="0" distB="0" distL="0" distR="0" wp14:anchorId="1E3E51F4" wp14:editId="5DBF2155">
+          <wp:inline distT="0" distB="0" distL="0" distR="0" wp14:anchorId="1E3E51F4" wp14:editId="6F09D760">
             <wp:extent cx="5943600" cy="2330450"/>
-            <wp:effectExtent l="0" t="0" r="0" b="0"/>
+            <wp:effectExtent l="19050" t="19050" r="0" b="0"/>
             <wp:docPr id="11" name="Picture 11"/>
             <wp:cNvGraphicFramePr>
               <a:graphicFrameLocks xmlns:a="http://schemas.openxmlformats.org/drawingml/2006/main" noChangeAspect="1"/>
@@ -16465,6 +17258,11 @@
                     <a:prstGeom prst="rect">
                       <a:avLst/>
                     </a:prstGeom>
+                    <a:ln w="6350">
+                      <a:solidFill>
+                        <a:schemeClr val="tx1"/>
+                      </a:solidFill>
+                    </a:ln>
                   </pic:spPr>
                 </pic:pic>
               </a:graphicData>
@@ -16539,10 +17337,12 @@
       <w:pPr>
         <w:pStyle w:val="Heading2"/>
       </w:pPr>
+      <w:bookmarkStart w:id="28" w:name="_Toc234577070"/>
       <w:r>
         <w:lastRenderedPageBreak/>
         <w:t>Tačnost</w:t>
       </w:r>
+      <w:bookmarkEnd w:id="28"/>
     </w:p>
     <w:p>
       <w:pPr>
@@ -16818,9 +17618,9 @@
           <w:noProof/>
         </w:rPr>
         <w:drawing>
-          <wp:inline distT="0" distB="0" distL="0" distR="0" wp14:anchorId="525B71C9" wp14:editId="5B55B750">
+          <wp:inline distT="0" distB="0" distL="0" distR="0" wp14:anchorId="525B71C9" wp14:editId="7BDD91E6">
             <wp:extent cx="5943600" cy="2330450"/>
-            <wp:effectExtent l="0" t="0" r="0" b="0"/>
+            <wp:effectExtent l="19050" t="19050" r="0" b="0"/>
             <wp:docPr id="13" name="Picture 13"/>
             <wp:cNvGraphicFramePr>
               <a:graphicFrameLocks xmlns:a="http://schemas.openxmlformats.org/drawingml/2006/main" noChangeAspect="1"/>
@@ -16846,6 +17646,11 @@
                     <a:prstGeom prst="rect">
                       <a:avLst/>
                     </a:prstGeom>
+                    <a:ln w="6350">
+                      <a:solidFill>
+                        <a:schemeClr val="tx1"/>
+                      </a:solidFill>
+                    </a:ln>
                   </pic:spPr>
                 </pic:pic>
               </a:graphicData>
@@ -16933,10 +17738,13 @@
         <w:keepNext/>
       </w:pPr>
       <w:r>
+        <w:rPr>
+          <w:noProof/>
+        </w:rPr>
         <w:drawing>
-          <wp:inline distT="0" distB="0" distL="0" distR="0" wp14:anchorId="6F99753D" wp14:editId="33CBD4D3">
+          <wp:inline distT="0" distB="0" distL="0" distR="0" wp14:anchorId="6F99753D" wp14:editId="786E6C3E">
             <wp:extent cx="5943600" cy="2348865"/>
-            <wp:effectExtent l="0" t="0" r="0" b="0"/>
+            <wp:effectExtent l="19050" t="19050" r="0" b="0"/>
             <wp:docPr id="14" name="Picture 14"/>
             <wp:cNvGraphicFramePr>
               <a:graphicFrameLocks xmlns:a="http://schemas.openxmlformats.org/drawingml/2006/main" noChangeAspect="1"/>
@@ -16962,6 +17770,11 @@
                     <a:prstGeom prst="rect">
                       <a:avLst/>
                     </a:prstGeom>
+                    <a:ln w="6350">
+                      <a:solidFill>
+                        <a:schemeClr val="tx1"/>
+                      </a:solidFill>
+                    </a:ln>
                   </pic:spPr>
                 </pic:pic>
               </a:graphicData>
@@ -17016,10 +17829,13 @@
         <w:keepNext/>
       </w:pPr>
       <w:r>
+        <w:rPr>
+          <w:noProof/>
+        </w:rPr>
         <w:drawing>
-          <wp:inline distT="0" distB="0" distL="0" distR="0" wp14:anchorId="53855FE4" wp14:editId="1C3C28D3">
+          <wp:inline distT="0" distB="0" distL="0" distR="0" wp14:anchorId="53855FE4" wp14:editId="5063D5B0">
             <wp:extent cx="5943600" cy="2319655"/>
-            <wp:effectExtent l="0" t="0" r="0" b="0"/>
+            <wp:effectExtent l="19050" t="19050" r="0" b="4445"/>
             <wp:docPr id="15" name="Picture 15"/>
             <wp:cNvGraphicFramePr>
               <a:graphicFrameLocks xmlns:a="http://schemas.openxmlformats.org/drawingml/2006/main" noChangeAspect="1"/>
@@ -17045,6 +17861,11 @@
                     <a:prstGeom prst="rect">
                       <a:avLst/>
                     </a:prstGeom>
+                    <a:ln w="6350">
+                      <a:solidFill>
+                        <a:schemeClr val="tx1"/>
+                      </a:solidFill>
+                    </a:ln>
                   </pic:spPr>
                 </pic:pic>
               </a:graphicData>
@@ -17111,10 +17932,12 @@
       <w:pPr>
         <w:pStyle w:val="Heading2"/>
       </w:pPr>
+      <w:bookmarkStart w:id="29" w:name="_Toc234577071"/>
       <w:r>
         <w:lastRenderedPageBreak/>
         <w:t>Analiza rezultata</w:t>
       </w:r>
+      <w:bookmarkEnd w:id="29"/>
     </w:p>
     <w:p>
       <w:pPr>
@@ -17132,10 +17955,7 @@
         <w:t xml:space="preserve">klase, primjetno je da su rezultati </w:t>
       </w:r>
       <w:r>
-        <w:t>veoma slični u oba okruženja.</w:t>
-      </w:r>
-      <w:r>
-        <w:t xml:space="preserve"> </w:t>
+        <w:t xml:space="preserve">veoma slični u oba okruženja. </w:t>
       </w:r>
       <w:r>
         <w:t xml:space="preserve">Ovakav </w:t>
@@ -17250,107 +18070,111 @@
         <w:t xml:space="preserve"> rasti</w:t>
       </w:r>
       <w:r>
+        <w:t xml:space="preserve">. Ovdje </w:t>
+      </w:r>
+      <w:r>
+        <w:t xml:space="preserve">se sa sigurnošću može konstatovati </w:t>
+      </w:r>
+      <w:r>
+        <w:t xml:space="preserve">da </w:t>
+      </w:r>
+      <w:r>
+        <w:t xml:space="preserve">dolazi do </w:t>
+      </w:r>
+      <w:r>
+        <w:t>prekomjern</w:t>
+      </w:r>
+      <w:r>
+        <w:t>og</w:t>
+      </w:r>
+      <w:r>
+        <w:t xml:space="preserve"> prilagođavanju podacima</w:t>
+      </w:r>
+      <w:r>
+        <w:t xml:space="preserve"> (eng. </w:t>
+      </w:r>
+      <w:r>
+        <w:rPr>
+          <w:i/>
+          <w:iCs/>
+        </w:rPr>
+        <w:t>Overfitting</w:t>
+      </w:r>
+      <w:r>
+        <w:t>)</w:t>
+      </w:r>
+      <w:r>
+        <w:t>. Kako je skup podataka</w:t>
+      </w:r>
+      <w:r>
+        <w:t xml:space="preserve"> relativno mali</w:t>
+      </w:r>
+      <w:r>
+        <w:t xml:space="preserve">, </w:t>
+      </w:r>
+      <w:r>
+        <w:t xml:space="preserve">a arhitektura </w:t>
+      </w:r>
+      <w:r>
+        <w:t>mrež</w:t>
+      </w:r>
+      <w:r>
+        <w:t xml:space="preserve">e kompleksna uz veliki </w:t>
+      </w:r>
+      <w:r>
+        <w:t>broj epoha</w:t>
+      </w:r>
+      <w:r>
+        <w:t>, mreža prebrzo nauči podatke iz skupa za treniranje</w:t>
+      </w:r>
+      <w:r>
+        <w:t xml:space="preserve">. </w:t>
+      </w:r>
+    </w:p>
+    <w:p>
+      <w:r>
+        <w:t>R</w:t>
+      </w:r>
+      <w:r>
+        <w:t>ast</w:t>
+      </w:r>
+      <w:r>
+        <w:t xml:space="preserve"> </w:t>
+      </w:r>
+      <w:r>
+        <w:t>funkcije troška na validacijsk</w:t>
+      </w:r>
+      <w:r>
+        <w:t>i</w:t>
+      </w:r>
+      <w:r>
+        <w:t>m podacima</w:t>
+      </w:r>
+      <w:r>
+        <w:t xml:space="preserve"> je jasan indikator ovog fenomena</w:t>
+      </w:r>
+      <w:r>
+        <w:t xml:space="preserve">. Model kroz epohe </w:t>
+      </w:r>
+      <w:r>
+        <w:t>daje sve „samouvjerenije“</w:t>
+      </w:r>
+      <w:r>
+        <w:t xml:space="preserve"> </w:t>
+      </w:r>
+      <w:r>
+        <w:t>pogre</w:t>
+      </w:r>
+      <w:r>
+        <w:rPr>
+          <w:lang w:val="bs-Latn-BA"/>
+        </w:rPr>
+        <w:t>šne predikcije, čime se povećava greška</w:t>
+      </w:r>
+      <w:r>
         <w:t>.</w:t>
       </w:r>
       <w:r>
-        <w:t xml:space="preserve"> </w:t>
-      </w:r>
-      <w:r>
-        <w:t xml:space="preserve">Ovdje </w:t>
-      </w:r>
-      <w:r>
-        <w:t xml:space="preserve">se sa sigurnošću može konstatovati </w:t>
-      </w:r>
-      <w:r>
-        <w:t xml:space="preserve">da </w:t>
-      </w:r>
-      <w:r>
-        <w:t xml:space="preserve">dolazi do </w:t>
-      </w:r>
-      <w:r>
-        <w:t>prekomjern</w:t>
-      </w:r>
-      <w:r>
-        <w:t>og</w:t>
-      </w:r>
-      <w:r>
-        <w:t xml:space="preserve"> prilagođavanju podacima</w:t>
-      </w:r>
-      <w:r>
-        <w:t xml:space="preserve"> (eng. Overfitting)</w:t>
-      </w:r>
-      <w:r>
-        <w:t>. Kako je skup podataka</w:t>
-      </w:r>
-      <w:r>
-        <w:t xml:space="preserve"> relativno mali</w:t>
-      </w:r>
-      <w:r>
-        <w:t xml:space="preserve">, </w:t>
-      </w:r>
-      <w:r>
-        <w:t xml:space="preserve">a arhitektura </w:t>
-      </w:r>
-      <w:r>
-        <w:t>mrež</w:t>
-      </w:r>
-      <w:r>
-        <w:t xml:space="preserve">e kompleksna uz veliki </w:t>
-      </w:r>
-      <w:r>
-        <w:t>broj epoha</w:t>
-      </w:r>
-      <w:r>
-        <w:t>, mreža prebrzo nauči podatke iz skupa za treniranje</w:t>
-      </w:r>
-      <w:r>
-        <w:t xml:space="preserve">. </w:t>
-      </w:r>
-    </w:p>
-    <w:p>
-      <w:r>
-        <w:t>R</w:t>
-      </w:r>
-      <w:r>
-        <w:t>ast</w:t>
-      </w:r>
-      <w:r>
-        <w:t xml:space="preserve"> </w:t>
-      </w:r>
-      <w:r>
-        <w:t>funkcije troška na validacijsk</w:t>
-      </w:r>
-      <w:r>
-        <w:t>i</w:t>
-      </w:r>
-      <w:r>
-        <w:t>m podacima</w:t>
-      </w:r>
-      <w:r>
-        <w:t xml:space="preserve"> je jasan indikator ovog fenomena</w:t>
-      </w:r>
-      <w:r>
-        <w:t xml:space="preserve">. Model kroz epohe </w:t>
-      </w:r>
-      <w:r>
-        <w:t>daje sve „samouvjerenije“</w:t>
-      </w:r>
-      <w:r>
-        <w:t xml:space="preserve"> </w:t>
-      </w:r>
-      <w:r>
-        <w:t>pogre</w:t>
-      </w:r>
-      <w:r>
-        <w:rPr>
-          <w:lang w:val="bs-Latn-BA"/>
-        </w:rPr>
-        <w:t>šne predikcije, čime se povećava greška</w:t>
-      </w:r>
-      <w:r>
-        <w:t>.</w:t>
-      </w:r>
-      <w:r>
         <w:t xml:space="preserve"> Iako rješavanj</w:t>
       </w:r>
       <w:r>
@@ -17368,10 +18192,7 @@
     </w:p>
     <w:p>
       <w:r>
-        <w:t>Za treniranje optimalnijeg modela za dati problem, bilo bi neophodno prilagoditi arhitekturu CNN modela i provesti treniranje na znatno većem skupu podataka</w:t>
-      </w:r>
-      <w:r>
-        <w:t>.</w:t>
+        <w:t>Za treniranje optimalnijeg modela za dati problem, bilo bi neophodno prilagoditi arhitekturu CNN modela i provesti treniranje na znatno većem skupu podataka.</w:t>
       </w:r>
     </w:p>
     <w:p>
@@ -17434,10 +18255,12 @@
       <w:pPr>
         <w:pStyle w:val="Heading1"/>
       </w:pPr>
+      <w:bookmarkStart w:id="30" w:name="_Toc234577072"/>
       <w:r>
         <w:lastRenderedPageBreak/>
         <w:t>Zaključak</w:t>
       </w:r>
+      <w:bookmarkEnd w:id="30"/>
     </w:p>
     <w:p>
       <w:pPr>
@@ -17445,67 +18268,39 @@
       </w:pPr>
     </w:p>
     <w:p>
-      <w:pPr>
-        <w:pStyle w:val="Paragraf"/>
-      </w:pPr>
-      <w:r>
-        <w:t>Završni rad mora imati zaključak. Zaključak naglašava važnost teze (završnog rada) kao</w:t>
-      </w:r>
-      <w:r>
-        <w:t xml:space="preserve"> </w:t>
-      </w:r>
-      <w:r>
-        <w:t>i njene nedostatke. U zaključku je potrebno istaći šta je konkretno ura</w:t>
-      </w:r>
-      <w:r>
-        <w:rPr>
-          <w:rFonts w:ascii="SFRM1200" w:hAnsi="SFRM1200" w:cs="SFRM1200"/>
-        </w:rPr>
-        <w:t>đ</w:t>
-      </w:r>
-      <w:r>
-        <w:t>eno tokom izrade</w:t>
-      </w:r>
-      <w:r>
-        <w:t xml:space="preserve"> </w:t>
-      </w:r>
-      <w:r>
-        <w:t>završnog rada, koji su problemi uočeni tokom analize problema i koja su znanja stečena u</w:t>
-      </w:r>
-      <w:r>
-        <w:t xml:space="preserve"> </w:t>
-      </w:r>
-      <w:r>
-        <w:t>radu. Buduća istraživanja takođe mogu biti preporučena. Zaključak ne smije imati vizualne</w:t>
-      </w:r>
-      <w:r>
-        <w:t xml:space="preserve"> </w:t>
-      </w:r>
-      <w:r>
-        <w:t xml:space="preserve">stavke (slike, </w:t>
-      </w:r>
-      <w:r>
-        <w:t>g</w:t>
-      </w:r>
-      <w:r>
-        <w:t>rafike</w:t>
-      </w:r>
-      <w:r>
-        <w:t xml:space="preserve"> </w:t>
-      </w:r>
-      <w:r>
-        <w:t>itd.),</w:t>
-      </w:r>
-      <w:r>
-        <w:t xml:space="preserve"> </w:t>
-      </w:r>
-      <w:r>
-        <w:t>referentne brojeve korištene literature i citate.</w:t>
-      </w:r>
-    </w:p>
-    <w:p>
-      <w:pPr>
-        <w:pStyle w:val="Paragraf"/>
+      <w:r>
+        <w:t>Dati rad je analizirao razlike u treniranju modela dubokog učenja unutar Python i .NET okruženja na primjeru problema raka pluća. Za rješavanje problema korištena je konvolucijska neuronska mreža koja je implementirana na identičan način u oba okruženja. Metodologija treniranja i testiranja definisana je u cilju što objektivnije uporedbe modela i okruženja.</w:t>
+      </w:r>
+    </w:p>
+    <w:p>
+      <w:r>
+        <w:t xml:space="preserve">Iz rezultata se može donijeti zaključak da su se za dati problem oba okruženja pokazala kao adekvatna. Treniranje modela je trajalo skoro identično u oba okruženja, te su sami dobijeni modeli postigli vrlo slične metrike. Rezultati dobijeni su bili očekivani, imajući na umu činjenicu da oba okruženja koriste istu pozadinsku logiku definisanu u LibTorch biblioteci. Kao glavni problem tokom analize uočeno je prekomjerno prilagođavanje podacima (eng. </w:t>
+      </w:r>
+      <w:r>
+        <w:rPr>
+          <w:i/>
+          <w:iCs/>
+        </w:rPr>
+        <w:t>O</w:t>
+      </w:r>
+      <w:r>
+        <w:rPr>
+          <w:i/>
+          <w:iCs/>
+        </w:rPr>
+        <w:t>verfitting</w:t>
+      </w:r>
+      <w:r>
+        <w:t>), koje se zbog identične pozadinske logike manifestovalo na isti način u oba ekosistema.</w:t>
+      </w:r>
+    </w:p>
+    <w:p>
+      <w:r>
+        <w:t>Datim radom je pokazano da, iako Python dominira u području mašinskog učenja, ipak postoje druga okruženja gdje je sasvim moguće korištenje naprednih algoritama mašinskog učenja za rješavanje određenih problema. Tokom realizacije ovog rada stečena su praktična znanja u oblasti orkestracije mikroservisa pomoću .NET Aspire platforme, kao i dublje razumijevanje cjelokupnog životnog ciklusa razvoja i obuke neuronskih mreža – od preprocesiranja medicinskih slika, preko konvergencije funkcije troška, pa sve do evaluacije specifičnih klasnih metrika.</w:t>
+      </w:r>
+    </w:p>
+    <w:p>
+      <w:pPr>
         <w:sectPr>
           <w:headerReference w:type="default" r:id="rId30"/>
           <w:pgSz w:w="12240" w:h="15840"/>
@@ -17514,6 +18309,9 @@
           <w:docGrid w:linePitch="360"/>
         </w:sectPr>
       </w:pPr>
+      <w:r>
+        <w:t>Dati rad se fokusirao na problem detekcije raka pluća, te bi za obuhvatniju analizu bilo potrebno testirati oba okruženja na većem broju različitih algoritama mašinskog učenja.</w:t>
+      </w:r>
     </w:p>
     <w:sdt>
       <w:sdtPr>

--- a/Word/diplomski_rad_word2007.docx
+++ b/Word/diplomski_rad_word2007.docx
@@ -841,84 +841,25 @@
     <w:p/>
     <w:p/>
     <w:p>
+      <w:r>
+        <w:t>Dato istraživanje poredi rješavanje problema dubokog učenja na primjeru detekcije raka pluća unutar Python i .NET okruženja, te analizira dobijene rezultate.</w:t>
+      </w:r>
+    </w:p>
+    <w:p>
+      <w:r>
+        <w:t>Rješavanje problema je implementirano na identičan način u oba okruženja uz strogo definisane parametre. Dati parametri definišu pravila poput identične implementacije konvolucione neuronske mreže u oba okruženja, korištenja istih hiperparametara (funkcija troška, optimizator, stopa učenja, veličina serije), istog početnog stanja neuronske mreže, te treniranja više puta u cilju smanjenja devijacija. Problem je riješen korištenjem TorchSharp za .NET i PyTorch za Python biblioteka. Implementirana je konvolucina neuronska mreža koja je trenirana pomoću javno dostupnih podataka sa platforme Kaggle. Orkestracija je realizovana uz pomoć .NET Aspire tehnologije, povezivanjem dva odvojena API interfejsa, te je kreirana web aplikacija koja omogućava treniranje, analizu i poređenje treniranih modela.</w:t>
+      </w:r>
+    </w:p>
+    <w:p/>
+    <w:p>
+      <w:r>
+        <w:t>Dobijeni rezultati demonstriraju činjenicu da su oba okruženja ostvarila gotovo identične performanse u smislu vremena treniranja modela, kao i samih metrika modela.</w:t>
+      </w:r>
+    </w:p>
+    <w:p/>
+    <w:p>
       <w:pPr>
         <w:pStyle w:val="Paragraf"/>
-      </w:pPr>
-      <w:r>
-        <w:t>Sažetak mora dati prikaz istraživanja provedenih u radu. Sažetak ne smije biti duži od jedne stranice i mora sadržavati ključne elemente:</w:t>
-      </w:r>
-    </w:p>
-    <w:p>
-      <w:pPr>
-        <w:pStyle w:val="Paragraf"/>
-        <w:numPr>
-          <w:ilvl w:val="0"/>
-          <w:numId w:val="1"/>
-        </w:numPr>
-        <w:ind w:left="584" w:hanging="357"/>
-      </w:pPr>
-      <w:r>
-        <w:t>Cilj istraživanja</w:t>
-      </w:r>
-    </w:p>
-    <w:p>
-      <w:pPr>
-        <w:pStyle w:val="Paragraf"/>
-        <w:numPr>
-          <w:ilvl w:val="0"/>
-          <w:numId w:val="1"/>
-        </w:numPr>
-        <w:ind w:left="584" w:hanging="357"/>
-      </w:pPr>
-      <w:r>
-        <w:t>Korištene metodologije</w:t>
-      </w:r>
-    </w:p>
-    <w:p>
-      <w:pPr>
-        <w:pStyle w:val="Paragraf"/>
-        <w:numPr>
-          <w:ilvl w:val="0"/>
-          <w:numId w:val="1"/>
-        </w:numPr>
-        <w:ind w:left="584" w:hanging="357"/>
-      </w:pPr>
-      <w:r>
-        <w:t>Glavne spoznaje i zaključak</w:t>
-      </w:r>
-    </w:p>
-    <w:p>
-      <w:pPr>
-        <w:pStyle w:val="Paragraf"/>
-      </w:pPr>
-      <w:r>
-        <w:t>Sažetak ne smije imati vizualne stavke</w:t>
-      </w:r>
-      <w:r>
-        <w:t xml:space="preserve"> </w:t>
-      </w:r>
-      <w:r>
-        <w:t>(slike, grafike itd.), referentne brojeve korištene</w:t>
-      </w:r>
-      <w:r>
-        <w:rPr>
-          <w:rFonts w:ascii="NimbusRomNo9L-Regu" w:hAnsi="NimbusRomNo9L-Regu" w:cs="NimbusRomNo9L-Regu"/>
-          <w:szCs w:val="24"/>
-        </w:rPr>
-        <w:t xml:space="preserve"> </w:t>
-      </w:r>
-      <w:r>
-        <w:t>literature i citate. Sažetak mora biti jedinstven prikaz rada i mora sadržavati glavne ključne riječi vezane za problem koji se obrađuje u radu. Sažetak mora početi na novoj stranici.</w:t>
-      </w:r>
-    </w:p>
-    <w:p>
-      <w:pPr>
-        <w:pStyle w:val="Paragraf"/>
-      </w:pPr>
-    </w:p>
-    <w:p>
-      <w:pPr>
-        <w:pStyle w:val="Paragraf"/>
         <w:rPr>
           <w:i/>
         </w:rPr>
@@ -936,7 +877,7 @@
         <w:rPr>
           <w:i/>
         </w:rPr>
-        <w:t>Prva, druga, treća.</w:t>
+        <w:t xml:space="preserve">duboko učenje, neurosnke mreže,.NET, TorchSharp, PyTorch </w:t>
       </w:r>
     </w:p>
     <w:p>
@@ -975,57 +916,70 @@
     <w:p/>
     <w:p>
       <w:pPr>
-        <w:pStyle w:val="Paragraf"/>
-      </w:pPr>
-      <w:r>
-        <w:t>The abstract shall provide a description of the investigation undertaken in the thesis. The Abstract shall not be longer than one page, and it must contain the following three critical elements:</w:t>
-      </w:r>
-    </w:p>
-    <w:p>
-      <w:pPr>
-        <w:pStyle w:val="Paragraf"/>
-        <w:numPr>
-          <w:ilvl w:val="0"/>
-          <w:numId w:val="6"/>
-        </w:numPr>
-        <w:ind w:left="527" w:hanging="357"/>
-      </w:pPr>
-      <w:r>
-        <w:t>A statement of purpose of the thesis and its objective</w:t>
-      </w:r>
-    </w:p>
-    <w:p>
-      <w:pPr>
-        <w:pStyle w:val="Paragraf"/>
-        <w:numPr>
-          <w:ilvl w:val="0"/>
-          <w:numId w:val="6"/>
-        </w:numPr>
-        <w:ind w:left="527" w:hanging="357"/>
-      </w:pPr>
-      <w:r>
-        <w:t>A statement of the methodology employed to conduct the investigation</w:t>
-      </w:r>
-    </w:p>
-    <w:p>
-      <w:pPr>
-        <w:pStyle w:val="Paragraf"/>
-        <w:numPr>
-          <w:ilvl w:val="0"/>
-          <w:numId w:val="6"/>
-        </w:numPr>
-        <w:ind w:left="527" w:hanging="357"/>
-      </w:pPr>
-      <w:r>
-        <w:t>A statement of the major findings and conclusions</w:t>
-      </w:r>
-    </w:p>
-    <w:p>
-      <w:pPr>
-        <w:pStyle w:val="Paragraf"/>
-      </w:pPr>
-      <w:r>
-        <w:t>The abstract shall not feature visual items, reference numbers, other types of documentation, and direct quotations. The abstract must be a unique representation of the thesis and must contain the main keywords related to the problem addressed in the thesis. Always begin the abstract on a new page.</w:t>
+        <w:rPr>
+          <w:lang w:val="en-US"/>
+        </w:rPr>
+      </w:pPr>
+      <w:bookmarkStart w:id="0" w:name="_Toc328604812"/>
+      <w:r>
+        <w:rPr>
+          <w:lang w:val="en-US"/>
+        </w:rPr>
+        <w:t>This research compares the resolution of a deep learning problem, specifically lung cancer detection, within Python and .NET environments, and analyzes the obtained results.</w:t>
+      </w:r>
+    </w:p>
+    <w:p>
+      <w:pPr>
+        <w:rPr>
+          <w:lang w:val="en-US"/>
+        </w:rPr>
+      </w:pPr>
+      <w:r>
+        <w:rPr>
+          <w:lang w:val="en-US"/>
+        </w:rPr>
+        <w:t xml:space="preserve">The problem-solving process was implemented identically in both environments using strictly defined parameters. These parameters established rules such as the identical implementation of a convolutional neural network in both environments, the use of the same hyperparameters (loss function, optimizer, learning rate, batch size), the same initial state of the neural network, and multiple training iterations to reduce deviations. The problem was solved using the </w:t>
+      </w:r>
+      <w:proofErr w:type="spellStart"/>
+      <w:r>
+        <w:rPr>
+          <w:lang w:val="en-US"/>
+        </w:rPr>
+        <w:t>TorchSharp</w:t>
+      </w:r>
+      <w:proofErr w:type="spellEnd"/>
+      <w:r>
+        <w:rPr>
+          <w:lang w:val="en-US"/>
+        </w:rPr>
+        <w:t xml:space="preserve"> library for .NET and </w:t>
+      </w:r>
+      <w:proofErr w:type="spellStart"/>
+      <w:r>
+        <w:rPr>
+          <w:lang w:val="en-US"/>
+        </w:rPr>
+        <w:t>PyTorch</w:t>
+      </w:r>
+      <w:proofErr w:type="spellEnd"/>
+      <w:r>
+        <w:rPr>
+          <w:lang w:val="en-US"/>
+        </w:rPr>
+        <w:t xml:space="preserve"> for Python. A convolutional neural network was implemented and trained using publicly available data from the Kaggle platform. Orchestration was realized using .NET Aspire technology by connecting two separate API interfaces, and a web application was created to enable the training, analysis, and comparison of the trained models.</w:t>
+      </w:r>
+    </w:p>
+    <w:p>
+      <w:pPr>
+        <w:rPr>
+          <w:lang w:val="en-US"/>
+        </w:rPr>
+      </w:pPr>
+      <w:r>
+        <w:rPr>
+          <w:lang w:val="en-US"/>
+        </w:rPr>
+        <w:t>The obtained results demonstrate that both environments achieved almost identical performance in terms of model training time, as well as the actual model metrics.</w:t>
       </w:r>
     </w:p>
     <w:p>
@@ -1044,7 +998,6 @@
           <w:szCs w:val="22"/>
         </w:rPr>
       </w:pPr>
-      <w:bookmarkStart w:id="0" w:name="_Toc328604812"/>
       <w:r>
         <w:rPr>
           <w:rFonts w:eastAsiaTheme="minorHAnsi" w:cstheme="minorBidi"/>
@@ -1076,6 +1029,7 @@
         </w:rPr>
         <w:t xml:space="preserve"> </w:t>
       </w:r>
+      <w:bookmarkEnd w:id="0"/>
       <w:r>
         <w:rPr>
           <w:rFonts w:eastAsiaTheme="minorHAnsi" w:cstheme="minorBidi"/>
@@ -1085,8 +1039,9 @@
           <w:sz w:val="24"/>
           <w:szCs w:val="22"/>
         </w:rPr>
-        <w:t>First, Second, Third</w:t>
-      </w:r>
+        <w:t xml:space="preserve">deep learning, neural networks, .NET, </w:t>
+      </w:r>
+      <w:proofErr w:type="spellStart"/>
       <w:r>
         <w:rPr>
           <w:rFonts w:eastAsiaTheme="minorHAnsi" w:cstheme="minorBidi"/>
@@ -1096,9 +1051,33 @@
           <w:sz w:val="24"/>
           <w:szCs w:val="22"/>
         </w:rPr>
-        <w:t>.</w:t>
-      </w:r>
-      <w:bookmarkEnd w:id="0"/>
+        <w:t>TorchSharp</w:t>
+      </w:r>
+      <w:proofErr w:type="spellEnd"/>
+      <w:r>
+        <w:rPr>
+          <w:rFonts w:eastAsiaTheme="minorHAnsi" w:cstheme="minorBidi"/>
+          <w:b w:val="0"/>
+          <w:bCs w:val="0"/>
+          <w:i/>
+          <w:sz w:val="24"/>
+          <w:szCs w:val="22"/>
+        </w:rPr>
+        <w:t xml:space="preserve">, </w:t>
+      </w:r>
+      <w:proofErr w:type="spellStart"/>
+      <w:r>
+        <w:rPr>
+          <w:rFonts w:eastAsiaTheme="minorHAnsi" w:cstheme="minorBidi"/>
+          <w:b w:val="0"/>
+          <w:bCs w:val="0"/>
+          <w:i/>
+          <w:sz w:val="24"/>
+          <w:szCs w:val="22"/>
+        </w:rPr>
+        <w:t>PyTorch</w:t>
+      </w:r>
+      <w:proofErr w:type="spellEnd"/>
     </w:p>
     <w:p>
       <w:pPr>
@@ -1166,7 +1145,7 @@
           <w:r>
             <w:fldChar w:fldCharType="separate"/>
           </w:r>
-          <w:hyperlink w:anchor="_Toc234577044" w:history="1">
+          <w:hyperlink w:anchor="_Toc234846016" w:history="1">
             <w:r>
               <w:rPr>
                 <w:rStyle w:val="Hyperlink"/>
@@ -1193,7 +1172,7 @@
                 <w:noProof/>
                 <w:webHidden/>
               </w:rPr>
-              <w:instrText xml:space="preserve"> PAGEREF _Toc234577044 \h </w:instrText>
+              <w:instrText xml:space="preserve"> PAGEREF _Toc234846016 \h </w:instrText>
             </w:r>
             <w:r>
               <w:rPr>
@@ -1238,7 +1217,7 @@
               <w:lang w:val="en-US"/>
             </w:rPr>
           </w:pPr>
-          <w:hyperlink w:anchor="_Toc234577045" w:history="1">
+          <w:hyperlink w:anchor="_Toc234846017" w:history="1">
             <w:r>
               <w:rPr>
                 <w:rStyle w:val="Hyperlink"/>
@@ -1281,7 +1260,7 @@
                 <w:noProof/>
                 <w:webHidden/>
               </w:rPr>
-              <w:instrText xml:space="preserve"> PAGEREF _Toc234577045 \h </w:instrText>
+              <w:instrText xml:space="preserve"> PAGEREF _Toc234846017 \h </w:instrText>
             </w:r>
             <w:r>
               <w:rPr>
@@ -1325,7 +1304,7 @@
               <w:lang w:val="en-US"/>
             </w:rPr>
           </w:pPr>
-          <w:hyperlink w:anchor="_Toc234577046" w:history="1">
+          <w:hyperlink w:anchor="_Toc234846018" w:history="1">
             <w:r>
               <w:rPr>
                 <w:rStyle w:val="Hyperlink"/>
@@ -1352,7 +1331,7 @@
                 <w:noProof/>
                 <w:webHidden/>
               </w:rPr>
-              <w:instrText xml:space="preserve"> PAGEREF _Toc234577046 \h </w:instrText>
+              <w:instrText xml:space="preserve"> PAGEREF _Toc234846018 \h </w:instrText>
             </w:r>
             <w:r>
               <w:rPr>
@@ -1397,7 +1376,7 @@
               <w:lang w:val="en-US"/>
             </w:rPr>
           </w:pPr>
-          <w:hyperlink w:anchor="_Toc234577047" w:history="1">
+          <w:hyperlink w:anchor="_Toc234846019" w:history="1">
             <w:r>
               <w:rPr>
                 <w:rStyle w:val="Hyperlink"/>
@@ -1440,7 +1419,7 @@
                 <w:noProof/>
                 <w:webHidden/>
               </w:rPr>
-              <w:instrText xml:space="preserve"> PAGEREF _Toc234577047 \h </w:instrText>
+              <w:instrText xml:space="preserve"> PAGEREF _Toc234846019 \h </w:instrText>
             </w:r>
             <w:r>
               <w:rPr>
@@ -1485,7 +1464,7 @@
               <w:lang w:val="en-US"/>
             </w:rPr>
           </w:pPr>
-          <w:hyperlink w:anchor="_Toc234577048" w:history="1">
+          <w:hyperlink w:anchor="_Toc234846020" w:history="1">
             <w:r>
               <w:rPr>
                 <w:rStyle w:val="Hyperlink"/>
@@ -1528,7 +1507,7 @@
                 <w:noProof/>
                 <w:webHidden/>
               </w:rPr>
-              <w:instrText xml:space="preserve"> PAGEREF _Toc234577048 \h </w:instrText>
+              <w:instrText xml:space="preserve"> PAGEREF _Toc234846020 \h </w:instrText>
             </w:r>
             <w:r>
               <w:rPr>
@@ -1573,7 +1552,7 @@
               <w:lang w:val="en-US"/>
             </w:rPr>
           </w:pPr>
-          <w:hyperlink w:anchor="_Toc234577049" w:history="1">
+          <w:hyperlink w:anchor="_Toc234846021" w:history="1">
             <w:r>
               <w:rPr>
                 <w:rStyle w:val="Hyperlink"/>
@@ -1616,7 +1595,7 @@
                 <w:noProof/>
                 <w:webHidden/>
               </w:rPr>
-              <w:instrText xml:space="preserve"> PAGEREF _Toc234577049 \h </w:instrText>
+              <w:instrText xml:space="preserve"> PAGEREF _Toc234846021 \h </w:instrText>
             </w:r>
             <w:r>
               <w:rPr>
@@ -1661,7 +1640,7 @@
               <w:lang w:val="en-US"/>
             </w:rPr>
           </w:pPr>
-          <w:hyperlink w:anchor="_Toc234577050" w:history="1">
+          <w:hyperlink w:anchor="_Toc234846022" w:history="1">
             <w:r>
               <w:rPr>
                 <w:rStyle w:val="Hyperlink"/>
@@ -1704,7 +1683,7 @@
                 <w:noProof/>
                 <w:webHidden/>
               </w:rPr>
-              <w:instrText xml:space="preserve"> PAGEREF _Toc234577050 \h </w:instrText>
+              <w:instrText xml:space="preserve"> PAGEREF _Toc234846022 \h </w:instrText>
             </w:r>
             <w:r>
               <w:rPr>
@@ -1749,7 +1728,7 @@
               <w:lang w:val="en-US"/>
             </w:rPr>
           </w:pPr>
-          <w:hyperlink w:anchor="_Toc234577051" w:history="1">
+          <w:hyperlink w:anchor="_Toc234846023" w:history="1">
             <w:r>
               <w:rPr>
                 <w:rStyle w:val="Hyperlink"/>
@@ -1792,7 +1771,7 @@
                 <w:noProof/>
                 <w:webHidden/>
               </w:rPr>
-              <w:instrText xml:space="preserve"> PAGEREF _Toc234577051 \h </w:instrText>
+              <w:instrText xml:space="preserve"> PAGEREF _Toc234846023 \h </w:instrText>
             </w:r>
             <w:r>
               <w:rPr>
@@ -1835,7 +1814,7 @@
               <w:lang w:val="en-US"/>
             </w:rPr>
           </w:pPr>
-          <w:hyperlink w:anchor="_Toc234577052" w:history="1">
+          <w:hyperlink w:anchor="_Toc234846024" w:history="1">
             <w:r>
               <w:rPr>
                 <w:rStyle w:val="Hyperlink"/>
@@ -1876,7 +1855,7 @@
                 <w:noProof/>
                 <w:webHidden/>
               </w:rPr>
-              <w:instrText xml:space="preserve"> PAGEREF _Toc234577052 \h </w:instrText>
+              <w:instrText xml:space="preserve"> PAGEREF _Toc234846024 \h </w:instrText>
             </w:r>
             <w:r>
               <w:rPr>
@@ -1919,7 +1898,7 @@
               <w:lang w:val="en-US"/>
             </w:rPr>
           </w:pPr>
-          <w:hyperlink w:anchor="_Toc234577053" w:history="1">
+          <w:hyperlink w:anchor="_Toc234846025" w:history="1">
             <w:r>
               <w:rPr>
                 <w:rStyle w:val="Hyperlink"/>
@@ -1960,7 +1939,7 @@
                 <w:noProof/>
                 <w:webHidden/>
               </w:rPr>
-              <w:instrText xml:space="preserve"> PAGEREF _Toc234577053 \h </w:instrText>
+              <w:instrText xml:space="preserve"> PAGEREF _Toc234846025 \h </w:instrText>
             </w:r>
             <w:r>
               <w:rPr>
@@ -2003,7 +1982,7 @@
               <w:lang w:val="en-US"/>
             </w:rPr>
           </w:pPr>
-          <w:hyperlink w:anchor="_Toc234577054" w:history="1">
+          <w:hyperlink w:anchor="_Toc234846026" w:history="1">
             <w:r>
               <w:rPr>
                 <w:rStyle w:val="Hyperlink"/>
@@ -2044,7 +2023,7 @@
                 <w:noProof/>
                 <w:webHidden/>
               </w:rPr>
-              <w:instrText xml:space="preserve"> PAGEREF _Toc234577054 \h </w:instrText>
+              <w:instrText xml:space="preserve"> PAGEREF _Toc234846026 \h </w:instrText>
             </w:r>
             <w:r>
               <w:rPr>
@@ -2088,7 +2067,7 @@
               <w:lang w:val="en-US"/>
             </w:rPr>
           </w:pPr>
-          <w:hyperlink w:anchor="_Toc234577055" w:history="1">
+          <w:hyperlink w:anchor="_Toc234846027" w:history="1">
             <w:r>
               <w:rPr>
                 <w:rStyle w:val="Hyperlink"/>
@@ -2115,7 +2094,7 @@
                 <w:noProof/>
                 <w:webHidden/>
               </w:rPr>
-              <w:instrText xml:space="preserve"> PAGEREF _Toc234577055 \h </w:instrText>
+              <w:instrText xml:space="preserve"> PAGEREF _Toc234846027 \h </w:instrText>
             </w:r>
             <w:r>
               <w:rPr>
@@ -2160,7 +2139,7 @@
               <w:lang w:val="en-US"/>
             </w:rPr>
           </w:pPr>
-          <w:hyperlink w:anchor="_Toc234577056" w:history="1">
+          <w:hyperlink w:anchor="_Toc234846028" w:history="1">
             <w:r>
               <w:rPr>
                 <w:rStyle w:val="Hyperlink"/>
@@ -2219,7 +2198,7 @@
                 <w:noProof/>
                 <w:webHidden/>
               </w:rPr>
-              <w:instrText xml:space="preserve"> PAGEREF _Toc234577056 \h </w:instrText>
+              <w:instrText xml:space="preserve"> PAGEREF _Toc234846028 \h </w:instrText>
             </w:r>
             <w:r>
               <w:rPr>
@@ -2264,7 +2243,7 @@
               <w:lang w:val="en-US"/>
             </w:rPr>
           </w:pPr>
-          <w:hyperlink w:anchor="_Toc234577057" w:history="1">
+          <w:hyperlink w:anchor="_Toc234846029" w:history="1">
             <w:r>
               <w:rPr>
                 <w:rStyle w:val="Hyperlink"/>
@@ -2323,7 +2302,7 @@
                 <w:noProof/>
                 <w:webHidden/>
               </w:rPr>
-              <w:instrText xml:space="preserve"> PAGEREF _Toc234577057 \h </w:instrText>
+              <w:instrText xml:space="preserve"> PAGEREF _Toc234846029 \h </w:instrText>
             </w:r>
             <w:r>
               <w:rPr>
@@ -2368,7 +2347,7 @@
               <w:lang w:val="en-US"/>
             </w:rPr>
           </w:pPr>
-          <w:hyperlink w:anchor="_Toc234577058" w:history="1">
+          <w:hyperlink w:anchor="_Toc234846030" w:history="1">
             <w:r>
               <w:rPr>
                 <w:rStyle w:val="Hyperlink"/>
@@ -2411,7 +2390,7 @@
                 <w:noProof/>
                 <w:webHidden/>
               </w:rPr>
-              <w:instrText xml:space="preserve"> PAGEREF _Toc234577058 \h </w:instrText>
+              <w:instrText xml:space="preserve"> PAGEREF _Toc234846030 \h </w:instrText>
             </w:r>
             <w:r>
               <w:rPr>
@@ -2456,7 +2435,7 @@
               <w:lang w:val="en-US"/>
             </w:rPr>
           </w:pPr>
-          <w:hyperlink w:anchor="_Toc234577059" w:history="1">
+          <w:hyperlink w:anchor="_Toc234846031" w:history="1">
             <w:r>
               <w:rPr>
                 <w:rStyle w:val="Hyperlink"/>
@@ -2499,7 +2478,7 @@
                 <w:noProof/>
                 <w:webHidden/>
               </w:rPr>
-              <w:instrText xml:space="preserve"> PAGEREF _Toc234577059 \h </w:instrText>
+              <w:instrText xml:space="preserve"> PAGEREF _Toc234846031 \h </w:instrText>
             </w:r>
             <w:r>
               <w:rPr>
@@ -2544,7 +2523,7 @@
               <w:lang w:val="en-US"/>
             </w:rPr>
           </w:pPr>
-          <w:hyperlink w:anchor="_Toc234577060" w:history="1">
+          <w:hyperlink w:anchor="_Toc234846032" w:history="1">
             <w:r>
               <w:rPr>
                 <w:rStyle w:val="Hyperlink"/>
@@ -2587,7 +2566,7 @@
                 <w:noProof/>
                 <w:webHidden/>
               </w:rPr>
-              <w:instrText xml:space="preserve"> PAGEREF _Toc234577060 \h </w:instrText>
+              <w:instrText xml:space="preserve"> PAGEREF _Toc234846032 \h </w:instrText>
             </w:r>
             <w:r>
               <w:rPr>
@@ -2632,7 +2611,7 @@
               <w:lang w:val="en-US"/>
             </w:rPr>
           </w:pPr>
-          <w:hyperlink w:anchor="_Toc234577061" w:history="1">
+          <w:hyperlink w:anchor="_Toc234846033" w:history="1">
             <w:r>
               <w:rPr>
                 <w:rStyle w:val="Hyperlink"/>
@@ -2675,7 +2654,7 @@
                 <w:noProof/>
                 <w:webHidden/>
               </w:rPr>
-              <w:instrText xml:space="preserve"> PAGEREF _Toc234577061 \h </w:instrText>
+              <w:instrText xml:space="preserve"> PAGEREF _Toc234846033 \h </w:instrText>
             </w:r>
             <w:r>
               <w:rPr>
@@ -2720,7 +2699,7 @@
               <w:lang w:val="en-US"/>
             </w:rPr>
           </w:pPr>
-          <w:hyperlink w:anchor="_Toc234577062" w:history="1">
+          <w:hyperlink w:anchor="_Toc234846034" w:history="1">
             <w:r>
               <w:rPr>
                 <w:rStyle w:val="Hyperlink"/>
@@ -2763,7 +2742,7 @@
                 <w:noProof/>
                 <w:webHidden/>
               </w:rPr>
-              <w:instrText xml:space="preserve"> PAGEREF _Toc234577062 \h </w:instrText>
+              <w:instrText xml:space="preserve"> PAGEREF _Toc234846034 \h </w:instrText>
             </w:r>
             <w:r>
               <w:rPr>
@@ -2808,7 +2787,7 @@
               <w:lang w:val="en-US"/>
             </w:rPr>
           </w:pPr>
-          <w:hyperlink w:anchor="_Toc234577063" w:history="1">
+          <w:hyperlink w:anchor="_Toc234846035" w:history="1">
             <w:r>
               <w:rPr>
                 <w:rStyle w:val="Hyperlink"/>
@@ -2851,7 +2830,7 @@
                 <w:noProof/>
                 <w:webHidden/>
               </w:rPr>
-              <w:instrText xml:space="preserve"> PAGEREF _Toc234577063 \h </w:instrText>
+              <w:instrText xml:space="preserve"> PAGEREF _Toc234846035 \h </w:instrText>
             </w:r>
             <w:r>
               <w:rPr>
@@ -2895,13 +2874,13 @@
               <w:lang w:val="en-US"/>
             </w:rPr>
           </w:pPr>
-          <w:hyperlink w:anchor="_Toc234577064" w:history="1">
+          <w:hyperlink w:anchor="_Toc234846036" w:history="1">
             <w:r>
               <w:rPr>
                 <w:rStyle w:val="Hyperlink"/>
                 <w:noProof/>
               </w:rPr>
-              <w:t>Poglavlje 4 Rezultati I analiza</w:t>
+              <w:t>Poglavlje 4 Rezultati i analiza</w:t>
             </w:r>
             <w:r>
               <w:rPr>
@@ -2922,7 +2901,7 @@
                 <w:noProof/>
                 <w:webHidden/>
               </w:rPr>
-              <w:instrText xml:space="preserve"> PAGEREF _Toc234577064 \h </w:instrText>
+              <w:instrText xml:space="preserve"> PAGEREF _Toc234846036 \h </w:instrText>
             </w:r>
             <w:r>
               <w:rPr>
@@ -2967,7 +2946,7 @@
               <w:lang w:val="en-US"/>
             </w:rPr>
           </w:pPr>
-          <w:hyperlink w:anchor="_Toc234577065" w:history="1">
+          <w:hyperlink w:anchor="_Toc234846037" w:history="1">
             <w:r>
               <w:rPr>
                 <w:rStyle w:val="Hyperlink"/>
@@ -3012,7 +2991,7 @@
                 <w:noProof/>
                 <w:webHidden/>
               </w:rPr>
-              <w:instrText xml:space="preserve"> PAGEREF _Toc234577065 \h </w:instrText>
+              <w:instrText xml:space="preserve"> PAGEREF _Toc234846037 \h </w:instrText>
             </w:r>
             <w:r>
               <w:rPr>
@@ -3057,7 +3036,7 @@
               <w:lang w:val="en-US"/>
             </w:rPr>
           </w:pPr>
-          <w:hyperlink w:anchor="_Toc234577066" w:history="1">
+          <w:hyperlink w:anchor="_Toc234846038" w:history="1">
             <w:r>
               <w:rPr>
                 <w:rStyle w:val="Hyperlink"/>
@@ -3102,7 +3081,7 @@
                 <w:noProof/>
                 <w:webHidden/>
               </w:rPr>
-              <w:instrText xml:space="preserve"> PAGEREF _Toc234577066 \h </w:instrText>
+              <w:instrText xml:space="preserve"> PAGEREF _Toc234846038 \h </w:instrText>
             </w:r>
             <w:r>
               <w:rPr>
@@ -3147,7 +3126,7 @@
               <w:lang w:val="en-US"/>
             </w:rPr>
           </w:pPr>
-          <w:hyperlink w:anchor="_Toc234577067" w:history="1">
+          <w:hyperlink w:anchor="_Toc234846039" w:history="1">
             <w:r>
               <w:rPr>
                 <w:rStyle w:val="Hyperlink"/>
@@ -3190,7 +3169,7 @@
                 <w:noProof/>
                 <w:webHidden/>
               </w:rPr>
-              <w:instrText xml:space="preserve"> PAGEREF _Toc234577067 \h </w:instrText>
+              <w:instrText xml:space="preserve"> PAGEREF _Toc234846039 \h </w:instrText>
             </w:r>
             <w:r>
               <w:rPr>
@@ -3235,7 +3214,7 @@
               <w:lang w:val="en-US"/>
             </w:rPr>
           </w:pPr>
-          <w:hyperlink w:anchor="_Toc234577068" w:history="1">
+          <w:hyperlink w:anchor="_Toc234846040" w:history="1">
             <w:r>
               <w:rPr>
                 <w:rStyle w:val="Hyperlink"/>
@@ -3278,7 +3257,7 @@
                 <w:noProof/>
                 <w:webHidden/>
               </w:rPr>
-              <w:instrText xml:space="preserve"> PAGEREF _Toc234577068 \h </w:instrText>
+              <w:instrText xml:space="preserve"> PAGEREF _Toc234846040 \h </w:instrText>
             </w:r>
             <w:r>
               <w:rPr>
@@ -3323,7 +3302,7 @@
               <w:lang w:val="en-US"/>
             </w:rPr>
           </w:pPr>
-          <w:hyperlink w:anchor="_Toc234577069" w:history="1">
+          <w:hyperlink w:anchor="_Toc234846041" w:history="1">
             <w:r>
               <w:rPr>
                 <w:rStyle w:val="Hyperlink"/>
@@ -3366,7 +3345,7 @@
                 <w:noProof/>
                 <w:webHidden/>
               </w:rPr>
-              <w:instrText xml:space="preserve"> PAGEREF _Toc234577069 \h </w:instrText>
+              <w:instrText xml:space="preserve"> PAGEREF _Toc234846041 \h </w:instrText>
             </w:r>
             <w:r>
               <w:rPr>
@@ -3411,7 +3390,7 @@
               <w:lang w:val="en-US"/>
             </w:rPr>
           </w:pPr>
-          <w:hyperlink w:anchor="_Toc234577070" w:history="1">
+          <w:hyperlink w:anchor="_Toc234846042" w:history="1">
             <w:r>
               <w:rPr>
                 <w:rStyle w:val="Hyperlink"/>
@@ -3454,7 +3433,7 @@
                 <w:noProof/>
                 <w:webHidden/>
               </w:rPr>
-              <w:instrText xml:space="preserve"> PAGEREF _Toc234577070 \h </w:instrText>
+              <w:instrText xml:space="preserve"> PAGEREF _Toc234846042 \h </w:instrText>
             </w:r>
             <w:r>
               <w:rPr>
@@ -3499,7 +3478,7 @@
               <w:lang w:val="en-US"/>
             </w:rPr>
           </w:pPr>
-          <w:hyperlink w:anchor="_Toc234577071" w:history="1">
+          <w:hyperlink w:anchor="_Toc234846043" w:history="1">
             <w:r>
               <w:rPr>
                 <w:rStyle w:val="Hyperlink"/>
@@ -3542,7 +3521,7 @@
                 <w:noProof/>
                 <w:webHidden/>
               </w:rPr>
-              <w:instrText xml:space="preserve"> PAGEREF _Toc234577071 \h </w:instrText>
+              <w:instrText xml:space="preserve"> PAGEREF _Toc234846043 \h </w:instrText>
             </w:r>
             <w:r>
               <w:rPr>
@@ -3586,7 +3565,7 @@
               <w:lang w:val="en-US"/>
             </w:rPr>
           </w:pPr>
-          <w:hyperlink w:anchor="_Toc234577072" w:history="1">
+          <w:hyperlink w:anchor="_Toc234846044" w:history="1">
             <w:r>
               <w:rPr>
                 <w:rStyle w:val="Hyperlink"/>
@@ -3613,7 +3592,7 @@
                 <w:noProof/>
                 <w:webHidden/>
               </w:rPr>
-              <w:instrText xml:space="preserve"> PAGEREF _Toc234577072 \h </w:instrText>
+              <w:instrText xml:space="preserve"> PAGEREF _Toc234846044 \h </w:instrText>
             </w:r>
             <w:r>
               <w:rPr>
@@ -3680,16 +3659,6 @@
     </w:p>
     <w:p>
       <w:pPr>
-        <w:spacing w:line="276" w:lineRule="auto"/>
-        <w:rPr>
-          <w:b/>
-          <w:sz w:val="52"/>
-          <w:szCs w:val="52"/>
-        </w:rPr>
-      </w:pPr>
-    </w:p>
-    <w:p>
-      <w:pPr>
         <w:pStyle w:val="TableofFigures"/>
         <w:tabs>
           <w:tab w:val="right" w:leader="dot" w:pos="9350"/>
@@ -3698,25 +3667,40 @@
           <w:rFonts w:asciiTheme="minorHAnsi" w:eastAsiaTheme="minorEastAsia" w:hAnsiTheme="minorHAnsi"/>
           <w:noProof/>
           <w:sz w:val="22"/>
-          <w:lang w:eastAsia="hr-HR"/>
-        </w:rPr>
-      </w:pPr>
-      <w:r>
+          <w:lang w:val="en-US"/>
+        </w:rPr>
+      </w:pPr>
+      <w:r>
+        <w:rPr>
+          <w:b/>
+          <w:sz w:val="52"/>
+          <w:szCs w:val="52"/>
+        </w:rPr>
         <w:fldChar w:fldCharType="begin"/>
       </w:r>
       <w:r>
+        <w:rPr>
+          <w:b/>
+          <w:sz w:val="52"/>
+          <w:szCs w:val="52"/>
+        </w:rPr>
         <w:instrText xml:space="preserve"> TOC \h \z \c "Slika" </w:instrText>
       </w:r>
       <w:r>
+        <w:rPr>
+          <w:b/>
+          <w:sz w:val="52"/>
+          <w:szCs w:val="52"/>
+        </w:rPr>
         <w:fldChar w:fldCharType="separate"/>
       </w:r>
-      <w:hyperlink w:anchor="_Toc329251894" w:history="1">
+      <w:hyperlink w:anchor="_Toc234846084" w:history="1">
         <w:r>
           <w:rPr>
             <w:rStyle w:val="Hyperlink"/>
             <w:noProof/>
           </w:rPr>
-          <w:t>Slika 1.1 Primjer rasterske slike</w:t>
+          <w:t>Slika 1. Nadzorna ploča aplikacije</w:t>
         </w:r>
         <w:r>
           <w:rPr>
@@ -3737,7 +3721,7 @@
             <w:noProof/>
             <w:webHidden/>
           </w:rPr>
-          <w:instrText xml:space="preserve"> PAGEREF _Toc329251894 \h </w:instrText>
+          <w:instrText xml:space="preserve"> PAGEREF _Toc234846084 \h </w:instrText>
         </w:r>
         <w:r>
           <w:rPr>
@@ -3757,7 +3741,7 @@
             <w:noProof/>
             <w:webHidden/>
           </w:rPr>
-          <w:t>3</w:t>
+          <w:t>26</w:t>
         </w:r>
         <w:r>
           <w:rPr>
@@ -3778,16 +3762,16 @@
           <w:rFonts w:asciiTheme="minorHAnsi" w:eastAsiaTheme="minorEastAsia" w:hAnsiTheme="minorHAnsi"/>
           <w:noProof/>
           <w:sz w:val="22"/>
-          <w:lang w:eastAsia="hr-HR"/>
-        </w:rPr>
-      </w:pPr>
-      <w:hyperlink w:anchor="_Toc329251895" w:history="1">
+          <w:lang w:val="en-US"/>
+        </w:rPr>
+      </w:pPr>
+      <w:hyperlink w:anchor="_Toc234846085" w:history="1">
         <w:r>
           <w:rPr>
             <w:rStyle w:val="Hyperlink"/>
             <w:noProof/>
           </w:rPr>
-          <w:t>Slika 1.2 Primjer vektorske slike</w:t>
+          <w:t>Slika 2. Korisnički interfejs za treniranje modela</w:t>
         </w:r>
         <w:r>
           <w:rPr>
@@ -3808,7 +3792,7 @@
             <w:noProof/>
             <w:webHidden/>
           </w:rPr>
-          <w:instrText xml:space="preserve"> PAGEREF _Toc329251895 \h </w:instrText>
+          <w:instrText xml:space="preserve"> PAGEREF _Toc234846085 \h </w:instrText>
         </w:r>
         <w:r>
           <w:rPr>
@@ -3828,7 +3812,7 @@
             <w:noProof/>
             <w:webHidden/>
           </w:rPr>
-          <w:t>3</w:t>
+          <w:t>26</w:t>
         </w:r>
         <w:r>
           <w:rPr>
@@ -3849,16 +3833,16 @@
           <w:rFonts w:asciiTheme="minorHAnsi" w:eastAsiaTheme="minorEastAsia" w:hAnsiTheme="minorHAnsi"/>
           <w:noProof/>
           <w:sz w:val="22"/>
-          <w:lang w:eastAsia="hr-HR"/>
-        </w:rPr>
-      </w:pPr>
-      <w:hyperlink w:anchor="_Toc329251896" w:history="1">
+          <w:lang w:val="en-US"/>
+        </w:rPr>
+      </w:pPr>
+      <w:hyperlink w:anchor="_Toc234846086" w:history="1">
         <w:r>
           <w:rPr>
             <w:rStyle w:val="Hyperlink"/>
             <w:noProof/>
           </w:rPr>
-          <w:t>Slika 1.3 Primjer grafa (vektorska slika)</w:t>
+          <w:t>Slika 3. Korisnički interfejs za evaluaciju modela</w:t>
         </w:r>
         <w:r>
           <w:rPr>
@@ -3879,7 +3863,7 @@
             <w:noProof/>
             <w:webHidden/>
           </w:rPr>
-          <w:instrText xml:space="preserve"> PAGEREF _Toc329251896 \h </w:instrText>
+          <w:instrText xml:space="preserve"> PAGEREF _Toc234846086 \h </w:instrText>
         </w:r>
         <w:r>
           <w:rPr>
@@ -3899,7 +3883,7 @@
             <w:noProof/>
             <w:webHidden/>
           </w:rPr>
-          <w:t>3</w:t>
+          <w:t>27</w:t>
         </w:r>
         <w:r>
           <w:rPr>
@@ -3920,16 +3904,16 @@
           <w:rFonts w:asciiTheme="minorHAnsi" w:eastAsiaTheme="minorEastAsia" w:hAnsiTheme="minorHAnsi"/>
           <w:noProof/>
           <w:sz w:val="22"/>
-          <w:lang w:eastAsia="hr-HR"/>
-        </w:rPr>
-      </w:pPr>
-      <w:hyperlink w:anchor="_Toc329251897" w:history="1">
+          <w:lang w:val="en-US"/>
+        </w:rPr>
+      </w:pPr>
+      <w:hyperlink w:anchor="_Toc234846087" w:history="1">
         <w:r>
           <w:rPr>
             <w:rStyle w:val="Hyperlink"/>
             <w:noProof/>
           </w:rPr>
-          <w:t>Slika 1.4 Primjer slika pored slike</w:t>
+          <w:t>Slika 4. Korisnički interfejs za pregled modela</w:t>
         </w:r>
         <w:r>
           <w:rPr>
@@ -3950,7 +3934,7 @@
             <w:noProof/>
             <w:webHidden/>
           </w:rPr>
-          <w:instrText xml:space="preserve"> PAGEREF _Toc329251897 \h </w:instrText>
+          <w:instrText xml:space="preserve"> PAGEREF _Toc234846087 \h </w:instrText>
         </w:r>
         <w:r>
           <w:rPr>
@@ -3970,7 +3954,7 @@
             <w:noProof/>
             <w:webHidden/>
           </w:rPr>
-          <w:t>4</w:t>
+          <w:t>27</w:t>
         </w:r>
         <w:r>
           <w:rPr>
@@ -3991,16 +3975,16 @@
           <w:rFonts w:asciiTheme="minorHAnsi" w:eastAsiaTheme="minorEastAsia" w:hAnsiTheme="minorHAnsi"/>
           <w:noProof/>
           <w:sz w:val="22"/>
-          <w:lang w:eastAsia="hr-HR"/>
-        </w:rPr>
-      </w:pPr>
-      <w:hyperlink w:anchor="_Toc329251898" w:history="1">
+          <w:lang w:val="en-US"/>
+        </w:rPr>
+      </w:pPr>
+      <w:hyperlink w:anchor="_Toc234846088" w:history="1">
         <w:r>
           <w:rPr>
             <w:rStyle w:val="Hyperlink"/>
             <w:noProof/>
           </w:rPr>
-          <w:t>Dijagram 1.5 Primjer</w:t>
+          <w:t>Slika 5. Korisnički interfejs za poređenje modela</w:t>
         </w:r>
         <w:r>
           <w:rPr>
@@ -4021,7 +4005,7 @@
             <w:noProof/>
             <w:webHidden/>
           </w:rPr>
-          <w:instrText xml:space="preserve"> PAGEREF _Toc329251898 \h </w:instrText>
+          <w:instrText xml:space="preserve"> PAGEREF _Toc234846088 \h </w:instrText>
         </w:r>
         <w:r>
           <w:rPr>
@@ -4041,7 +4025,7 @@
             <w:noProof/>
             <w:webHidden/>
           </w:rPr>
-          <w:t>4</w:t>
+          <w:t>28</w:t>
         </w:r>
         <w:r>
           <w:rPr>
@@ -4054,11 +4038,476 @@
     </w:p>
     <w:p>
       <w:pPr>
+        <w:pStyle w:val="TableofFigures"/>
+        <w:tabs>
+          <w:tab w:val="right" w:leader="dot" w:pos="9350"/>
+        </w:tabs>
+        <w:rPr>
+          <w:rFonts w:asciiTheme="minorHAnsi" w:eastAsiaTheme="minorEastAsia" w:hAnsiTheme="minorHAnsi"/>
+          <w:noProof/>
+          <w:sz w:val="22"/>
+          <w:lang w:val="en-US"/>
+        </w:rPr>
+      </w:pPr>
+      <w:hyperlink w:anchor="_Toc234846089" w:history="1">
+        <w:r>
+          <w:rPr>
+            <w:rStyle w:val="Hyperlink"/>
+            <w:noProof/>
+          </w:rPr>
+          <w:t>Slika 6. Pore</w:t>
+        </w:r>
+        <w:r>
+          <w:rPr>
+            <w:rStyle w:val="Hyperlink"/>
+            <w:noProof/>
+            <w:lang w:val="bs-Latn-BA"/>
+          </w:rPr>
+          <w:t>đenje</w:t>
+        </w:r>
+        <w:r>
+          <w:rPr>
+            <w:rStyle w:val="Hyperlink"/>
+            <w:noProof/>
+          </w:rPr>
+          <w:t xml:space="preserve"> makro odziva modela</w:t>
+        </w:r>
+        <w:r>
+          <w:rPr>
+            <w:noProof/>
+            <w:webHidden/>
+          </w:rPr>
+          <w:tab/>
+        </w:r>
+        <w:r>
+          <w:rPr>
+            <w:noProof/>
+            <w:webHidden/>
+          </w:rPr>
+          <w:fldChar w:fldCharType="begin"/>
+        </w:r>
+        <w:r>
+          <w:rPr>
+            <w:noProof/>
+            <w:webHidden/>
+          </w:rPr>
+          <w:instrText xml:space="preserve"> PAGEREF _Toc234846089 \h </w:instrText>
+        </w:r>
+        <w:r>
+          <w:rPr>
+            <w:noProof/>
+            <w:webHidden/>
+          </w:rPr>
+        </w:r>
+        <w:r>
+          <w:rPr>
+            <w:noProof/>
+            <w:webHidden/>
+          </w:rPr>
+          <w:fldChar w:fldCharType="separate"/>
+        </w:r>
+        <w:r>
+          <w:rPr>
+            <w:noProof/>
+            <w:webHidden/>
+          </w:rPr>
+          <w:t>32</w:t>
+        </w:r>
+        <w:r>
+          <w:rPr>
+            <w:noProof/>
+            <w:webHidden/>
+          </w:rPr>
+          <w:fldChar w:fldCharType="end"/>
+        </w:r>
+      </w:hyperlink>
+    </w:p>
+    <w:p>
+      <w:pPr>
+        <w:pStyle w:val="TableofFigures"/>
+        <w:tabs>
+          <w:tab w:val="right" w:leader="dot" w:pos="9350"/>
+        </w:tabs>
+        <w:rPr>
+          <w:rFonts w:asciiTheme="minorHAnsi" w:eastAsiaTheme="minorEastAsia" w:hAnsiTheme="minorHAnsi"/>
+          <w:noProof/>
+          <w:sz w:val="22"/>
+          <w:lang w:val="en-US"/>
+        </w:rPr>
+      </w:pPr>
+      <w:hyperlink w:anchor="_Toc234846090" w:history="1">
+        <w:r>
+          <w:rPr>
+            <w:rStyle w:val="Hyperlink"/>
+            <w:noProof/>
+          </w:rPr>
+          <w:t>Slika 7. Poređenje makro F1 mjera modela</w:t>
+        </w:r>
+        <w:r>
+          <w:rPr>
+            <w:noProof/>
+            <w:webHidden/>
+          </w:rPr>
+          <w:tab/>
+        </w:r>
+        <w:r>
+          <w:rPr>
+            <w:noProof/>
+            <w:webHidden/>
+          </w:rPr>
+          <w:fldChar w:fldCharType="begin"/>
+        </w:r>
+        <w:r>
+          <w:rPr>
+            <w:noProof/>
+            <w:webHidden/>
+          </w:rPr>
+          <w:instrText xml:space="preserve"> PAGEREF _Toc234846090 \h </w:instrText>
+        </w:r>
+        <w:r>
+          <w:rPr>
+            <w:noProof/>
+            <w:webHidden/>
+          </w:rPr>
+        </w:r>
+        <w:r>
+          <w:rPr>
+            <w:noProof/>
+            <w:webHidden/>
+          </w:rPr>
+          <w:fldChar w:fldCharType="separate"/>
+        </w:r>
+        <w:r>
+          <w:rPr>
+            <w:noProof/>
+            <w:webHidden/>
+          </w:rPr>
+          <w:t>33</w:t>
+        </w:r>
+        <w:r>
+          <w:rPr>
+            <w:noProof/>
+            <w:webHidden/>
+          </w:rPr>
+          <w:fldChar w:fldCharType="end"/>
+        </w:r>
+      </w:hyperlink>
+    </w:p>
+    <w:p>
+      <w:pPr>
+        <w:pStyle w:val="TableofFigures"/>
+        <w:tabs>
+          <w:tab w:val="right" w:leader="dot" w:pos="9350"/>
+        </w:tabs>
+        <w:rPr>
+          <w:rFonts w:asciiTheme="minorHAnsi" w:eastAsiaTheme="minorEastAsia" w:hAnsiTheme="minorHAnsi"/>
+          <w:noProof/>
+          <w:sz w:val="22"/>
+          <w:lang w:val="en-US"/>
+        </w:rPr>
+      </w:pPr>
+      <w:hyperlink w:anchor="_Toc234846091" w:history="1">
+        <w:r>
+          <w:rPr>
+            <w:rStyle w:val="Hyperlink"/>
+            <w:noProof/>
+          </w:rPr>
+          <w:t>Slika 8. Poređenje odziva malignih klasa modela</w:t>
+        </w:r>
+        <w:r>
+          <w:rPr>
+            <w:noProof/>
+            <w:webHidden/>
+          </w:rPr>
+          <w:tab/>
+        </w:r>
+        <w:r>
+          <w:rPr>
+            <w:noProof/>
+            <w:webHidden/>
+          </w:rPr>
+          <w:fldChar w:fldCharType="begin"/>
+        </w:r>
+        <w:r>
+          <w:rPr>
+            <w:noProof/>
+            <w:webHidden/>
+          </w:rPr>
+          <w:instrText xml:space="preserve"> PAGEREF _Toc234846091 \h </w:instrText>
+        </w:r>
+        <w:r>
+          <w:rPr>
+            <w:noProof/>
+            <w:webHidden/>
+          </w:rPr>
+        </w:r>
+        <w:r>
+          <w:rPr>
+            <w:noProof/>
+            <w:webHidden/>
+          </w:rPr>
+          <w:fldChar w:fldCharType="separate"/>
+        </w:r>
+        <w:r>
+          <w:rPr>
+            <w:noProof/>
+            <w:webHidden/>
+          </w:rPr>
+          <w:t>34</w:t>
+        </w:r>
+        <w:r>
+          <w:rPr>
+            <w:noProof/>
+            <w:webHidden/>
+          </w:rPr>
+          <w:fldChar w:fldCharType="end"/>
+        </w:r>
+      </w:hyperlink>
+    </w:p>
+    <w:p>
+      <w:pPr>
+        <w:pStyle w:val="TableofFigures"/>
+        <w:tabs>
+          <w:tab w:val="right" w:leader="dot" w:pos="9350"/>
+        </w:tabs>
+        <w:rPr>
+          <w:rFonts w:asciiTheme="minorHAnsi" w:eastAsiaTheme="minorEastAsia" w:hAnsiTheme="minorHAnsi"/>
+          <w:noProof/>
+          <w:sz w:val="22"/>
+          <w:lang w:val="en-US"/>
+        </w:rPr>
+      </w:pPr>
+      <w:hyperlink w:anchor="_Toc234846092" w:history="1">
+        <w:r>
+          <w:rPr>
+            <w:rStyle w:val="Hyperlink"/>
+            <w:noProof/>
+          </w:rPr>
+          <w:t>Slika 9. Poređenje tačnosti modela</w:t>
+        </w:r>
+        <w:r>
+          <w:rPr>
+            <w:noProof/>
+            <w:webHidden/>
+          </w:rPr>
+          <w:tab/>
+        </w:r>
+        <w:r>
+          <w:rPr>
+            <w:noProof/>
+            <w:webHidden/>
+          </w:rPr>
+          <w:fldChar w:fldCharType="begin"/>
+        </w:r>
+        <w:r>
+          <w:rPr>
+            <w:noProof/>
+            <w:webHidden/>
+          </w:rPr>
+          <w:instrText xml:space="preserve"> PAGEREF _Toc234846092 \h </w:instrText>
+        </w:r>
+        <w:r>
+          <w:rPr>
+            <w:noProof/>
+            <w:webHidden/>
+          </w:rPr>
+        </w:r>
+        <w:r>
+          <w:rPr>
+            <w:noProof/>
+            <w:webHidden/>
+          </w:rPr>
+          <w:fldChar w:fldCharType="separate"/>
+        </w:r>
+        <w:r>
+          <w:rPr>
+            <w:noProof/>
+            <w:webHidden/>
+          </w:rPr>
+          <w:t>35</w:t>
+        </w:r>
+        <w:r>
+          <w:rPr>
+            <w:noProof/>
+            <w:webHidden/>
+          </w:rPr>
+          <w:fldChar w:fldCharType="end"/>
+        </w:r>
+      </w:hyperlink>
+    </w:p>
+    <w:p>
+      <w:pPr>
+        <w:pStyle w:val="TableofFigures"/>
+        <w:tabs>
+          <w:tab w:val="right" w:leader="dot" w:pos="9350"/>
+        </w:tabs>
+        <w:rPr>
+          <w:rFonts w:asciiTheme="minorHAnsi" w:eastAsiaTheme="minorEastAsia" w:hAnsiTheme="minorHAnsi"/>
+          <w:noProof/>
+          <w:sz w:val="22"/>
+          <w:lang w:val="en-US"/>
+        </w:rPr>
+      </w:pPr>
+      <w:hyperlink w:anchor="_Toc234846093" w:history="1">
+        <w:r>
+          <w:rPr>
+            <w:rStyle w:val="Hyperlink"/>
+            <w:noProof/>
+          </w:rPr>
+          <w:t>Slika 10. Funkcija troška na validacijskom setu</w:t>
+        </w:r>
+        <w:r>
+          <w:rPr>
+            <w:noProof/>
+            <w:webHidden/>
+          </w:rPr>
+          <w:tab/>
+        </w:r>
+        <w:r>
+          <w:rPr>
+            <w:noProof/>
+            <w:webHidden/>
+          </w:rPr>
+          <w:fldChar w:fldCharType="begin"/>
+        </w:r>
+        <w:r>
+          <w:rPr>
+            <w:noProof/>
+            <w:webHidden/>
+          </w:rPr>
+          <w:instrText xml:space="preserve"> PAGEREF _Toc234846093 \h </w:instrText>
+        </w:r>
+        <w:r>
+          <w:rPr>
+            <w:noProof/>
+            <w:webHidden/>
+          </w:rPr>
+        </w:r>
+        <w:r>
+          <w:rPr>
+            <w:noProof/>
+            <w:webHidden/>
+          </w:rPr>
+          <w:fldChar w:fldCharType="separate"/>
+        </w:r>
+        <w:r>
+          <w:rPr>
+            <w:noProof/>
+            <w:webHidden/>
+          </w:rPr>
+          <w:t>36</w:t>
+        </w:r>
+        <w:r>
+          <w:rPr>
+            <w:noProof/>
+            <w:webHidden/>
+          </w:rPr>
+          <w:fldChar w:fldCharType="end"/>
+        </w:r>
+      </w:hyperlink>
+    </w:p>
+    <w:p>
+      <w:pPr>
+        <w:pStyle w:val="TableofFigures"/>
+        <w:tabs>
+          <w:tab w:val="right" w:leader="dot" w:pos="9350"/>
+        </w:tabs>
+        <w:rPr>
+          <w:rFonts w:asciiTheme="minorHAnsi" w:eastAsiaTheme="minorEastAsia" w:hAnsiTheme="minorHAnsi"/>
+          <w:noProof/>
+          <w:sz w:val="22"/>
+          <w:lang w:val="en-US"/>
+        </w:rPr>
+      </w:pPr>
+      <w:hyperlink w:anchor="_Toc234846094" w:history="1">
+        <w:r>
+          <w:rPr>
+            <w:rStyle w:val="Hyperlink"/>
+            <w:noProof/>
+          </w:rPr>
+          <w:t>Slika 11. Funk</w:t>
+        </w:r>
+        <w:r>
+          <w:rPr>
+            <w:rStyle w:val="Hyperlink"/>
+            <w:noProof/>
+          </w:rPr>
+          <w:t>c</w:t>
+        </w:r>
+        <w:r>
+          <w:rPr>
+            <w:rStyle w:val="Hyperlink"/>
+            <w:noProof/>
+          </w:rPr>
+          <w:t>ija troška na trening setu</w:t>
+        </w:r>
+        <w:r>
+          <w:rPr>
+            <w:noProof/>
+            <w:webHidden/>
+          </w:rPr>
+          <w:tab/>
+        </w:r>
+        <w:r>
+          <w:rPr>
+            <w:noProof/>
+            <w:webHidden/>
+          </w:rPr>
+          <w:fldChar w:fldCharType="begin"/>
+        </w:r>
+        <w:r>
+          <w:rPr>
+            <w:noProof/>
+            <w:webHidden/>
+          </w:rPr>
+          <w:instrText xml:space="preserve"> PAGEREF _Toc234846094 \h </w:instrText>
+        </w:r>
+        <w:r>
+          <w:rPr>
+            <w:noProof/>
+            <w:webHidden/>
+          </w:rPr>
+        </w:r>
+        <w:r>
+          <w:rPr>
+            <w:noProof/>
+            <w:webHidden/>
+          </w:rPr>
+          <w:fldChar w:fldCharType="separate"/>
+        </w:r>
+        <w:r>
+          <w:rPr>
+            <w:noProof/>
+            <w:webHidden/>
+          </w:rPr>
+          <w:t>36</w:t>
+        </w:r>
+        <w:r>
+          <w:rPr>
+            <w:noProof/>
+            <w:webHidden/>
+          </w:rPr>
+          <w:fldChar w:fldCharType="end"/>
+        </w:r>
+      </w:hyperlink>
+    </w:p>
+    <w:p>
+      <w:pPr>
         <w:spacing w:line="276" w:lineRule="auto"/>
       </w:pPr>
       <w:r>
+        <w:rPr>
+          <w:b/>
+          <w:sz w:val="52"/>
+          <w:szCs w:val="52"/>
+        </w:rPr>
         <w:fldChar w:fldCharType="end"/>
       </w:r>
+    </w:p>
+    <w:p>
+      <w:pPr>
+        <w:spacing w:line="276" w:lineRule="auto"/>
+      </w:pPr>
     </w:p>
     <w:p>
       <w:pPr>
@@ -4318,7 +4767,7 @@
       <w:pPr>
         <w:pStyle w:val="Heading1"/>
       </w:pPr>
-      <w:bookmarkStart w:id="1" w:name="_Toc234577044"/>
+      <w:bookmarkStart w:id="1" w:name="_Toc234846016"/>
       <w:proofErr w:type="spellStart"/>
       <w:r>
         <w:lastRenderedPageBreak/>
@@ -4435,7 +4884,7 @@
       <w:pPr>
         <w:pStyle w:val="Heading2"/>
       </w:pPr>
-      <w:bookmarkStart w:id="2" w:name="_Toc234577045"/>
+      <w:bookmarkStart w:id="2" w:name="_Toc234846017"/>
       <w:r>
         <w:lastRenderedPageBreak/>
         <w:t>Cilj Rada</w:t>
@@ -5422,7 +5871,7 @@
       <w:pPr>
         <w:pStyle w:val="Heading1"/>
       </w:pPr>
-      <w:bookmarkStart w:id="3" w:name="_Toc234577046"/>
+      <w:bookmarkStart w:id="3" w:name="_Toc234846018"/>
       <w:proofErr w:type="spellStart"/>
       <w:r>
         <w:lastRenderedPageBreak/>
@@ -5448,7 +5897,7 @@
       <w:pPr>
         <w:pStyle w:val="Heading2"/>
       </w:pPr>
-      <w:bookmarkStart w:id="4" w:name="_Toc234577047"/>
+      <w:bookmarkStart w:id="4" w:name="_Toc234846019"/>
       <w:r>
         <w:t>Šta su neuronske mreže?</w:t>
       </w:r>
@@ -5648,7 +6097,7 @@
       <w:pPr>
         <w:pStyle w:val="Heading2"/>
       </w:pPr>
-      <w:bookmarkStart w:id="5" w:name="_Toc234577048"/>
+      <w:bookmarkStart w:id="5" w:name="_Toc234846020"/>
       <w:r>
         <w:lastRenderedPageBreak/>
         <w:t>Kako neuronska mreža uči?</w:t>
@@ -6008,7 +6457,7 @@
       <w:pPr>
         <w:pStyle w:val="Heading2"/>
       </w:pPr>
-      <w:bookmarkStart w:id="6" w:name="_Toc234577049"/>
+      <w:bookmarkStart w:id="6" w:name="_Toc234846021"/>
       <w:r>
         <w:lastRenderedPageBreak/>
         <w:t>CNN – Konvolucione neuronske mreže</w:t>
@@ -6293,7 +6742,7 @@
       <w:pPr>
         <w:pStyle w:val="Heading2"/>
       </w:pPr>
-      <w:bookmarkStart w:id="7" w:name="_Toc234577050"/>
+      <w:bookmarkStart w:id="7" w:name="_Toc234846022"/>
       <w:r>
         <w:lastRenderedPageBreak/>
         <w:t>PyTorch vs. TorchSharp</w:t>
@@ -6370,7 +6819,7 @@
       <w:pPr>
         <w:pStyle w:val="Heading2"/>
       </w:pPr>
-      <w:bookmarkStart w:id="8" w:name="_Toc234577051"/>
+      <w:bookmarkStart w:id="8" w:name="_Toc234846023"/>
       <w:r>
         <w:lastRenderedPageBreak/>
         <w:t>Metrike modela</w:t>
@@ -6392,7 +6841,7 @@
       <w:pPr>
         <w:pStyle w:val="Heading3"/>
       </w:pPr>
-      <w:bookmarkStart w:id="9" w:name="_Toc234577052"/>
+      <w:bookmarkStart w:id="9" w:name="_Toc234846024"/>
       <w:r>
         <w:t>Brzina treniranja</w:t>
       </w:r>
@@ -6428,7 +6877,7 @@
       <w:pPr>
         <w:pStyle w:val="Heading3"/>
       </w:pPr>
-      <w:bookmarkStart w:id="10" w:name="_Toc234577053"/>
+      <w:bookmarkStart w:id="10" w:name="_Toc234846025"/>
       <w:r>
         <w:t>Klasifikacijske metrike</w:t>
       </w:r>
@@ -7134,7 +7583,7 @@
       <w:pPr>
         <w:pStyle w:val="Heading3"/>
       </w:pPr>
-      <w:bookmarkStart w:id="11" w:name="_Toc234577054"/>
+      <w:bookmarkStart w:id="11" w:name="_Toc234846026"/>
       <w:r>
         <w:t>Metrike za više</w:t>
       </w:r>
@@ -8417,7 +8866,7 @@
       <w:pPr>
         <w:pStyle w:val="Heading1"/>
       </w:pPr>
-      <w:bookmarkStart w:id="12" w:name="_Toc234577055"/>
+      <w:bookmarkStart w:id="12" w:name="_Toc234846027"/>
       <w:proofErr w:type="spellStart"/>
       <w:r>
         <w:lastRenderedPageBreak/>
@@ -8454,7 +8903,7 @@
       <w:pPr>
         <w:pStyle w:val="Heading2"/>
       </w:pPr>
-      <w:bookmarkStart w:id="13" w:name="_Toc234577056"/>
+      <w:bookmarkStart w:id="13" w:name="_Toc234846028"/>
       <w:r>
         <w:t>Korišteni skup podataka (</w:t>
       </w:r>
@@ -8849,7 +9298,7 @@
       <w:pPr>
         <w:pStyle w:val="Heading2"/>
       </w:pPr>
-      <w:bookmarkStart w:id="14" w:name="_Toc234577057"/>
+      <w:bookmarkStart w:id="14" w:name="_Toc234846029"/>
       <w:r>
         <w:lastRenderedPageBreak/>
         <w:t>Preprocesiranje slika (</w:t>
@@ -9025,7 +9474,7 @@
       <w:pPr>
         <w:pStyle w:val="Heading2"/>
       </w:pPr>
-      <w:bookmarkStart w:id="15" w:name="_Toc234577058"/>
+      <w:bookmarkStart w:id="15" w:name="_Toc234846030"/>
       <w:r>
         <w:lastRenderedPageBreak/>
         <w:t>Razdvajanje podataka na skup za treniranje i validaciju</w:t>
@@ -9105,7 +9554,7 @@
       <w:pPr>
         <w:pStyle w:val="Heading2"/>
       </w:pPr>
-      <w:bookmarkStart w:id="16" w:name="_Toc234577059"/>
+      <w:bookmarkStart w:id="16" w:name="_Toc234846031"/>
       <w:r>
         <w:lastRenderedPageBreak/>
         <w:t xml:space="preserve">Dizajn i arhitektura CNN modela, </w:t>
@@ -13713,7 +14162,7 @@
       <w:pPr>
         <w:pStyle w:val="Heading2"/>
       </w:pPr>
-      <w:bookmarkStart w:id="17" w:name="_Toc234577060"/>
+      <w:bookmarkStart w:id="17" w:name="_Toc234846032"/>
       <w:r>
         <w:lastRenderedPageBreak/>
         <w:t>Broj epoha i veličina serije</w:t>
@@ -13889,7 +14338,7 @@
       <w:pPr>
         <w:pStyle w:val="Heading2"/>
       </w:pPr>
-      <w:bookmarkStart w:id="18" w:name="_Toc234577061"/>
+      <w:bookmarkStart w:id="18" w:name="_Toc234846033"/>
       <w:r>
         <w:lastRenderedPageBreak/>
         <w:t>Orkestracija i .NET Aspire</w:t>
@@ -13984,7 +14433,7 @@
       <w:pPr>
         <w:pStyle w:val="Heading2"/>
       </w:pPr>
-      <w:bookmarkStart w:id="19" w:name="_Toc234577062"/>
+      <w:bookmarkStart w:id="19" w:name="_Toc234846034"/>
       <w:r>
         <w:lastRenderedPageBreak/>
         <w:t>Korisnički</w:t>
@@ -14084,6 +14533,7 @@
         <w:pStyle w:val="Caption"/>
         <w:jc w:val="center"/>
       </w:pPr>
+      <w:bookmarkStart w:id="20" w:name="_Toc234846084"/>
       <w:r>
         <w:t xml:space="preserve">Slika </w:t>
       </w:r>
@@ -14108,6 +14558,7 @@
       <w:r>
         <w:t>. Nadzorna ploča aplikacije</w:t>
       </w:r>
+      <w:bookmarkEnd w:id="20"/>
     </w:p>
     <w:p>
       <w:r>
@@ -14176,6 +14627,7 @@
         <w:pStyle w:val="Caption"/>
         <w:jc w:val="center"/>
       </w:pPr>
+      <w:bookmarkStart w:id="21" w:name="_Toc234846085"/>
       <w:r>
         <w:t xml:space="preserve">Slika </w:t>
       </w:r>
@@ -14200,6 +14652,7 @@
       <w:r>
         <w:t>. Korisnički interfejs za treniranje modela</w:t>
       </w:r>
+      <w:bookmarkEnd w:id="21"/>
     </w:p>
     <w:p>
       <w:r>
@@ -14270,6 +14723,7 @@
         <w:pStyle w:val="Caption"/>
         <w:jc w:val="center"/>
       </w:pPr>
+      <w:bookmarkStart w:id="22" w:name="_Toc234846086"/>
       <w:r>
         <w:t xml:space="preserve">Slika </w:t>
       </w:r>
@@ -14294,6 +14748,7 @@
       <w:r>
         <w:t>. Korisnički interfejs za evaluaciju modela</w:t>
       </w:r>
+      <w:bookmarkEnd w:id="22"/>
     </w:p>
     <w:p>
       <w:r>
@@ -14363,6 +14818,7 @@
         <w:pStyle w:val="Caption"/>
         <w:jc w:val="center"/>
       </w:pPr>
+      <w:bookmarkStart w:id="23" w:name="_Toc234846087"/>
       <w:r>
         <w:t xml:space="preserve">Slika </w:t>
       </w:r>
@@ -14387,6 +14843,7 @@
       <w:r>
         <w:t>. Korisnički interfejs za pregled modela</w:t>
       </w:r>
+      <w:bookmarkEnd w:id="23"/>
     </w:p>
     <w:p/>
     <w:p>
@@ -14466,6 +14923,7 @@
           <w:lang w:val="de-DE"/>
         </w:rPr>
       </w:pPr>
+      <w:bookmarkStart w:id="24" w:name="_Toc234846088"/>
       <w:r>
         <w:t xml:space="preserve">Slika </w:t>
       </w:r>
@@ -14490,6 +14948,7 @@
       <w:r>
         <w:t>. Korisnički interfejs za poređenje modela</w:t>
       </w:r>
+      <w:bookmarkEnd w:id="24"/>
     </w:p>
     <w:p>
       <w:pPr>
@@ -14514,12 +14973,12 @@
       <w:pPr>
         <w:pStyle w:val="Heading2"/>
       </w:pPr>
-      <w:bookmarkStart w:id="20" w:name="_Toc234577063"/>
+      <w:bookmarkStart w:id="25" w:name="_Toc234846035"/>
       <w:r>
         <w:lastRenderedPageBreak/>
         <w:t>Metodologija testiranja i kontrola varijabli</w:t>
       </w:r>
-      <w:bookmarkEnd w:id="20"/>
+      <w:bookmarkEnd w:id="25"/>
     </w:p>
     <w:p>
       <w:pPr>
@@ -15901,7 +16360,7 @@
       <w:pPr>
         <w:pStyle w:val="Heading1"/>
       </w:pPr>
-      <w:bookmarkStart w:id="21" w:name="_Toc234577064"/>
+      <w:bookmarkStart w:id="26" w:name="_Toc234846036"/>
       <w:proofErr w:type="spellStart"/>
       <w:r>
         <w:lastRenderedPageBreak/>
@@ -15923,7 +16382,7 @@
       <w:r>
         <w:t>analiza</w:t>
       </w:r>
-      <w:bookmarkEnd w:id="21"/>
+      <w:bookmarkEnd w:id="26"/>
       <w:proofErr w:type="spellEnd"/>
     </w:p>
     <w:p>
@@ -15970,14 +16429,14 @@
           <w:lang w:val="bs-Latn-BA"/>
         </w:rPr>
       </w:pPr>
-      <w:bookmarkStart w:id="22" w:name="_Toc234577065"/>
+      <w:bookmarkStart w:id="27" w:name="_Toc234846037"/>
       <w:r>
         <w:rPr>
           <w:lang w:val="bs-Latn-BA"/>
         </w:rPr>
         <w:t>Vrijeme treniranja</w:t>
       </w:r>
-      <w:bookmarkEnd w:id="22"/>
+      <w:bookmarkEnd w:id="27"/>
     </w:p>
     <w:p>
       <w:pPr>
@@ -16298,14 +16757,14 @@
           <w:lang w:val="bs-Latn-BA"/>
         </w:rPr>
       </w:pPr>
-      <w:bookmarkStart w:id="23" w:name="_Toc234577066"/>
+      <w:bookmarkStart w:id="28" w:name="_Toc234846038"/>
       <w:r>
         <w:rPr>
           <w:lang w:val="bs-Latn-BA"/>
         </w:rPr>
         <w:t>Vrijeme analize slike</w:t>
       </w:r>
-      <w:bookmarkEnd w:id="23"/>
+      <w:bookmarkEnd w:id="28"/>
     </w:p>
     <w:p>
       <w:pPr>
@@ -16354,12 +16813,12 @@
       <w:pPr>
         <w:pStyle w:val="Heading2"/>
       </w:pPr>
-      <w:bookmarkStart w:id="24" w:name="_Toc234577067"/>
+      <w:bookmarkStart w:id="29" w:name="_Toc234846039"/>
       <w:r>
         <w:lastRenderedPageBreak/>
         <w:t>Makro odziv</w:t>
       </w:r>
-      <w:bookmarkEnd w:id="24"/>
+      <w:bookmarkEnd w:id="29"/>
       <w:r>
         <w:t xml:space="preserve"> </w:t>
       </w:r>
@@ -16606,7 +17065,8 @@
         <w:pStyle w:val="Caption"/>
         <w:jc w:val="center"/>
       </w:pPr>
-      <w:bookmarkStart w:id="25" w:name="_Hlk234154236"/>
+      <w:bookmarkStart w:id="30" w:name="_Hlk234154236"/>
+      <w:bookmarkStart w:id="31" w:name="_Toc234846089"/>
       <w:r>
         <w:t xml:space="preserve">Slika </w:t>
       </w:r>
@@ -16649,8 +17109,9 @@
       <w:r>
         <w:t xml:space="preserve"> makro odziva modela</w:t>
       </w:r>
-    </w:p>
-    <w:bookmarkEnd w:id="25"/>
+      <w:bookmarkEnd w:id="31"/>
+    </w:p>
+    <w:bookmarkEnd w:id="30"/>
     <w:p/>
     <w:p/>
     <w:p/>
@@ -16658,12 +17119,12 @@
       <w:pPr>
         <w:pStyle w:val="Heading2"/>
       </w:pPr>
-      <w:bookmarkStart w:id="26" w:name="_Toc234577068"/>
+      <w:bookmarkStart w:id="32" w:name="_Toc234846040"/>
       <w:r>
         <w:lastRenderedPageBreak/>
         <w:t>Makro F1 mjera</w:t>
       </w:r>
-      <w:bookmarkEnd w:id="26"/>
+      <w:bookmarkEnd w:id="32"/>
     </w:p>
     <w:p/>
     <w:p>
@@ -16960,6 +17421,7 @@
         <w:pStyle w:val="Caption"/>
         <w:jc w:val="center"/>
       </w:pPr>
+      <w:bookmarkStart w:id="33" w:name="_Toc234846090"/>
       <w:r>
         <w:t xml:space="preserve">Slika </w:t>
       </w:r>
@@ -16996,6 +17458,7 @@
       <w:r>
         <w:t xml:space="preserve"> modela</w:t>
       </w:r>
+      <w:bookmarkEnd w:id="33"/>
     </w:p>
     <w:p>
       <w:pPr>
@@ -17021,12 +17484,12 @@
       <w:pPr>
         <w:pStyle w:val="Heading2"/>
       </w:pPr>
-      <w:bookmarkStart w:id="27" w:name="_Toc234577069"/>
+      <w:bookmarkStart w:id="34" w:name="_Toc234846041"/>
       <w:r>
         <w:lastRenderedPageBreak/>
         <w:t>Odziv maligne klase</w:t>
       </w:r>
-      <w:bookmarkEnd w:id="27"/>
+      <w:bookmarkEnd w:id="34"/>
     </w:p>
     <w:p>
       <w:pPr>
@@ -17276,6 +17739,7 @@
         <w:pStyle w:val="Caption"/>
         <w:jc w:val="center"/>
       </w:pPr>
+      <w:bookmarkStart w:id="35" w:name="_Toc234846091"/>
       <w:r>
         <w:t xml:space="preserve">Slika </w:t>
       </w:r>
@@ -17312,6 +17776,7 @@
       <w:r>
         <w:t xml:space="preserve"> modela</w:t>
       </w:r>
+      <w:bookmarkEnd w:id="35"/>
     </w:p>
     <w:p>
       <w:pPr>
@@ -17337,12 +17802,12 @@
       <w:pPr>
         <w:pStyle w:val="Heading2"/>
       </w:pPr>
-      <w:bookmarkStart w:id="28" w:name="_Toc234577070"/>
+      <w:bookmarkStart w:id="36" w:name="_Toc234846042"/>
       <w:r>
         <w:lastRenderedPageBreak/>
         <w:t>Tačnost</w:t>
       </w:r>
-      <w:bookmarkEnd w:id="28"/>
+      <w:bookmarkEnd w:id="36"/>
     </w:p>
     <w:p>
       <w:pPr>
@@ -17664,6 +18129,7 @@
         <w:pStyle w:val="Caption"/>
         <w:jc w:val="center"/>
       </w:pPr>
+      <w:bookmarkStart w:id="37" w:name="_Toc234846092"/>
       <w:r>
         <w:t xml:space="preserve">Slika </w:t>
       </w:r>
@@ -17700,6 +18166,7 @@
       <w:r>
         <w:t>modela</w:t>
       </w:r>
+      <w:bookmarkEnd w:id="37"/>
     </w:p>
     <w:p>
       <w:pPr>
@@ -17788,6 +18255,7 @@
         <w:pStyle w:val="Caption"/>
         <w:jc w:val="center"/>
       </w:pPr>
+      <w:bookmarkStart w:id="38" w:name="_Toc234846093"/>
       <w:r>
         <w:t xml:space="preserve">Slika </w:t>
       </w:r>
@@ -17812,6 +18280,7 @@
       <w:r>
         <w:t>. Funkcija troška na validacijskom setu</w:t>
       </w:r>
+      <w:bookmarkEnd w:id="38"/>
     </w:p>
     <w:p>
       <w:pPr>
@@ -17882,6 +18351,7 @@
           <w:lang w:val="en-US"/>
         </w:rPr>
       </w:pPr>
+      <w:bookmarkStart w:id="39" w:name="_Toc234846094"/>
       <w:r>
         <w:t xml:space="preserve">Slika </w:t>
       </w:r>
@@ -17906,6 +18376,7 @@
       <w:r>
         <w:t>. Funkcija troška na trening setu</w:t>
       </w:r>
+      <w:bookmarkEnd w:id="39"/>
     </w:p>
     <w:p>
       <w:pPr>
@@ -17932,12 +18403,12 @@
       <w:pPr>
         <w:pStyle w:val="Heading2"/>
       </w:pPr>
-      <w:bookmarkStart w:id="29" w:name="_Toc234577071"/>
+      <w:bookmarkStart w:id="40" w:name="_Toc234846043"/>
       <w:r>
         <w:lastRenderedPageBreak/>
         <w:t>Analiza rezultata</w:t>
       </w:r>
-      <w:bookmarkEnd w:id="29"/>
+      <w:bookmarkEnd w:id="40"/>
     </w:p>
     <w:p>
       <w:pPr>
@@ -18255,12 +18726,12 @@
       <w:pPr>
         <w:pStyle w:val="Heading1"/>
       </w:pPr>
-      <w:bookmarkStart w:id="30" w:name="_Toc234577072"/>
+      <w:bookmarkStart w:id="41" w:name="_Toc234846044"/>
       <w:r>
         <w:lastRenderedPageBreak/>
         <w:t>Zaključak</w:t>
       </w:r>
-      <w:bookmarkEnd w:id="30"/>
+      <w:bookmarkEnd w:id="41"/>
     </w:p>
     <w:p>
       <w:pPr>
@@ -18353,6 +18824,7 @@
                   <w:rFonts w:asciiTheme="minorHAnsi" w:hAnsiTheme="minorHAnsi"/>
                   <w:noProof/>
                   <w:sz w:val="22"/>
+                  <w:lang w:val="en-US"/>
                 </w:rPr>
               </w:pPr>
               <w:r>
@@ -18383,6 +18855,7 @@
               </w:tblGrid>
               <w:tr>
                 <w:trPr>
+                  <w:divId w:val="1705058161"/>
                   <w:tblCellSpacing w:w="15" w:type="dxa"/>
                 </w:trPr>
                 <w:tc>
@@ -18394,8 +18867,8 @@
                     <w:pPr>
                       <w:pStyle w:val="Bibliography"/>
                       <w:rPr>
-                        <w:rFonts w:eastAsiaTheme="minorEastAsia"/>
                         <w:noProof/>
+                        <w:szCs w:val="24"/>
                       </w:rPr>
                     </w:pPr>
                     <w:r>
@@ -18415,7 +18888,6 @@
                     <w:pPr>
                       <w:pStyle w:val="Bibliography"/>
                       <w:rPr>
-                        <w:rFonts w:eastAsiaTheme="minorEastAsia"/>
                         <w:noProof/>
                       </w:rPr>
                     </w:pPr>
@@ -18423,7 +18895,67 @@
                       <w:rPr>
                         <w:noProof/>
                       </w:rPr>
-                      <w:t xml:space="preserve">H. F. a. O. Hooijen, "Power Line Communications: An Overview," </w:t>
+                      <w:t xml:space="preserve">R. Ziemer, »An overview of modulation and coding for wireless communications,« </w:t>
+                    </w:r>
+                    <w:r>
+                      <w:rPr>
+                        <w:i/>
+                        <w:iCs/>
+                        <w:noProof/>
+                      </w:rPr>
+                      <w:t xml:space="preserve">46th Vehicular Technology Conference, </w:t>
+                    </w:r>
+                    <w:r>
+                      <w:rPr>
+                        <w:noProof/>
+                      </w:rPr>
+                      <w:t xml:space="preserve">pp. 26-30, 1996. </w:t>
+                    </w:r>
+                  </w:p>
+                </w:tc>
+              </w:tr>
+              <w:tr>
+                <w:trPr>
+                  <w:divId w:val="1705058161"/>
+                  <w:tblCellSpacing w:w="15" w:type="dxa"/>
+                </w:trPr>
+                <w:tc>
+                  <w:tcPr>
+                    <w:tcW w:w="50" w:type="pct"/>
+                    <w:hideMark/>
+                  </w:tcPr>
+                  <w:p>
+                    <w:pPr>
+                      <w:pStyle w:val="Bibliography"/>
+                      <w:rPr>
+                        <w:noProof/>
+                      </w:rPr>
+                    </w:pPr>
+                    <w:r>
+                      <w:rPr>
+                        <w:noProof/>
+                      </w:rPr>
+                      <w:t xml:space="preserve">[2] </w:t>
+                    </w:r>
+                  </w:p>
+                </w:tc>
+                <w:tc>
+                  <w:tcPr>
+                    <w:tcW w:w="0" w:type="auto"/>
+                    <w:hideMark/>
+                  </w:tcPr>
+                  <w:p>
+                    <w:pPr>
+                      <w:pStyle w:val="Bibliography"/>
+                      <w:rPr>
+                        <w:noProof/>
+                      </w:rPr>
+                    </w:pPr>
+                    <w:r>
+                      <w:rPr>
+                        <w:noProof/>
+                      </w:rPr>
+                      <w:t xml:space="preserve">H. F. a. O. Hooijen, »Power Line Communications: An Overview,« </w:t>
                     </w:r>
                     <w:r>
                       <w:rPr>
@@ -18444,6 +18976,7 @@
               </w:tr>
               <w:tr>
                 <w:trPr>
+                  <w:divId w:val="1705058161"/>
                   <w:tblCellSpacing w:w="15" w:type="dxa"/>
                 </w:trPr>
                 <w:tc>
@@ -18455,68 +18988,6 @@
                     <w:pPr>
                       <w:pStyle w:val="Bibliography"/>
                       <w:rPr>
-                        <w:rFonts w:eastAsiaTheme="minorEastAsia"/>
-                        <w:noProof/>
-                      </w:rPr>
-                    </w:pPr>
-                    <w:r>
-                      <w:rPr>
-                        <w:noProof/>
-                      </w:rPr>
-                      <w:t xml:space="preserve">[2] </w:t>
-                    </w:r>
-                  </w:p>
-                </w:tc>
-                <w:tc>
-                  <w:tcPr>
-                    <w:tcW w:w="0" w:type="auto"/>
-                    <w:hideMark/>
-                  </w:tcPr>
-                  <w:p>
-                    <w:pPr>
-                      <w:pStyle w:val="Bibliography"/>
-                      <w:rPr>
-                        <w:rFonts w:eastAsiaTheme="minorEastAsia"/>
-                        <w:noProof/>
-                      </w:rPr>
-                    </w:pPr>
-                    <w:r>
-                      <w:rPr>
-                        <w:noProof/>
-                      </w:rPr>
-                      <w:t xml:space="preserve">R. Ziemer, "An overview of modulation and coding for wireless communications," </w:t>
-                    </w:r>
-                    <w:r>
-                      <w:rPr>
-                        <w:i/>
-                        <w:iCs/>
-                        <w:noProof/>
-                      </w:rPr>
-                      <w:t xml:space="preserve">46th Vehicular Technology Conference, </w:t>
-                    </w:r>
-                    <w:r>
-                      <w:rPr>
-                        <w:noProof/>
-                      </w:rPr>
-                      <w:t xml:space="preserve">pp. 26-30, 1996. </w:t>
-                    </w:r>
-                  </w:p>
-                </w:tc>
-              </w:tr>
-              <w:tr>
-                <w:trPr>
-                  <w:tblCellSpacing w:w="15" w:type="dxa"/>
-                </w:trPr>
-                <w:tc>
-                  <w:tcPr>
-                    <w:tcW w:w="50" w:type="pct"/>
-                    <w:hideMark/>
-                  </w:tcPr>
-                  <w:p>
-                    <w:pPr>
-                      <w:pStyle w:val="Bibliography"/>
-                      <w:rPr>
-                        <w:rFonts w:eastAsiaTheme="minorEastAsia"/>
                         <w:noProof/>
                       </w:rPr>
                     </w:pPr>
@@ -18537,7 +19008,6 @@
                     <w:pPr>
                       <w:pStyle w:val="Bibliography"/>
                       <w:rPr>
-                        <w:rFonts w:eastAsiaTheme="minorEastAsia"/>
                         <w:noProof/>
                       </w:rPr>
                     </w:pPr>
@@ -18545,7 +19015,7 @@
                       <w:rPr>
                         <w:noProof/>
                       </w:rPr>
-                      <w:t>"IEEE P1901 Working Group 2010," Standard for Broadband over Powerline Networks:, [Online]. Available: http://grouper.ieee.org/groups/1901/.</w:t>
+                      <w:t>»IEEE P1901 Working Group 2010,« Standard for Broadband over Powerline Networks:, [Mrežno]. Available: http://grouper.ieee.org/groups/1901/.</w:t>
                     </w:r>
                   </w:p>
                 </w:tc>
@@ -18553,6 +19023,7 @@
             </w:tbl>
             <w:p>
               <w:pPr>
+                <w:divId w:val="1705058161"/>
                 <w:rPr>
                   <w:rFonts w:eastAsia="Times New Roman"/>
                   <w:noProof/>
@@ -18575,53 +19046,6 @@
       <w:r>
         <w:br w:type="page"/>
       </w:r>
-    </w:p>
-    <w:p>
-      <w:pPr>
-        <w:rPr>
-          <w:b/>
-          <w:sz w:val="52"/>
-          <w:szCs w:val="52"/>
-        </w:rPr>
-      </w:pPr>
-      <w:r>
-        <w:rPr>
-          <w:b/>
-          <w:sz w:val="52"/>
-          <w:szCs w:val="52"/>
-        </w:rPr>
-        <w:lastRenderedPageBreak/>
-        <w:t>Dodatak</w:t>
-      </w:r>
-    </w:p>
-    <w:p>
-      <w:pPr>
-        <w:rPr>
-          <w:b/>
-          <w:sz w:val="52"/>
-          <w:szCs w:val="52"/>
-        </w:rPr>
-      </w:pPr>
-    </w:p>
-    <w:p>
-      <w:r>
-        <w:t xml:space="preserve">O ovoj sekciji možete ubaciti ostale sadržaje koji se ne bi trebali naći u glavnom tekstu. Primjer za to su: dodatne tabele, matematički proračuni, grafikoni, izvorni kod programa </w:t>
-      </w:r>
-      <w:r>
-        <w:t>i</w:t>
-      </w:r>
-      <w:r>
-        <w:t xml:space="preserve"> sl.</w:t>
-      </w:r>
-    </w:p>
-    <w:p>
-      <w:pPr>
-        <w:rPr>
-          <w:b/>
-          <w:sz w:val="52"/>
-          <w:szCs w:val="52"/>
-        </w:rPr>
-      </w:pPr>
     </w:p>
     <w:p/>
     <w:sectPr>
@@ -23977,12 +24401,11 @@
 </file>
 
 <file path=customXml/item1.xml><?xml version="1.0" encoding="utf-8"?>
-<b:Sources xmlns:b="http://schemas.openxmlformats.org/officeDocument/2006/bibliography" xmlns="http://schemas.openxmlformats.org/officeDocument/2006/bibliography" SelectedStyle="\IEEE2006OfficeOnline.xsl" StyleName="IEEE 2006">
+<b:Sources xmlns:b="http://schemas.openxmlformats.org/officeDocument/2006/bibliography" xmlns="http://schemas.openxmlformats.org/officeDocument/2006/bibliography" SelectedStyle="\IEEE2006OfficeOnline.xsl" StyleName="IEEE" Version="2006">
   <b:Source>
     <b:Tag>REZ96</b:Tag>
     <b:SourceType>JournalArticle</b:SourceType>
     <b:Guid>{D2538DC3-9D87-4349-95FC-6B2AF20451EF}</b:Guid>
-    <b:LCID>0</b:LCID>
     <b:Author>
       <b:Author>
         <b:NameList>
@@ -23997,13 +24420,12 @@
     <b:Year>1996</b:Year>
     <b:JournalName>46th Vehicular Technology Conference</b:JournalName>
     <b:Pages>26-30</b:Pages>
-    <b:RefOrder>2</b:RefOrder>
+    <b:RefOrder>1</b:RefOrder>
   </b:Source>
   <b:Source>
     <b:Tag>HCF95</b:Tag>
     <b:SourceType>JournalArticle</b:SourceType>
     <b:Guid>{EE75808D-763F-42A5-AD4B-8E3E88E97648}</b:Guid>
-    <b:LCID>0</b:LCID>
     <b:Author>
       <b:Author>
         <b:NameList>
@@ -24019,13 +24441,12 @@
     <b:JournalName>The Transactions on of The S.A. Electrical Engineers</b:JournalName>
     <b:Year>1995</b:Year>
     <b:Pages>154-161</b:Pages>
-    <b:RefOrder>1</b:RefOrder>
+    <b:RefOrder>2</b:RefOrder>
   </b:Source>
   <b:Source>
     <b:Tag>IEE</b:Tag>
     <b:SourceType>InternetSite</b:SourceType>
     <b:Guid>{1F430EA9-B634-457A-B7C5-E749FEAB2441}</b:Guid>
-    <b:LCID>0</b:LCID>
     <b:Title>IEEE P1901 Working Group 2010</b:Title>
     <b:ProductionCompany>Standard for Broadband over Powerline Networks:</b:ProductionCompany>
     <b:URL>http://grouper.ieee.org/groups/1901/</b:URL>
@@ -24035,7 +24456,7 @@
 </file>
 
 <file path=customXml/itemProps1.xml><?xml version="1.0" encoding="utf-8"?>
-<ds:datastoreItem xmlns:ds="http://schemas.openxmlformats.org/officeDocument/2006/customXml" ds:itemID="{D5E11F55-D52C-498B-BA00-DD09C40664BA}">
+<ds:datastoreItem xmlns:ds="http://schemas.openxmlformats.org/officeDocument/2006/customXml" ds:itemID="{8C26FFCD-02B8-4C1B-A44B-FD143588CAFC}">
   <ds:schemaRefs>
     <ds:schemaRef ds:uri="http://schemas.openxmlformats.org/officeDocument/2006/bibliography"/>
   </ds:schemaRefs>

--- a/Word/diplomski_rad_word2007.docx
+++ b/Word/diplomski_rad_word2007.docx
@@ -4425,21 +4425,7 @@
             <w:rStyle w:val="Hyperlink"/>
             <w:noProof/>
           </w:rPr>
-          <w:t>Slika 11. Funk</w:t>
-        </w:r>
-        <w:r>
-          <w:rPr>
-            <w:rStyle w:val="Hyperlink"/>
-            <w:noProof/>
-          </w:rPr>
-          <w:t>c</w:t>
-        </w:r>
-        <w:r>
-          <w:rPr>
-            <w:rStyle w:val="Hyperlink"/>
-            <w:noProof/>
-          </w:rPr>
-          <w:t>ija troška na trening setu</w:t>
+          <w:t>Slika 11. Funkcija troška na trening setu</w:t>
         </w:r>
         <w:r>
           <w:rPr>
@@ -16643,19 +16629,13 @@
         <w:rPr>
           <w:lang w:val="bs-Latn-BA"/>
         </w:rPr>
-        <w:t>6</w:t>
+        <w:t>5,88</w:t>
       </w:r>
       <w:r>
         <w:rPr>
           <w:lang w:val="bs-Latn-BA"/>
         </w:rPr>
-        <w:t>,</w:t>
-      </w:r>
-      <w:r>
-        <w:rPr>
-          <w:lang w:val="bs-Latn-BA"/>
-        </w:rPr>
-        <w:t>33 minuta</w:t>
+        <w:t xml:space="preserve"> minuta</w:t>
       </w:r>
     </w:p>
     <w:p>
@@ -16728,19 +16708,31 @@
         <w:rPr>
           <w:lang w:val="bs-Latn-BA"/>
         </w:rPr>
-        <w:t>Prosječno vrijeme treniranja Python modela iznosi 6</w:t>
+        <w:t xml:space="preserve">Prosječno vrijeme treniranja Python modela iznosi </w:t>
       </w:r>
       <w:r>
         <w:rPr>
           <w:lang w:val="bs-Latn-BA"/>
         </w:rPr>
-        <w:t>,</w:t>
+        <w:t>5,93</w:t>
       </w:r>
       <w:r>
         <w:rPr>
           <w:lang w:val="bs-Latn-BA"/>
         </w:rPr>
-        <w:t>08 minuta ili 365 sekundi.</w:t>
+        <w:t xml:space="preserve"> minuta ili 3</w:t>
+      </w:r>
+      <w:r>
+        <w:rPr>
+          <w:lang w:val="bs-Latn-BA"/>
+        </w:rPr>
+        <w:t>56</w:t>
+      </w:r>
+      <w:r>
+        <w:rPr>
+          <w:lang w:val="bs-Latn-BA"/>
+        </w:rPr>
+        <w:t xml:space="preserve"> sekundi.</w:t>
       </w:r>
     </w:p>
     <w:p>
@@ -16942,13 +16934,10 @@
         </w:numPr>
       </w:pPr>
       <w:r>
-        <w:t>7</w:t>
-      </w:r>
-      <w:r>
-        <w:t>6,</w:t>
-      </w:r>
-      <w:r>
-        <w:t>30%</w:t>
+        <w:t>80.19</w:t>
+      </w:r>
+      <w:r>
+        <w:t>%</w:t>
       </w:r>
     </w:p>
     <w:p>
@@ -16989,13 +16978,13 @@
     </w:p>
     <w:p>
       <w:r>
-        <w:t>Prosječna vrijednost makro odziva dobijenih Python modela iznosi 78</w:t>
-      </w:r>
-      <w:r>
-        <w:t>,</w:t>
-      </w:r>
-      <w:r>
-        <w:t>66%.</w:t>
+        <w:t>Prosječna vrijednost makro odziva dobijenih Python modela iznosi 7</w:t>
+      </w:r>
+      <w:r>
+        <w:t>9,95</w:t>
+      </w:r>
+      <w:r>
+        <w:t>%.</w:t>
       </w:r>
     </w:p>
     <w:p>
@@ -17065,8 +17054,8 @@
         <w:pStyle w:val="Caption"/>
         <w:jc w:val="center"/>
       </w:pPr>
-      <w:bookmarkStart w:id="30" w:name="_Hlk234154236"/>
-      <w:bookmarkStart w:id="31" w:name="_Toc234846089"/>
+      <w:bookmarkStart w:id="30" w:name="_Toc234846089"/>
+      <w:bookmarkStart w:id="31" w:name="_Hlk234154236"/>
       <w:r>
         <w:t xml:space="preserve">Slika </w:t>
       </w:r>
@@ -17109,9 +17098,9 @@
       <w:r>
         <w:t xml:space="preserve"> makro odziva modela</w:t>
       </w:r>
-      <w:bookmarkEnd w:id="31"/>
-    </w:p>
-    <w:bookmarkEnd w:id="30"/>
+      <w:bookmarkEnd w:id="30"/>
+    </w:p>
+    <w:bookmarkEnd w:id="31"/>
     <w:p/>
     <w:p/>
     <w:p/>
@@ -17280,13 +17269,16 @@
         </w:numPr>
       </w:pPr>
       <w:r>
-        <w:t>77</w:t>
+        <w:t>7</w:t>
+      </w:r>
+      <w:r>
+        <w:t>8</w:t>
       </w:r>
       <w:r>
         <w:t>,</w:t>
       </w:r>
       <w:r>
-        <w:t>21</w:t>
+        <w:t>55</w:t>
       </w:r>
       <w:r>
         <w:t>%</w:t>
@@ -17348,7 +17340,7 @@
         <w:t>,</w:t>
       </w:r>
       <w:r>
-        <w:t>43</w:t>
+        <w:t>87</w:t>
       </w:r>
       <w:r>
         <w:t>%.</w:t>
@@ -17607,13 +17599,19 @@
         </w:numPr>
       </w:pPr>
       <w:r>
-        <w:t>97</w:t>
+        <w:t>9</w:t>
+      </w:r>
+      <w:r>
+        <w:t>8</w:t>
       </w:r>
       <w:r>
         <w:t>,</w:t>
       </w:r>
       <w:r>
-        <w:t>87%</w:t>
+        <w:t>58</w:t>
+      </w:r>
+      <w:r>
+        <w:t>%</w:t>
       </w:r>
       <w:r>
         <w:tab/>
@@ -17669,7 +17667,10 @@
         <w:t>,</w:t>
       </w:r>
       <w:r>
-        <w:t>63%.</w:t>
+        <w:t>87</w:t>
+      </w:r>
+      <w:r>
+        <w:t>%.</w:t>
       </w:r>
     </w:p>
     <w:p>
@@ -17958,13 +17959,16 @@
         </w:numPr>
       </w:pPr>
       <w:r>
-        <w:t>80</w:t>
+        <w:t>8</w:t>
+      </w:r>
+      <w:r>
+        <w:t>1</w:t>
       </w:r>
       <w:r>
         <w:t>,</w:t>
       </w:r>
       <w:r>
-        <w:t>00</w:t>
+        <w:t>82</w:t>
       </w:r>
       <w:r>
         <w:t>%</w:t>
@@ -18035,13 +18039,16 @@
         <w:t xml:space="preserve"> dobijenih Python modela iznosi </w:t>
       </w:r>
       <w:r>
-        <w:t>80</w:t>
+        <w:t>8</w:t>
+      </w:r>
+      <w:r>
+        <w:t>1</w:t>
       </w:r>
       <w:r>
         <w:t>,</w:t>
       </w:r>
       <w:r>
-        <w:t>85</w:t>
+        <w:t>45</w:t>
       </w:r>
       <w:r>
         <w:t>%.</w:t>

--- a/Word/diplomski_rad_word2007.docx
+++ b/Word/diplomski_rad_word2007.docx
@@ -333,7 +333,7 @@
           <w:szCs w:val="32"/>
           <w:lang w:val="bs-Latn-BA"/>
         </w:rPr>
-        <w:t>juli</w:t>
+        <w:t>August</w:t>
       </w:r>
       <w:r>
         <w:rPr>
@@ -488,7 +488,7 @@
           <w:szCs w:val="24"/>
           <w:lang w:val="bs-Latn-BA"/>
         </w:rPr>
-        <w:t>7</w:t>
+        <w:t>8</w:t>
       </w:r>
       <w:r>
         <w:rPr>
@@ -847,7 +847,13 @@
     </w:p>
     <w:p>
       <w:r>
-        <w:t>Rješavanje problema je implementirano na identičan način u oba okruženja uz strogo definisane parametre. Dati parametri definišu pravila poput identične implementacije konvolucione neuronske mreže u oba okruženja, korištenja istih hiperparametara (funkcija troška, optimizator, stopa učenja, veličina serije), istog početnog stanja neuronske mreže, te treniranja više puta u cilju smanjenja devijacija. Problem je riješen korištenjem TorchSharp za .NET i PyTorch za Python biblioteka. Implementirana je konvolucina neuronska mreža koja je trenirana pomoću javno dostupnih podataka sa platforme Kaggle. Orkestracija je realizovana uz pomoć .NET Aspire tehnologije, povezivanjem dva odvojena API interfejsa, te je kreirana web aplikacija koja omogućava treniranje, analizu i poređenje treniranih modela.</w:t>
+        <w:t>Rješavanje problema je implementirano na identičan način u oba okruženja uz strogo definisane parametre. Dati parametri definišu pravila poput identične implementacije konvolucione neuronske mreže u oba okruženja, korištenja istih hiperparametara (funkcija troška, optimizator, stopa učenja, veličina serije), istog početnog stanja neuronske mreže, te treniranja više puta u cilju smanjenja devijacija. Problem je rješen korištenjem TorchSharp za .NET i PyTorch za Python biblioteka. Implementirana je konvoluci</w:t>
+      </w:r>
+      <w:r>
+        <w:t>o</w:t>
+      </w:r>
+      <w:r>
+        <w:t>na neuronska mreža koja je trenirana pomoću javno dostupnih podataka sa platforme Kaggle. Orkestracija je realizovana uz pomoć .NET Aspire tehnologije, povezivanjem dva odvojena API interfejsa, te je kreirana web aplikacija koja omogućava treniranje, analizu i poređenje treniranih modela.</w:t>
       </w:r>
     </w:p>
     <w:p/>
@@ -925,7 +931,19 @@
         <w:rPr>
           <w:lang w:val="en-US"/>
         </w:rPr>
-        <w:t>This research compares the resolution of a deep learning problem, specifically lung cancer detection, within Python and .NET environments, and analyzes the obtained results.</w:t>
+        <w:t xml:space="preserve">This research </w:t>
+      </w:r>
+      <w:r>
+        <w:rPr>
+          <w:lang w:val="en-US"/>
+        </w:rPr>
+        <w:t>compares approaches to solving a deep learning problem</w:t>
+      </w:r>
+      <w:r>
+        <w:rPr>
+          <w:lang w:val="en-US"/>
+        </w:rPr>
+        <w:t>, specifically lung cancer detection, within Python and .NET environments, and analyzes the obtained results.</w:t>
       </w:r>
     </w:p>
     <w:p>
@@ -1145,7 +1163,7 @@
           <w:r>
             <w:fldChar w:fldCharType="separate"/>
           </w:r>
-          <w:hyperlink w:anchor="_Toc234846016" w:history="1">
+          <w:hyperlink w:anchor="_Toc236486932" w:history="1">
             <w:r>
               <w:rPr>
                 <w:rStyle w:val="Hyperlink"/>
@@ -1172,7 +1190,7 @@
                 <w:noProof/>
                 <w:webHidden/>
               </w:rPr>
-              <w:instrText xml:space="preserve"> PAGEREF _Toc234846016 \h </w:instrText>
+              <w:instrText xml:space="preserve"> PAGEREF _Toc236486932 \h </w:instrText>
             </w:r>
             <w:r>
               <w:rPr>
@@ -1217,7 +1235,7 @@
               <w:lang w:val="en-US"/>
             </w:rPr>
           </w:pPr>
-          <w:hyperlink w:anchor="_Toc234846017" w:history="1">
+          <w:hyperlink w:anchor="_Toc236486933" w:history="1">
             <w:r>
               <w:rPr>
                 <w:rStyle w:val="Hyperlink"/>
@@ -1260,7 +1278,7 @@
                 <w:noProof/>
                 <w:webHidden/>
               </w:rPr>
-              <w:instrText xml:space="preserve"> PAGEREF _Toc234846017 \h </w:instrText>
+              <w:instrText xml:space="preserve"> PAGEREF _Toc236486933 \h </w:instrText>
             </w:r>
             <w:r>
               <w:rPr>
@@ -1304,7 +1322,7 @@
               <w:lang w:val="en-US"/>
             </w:rPr>
           </w:pPr>
-          <w:hyperlink w:anchor="_Toc234846018" w:history="1">
+          <w:hyperlink w:anchor="_Toc236486934" w:history="1">
             <w:r>
               <w:rPr>
                 <w:rStyle w:val="Hyperlink"/>
@@ -1331,7 +1349,7 @@
                 <w:noProof/>
                 <w:webHidden/>
               </w:rPr>
-              <w:instrText xml:space="preserve"> PAGEREF _Toc234846018 \h </w:instrText>
+              <w:instrText xml:space="preserve"> PAGEREF _Toc236486934 \h </w:instrText>
             </w:r>
             <w:r>
               <w:rPr>
@@ -1376,7 +1394,7 @@
               <w:lang w:val="en-US"/>
             </w:rPr>
           </w:pPr>
-          <w:hyperlink w:anchor="_Toc234846019" w:history="1">
+          <w:hyperlink w:anchor="_Toc236486935" w:history="1">
             <w:r>
               <w:rPr>
                 <w:rStyle w:val="Hyperlink"/>
@@ -1419,7 +1437,7 @@
                 <w:noProof/>
                 <w:webHidden/>
               </w:rPr>
-              <w:instrText xml:space="preserve"> PAGEREF _Toc234846019 \h </w:instrText>
+              <w:instrText xml:space="preserve"> PAGEREF _Toc236486935 \h </w:instrText>
             </w:r>
             <w:r>
               <w:rPr>
@@ -1464,7 +1482,7 @@
               <w:lang w:val="en-US"/>
             </w:rPr>
           </w:pPr>
-          <w:hyperlink w:anchor="_Toc234846020" w:history="1">
+          <w:hyperlink w:anchor="_Toc236486936" w:history="1">
             <w:r>
               <w:rPr>
                 <w:rStyle w:val="Hyperlink"/>
@@ -1507,7 +1525,7 @@
                 <w:noProof/>
                 <w:webHidden/>
               </w:rPr>
-              <w:instrText xml:space="preserve"> PAGEREF _Toc234846020 \h </w:instrText>
+              <w:instrText xml:space="preserve"> PAGEREF _Toc236486936 \h </w:instrText>
             </w:r>
             <w:r>
               <w:rPr>
@@ -1552,7 +1570,7 @@
               <w:lang w:val="en-US"/>
             </w:rPr>
           </w:pPr>
-          <w:hyperlink w:anchor="_Toc234846021" w:history="1">
+          <w:hyperlink w:anchor="_Toc236486937" w:history="1">
             <w:r>
               <w:rPr>
                 <w:rStyle w:val="Hyperlink"/>
@@ -1595,7 +1613,7 @@
                 <w:noProof/>
                 <w:webHidden/>
               </w:rPr>
-              <w:instrText xml:space="preserve"> PAGEREF _Toc234846021 \h </w:instrText>
+              <w:instrText xml:space="preserve"> PAGEREF _Toc236486937 \h </w:instrText>
             </w:r>
             <w:r>
               <w:rPr>
@@ -1640,7 +1658,7 @@
               <w:lang w:val="en-US"/>
             </w:rPr>
           </w:pPr>
-          <w:hyperlink w:anchor="_Toc234846022" w:history="1">
+          <w:hyperlink w:anchor="_Toc236486938" w:history="1">
             <w:r>
               <w:rPr>
                 <w:rStyle w:val="Hyperlink"/>
@@ -1683,7 +1701,7 @@
                 <w:noProof/>
                 <w:webHidden/>
               </w:rPr>
-              <w:instrText xml:space="preserve"> PAGEREF _Toc234846022 \h </w:instrText>
+              <w:instrText xml:space="preserve"> PAGEREF _Toc236486938 \h </w:instrText>
             </w:r>
             <w:r>
               <w:rPr>
@@ -1728,7 +1746,7 @@
               <w:lang w:val="en-US"/>
             </w:rPr>
           </w:pPr>
-          <w:hyperlink w:anchor="_Toc234846023" w:history="1">
+          <w:hyperlink w:anchor="_Toc236486939" w:history="1">
             <w:r>
               <w:rPr>
                 <w:rStyle w:val="Hyperlink"/>
@@ -1771,7 +1789,7 @@
                 <w:noProof/>
                 <w:webHidden/>
               </w:rPr>
-              <w:instrText xml:space="preserve"> PAGEREF _Toc234846023 \h </w:instrText>
+              <w:instrText xml:space="preserve"> PAGEREF _Toc236486939 \h </w:instrText>
             </w:r>
             <w:r>
               <w:rPr>
@@ -1814,7 +1832,7 @@
               <w:lang w:val="en-US"/>
             </w:rPr>
           </w:pPr>
-          <w:hyperlink w:anchor="_Toc234846024" w:history="1">
+          <w:hyperlink w:anchor="_Toc236486940" w:history="1">
             <w:r>
               <w:rPr>
                 <w:rStyle w:val="Hyperlink"/>
@@ -1855,7 +1873,7 @@
                 <w:noProof/>
                 <w:webHidden/>
               </w:rPr>
-              <w:instrText xml:space="preserve"> PAGEREF _Toc234846024 \h </w:instrText>
+              <w:instrText xml:space="preserve"> PAGEREF _Toc236486940 \h </w:instrText>
             </w:r>
             <w:r>
               <w:rPr>
@@ -1898,7 +1916,7 @@
               <w:lang w:val="en-US"/>
             </w:rPr>
           </w:pPr>
-          <w:hyperlink w:anchor="_Toc234846025" w:history="1">
+          <w:hyperlink w:anchor="_Toc236486941" w:history="1">
             <w:r>
               <w:rPr>
                 <w:rStyle w:val="Hyperlink"/>
@@ -1939,7 +1957,7 @@
                 <w:noProof/>
                 <w:webHidden/>
               </w:rPr>
-              <w:instrText xml:space="preserve"> PAGEREF _Toc234846025 \h </w:instrText>
+              <w:instrText xml:space="preserve"> PAGEREF _Toc236486941 \h </w:instrText>
             </w:r>
             <w:r>
               <w:rPr>
@@ -1982,7 +2000,7 @@
               <w:lang w:val="en-US"/>
             </w:rPr>
           </w:pPr>
-          <w:hyperlink w:anchor="_Toc234846026" w:history="1">
+          <w:hyperlink w:anchor="_Toc236486942" w:history="1">
             <w:r>
               <w:rPr>
                 <w:rStyle w:val="Hyperlink"/>
@@ -2023,7 +2041,7 @@
                 <w:noProof/>
                 <w:webHidden/>
               </w:rPr>
-              <w:instrText xml:space="preserve"> PAGEREF _Toc234846026 \h </w:instrText>
+              <w:instrText xml:space="preserve"> PAGEREF _Toc236486942 \h </w:instrText>
             </w:r>
             <w:r>
               <w:rPr>
@@ -2067,7 +2085,7 @@
               <w:lang w:val="en-US"/>
             </w:rPr>
           </w:pPr>
-          <w:hyperlink w:anchor="_Toc234846027" w:history="1">
+          <w:hyperlink w:anchor="_Toc236486943" w:history="1">
             <w:r>
               <w:rPr>
                 <w:rStyle w:val="Hyperlink"/>
@@ -2094,7 +2112,7 @@
                 <w:noProof/>
                 <w:webHidden/>
               </w:rPr>
-              <w:instrText xml:space="preserve"> PAGEREF _Toc234846027 \h </w:instrText>
+              <w:instrText xml:space="preserve"> PAGEREF _Toc236486943 \h </w:instrText>
             </w:r>
             <w:r>
               <w:rPr>
@@ -2139,7 +2157,7 @@
               <w:lang w:val="en-US"/>
             </w:rPr>
           </w:pPr>
-          <w:hyperlink w:anchor="_Toc234846028" w:history="1">
+          <w:hyperlink w:anchor="_Toc236486944" w:history="1">
             <w:r>
               <w:rPr>
                 <w:rStyle w:val="Hyperlink"/>
@@ -2198,7 +2216,7 @@
                 <w:noProof/>
                 <w:webHidden/>
               </w:rPr>
-              <w:instrText xml:space="preserve"> PAGEREF _Toc234846028 \h </w:instrText>
+              <w:instrText xml:space="preserve"> PAGEREF _Toc236486944 \h </w:instrText>
             </w:r>
             <w:r>
               <w:rPr>
@@ -2243,7 +2261,7 @@
               <w:lang w:val="en-US"/>
             </w:rPr>
           </w:pPr>
-          <w:hyperlink w:anchor="_Toc234846029" w:history="1">
+          <w:hyperlink w:anchor="_Toc236486945" w:history="1">
             <w:r>
               <w:rPr>
                 <w:rStyle w:val="Hyperlink"/>
@@ -2302,7 +2320,7 @@
                 <w:noProof/>
                 <w:webHidden/>
               </w:rPr>
-              <w:instrText xml:space="preserve"> PAGEREF _Toc234846029 \h </w:instrText>
+              <w:instrText xml:space="preserve"> PAGEREF _Toc236486945 \h </w:instrText>
             </w:r>
             <w:r>
               <w:rPr>
@@ -2347,7 +2365,7 @@
               <w:lang w:val="en-US"/>
             </w:rPr>
           </w:pPr>
-          <w:hyperlink w:anchor="_Toc234846030" w:history="1">
+          <w:hyperlink w:anchor="_Toc236486946" w:history="1">
             <w:r>
               <w:rPr>
                 <w:rStyle w:val="Hyperlink"/>
@@ -2390,7 +2408,7 @@
                 <w:noProof/>
                 <w:webHidden/>
               </w:rPr>
-              <w:instrText xml:space="preserve"> PAGEREF _Toc234846030 \h </w:instrText>
+              <w:instrText xml:space="preserve"> PAGEREF _Toc236486946 \h </w:instrText>
             </w:r>
             <w:r>
               <w:rPr>
@@ -2435,7 +2453,7 @@
               <w:lang w:val="en-US"/>
             </w:rPr>
           </w:pPr>
-          <w:hyperlink w:anchor="_Toc234846031" w:history="1">
+          <w:hyperlink w:anchor="_Toc236486947" w:history="1">
             <w:r>
               <w:rPr>
                 <w:rStyle w:val="Hyperlink"/>
@@ -2478,7 +2496,7 @@
                 <w:noProof/>
                 <w:webHidden/>
               </w:rPr>
-              <w:instrText xml:space="preserve"> PAGEREF _Toc234846031 \h </w:instrText>
+              <w:instrText xml:space="preserve"> PAGEREF _Toc236486947 \h </w:instrText>
             </w:r>
             <w:r>
               <w:rPr>
@@ -2523,7 +2541,7 @@
               <w:lang w:val="en-US"/>
             </w:rPr>
           </w:pPr>
-          <w:hyperlink w:anchor="_Toc234846032" w:history="1">
+          <w:hyperlink w:anchor="_Toc236486948" w:history="1">
             <w:r>
               <w:rPr>
                 <w:rStyle w:val="Hyperlink"/>
@@ -2566,7 +2584,7 @@
                 <w:noProof/>
                 <w:webHidden/>
               </w:rPr>
-              <w:instrText xml:space="preserve"> PAGEREF _Toc234846032 \h </w:instrText>
+              <w:instrText xml:space="preserve"> PAGEREF _Toc236486948 \h </w:instrText>
             </w:r>
             <w:r>
               <w:rPr>
@@ -2611,7 +2629,7 @@
               <w:lang w:val="en-US"/>
             </w:rPr>
           </w:pPr>
-          <w:hyperlink w:anchor="_Toc234846033" w:history="1">
+          <w:hyperlink w:anchor="_Toc236486949" w:history="1">
             <w:r>
               <w:rPr>
                 <w:rStyle w:val="Hyperlink"/>
@@ -2654,7 +2672,7 @@
                 <w:noProof/>
                 <w:webHidden/>
               </w:rPr>
-              <w:instrText xml:space="preserve"> PAGEREF _Toc234846033 \h </w:instrText>
+              <w:instrText xml:space="preserve"> PAGEREF _Toc236486949 \h </w:instrText>
             </w:r>
             <w:r>
               <w:rPr>
@@ -2699,7 +2717,7 @@
               <w:lang w:val="en-US"/>
             </w:rPr>
           </w:pPr>
-          <w:hyperlink w:anchor="_Toc234846034" w:history="1">
+          <w:hyperlink w:anchor="_Toc236486950" w:history="1">
             <w:r>
               <w:rPr>
                 <w:rStyle w:val="Hyperlink"/>
@@ -2742,7 +2760,7 @@
                 <w:noProof/>
                 <w:webHidden/>
               </w:rPr>
-              <w:instrText xml:space="preserve"> PAGEREF _Toc234846034 \h </w:instrText>
+              <w:instrText xml:space="preserve"> PAGEREF _Toc236486950 \h </w:instrText>
             </w:r>
             <w:r>
               <w:rPr>
@@ -2787,7 +2805,7 @@
               <w:lang w:val="en-US"/>
             </w:rPr>
           </w:pPr>
-          <w:hyperlink w:anchor="_Toc234846035" w:history="1">
+          <w:hyperlink w:anchor="_Toc236486951" w:history="1">
             <w:r>
               <w:rPr>
                 <w:rStyle w:val="Hyperlink"/>
@@ -2830,7 +2848,7 @@
                 <w:noProof/>
                 <w:webHidden/>
               </w:rPr>
-              <w:instrText xml:space="preserve"> PAGEREF _Toc234846035 \h </w:instrText>
+              <w:instrText xml:space="preserve"> PAGEREF _Toc236486951 \h </w:instrText>
             </w:r>
             <w:r>
               <w:rPr>
@@ -2874,7 +2892,7 @@
               <w:lang w:val="en-US"/>
             </w:rPr>
           </w:pPr>
-          <w:hyperlink w:anchor="_Toc234846036" w:history="1">
+          <w:hyperlink w:anchor="_Toc236486952" w:history="1">
             <w:r>
               <w:rPr>
                 <w:rStyle w:val="Hyperlink"/>
@@ -2901,7 +2919,7 @@
                 <w:noProof/>
                 <w:webHidden/>
               </w:rPr>
-              <w:instrText xml:space="preserve"> PAGEREF _Toc234846036 \h </w:instrText>
+              <w:instrText xml:space="preserve"> PAGEREF _Toc236486952 \h </w:instrText>
             </w:r>
             <w:r>
               <w:rPr>
@@ -2946,7 +2964,7 @@
               <w:lang w:val="en-US"/>
             </w:rPr>
           </w:pPr>
-          <w:hyperlink w:anchor="_Toc234846037" w:history="1">
+          <w:hyperlink w:anchor="_Toc236486953" w:history="1">
             <w:r>
               <w:rPr>
                 <w:rStyle w:val="Hyperlink"/>
@@ -2991,7 +3009,7 @@
                 <w:noProof/>
                 <w:webHidden/>
               </w:rPr>
-              <w:instrText xml:space="preserve"> PAGEREF _Toc234846037 \h </w:instrText>
+              <w:instrText xml:space="preserve"> PAGEREF _Toc236486953 \h </w:instrText>
             </w:r>
             <w:r>
               <w:rPr>
@@ -3036,7 +3054,7 @@
               <w:lang w:val="en-US"/>
             </w:rPr>
           </w:pPr>
-          <w:hyperlink w:anchor="_Toc234846038" w:history="1">
+          <w:hyperlink w:anchor="_Toc236486954" w:history="1">
             <w:r>
               <w:rPr>
                 <w:rStyle w:val="Hyperlink"/>
@@ -3081,7 +3099,7 @@
                 <w:noProof/>
                 <w:webHidden/>
               </w:rPr>
-              <w:instrText xml:space="preserve"> PAGEREF _Toc234846038 \h </w:instrText>
+              <w:instrText xml:space="preserve"> PAGEREF _Toc236486954 \h </w:instrText>
             </w:r>
             <w:r>
               <w:rPr>
@@ -3126,7 +3144,7 @@
               <w:lang w:val="en-US"/>
             </w:rPr>
           </w:pPr>
-          <w:hyperlink w:anchor="_Toc234846039" w:history="1">
+          <w:hyperlink w:anchor="_Toc236486955" w:history="1">
             <w:r>
               <w:rPr>
                 <w:rStyle w:val="Hyperlink"/>
@@ -3169,7 +3187,7 @@
                 <w:noProof/>
                 <w:webHidden/>
               </w:rPr>
-              <w:instrText xml:space="preserve"> PAGEREF _Toc234846039 \h </w:instrText>
+              <w:instrText xml:space="preserve"> PAGEREF _Toc236486955 \h </w:instrText>
             </w:r>
             <w:r>
               <w:rPr>
@@ -3214,7 +3232,7 @@
               <w:lang w:val="en-US"/>
             </w:rPr>
           </w:pPr>
-          <w:hyperlink w:anchor="_Toc234846040" w:history="1">
+          <w:hyperlink w:anchor="_Toc236486956" w:history="1">
             <w:r>
               <w:rPr>
                 <w:rStyle w:val="Hyperlink"/>
@@ -3257,7 +3275,7 @@
                 <w:noProof/>
                 <w:webHidden/>
               </w:rPr>
-              <w:instrText xml:space="preserve"> PAGEREF _Toc234846040 \h </w:instrText>
+              <w:instrText xml:space="preserve"> PAGEREF _Toc236486956 \h </w:instrText>
             </w:r>
             <w:r>
               <w:rPr>
@@ -3302,7 +3320,7 @@
               <w:lang w:val="en-US"/>
             </w:rPr>
           </w:pPr>
-          <w:hyperlink w:anchor="_Toc234846041" w:history="1">
+          <w:hyperlink w:anchor="_Toc236486957" w:history="1">
             <w:r>
               <w:rPr>
                 <w:rStyle w:val="Hyperlink"/>
@@ -3345,7 +3363,7 @@
                 <w:noProof/>
                 <w:webHidden/>
               </w:rPr>
-              <w:instrText xml:space="preserve"> PAGEREF _Toc234846041 \h </w:instrText>
+              <w:instrText xml:space="preserve"> PAGEREF _Toc236486957 \h </w:instrText>
             </w:r>
             <w:r>
               <w:rPr>
@@ -3390,7 +3408,7 @@
               <w:lang w:val="en-US"/>
             </w:rPr>
           </w:pPr>
-          <w:hyperlink w:anchor="_Toc234846042" w:history="1">
+          <w:hyperlink w:anchor="_Toc236486958" w:history="1">
             <w:r>
               <w:rPr>
                 <w:rStyle w:val="Hyperlink"/>
@@ -3433,7 +3451,7 @@
                 <w:noProof/>
                 <w:webHidden/>
               </w:rPr>
-              <w:instrText xml:space="preserve"> PAGEREF _Toc234846042 \h </w:instrText>
+              <w:instrText xml:space="preserve"> PAGEREF _Toc236486958 \h </w:instrText>
             </w:r>
             <w:r>
               <w:rPr>
@@ -3478,7 +3496,7 @@
               <w:lang w:val="en-US"/>
             </w:rPr>
           </w:pPr>
-          <w:hyperlink w:anchor="_Toc234846043" w:history="1">
+          <w:hyperlink w:anchor="_Toc236486959" w:history="1">
             <w:r>
               <w:rPr>
                 <w:rStyle w:val="Hyperlink"/>
@@ -3521,7 +3539,7 @@
                 <w:noProof/>
                 <w:webHidden/>
               </w:rPr>
-              <w:instrText xml:space="preserve"> PAGEREF _Toc234846043 \h </w:instrText>
+              <w:instrText xml:space="preserve"> PAGEREF _Toc236486959 \h </w:instrText>
             </w:r>
             <w:r>
               <w:rPr>
@@ -3565,7 +3583,7 @@
               <w:lang w:val="en-US"/>
             </w:rPr>
           </w:pPr>
-          <w:hyperlink w:anchor="_Toc234846044" w:history="1">
+          <w:hyperlink w:anchor="_Toc236486960" w:history="1">
             <w:r>
               <w:rPr>
                 <w:rStyle w:val="Hyperlink"/>
@@ -3592,7 +3610,7 @@
                 <w:noProof/>
                 <w:webHidden/>
               </w:rPr>
-              <w:instrText xml:space="preserve"> PAGEREF _Toc234846044 \h </w:instrText>
+              <w:instrText xml:space="preserve"> PAGEREF _Toc236486960 \h </w:instrText>
             </w:r>
             <w:r>
               <w:rPr>
@@ -3634,10 +3652,6 @@
       <w:pPr>
         <w:spacing w:line="276" w:lineRule="auto"/>
       </w:pPr>
-      <w:r>
-        <w:lastRenderedPageBreak/>
-        <w:br w:type="page"/>
-      </w:r>
     </w:p>
     <w:p>
       <w:pPr>
@@ -3653,7 +3667,6 @@
           <w:sz w:val="52"/>
           <w:szCs w:val="52"/>
         </w:rPr>
-        <w:lastRenderedPageBreak/>
         <w:t>Popis slika</w:t>
       </w:r>
     </w:p>
@@ -4518,242 +4531,142 @@
           <w:szCs w:val="52"/>
         </w:rPr>
         <w:lastRenderedPageBreak/>
-        <w:t>Popis tablica</w:t>
+        <w:t>Popis skraćenica</w:t>
       </w:r>
     </w:p>
     <w:p>
       <w:pPr>
         <w:spacing w:line="276" w:lineRule="auto"/>
-        <w:rPr>
-          <w:b/>
-          <w:sz w:val="52"/>
-          <w:szCs w:val="52"/>
-        </w:rPr>
-      </w:pPr>
-    </w:p>
-    <w:p>
-      <w:pPr>
-        <w:pStyle w:val="TableofFigures"/>
-        <w:tabs>
-          <w:tab w:val="right" w:leader="dot" w:pos="9350"/>
-        </w:tabs>
-        <w:rPr>
-          <w:rFonts w:asciiTheme="minorHAnsi" w:eastAsiaTheme="minorEastAsia" w:hAnsiTheme="minorHAnsi"/>
-          <w:noProof/>
-          <w:sz w:val="22"/>
-          <w:lang w:eastAsia="hr-HR"/>
-        </w:rPr>
-      </w:pPr>
-      <w:r>
-        <w:fldChar w:fldCharType="begin"/>
-      </w:r>
-      <w:r>
-        <w:instrText xml:space="preserve"> TOC \h \z \c "Tabela" </w:instrText>
-      </w:r>
-      <w:r>
-        <w:fldChar w:fldCharType="separate"/>
-      </w:r>
-      <w:hyperlink w:anchor="_Toc329251899" w:history="1">
-        <w:r>
-          <w:rPr>
-            <w:rStyle w:val="Hyperlink"/>
-            <w:noProof/>
-          </w:rPr>
-          <w:t>Tabela 1: Naziv tabele</w:t>
-        </w:r>
-        <w:r>
-          <w:rPr>
-            <w:noProof/>
-            <w:webHidden/>
-          </w:rPr>
-          <w:tab/>
-        </w:r>
-        <w:r>
-          <w:rPr>
-            <w:noProof/>
-            <w:webHidden/>
-          </w:rPr>
-          <w:fldChar w:fldCharType="begin"/>
-        </w:r>
-        <w:r>
-          <w:rPr>
-            <w:noProof/>
-            <w:webHidden/>
-          </w:rPr>
-          <w:instrText xml:space="preserve"> PAGEREF _Toc329251899 \h </w:instrText>
-        </w:r>
-        <w:r>
-          <w:rPr>
-            <w:noProof/>
-            <w:webHidden/>
-          </w:rPr>
-        </w:r>
-        <w:r>
-          <w:rPr>
-            <w:noProof/>
-            <w:webHidden/>
-          </w:rPr>
-          <w:fldChar w:fldCharType="separate"/>
-        </w:r>
-        <w:r>
-          <w:rPr>
-            <w:noProof/>
-            <w:webHidden/>
-          </w:rPr>
-          <w:t>4</w:t>
-        </w:r>
-        <w:r>
-          <w:rPr>
-            <w:noProof/>
-            <w:webHidden/>
-          </w:rPr>
-          <w:fldChar w:fldCharType="end"/>
-        </w:r>
-      </w:hyperlink>
-    </w:p>
-    <w:p>
-      <w:pPr>
-        <w:pStyle w:val="TableofFigures"/>
-        <w:tabs>
-          <w:tab w:val="right" w:leader="dot" w:pos="9350"/>
-        </w:tabs>
-        <w:rPr>
-          <w:rFonts w:asciiTheme="minorHAnsi" w:eastAsiaTheme="minorEastAsia" w:hAnsiTheme="minorHAnsi"/>
-          <w:noProof/>
-          <w:sz w:val="22"/>
-          <w:lang w:eastAsia="hr-HR"/>
-        </w:rPr>
-      </w:pPr>
-      <w:hyperlink w:anchor="_Toc329251900" w:history="1">
-        <w:r>
-          <w:rPr>
-            <w:rStyle w:val="Hyperlink"/>
-            <w:noProof/>
-          </w:rPr>
-          <w:t>Tabela 2 Veoma široka tabela</w:t>
-        </w:r>
-        <w:r>
-          <w:rPr>
-            <w:noProof/>
-            <w:webHidden/>
-          </w:rPr>
-          <w:tab/>
-        </w:r>
-        <w:r>
-          <w:rPr>
-            <w:noProof/>
-            <w:webHidden/>
-          </w:rPr>
-          <w:fldChar w:fldCharType="begin"/>
-        </w:r>
-        <w:r>
-          <w:rPr>
-            <w:noProof/>
-            <w:webHidden/>
-          </w:rPr>
-          <w:instrText xml:space="preserve"> PAGEREF _Toc329251900 \h </w:instrText>
-        </w:r>
-        <w:r>
-          <w:rPr>
-            <w:noProof/>
-            <w:webHidden/>
-          </w:rPr>
-        </w:r>
-        <w:r>
-          <w:rPr>
-            <w:noProof/>
-            <w:webHidden/>
-          </w:rPr>
-          <w:fldChar w:fldCharType="separate"/>
-        </w:r>
-        <w:r>
-          <w:rPr>
-            <w:noProof/>
-            <w:webHidden/>
-          </w:rPr>
-          <w:t>5</w:t>
-        </w:r>
-        <w:r>
-          <w:rPr>
-            <w:noProof/>
-            <w:webHidden/>
-          </w:rPr>
-          <w:fldChar w:fldCharType="end"/>
-        </w:r>
-      </w:hyperlink>
+      </w:pPr>
     </w:p>
     <w:p>
       <w:pPr>
         <w:spacing w:line="276" w:lineRule="auto"/>
       </w:pPr>
       <w:r>
-        <w:fldChar w:fldCharType="end"/>
-      </w:r>
+        <w:t>CNN Convolutional neural network</w:t>
+      </w:r>
+    </w:p>
+    <w:p>
+      <w:pPr>
+        <w:spacing w:line="276" w:lineRule="auto"/>
+      </w:pPr>
+      <w:r>
+        <w:t>ReLU Rectified Linear Unit</w:t>
+      </w:r>
+    </w:p>
+    <w:p>
+      <w:pPr>
+        <w:spacing w:line="276" w:lineRule="auto"/>
+      </w:pPr>
+      <w:r>
+        <w:t>N</w:t>
+      </w:r>
+      <w:r>
+        <w:t>LP</w:t>
+      </w:r>
+      <w:r>
+        <w:t xml:space="preserve"> Natural Language Processing</w:t>
+      </w:r>
+    </w:p>
+    <w:p>
+      <w:pPr>
+        <w:spacing w:line="276" w:lineRule="auto"/>
+      </w:pPr>
+      <w:r>
+        <w:t>AI Artificial Intelligence</w:t>
+      </w:r>
+    </w:p>
+    <w:p>
+      <w:pPr>
+        <w:spacing w:line="276" w:lineRule="auto"/>
+      </w:pPr>
+      <w:r>
+        <w:t>GPU Graphics Processing Unit</w:t>
+      </w:r>
+    </w:p>
+    <w:p>
+      <w:pPr>
+        <w:spacing w:line="276" w:lineRule="auto"/>
+      </w:pPr>
+      <w:r>
+        <w:t>TP True Positive</w:t>
+      </w:r>
+    </w:p>
+    <w:p>
+      <w:pPr>
+        <w:spacing w:line="276" w:lineRule="auto"/>
+      </w:pPr>
+      <w:r>
+        <w:t>FP False Positive</w:t>
+      </w:r>
+    </w:p>
+    <w:p>
+      <w:pPr>
+        <w:spacing w:line="276" w:lineRule="auto"/>
+      </w:pPr>
+      <w:r>
+        <w:t>FN False Negative</w:t>
+      </w:r>
+    </w:p>
+    <w:p>
+      <w:pPr>
+        <w:spacing w:line="276" w:lineRule="auto"/>
+      </w:pPr>
+      <w:r>
+        <w:t>TN True Negative</w:t>
+      </w:r>
+    </w:p>
+    <w:p>
+      <w:pPr>
+        <w:spacing w:line="276" w:lineRule="auto"/>
+      </w:pPr>
+      <w:r>
+        <w:t>IQ-OTH/NCCD Iraq-Oncology Teaching Hospital/National Center for Cancer Diseases</w:t>
+      </w:r>
+    </w:p>
+    <w:p>
+      <w:pPr>
+        <w:spacing w:line="276" w:lineRule="auto"/>
+      </w:pPr>
+      <w:r>
+        <w:t>CT Computed Tomography</w:t>
+      </w:r>
+    </w:p>
+    <w:p>
+      <w:pPr>
+        <w:spacing w:line="276" w:lineRule="auto"/>
+      </w:pPr>
+      <w:r>
+        <w:t>API Application Programming Interface</w:t>
+      </w:r>
+    </w:p>
+    <w:p>
+      <w:pPr>
+        <w:spacing w:line="276" w:lineRule="auto"/>
+      </w:pPr>
+      <w:r>
+        <w:t>HTTP Hypertext Transfer Protocol</w:t>
+      </w:r>
+    </w:p>
+    <w:p>
+      <w:pPr>
+        <w:spacing w:line="276" w:lineRule="auto"/>
+      </w:pPr>
+    </w:p>
+    <w:p>
+      <w:pPr>
+        <w:spacing w:line="276" w:lineRule="auto"/>
+      </w:pPr>
       <w:r>
         <w:br w:type="page"/>
       </w:r>
     </w:p>
     <w:p>
       <w:pPr>
-        <w:rPr>
-          <w:b/>
-          <w:sz w:val="52"/>
-          <w:szCs w:val="52"/>
-        </w:rPr>
-      </w:pPr>
-      <w:r>
-        <w:rPr>
-          <w:b/>
-          <w:sz w:val="52"/>
-          <w:szCs w:val="52"/>
-        </w:rPr>
-        <w:lastRenderedPageBreak/>
-        <w:t>Popis skraćenica</w:t>
-      </w:r>
-    </w:p>
-    <w:p>
-      <w:pPr>
-        <w:spacing w:line="276" w:lineRule="auto"/>
-      </w:pPr>
-      <w:r>
-        <w:t>SAD</w:t>
-      </w:r>
-      <w:r>
-        <w:tab/>
-        <w:t>Sjedinjene Američke Države</w:t>
-      </w:r>
-      <w:r>
-        <w:br/>
-        <w:t xml:space="preserve">RAM </w:t>
-      </w:r>
-      <w:r>
-        <w:tab/>
-        <w:t>Random Access Memo</w:t>
-      </w:r>
-    </w:p>
-    <w:p>
-      <w:pPr>
-        <w:spacing w:line="276" w:lineRule="auto"/>
-      </w:pPr>
-    </w:p>
-    <w:p>
-      <w:pPr>
-        <w:spacing w:line="276" w:lineRule="auto"/>
-      </w:pPr>
-    </w:p>
-    <w:p>
-      <w:pPr>
-        <w:spacing w:line="276" w:lineRule="auto"/>
-      </w:pPr>
-      <w:r>
-        <w:br w:type="page"/>
-      </w:r>
-    </w:p>
-    <w:p>
-      <w:pPr>
         <w:pStyle w:val="Heading1"/>
       </w:pPr>
-      <w:bookmarkStart w:id="1" w:name="_Toc234846016"/>
+      <w:bookmarkStart w:id="1" w:name="_Toc236486932"/>
       <w:proofErr w:type="spellStart"/>
       <w:r>
         <w:lastRenderedPageBreak/>
@@ -4774,7 +4687,13 @@
     </w:p>
     <w:p>
       <w:r>
-        <w:t>Algoritmi koji rješavaju date probleme se odlikuju visokom matematičkom i računarskom kompleksnošću, što njihovu implementaciju "od nule" čini veoma zahtjevnom. Iz toga razloga, danas su razvijeni razni alati i biblioteke poput PyTorch-a, TensorFlow-a i Keras-a, koji kriju datu kompleksnost i pružaju lagan interfejs za korištenje naprednih algoritama. Kroz navedene biblioteke omogućena je primjena tehnika poput linearne regresije za predviđanje numeričkih vrijednosti, konvolucijskih neuronskih mreža za detekciju anomalija na slikama te logističke regresije za klasifikacijske probleme, kao što je detekcija spam pošte.</w:t>
+        <w:t>Algoritmi koji rješavaju date probleme se odlikuju visokom matematičkom i računarskom kompleksnošću, što njihovu implementaciju "od nule" čini veoma zahtjevnom. Iz toga razloga, danas su razvijeni razni alati i biblioteke poput PyTorch, TensorFlow i Keras, koji kriju datu kompleksnost i pružaju lagan interfejs za korištenje naprednih algoritama. Kroz navedene biblioteke omogućena je primjena tehnika poput linearne regresije za predviđanje numeričkih vrijednosti, konvoluci</w:t>
+      </w:r>
+      <w:r>
+        <w:t>onih</w:t>
+      </w:r>
+      <w:r>
+        <w:t xml:space="preserve"> neuronskih mreža za detekciju anomalija na slikama te logističke regresije za klasifikacijske probleme, kao što je detekcija spam pošte.</w:t>
       </w:r>
     </w:p>
     <w:p>
@@ -4806,32 +4725,86 @@
         <w:t>ommits</w:t>
       </w:r>
       <w:r>
-        <w:t xml:space="preserve">), više od 4000 kontributora, te se koristi u preko 800 hiljada drugih projekata. Po </w:t>
-      </w:r>
-      <w:r>
-        <w:fldChar w:fldCharType="begin"/>
-      </w:r>
-      <w:r>
-        <w:instrText xml:space="preserve"> HYPERLINK "https://github.blog/news-insights/octoverse/octoverse-a-new-developer-joins-github-every-second-as-ai-leads-typescript-to-1/" </w:instrText>
-      </w:r>
-      <w:r>
-        <w:fldChar w:fldCharType="separate"/>
-      </w:r>
-      <w:r>
-        <w:rPr>
-          <w:rStyle w:val="Hyperlink"/>
-        </w:rPr>
-        <w:t>istraživanjima</w:t>
-      </w:r>
-      <w:r>
-        <w:rPr>
-          <w:rStyle w:val="Hyperlink"/>
-        </w:rPr>
-        <w:fldChar w:fldCharType="end"/>
+        <w:t xml:space="preserve">), više od 4000 kontributora, te se koristi u preko 800 hiljada drugih projekata. </w:t>
+      </w:r>
+      <w:sdt>
+        <w:sdtPr>
+          <w:id w:val="-2110494140"/>
+          <w:citation/>
+        </w:sdtPr>
+        <w:sdtContent>
+          <w:r>
+            <w:fldChar w:fldCharType="begin"/>
+          </w:r>
+          <w:r>
+            <w:rPr>
+              <w:lang w:val="en-US"/>
+            </w:rPr>
+            <w:instrText xml:space="preserve">CITATION PyT \l 1033 </w:instrText>
+          </w:r>
+          <w:r>
+            <w:fldChar w:fldCharType="separate"/>
+          </w:r>
+          <w:r>
+            <w:rPr>
+              <w:noProof/>
+              <w:lang w:val="en-US"/>
+            </w:rPr>
+            <w:t>[1]</w:t>
+          </w:r>
+          <w:r>
+            <w:fldChar w:fldCharType="end"/>
+          </w:r>
+        </w:sdtContent>
+      </w:sdt>
+      <w:r>
+        <w:t xml:space="preserve"> </w:t>
+      </w:r>
+      <w:r>
+        <w:t xml:space="preserve">Po </w:t>
+      </w:r>
+      <w:r>
+        <w:t>istraživa</w:t>
+      </w:r>
+      <w:r>
+        <w:t>njima</w:t>
       </w:r>
       <w:r>
         <w:t xml:space="preserve"> stranice GitHub iz 2025. godine, Python zadržava vodeću poziciju, te je gotovo pola svih novih projekata iz oblasti mašinskog učenja napisana u Pythonu.</w:t>
       </w:r>
+      <w:r>
+        <w:t xml:space="preserve"> </w:t>
+      </w:r>
+      <w:sdt>
+        <w:sdtPr>
+          <w:id w:val="-375006912"/>
+          <w:citation/>
+        </w:sdtPr>
+        <w:sdtContent>
+          <w:r>
+            <w:fldChar w:fldCharType="begin"/>
+          </w:r>
+          <w:r>
+            <w:rPr>
+              <w:lang w:val="en-US"/>
+            </w:rPr>
+            <w:instrText xml:space="preserve"> CITATION Git25 \l 1033 </w:instrText>
+          </w:r>
+          <w:r>
+            <w:fldChar w:fldCharType="separate"/>
+          </w:r>
+          <w:r>
+            <w:rPr>
+              <w:noProof/>
+              <w:lang w:val="en-US"/>
+            </w:rPr>
+            <w:t>[2]</w:t>
+          </w:r>
+          <w:r>
+            <w:fldChar w:fldCharType="end"/>
+          </w:r>
+        </w:sdtContent>
+      </w:sdt>
     </w:p>
     <w:p>
       <w:r>
@@ -4870,7 +4843,7 @@
       <w:pPr>
         <w:pStyle w:val="Heading2"/>
       </w:pPr>
-      <w:bookmarkStart w:id="2" w:name="_Toc234846017"/>
+      <w:bookmarkStart w:id="2" w:name="_Toc236486933"/>
       <w:r>
         <w:lastRenderedPageBreak/>
         <w:t>Cilj Rada</w:t>
@@ -5857,7 +5830,7 @@
       <w:pPr>
         <w:pStyle w:val="Heading1"/>
       </w:pPr>
-      <w:bookmarkStart w:id="3" w:name="_Toc234846018"/>
+      <w:bookmarkStart w:id="3" w:name="_Toc236486934"/>
       <w:proofErr w:type="spellStart"/>
       <w:r>
         <w:lastRenderedPageBreak/>
@@ -5883,7 +5856,7 @@
       <w:pPr>
         <w:pStyle w:val="Heading2"/>
       </w:pPr>
-      <w:bookmarkStart w:id="4" w:name="_Toc234846019"/>
+      <w:bookmarkStart w:id="4" w:name="_Toc236486935"/>
       <w:r>
         <w:t>Šta su neuronske mreže?</w:t>
       </w:r>
@@ -6083,7 +6056,7 @@
       <w:pPr>
         <w:pStyle w:val="Heading2"/>
       </w:pPr>
-      <w:bookmarkStart w:id="5" w:name="_Toc234846020"/>
+      <w:bookmarkStart w:id="5" w:name="_Toc236486936"/>
       <w:r>
         <w:lastRenderedPageBreak/>
         <w:t>Kako neuronska mreža uči?</w:t>
@@ -6354,7 +6327,13 @@
     </w:p>
     <w:p>
       <w:r>
-        <w:t xml:space="preserve">Kako bi mreža bila u mogućnosti da modelira kompleksne, nelinearne problem na dati izlaz se primjenjuje odgovarajuća aktivacijska funckija (eng. </w:t>
+        <w:t>Kako bi mreža bila u mogućnosti da modelira kompleksne, nelinearne problem</w:t>
+      </w:r>
+      <w:r>
+        <w:t>e</w:t>
+      </w:r>
+      <w:r>
+        <w:t xml:space="preserve"> na dati izlaz se primjenjuje odgovarajuća aktivacijska funckija (eng. </w:t>
       </w:r>
       <w:r>
         <w:rPr>
@@ -6391,7 +6370,13 @@
     </w:p>
     <w:p>
       <w:r>
-        <w:t xml:space="preserve">Funkcija troška sama po sebi pokazuje govori koliko je mreža neprecizna, ona ne ukazuje na to kako je potrebno izmijeniti parametre u svrhu njezinog poboljšanja. Za tu svrhu se koristi algoritam povratne propagacije (eng. </w:t>
+        <w:t xml:space="preserve">Funkcija troška sama po sebi </w:t>
+      </w:r>
+      <w:r>
+        <w:t xml:space="preserve">pokazuje </w:t>
+      </w:r>
+      <w:r>
+        <w:t xml:space="preserve">koliko je mreža neprecizna, ona ne ukazuje na to kako je potrebno izmijeniti parametre u svrhu njezinog poboljšanja. Za tu svrhu se koristi algoritam povratne propagacije (eng. </w:t>
       </w:r>
       <w:r>
         <w:rPr>
@@ -6443,7 +6428,7 @@
       <w:pPr>
         <w:pStyle w:val="Heading2"/>
       </w:pPr>
-      <w:bookmarkStart w:id="6" w:name="_Toc234846021"/>
+      <w:bookmarkStart w:id="6" w:name="_Toc236486937"/>
       <w:r>
         <w:lastRenderedPageBreak/>
         <w:t>CNN – Konvolucione neuronske mreže</w:t>
@@ -6551,7 +6536,13 @@
         <w:t>Pooling layers</w:t>
       </w:r>
       <w:r>
-        <w:t>) – slično konvolucionim slojevima, koriste filter ili kernel koji prelazi preko čitave slike, ali je uloga sloja sažimanja agregacija informacija o datum prostoru i smanjenje dimenzija slike. Na primjer, postoji max pooling sloj koji će preći preko datog dijela slike (npr. koristeći 2x2 kernel) i izvući samo najveću vrijednost. Time se smanjuje računarsko opterećenje,  dok se istovremeno zadržavaju najvažnije informacije.</w:t>
+        <w:t>) – slično konvolucionim slojevima, koriste filter ili kernel koji prelazi preko čitave slike, ali je uloga sloja sažimanja agregacija informacija o dat</w:t>
+      </w:r>
+      <w:r>
+        <w:t>o</w:t>
+      </w:r>
+      <w:r>
+        <w:t>m prostoru i smanjenje dimenzija slike. Na primjer, postoji max pooling sloj koji će preći preko datog dijela slike (npr. koristeći 2x2 kernel) i izvući samo najveću vrijednost. Time se smanjuje računarsko opterećenje,  dok se istovremeno zadržavaju najvažnije informacije.</w:t>
       </w:r>
     </w:p>
     <w:p>
@@ -6574,12 +6565,24 @@
         <w:t>Fully connected layers</w:t>
       </w:r>
       <w:r>
-        <w:t xml:space="preserve">) – predstavljaju slojeve gdje je svaki neuron povezan svim neuronima iz prethodnog sloja, a koji čine osnovu klasičnih neuronskih mreža. Ovi slojevi se nalaze na samom kraju mrežu i njima se proslijeđuju informacije o slici koje su prethodni slojevi izvukli, nakon čega oni donose konačnu odluku. </w:t>
-      </w:r>
-    </w:p>
-    <w:p>
-      <w:r>
-        <w:t>Najveća razlika izmežu običnih neuronskih mreža i konvolucionih neuronskih mreža jeste njihova arhitektura. Obične neuronske mreže sadrže isključivo potpuno povezani slojeve, dok konvolucione mreže kombinuju konvolucione slojeve, slojeve sažimanja i potpuno povezane slojeve.</w:t>
+        <w:t>) – predstavljaju slojeve gdje je svaki neuron povezan svim neuronima iz prethodnog sloja, a koji čine osnovu klasičnih neuronskih mreža. Ovi slojevi se nalaze na samom kraju mrež</w:t>
+      </w:r>
+      <w:r>
+        <w:t>e</w:t>
+      </w:r>
+      <w:r>
+        <w:t xml:space="preserve"> i njima se proslijeđuju informacije o slici koje su prethodni slojevi izvukli, nakon čega oni donose konačnu odluku. </w:t>
+      </w:r>
+    </w:p>
+    <w:p>
+      <w:r>
+        <w:t>Najveća razlika izme</w:t>
+      </w:r>
+      <w:r>
+        <w:t>đ</w:t>
+      </w:r>
+      <w:r>
+        <w:t>u običnih neuronskih mreža i konvolucionih neuronskih mreža jeste njihova arhitektura. Obične neuronske mreže sadrže isključivo potpuno povezani slojeve, dok konvolucione mreže kombinuju konvolucione slojeve, slojeve sažimanja i potpuno povezane slojeve.</w:t>
       </w:r>
     </w:p>
     <w:p>
@@ -6728,7 +6731,7 @@
       <w:pPr>
         <w:pStyle w:val="Heading2"/>
       </w:pPr>
-      <w:bookmarkStart w:id="7" w:name="_Toc234846022"/>
+      <w:bookmarkStart w:id="7" w:name="_Toc236486938"/>
       <w:r>
         <w:lastRenderedPageBreak/>
         <w:t>PyTorch vs. TorchSharp</w:t>
@@ -6750,11 +6753,80 @@
       <w:r>
         <w:t>) koja korisnicima daje na raspolaganje veliki broj algoritama mašinskog učenja, specifično algoritama dubokog učenja. Opseg algoritama je širok te uključuje relativno jednostavne algoritme poput linearne regresije, do konvolucionih neuronskih mreža te transformer modela. Originalno je implementiran od strane Facebook AI Research tima i pretvoren u biblioteku otvorenog koda 2017. godine.</w:t>
       </w:r>
+      <w:r>
+        <w:t xml:space="preserve"> </w:t>
+      </w:r>
+      <w:r>
+        <w:t xml:space="preserve"> </w:t>
+      </w:r>
+      <w:sdt>
+        <w:sdtPr>
+          <w:id w:val="1745606471"/>
+          <w:citation/>
+        </w:sdtPr>
+        <w:sdtContent>
+          <w:r>
+            <w:fldChar w:fldCharType="begin"/>
+          </w:r>
+          <w:r>
+            <w:rPr>
+              <w:lang w:val="en-US"/>
+            </w:rPr>
+            <w:instrText xml:space="preserve">CITATION Pas19 \l 1033 </w:instrText>
+          </w:r>
+          <w:r>
+            <w:fldChar w:fldCharType="separate"/>
+          </w:r>
+          <w:r>
+            <w:rPr>
+              <w:noProof/>
+              <w:lang w:val="en-US"/>
+            </w:rPr>
+            <w:t>[3]</w:t>
+          </w:r>
+          <w:r>
+            <w:fldChar w:fldCharType="end"/>
+          </w:r>
+        </w:sdtContent>
+      </w:sdt>
     </w:p>
     <w:p>
       <w:r>
         <w:t>TorchSharp je .NET biblioteka otvorenog koda, koja, poput PyTorcha, korisnicima daje na raspolaganje jednostavno korištenje raznih algoritama mašinskog učenja. Sam način korištenja biblioteke je vrlo sličan PyTorch biblioteci.</w:t>
       </w:r>
+      <w:r>
+        <w:t xml:space="preserve"> </w:t>
+      </w:r>
+      <w:sdt>
+        <w:sdtPr>
+          <w:id w:val="-802847205"/>
+          <w:citation/>
+        </w:sdtPr>
+        <w:sdtContent>
+          <w:r>
+            <w:fldChar w:fldCharType="begin"/>
+          </w:r>
+          <w:r>
+            <w:rPr>
+              <w:lang w:val="en-US"/>
+            </w:rPr>
+            <w:instrText xml:space="preserve"> CITATION Tor \l 1033 </w:instrText>
+          </w:r>
+          <w:r>
+            <w:fldChar w:fldCharType="separate"/>
+          </w:r>
+          <w:r>
+            <w:rPr>
+              <w:noProof/>
+              <w:lang w:val="en-US"/>
+            </w:rPr>
+            <w:t>[4]</w:t>
+          </w:r>
+          <w:r>
+            <w:fldChar w:fldCharType="end"/>
+          </w:r>
+        </w:sdtContent>
+      </w:sdt>
     </w:p>
     <w:p>
       <w:r>
@@ -6790,7 +6862,7 @@
         <w:t>Global Interpreter Lock</w:t>
       </w:r>
       <w:r>
-        <w:t>) i predstavlja prirodnije okruženje za inženjere unutar .NET ekosistema, dok istovremeno zadržava identične performanse treniranja.</w:t>
+        <w:t>) i predstavlja prirodnije okruženje za inženjere unutar .NET ekosistema.</w:t>
       </w:r>
     </w:p>
     <w:p>
@@ -6805,7 +6877,7 @@
       <w:pPr>
         <w:pStyle w:val="Heading2"/>
       </w:pPr>
-      <w:bookmarkStart w:id="8" w:name="_Toc234846023"/>
+      <w:bookmarkStart w:id="8" w:name="_Toc236486939"/>
       <w:r>
         <w:lastRenderedPageBreak/>
         <w:t>Metrike modela</w:t>
@@ -6827,7 +6899,7 @@
       <w:pPr>
         <w:pStyle w:val="Heading3"/>
       </w:pPr>
-      <w:bookmarkStart w:id="9" w:name="_Toc234846024"/>
+      <w:bookmarkStart w:id="9" w:name="_Toc236486940"/>
       <w:r>
         <w:t>Brzina treniranja</w:t>
       </w:r>
@@ -6863,7 +6935,7 @@
       <w:pPr>
         <w:pStyle w:val="Heading3"/>
       </w:pPr>
-      <w:bookmarkStart w:id="10" w:name="_Toc234846025"/>
+      <w:bookmarkStart w:id="10" w:name="_Toc236486941"/>
       <w:r>
         <w:t>Klasifikacijske metrike</w:t>
       </w:r>
@@ -6951,7 +7023,43 @@
         <w:t>)</w:t>
       </w:r>
       <w:r>
-        <w:t>. Za</w:t>
+        <w:t xml:space="preserve"> </w:t>
+      </w:r>
+      <w:sdt>
+        <w:sdtPr>
+          <w:id w:val="40718680"/>
+          <w:citation/>
+        </w:sdtPr>
+        <w:sdtContent>
+          <w:r>
+            <w:fldChar w:fldCharType="begin"/>
+          </w:r>
+          <w:r>
+            <w:rPr>
+              <w:lang w:val="en-US"/>
+            </w:rPr>
+            <w:instrText xml:space="preserve">CITATION DMW11 \l 1033 </w:instrText>
+          </w:r>
+          <w:r>
+            <w:fldChar w:fldCharType="separate"/>
+          </w:r>
+          <w:r>
+            <w:rPr>
+              <w:noProof/>
+              <w:lang w:val="en-US"/>
+            </w:rPr>
+            <w:t>[5]</w:t>
+          </w:r>
+          <w:r>
+            <w:fldChar w:fldCharType="end"/>
+          </w:r>
+        </w:sdtContent>
+      </w:sdt>
+      <w:r>
+        <w:t xml:space="preserve">. </w:t>
+      </w:r>
+      <w:r>
+        <w:t>Za</w:t>
       </w:r>
       <w:r>
         <w:t xml:space="preserve"> proračun</w:t>
@@ -7569,7 +7677,7 @@
       <w:pPr>
         <w:pStyle w:val="Heading3"/>
       </w:pPr>
-      <w:bookmarkStart w:id="11" w:name="_Toc234846026"/>
+      <w:bookmarkStart w:id="11" w:name="_Toc236486942"/>
       <w:r>
         <w:t>Metrike za više</w:t>
       </w:r>
@@ -7895,7 +8003,7 @@
         <w:t xml:space="preserve">Makro metrike tretiraju svaku klasu jednako, nezavisno od broja primjera u toj klasi. </w:t>
       </w:r>
       <w:r>
-        <w:t>Data metrika je vrlo korisnika za probleme u kojima postoji neravnoteža u broju primjera za različite klase.</w:t>
+        <w:t>Data metrika je vrlo korisna za probleme u kojima postoji neravnoteža u broju primjera za različite klase.</w:t>
       </w:r>
     </w:p>
     <w:p>
@@ -8852,7 +8960,7 @@
       <w:pPr>
         <w:pStyle w:val="Heading1"/>
       </w:pPr>
-      <w:bookmarkStart w:id="12" w:name="_Toc234846027"/>
+      <w:bookmarkStart w:id="12" w:name="_Toc236486943"/>
       <w:proofErr w:type="spellStart"/>
       <w:r>
         <w:lastRenderedPageBreak/>
@@ -8889,7 +8997,7 @@
       <w:pPr>
         <w:pStyle w:val="Heading2"/>
       </w:pPr>
-      <w:bookmarkStart w:id="13" w:name="_Toc234846028"/>
+      <w:bookmarkStart w:id="13" w:name="_Toc236486944"/>
       <w:r>
         <w:t>Korišteni skup podataka (</w:t>
       </w:r>
@@ -9141,6 +9249,102 @@
       <w:r>
         <w:t xml:space="preserve">ži CT snimke pacijenata sa rakom pluća u različitim fazama, kao i snimke zdravih pacijenata. </w:t>
       </w:r>
+      <w:sdt>
+        <w:sdtPr>
+          <w:id w:val="-506749159"/>
+          <w:citation/>
+        </w:sdtPr>
+        <w:sdtContent>
+          <w:r>
+            <w:fldChar w:fldCharType="begin"/>
+          </w:r>
+          <w:r>
+            <w:rPr>
+              <w:lang w:val="en-US"/>
+            </w:rPr>
+            <w:instrText xml:space="preserve">CITATION HFA20 \l 1033 </w:instrText>
+          </w:r>
+          <w:r>
+            <w:fldChar w:fldCharType="separate"/>
+          </w:r>
+          <w:r>
+            <w:rPr>
+              <w:noProof/>
+              <w:lang w:val="en-US"/>
+            </w:rPr>
+            <w:t>[6]</w:t>
+          </w:r>
+          <w:r>
+            <w:fldChar w:fldCharType="end"/>
+          </w:r>
+        </w:sdtContent>
+      </w:sdt>
+      <w:r>
+        <w:t xml:space="preserve"> </w:t>
+      </w:r>
+      <w:sdt>
+        <w:sdtPr>
+          <w:id w:val="2032301000"/>
+          <w:citation/>
+        </w:sdtPr>
+        <w:sdtContent>
+          <w:r>
+            <w:fldChar w:fldCharType="begin"/>
+          </w:r>
+          <w:r>
+            <w:rPr>
+              <w:lang w:val="en-US"/>
+            </w:rPr>
+            <w:instrText xml:space="preserve">CITATION HFK21 \l 1033 </w:instrText>
+          </w:r>
+          <w:r>
+            <w:fldChar w:fldCharType="separate"/>
+          </w:r>
+          <w:r>
+            <w:rPr>
+              <w:noProof/>
+              <w:lang w:val="en-US"/>
+            </w:rPr>
+            <w:t>[7]</w:t>
+          </w:r>
+          <w:r>
+            <w:fldChar w:fldCharType="end"/>
+          </w:r>
+        </w:sdtContent>
+      </w:sdt>
+      <w:r>
+        <w:t xml:space="preserve"> </w:t>
+      </w:r>
+      <w:sdt>
+        <w:sdtPr>
+          <w:id w:val="-564567242"/>
+          <w:citation/>
+        </w:sdtPr>
+        <w:sdtContent>
+          <w:r>
+            <w:fldChar w:fldCharType="begin"/>
+          </w:r>
+          <w:r>
+            <w:rPr>
+              <w:lang w:val="en-US"/>
+            </w:rPr>
+            <w:instrText xml:space="preserve">CITATION aly \l 1033 </w:instrText>
+          </w:r>
+          <w:r>
+            <w:fldChar w:fldCharType="separate"/>
+          </w:r>
+          <w:r>
+            <w:rPr>
+              <w:noProof/>
+              <w:lang w:val="en-US"/>
+            </w:rPr>
+            <w:t>[8]</w:t>
+          </w:r>
+          <w:r>
+            <w:fldChar w:fldCharType="end"/>
+          </w:r>
+        </w:sdtContent>
+      </w:sdt>
     </w:p>
     <w:p>
       <w:r>
@@ -9284,7 +9488,7 @@
       <w:pPr>
         <w:pStyle w:val="Heading2"/>
       </w:pPr>
-      <w:bookmarkStart w:id="14" w:name="_Toc234846029"/>
+      <w:bookmarkStart w:id="14" w:name="_Toc236486945"/>
       <w:r>
         <w:lastRenderedPageBreak/>
         <w:t>Preprocesiranje slika (</w:t>
@@ -9460,7 +9664,7 @@
       <w:pPr>
         <w:pStyle w:val="Heading2"/>
       </w:pPr>
-      <w:bookmarkStart w:id="15" w:name="_Toc234846030"/>
+      <w:bookmarkStart w:id="15" w:name="_Toc236486946"/>
       <w:r>
         <w:lastRenderedPageBreak/>
         <w:t>Razdvajanje podataka na skup za treniranje i validaciju</w:t>
@@ -9540,7 +9744,7 @@
       <w:pPr>
         <w:pStyle w:val="Heading2"/>
       </w:pPr>
-      <w:bookmarkStart w:id="16" w:name="_Toc234846031"/>
+      <w:bookmarkStart w:id="16" w:name="_Toc236486947"/>
       <w:r>
         <w:lastRenderedPageBreak/>
         <w:t xml:space="preserve">Dizajn i arhitektura CNN modela, </w:t>
@@ -11228,7 +11432,31 @@
         <w:rPr>
           <w:lang w:val="en-GB"/>
         </w:rPr>
-        <w:t xml:space="preserve"> 63x63. (</w:t>
+        <w:t xml:space="preserve"> 6</w:t>
+      </w:r>
+      <w:r>
+        <w:rPr>
+          <w:lang w:val="en-GB"/>
+        </w:rPr>
+        <w:t>2</w:t>
+      </w:r>
+      <w:r>
+        <w:rPr>
+          <w:lang w:val="en-GB"/>
+        </w:rPr>
+        <w:t>x6</w:t>
+      </w:r>
+      <w:r>
+        <w:rPr>
+          <w:lang w:val="en-GB"/>
+        </w:rPr>
+        <w:t>2</w:t>
+      </w:r>
+      <w:r>
+        <w:rPr>
+          <w:lang w:val="en-GB"/>
+        </w:rPr>
+        <w:t>. (</w:t>
       </w:r>
       <w:proofErr w:type="spellStart"/>
       <w:r>
@@ -11368,7 +11596,19 @@
         <w:rPr>
           <w:lang w:val="en-GB"/>
         </w:rPr>
-        <w:t xml:space="preserve"> 63.5 </w:t>
+        <w:t xml:space="preserve"> 6</w:t>
+      </w:r>
+      <w:r>
+        <w:rPr>
+          <w:lang w:val="en-GB"/>
+        </w:rPr>
+        <w:t>2</w:t>
+      </w:r>
+      <w:r>
+        <w:rPr>
+          <w:lang w:val="en-GB"/>
+        </w:rPr>
+        <w:t xml:space="preserve">.5 </w:t>
       </w:r>
       <w:proofErr w:type="spellStart"/>
       <w:r>
@@ -11382,7 +11622,19 @@
         <w:rPr>
           <w:lang w:val="en-GB"/>
         </w:rPr>
-        <w:t xml:space="preserve"> 63).</w:t>
+        <w:t xml:space="preserve"> 6</w:t>
+      </w:r>
+      <w:r>
+        <w:rPr>
+          <w:lang w:val="en-GB"/>
+        </w:rPr>
+        <w:t>2</w:t>
+      </w:r>
+      <w:r>
+        <w:rPr>
+          <w:lang w:val="en-GB"/>
+        </w:rPr>
+        <w:t>).</w:t>
       </w:r>
     </w:p>
     <w:p>
@@ -11587,7 +11839,44 @@
         <w:rPr>
           <w:lang w:val="en-GB"/>
         </w:rPr>
-        <w:t xml:space="preserve"> 63x63x64 = 254016 </w:t>
+        <w:t xml:space="preserve"> 6</w:t>
+      </w:r>
+      <w:r>
+        <w:rPr>
+          <w:lang w:val="en-GB"/>
+        </w:rPr>
+        <w:t>2</w:t>
+      </w:r>
+      <w:r>
+        <w:rPr>
+          <w:lang w:val="en-GB"/>
+        </w:rPr>
+        <w:t>x6</w:t>
+      </w:r>
+      <w:r>
+        <w:rPr>
+          <w:lang w:val="en-GB"/>
+        </w:rPr>
+        <w:t>2</w:t>
+      </w:r>
+      <w:r>
+        <w:rPr>
+          <w:lang w:val="en-GB"/>
+        </w:rPr>
+        <w:t xml:space="preserve">x64 = </w:t>
+      </w:r>
+      <w:proofErr w:type="gramStart"/>
+      <w:r>
+        <w:rPr>
+          <w:lang w:val="en-GB"/>
+        </w:rPr>
+        <w:t xml:space="preserve">246016 </w:t>
+      </w:r>
+      <w:r>
+        <w:rPr>
+          <w:lang w:val="en-GB"/>
+        </w:rPr>
+        <w:t xml:space="preserve"> </w:t>
       </w:r>
       <w:proofErr w:type="spellStart"/>
       <w:r>
@@ -11597,6 +11886,7 @@
         <w:t>vrijednosti</w:t>
       </w:r>
       <w:proofErr w:type="spellEnd"/>
+      <w:proofErr w:type="gramEnd"/>
       <w:r>
         <w:rPr>
           <w:lang w:val="en-GB"/>
@@ -11903,235 +12193,290 @@
         </w:rPr>
         <w:t xml:space="preserve"> </w:t>
       </w:r>
-      <w:hyperlink r:id="rId18" w:history="1">
-        <w:proofErr w:type="spellStart"/>
-        <w:r>
+      <w:proofErr w:type="spellStart"/>
+      <w:r>
+        <w:rPr>
+          <w:lang w:val="en-GB"/>
+        </w:rPr>
+        <w:t>praktičnom</w:t>
+      </w:r>
+      <w:proofErr w:type="spellEnd"/>
+      <w:r>
+        <w:rPr>
+          <w:lang w:val="en-GB"/>
+        </w:rPr>
+        <w:t xml:space="preserve"> </w:t>
+      </w:r>
+      <w:proofErr w:type="spellStart"/>
+      <w:r>
+        <w:rPr>
+          <w:lang w:val="en-GB"/>
+        </w:rPr>
+        <w:t>pr</w:t>
+      </w:r>
+      <w:r>
+        <w:rPr>
+          <w:lang w:val="en-GB"/>
+        </w:rPr>
+        <w:t>i</w:t>
+      </w:r>
+      <w:r>
+        <w:rPr>
+          <w:lang w:val="en-GB"/>
+        </w:rPr>
+        <w:t>mjeru</w:t>
+      </w:r>
+      <w:proofErr w:type="spellEnd"/>
+      <w:r>
+        <w:rPr>
+          <w:lang w:val="en-GB"/>
+        </w:rPr>
+        <w:t xml:space="preserve"> </w:t>
+      </w:r>
+      <w:proofErr w:type="spellStart"/>
+      <w:r>
+        <w:rPr>
+          <w:lang w:val="en-GB"/>
+        </w:rPr>
+        <w:t>sa</w:t>
+      </w:r>
+      <w:proofErr w:type="spellEnd"/>
+      <w:r>
+        <w:rPr>
+          <w:lang w:val="en-GB"/>
+        </w:rPr>
+        <w:t xml:space="preserve"> </w:t>
+      </w:r>
+      <w:proofErr w:type="spellStart"/>
+      <w:r>
+        <w:rPr>
+          <w:lang w:val="en-GB"/>
+        </w:rPr>
+        <w:t>platforme</w:t>
+      </w:r>
+      <w:proofErr w:type="spellEnd"/>
+      <w:r>
+        <w:rPr>
+          <w:lang w:val="en-GB"/>
+        </w:rPr>
+        <w:t xml:space="preserve"> Kaggle, </w:t>
+      </w:r>
+      <w:proofErr w:type="spellStart"/>
+      <w:r>
+        <w:rPr>
+          <w:lang w:val="en-GB"/>
+        </w:rPr>
+        <w:t>gdje</w:t>
+      </w:r>
+      <w:proofErr w:type="spellEnd"/>
+      <w:r>
+        <w:rPr>
+          <w:lang w:val="en-GB"/>
+        </w:rPr>
+        <w:t xml:space="preserve"> je </w:t>
+      </w:r>
+      <w:proofErr w:type="spellStart"/>
+      <w:r>
+        <w:rPr>
+          <w:lang w:val="en-GB"/>
+        </w:rPr>
+        <w:t>slična</w:t>
+      </w:r>
+      <w:proofErr w:type="spellEnd"/>
+      <w:r>
+        <w:rPr>
+          <w:lang w:val="en-GB"/>
+        </w:rPr>
+        <w:t xml:space="preserve"> </w:t>
+      </w:r>
+      <w:proofErr w:type="spellStart"/>
+      <w:r>
+        <w:rPr>
+          <w:lang w:val="en-GB"/>
+        </w:rPr>
+        <w:t>topologija</w:t>
+      </w:r>
+      <w:proofErr w:type="spellEnd"/>
+      <w:r>
+        <w:rPr>
+          <w:lang w:val="en-GB"/>
+        </w:rPr>
+        <w:t xml:space="preserve"> </w:t>
+      </w:r>
+      <w:proofErr w:type="spellStart"/>
+      <w:r>
+        <w:rPr>
+          <w:lang w:val="en-GB"/>
+        </w:rPr>
+        <w:t>uspješno</w:t>
+      </w:r>
+      <w:proofErr w:type="spellEnd"/>
+      <w:r>
+        <w:rPr>
+          <w:lang w:val="en-GB"/>
+        </w:rPr>
+        <w:t xml:space="preserve"> </w:t>
+      </w:r>
+      <w:proofErr w:type="spellStart"/>
+      <w:r>
+        <w:rPr>
+          <w:lang w:val="en-GB"/>
+        </w:rPr>
+        <w:t>korištena</w:t>
+      </w:r>
+      <w:proofErr w:type="spellEnd"/>
+      <w:r>
+        <w:rPr>
+          <w:lang w:val="en-GB"/>
+        </w:rPr>
+        <w:t xml:space="preserve"> </w:t>
+      </w:r>
+      <w:proofErr w:type="spellStart"/>
+      <w:r>
+        <w:rPr>
+          <w:lang w:val="en-GB"/>
+        </w:rPr>
+        <w:t>upravo</w:t>
+      </w:r>
+      <w:proofErr w:type="spellEnd"/>
+      <w:r>
+        <w:rPr>
+          <w:lang w:val="en-GB"/>
+        </w:rPr>
+        <w:t xml:space="preserve"> za problem </w:t>
+      </w:r>
+      <w:proofErr w:type="spellStart"/>
+      <w:r>
+        <w:rPr>
+          <w:lang w:val="en-GB"/>
+        </w:rPr>
+        <w:t>predikcije</w:t>
+      </w:r>
+      <w:proofErr w:type="spellEnd"/>
+      <w:r>
+        <w:rPr>
+          <w:lang w:val="en-GB"/>
+        </w:rPr>
+        <w:t xml:space="preserve"> </w:t>
+      </w:r>
+      <w:proofErr w:type="spellStart"/>
+      <w:r>
+        <w:rPr>
+          <w:lang w:val="en-GB"/>
+        </w:rPr>
+        <w:t>raka</w:t>
+      </w:r>
+      <w:proofErr w:type="spellEnd"/>
+      <w:r>
+        <w:rPr>
+          <w:lang w:val="en-GB"/>
+        </w:rPr>
+        <w:t xml:space="preserve"> </w:t>
+      </w:r>
+      <w:proofErr w:type="spellStart"/>
+      <w:r>
+        <w:rPr>
+          <w:lang w:val="en-GB"/>
+        </w:rPr>
+        <w:t>pluća</w:t>
+      </w:r>
+      <w:proofErr w:type="spellEnd"/>
+      <w:r>
+        <w:rPr>
+          <w:lang w:val="en-GB"/>
+        </w:rPr>
+        <w:t xml:space="preserve"> </w:t>
+      </w:r>
+      <w:proofErr w:type="spellStart"/>
+      <w:r>
+        <w:rPr>
+          <w:lang w:val="en-GB"/>
+        </w:rPr>
+        <w:t>korištenim</w:t>
+      </w:r>
+      <w:proofErr w:type="spellEnd"/>
+      <w:r>
+        <w:rPr>
+          <w:lang w:val="en-GB"/>
+        </w:rPr>
+        <w:t xml:space="preserve"> </w:t>
+      </w:r>
+      <w:proofErr w:type="spellStart"/>
+      <w:r>
+        <w:rPr>
+          <w:lang w:val="en-GB"/>
+        </w:rPr>
+        <w:t>skupom</w:t>
+      </w:r>
+      <w:proofErr w:type="spellEnd"/>
+      <w:r>
+        <w:rPr>
+          <w:lang w:val="en-GB"/>
+        </w:rPr>
+        <w:t xml:space="preserve"> </w:t>
+      </w:r>
+      <w:proofErr w:type="spellStart"/>
+      <w:r>
+        <w:rPr>
+          <w:lang w:val="en-GB"/>
+        </w:rPr>
+        <w:t>podataka</w:t>
+      </w:r>
+      <w:proofErr w:type="spellEnd"/>
+      <w:r>
+        <w:rPr>
+          <w:lang w:val="en-GB"/>
+        </w:rPr>
+        <w:t>.</w:t>
+      </w:r>
+      <w:r>
+        <w:rPr>
+          <w:lang w:val="en-GB"/>
+        </w:rPr>
+        <w:t xml:space="preserve"> </w:t>
+      </w:r>
+      <w:sdt>
+        <w:sdtPr>
           <w:rPr>
-            <w:rStyle w:val="Hyperlink"/>
             <w:lang w:val="en-GB"/>
           </w:rPr>
-          <w:t>praktičnom</w:t>
-        </w:r>
-        <w:proofErr w:type="spellEnd"/>
-        <w:r>
-          <w:rPr>
-            <w:rStyle w:val="Hyperlink"/>
-            <w:lang w:val="en-GB"/>
-          </w:rPr>
-          <w:t xml:space="preserve"> </w:t>
-        </w:r>
-        <w:proofErr w:type="spellStart"/>
-        <w:r>
-          <w:rPr>
-            <w:rStyle w:val="Hyperlink"/>
-            <w:lang w:val="en-GB"/>
-          </w:rPr>
-          <w:t>primjeru</w:t>
-        </w:r>
-        <w:proofErr w:type="spellEnd"/>
-      </w:hyperlink>
-      <w:r>
-        <w:rPr>
-          <w:lang w:val="en-GB"/>
-        </w:rPr>
-        <w:t xml:space="preserve"> </w:t>
-      </w:r>
-      <w:proofErr w:type="spellStart"/>
-      <w:r>
-        <w:rPr>
-          <w:lang w:val="en-GB"/>
-        </w:rPr>
-        <w:t>sa</w:t>
-      </w:r>
-      <w:proofErr w:type="spellEnd"/>
-      <w:r>
-        <w:rPr>
-          <w:lang w:val="en-GB"/>
-        </w:rPr>
-        <w:t xml:space="preserve"> </w:t>
-      </w:r>
-      <w:proofErr w:type="spellStart"/>
-      <w:r>
-        <w:rPr>
-          <w:lang w:val="en-GB"/>
-        </w:rPr>
-        <w:t>platforme</w:t>
-      </w:r>
-      <w:proofErr w:type="spellEnd"/>
-      <w:r>
-        <w:rPr>
-          <w:lang w:val="en-GB"/>
-        </w:rPr>
-        <w:t xml:space="preserve"> Kaggle, </w:t>
-      </w:r>
-      <w:proofErr w:type="spellStart"/>
-      <w:r>
-        <w:rPr>
-          <w:lang w:val="en-GB"/>
-        </w:rPr>
-        <w:t>gdje</w:t>
-      </w:r>
-      <w:proofErr w:type="spellEnd"/>
-      <w:r>
-        <w:rPr>
-          <w:lang w:val="en-GB"/>
-        </w:rPr>
-        <w:t xml:space="preserve"> je </w:t>
-      </w:r>
-      <w:proofErr w:type="spellStart"/>
-      <w:r>
-        <w:rPr>
-          <w:lang w:val="en-GB"/>
-        </w:rPr>
-        <w:t>slična</w:t>
-      </w:r>
-      <w:proofErr w:type="spellEnd"/>
-      <w:r>
-        <w:rPr>
-          <w:lang w:val="en-GB"/>
-        </w:rPr>
-        <w:t xml:space="preserve"> </w:t>
-      </w:r>
-      <w:proofErr w:type="spellStart"/>
-      <w:r>
-        <w:rPr>
-          <w:lang w:val="en-GB"/>
-        </w:rPr>
-        <w:t>topologija</w:t>
-      </w:r>
-      <w:proofErr w:type="spellEnd"/>
-      <w:r>
-        <w:rPr>
-          <w:lang w:val="en-GB"/>
-        </w:rPr>
-        <w:t xml:space="preserve"> </w:t>
-      </w:r>
-      <w:proofErr w:type="spellStart"/>
-      <w:r>
-        <w:rPr>
-          <w:lang w:val="en-GB"/>
-        </w:rPr>
-        <w:t>uspješno</w:t>
-      </w:r>
-      <w:proofErr w:type="spellEnd"/>
-      <w:r>
-        <w:rPr>
-          <w:lang w:val="en-GB"/>
-        </w:rPr>
-        <w:t xml:space="preserve"> </w:t>
-      </w:r>
-      <w:proofErr w:type="spellStart"/>
-      <w:r>
-        <w:rPr>
-          <w:lang w:val="en-GB"/>
-        </w:rPr>
-        <w:t>korištena</w:t>
-      </w:r>
-      <w:proofErr w:type="spellEnd"/>
-      <w:r>
-        <w:rPr>
-          <w:lang w:val="en-GB"/>
-        </w:rPr>
-        <w:t xml:space="preserve"> </w:t>
-      </w:r>
-      <w:proofErr w:type="spellStart"/>
-      <w:r>
-        <w:rPr>
-          <w:lang w:val="en-GB"/>
-        </w:rPr>
-        <w:t>upravo</w:t>
-      </w:r>
-      <w:proofErr w:type="spellEnd"/>
-      <w:r>
-        <w:rPr>
-          <w:lang w:val="en-GB"/>
-        </w:rPr>
-        <w:t xml:space="preserve"> za problem </w:t>
-      </w:r>
-      <w:proofErr w:type="spellStart"/>
-      <w:r>
-        <w:rPr>
-          <w:lang w:val="en-GB"/>
-        </w:rPr>
-        <w:t>predikcije</w:t>
-      </w:r>
-      <w:proofErr w:type="spellEnd"/>
-      <w:r>
-        <w:rPr>
-          <w:lang w:val="en-GB"/>
-        </w:rPr>
-        <w:t xml:space="preserve"> </w:t>
-      </w:r>
-      <w:proofErr w:type="spellStart"/>
-      <w:r>
-        <w:rPr>
-          <w:lang w:val="en-GB"/>
-        </w:rPr>
-        <w:t>raka</w:t>
-      </w:r>
-      <w:proofErr w:type="spellEnd"/>
-      <w:r>
-        <w:rPr>
-          <w:lang w:val="en-GB"/>
-        </w:rPr>
-        <w:t xml:space="preserve"> </w:t>
-      </w:r>
-      <w:proofErr w:type="spellStart"/>
-      <w:r>
-        <w:rPr>
-          <w:lang w:val="en-GB"/>
-        </w:rPr>
-        <w:t>pluća</w:t>
-      </w:r>
-      <w:proofErr w:type="spellEnd"/>
-      <w:r>
-        <w:rPr>
-          <w:lang w:val="en-GB"/>
-        </w:rPr>
-        <w:t xml:space="preserve"> </w:t>
-      </w:r>
-      <w:proofErr w:type="spellStart"/>
-      <w:r>
-        <w:rPr>
-          <w:lang w:val="en-GB"/>
-        </w:rPr>
-        <w:t>korištenim</w:t>
-      </w:r>
-      <w:proofErr w:type="spellEnd"/>
-      <w:r>
-        <w:rPr>
-          <w:lang w:val="en-GB"/>
-        </w:rPr>
-        <w:t xml:space="preserve"> </w:t>
-      </w:r>
-      <w:proofErr w:type="spellStart"/>
-      <w:r>
-        <w:rPr>
-          <w:lang w:val="en-GB"/>
-        </w:rPr>
-        <w:t>skupom</w:t>
-      </w:r>
-      <w:proofErr w:type="spellEnd"/>
-      <w:r>
-        <w:rPr>
-          <w:lang w:val="en-GB"/>
-        </w:rPr>
-        <w:t xml:space="preserve"> </w:t>
-      </w:r>
-      <w:proofErr w:type="spellStart"/>
-      <w:r>
-        <w:rPr>
-          <w:lang w:val="en-GB"/>
-        </w:rPr>
-        <w:t>podataka</w:t>
-      </w:r>
-      <w:proofErr w:type="spellEnd"/>
-      <w:r>
-        <w:rPr>
-          <w:lang w:val="en-GB"/>
-        </w:rPr>
-        <w:t>.</w:t>
-      </w:r>
+          <w:id w:val="-1401134635"/>
+          <w:citation/>
+        </w:sdtPr>
+        <w:sdtContent>
+          <w:r>
+            <w:rPr>
+              <w:lang w:val="en-GB"/>
+            </w:rPr>
+            <w:fldChar w:fldCharType="begin"/>
+          </w:r>
+          <w:r>
+            <w:rPr>
+              <w:lang w:val="en-US"/>
+            </w:rPr>
+            <w:instrText xml:space="preserve"> CITATION Adi19 \l 1033 </w:instrText>
+          </w:r>
+          <w:r>
+            <w:rPr>
+              <w:lang w:val="en-GB"/>
+            </w:rPr>
+            <w:fldChar w:fldCharType="separate"/>
+          </w:r>
+          <w:r>
+            <w:rPr>
+              <w:noProof/>
+              <w:lang w:val="en-US"/>
+            </w:rPr>
+            <w:t>[9]</w:t>
+          </w:r>
+          <w:r>
+            <w:rPr>
+              <w:lang w:val="en-GB"/>
+            </w:rPr>
+            <w:fldChar w:fldCharType="end"/>
+          </w:r>
+        </w:sdtContent>
+      </w:sdt>
     </w:p>
     <w:p>
       <w:pPr>
@@ -14048,6 +14393,48 @@
         </w:rPr>
         <w:t xml:space="preserve">. </w:t>
       </w:r>
+      <w:sdt>
+        <w:sdtPr>
+          <w:rPr>
+            <w:lang w:val="en-US"/>
+          </w:rPr>
+          <w:id w:val="-1055079558"/>
+          <w:citation/>
+        </w:sdtPr>
+        <w:sdtContent>
+          <w:r>
+            <w:rPr>
+              <w:lang w:val="en-US"/>
+            </w:rPr>
+            <w:fldChar w:fldCharType="begin"/>
+          </w:r>
+          <w:r>
+            <w:rPr>
+              <w:lang w:val="en-US"/>
+            </w:rPr>
+            <w:instrText xml:space="preserve">CITATION Die15 \l 1033 </w:instrText>
+          </w:r>
+          <w:r>
+            <w:rPr>
+              <w:lang w:val="en-US"/>
+            </w:rPr>
+            <w:fldChar w:fldCharType="separate"/>
+          </w:r>
+          <w:r>
+            <w:rPr>
+              <w:noProof/>
+              <w:lang w:val="en-US"/>
+            </w:rPr>
+            <w:t>[10]</w:t>
+          </w:r>
+          <w:r>
+            <w:rPr>
+              <w:lang w:val="en-US"/>
+            </w:rPr>
+            <w:fldChar w:fldCharType="end"/>
+          </w:r>
+        </w:sdtContent>
+      </w:sdt>
     </w:p>
     <w:p>
       <w:r>
@@ -14148,7 +14535,7 @@
       <w:pPr>
         <w:pStyle w:val="Heading2"/>
       </w:pPr>
-      <w:bookmarkStart w:id="17" w:name="_Toc234846032"/>
+      <w:bookmarkStart w:id="17" w:name="_Toc236486948"/>
       <w:r>
         <w:lastRenderedPageBreak/>
         <w:t>Broj epoha i veličina serije</w:t>
@@ -14324,7 +14711,7 @@
       <w:pPr>
         <w:pStyle w:val="Heading2"/>
       </w:pPr>
-      <w:bookmarkStart w:id="18" w:name="_Toc234846033"/>
+      <w:bookmarkStart w:id="18" w:name="_Toc236486949"/>
       <w:r>
         <w:lastRenderedPageBreak/>
         <w:t>Orkestracija i .NET Aspire</w:t>
@@ -14419,7 +14806,7 @@
       <w:pPr>
         <w:pStyle w:val="Heading2"/>
       </w:pPr>
-      <w:bookmarkStart w:id="19" w:name="_Toc234846034"/>
+      <w:bookmarkStart w:id="19" w:name="_Toc236486950"/>
       <w:r>
         <w:lastRenderedPageBreak/>
         <w:t>Korisnički</w:t>
@@ -14482,7 +14869,7 @@
                     <pic:cNvPicPr/>
                   </pic:nvPicPr>
                   <pic:blipFill>
-                    <a:blip r:embed="rId19">
+                    <a:blip r:embed="rId18">
                       <a:extLst>
                         <a:ext uri="{28A0092B-C50C-407E-A947-70E740481C1C}">
                           <a14:useLocalDpi xmlns:a14="http://schemas.microsoft.com/office/drawing/2010/main" val="0"/>
@@ -14548,7 +14935,13 @@
     </w:p>
     <w:p>
       <w:r>
-        <w:t>Druga stranica služi za treniranje modela, kao što je prikazano na Slici 2. Na datoj stranici korisnik ima opciju unosa imena modela, odabira ekosistema u kojem će se model trenirati i mogućnost rotiranja slika.</w:t>
+        <w:t xml:space="preserve">Druga stranica služi za treniranje modela, kao što je prikazano na Slici 2. Na datoj stranici korisnik ima opciju unosa imena modela, </w:t>
+      </w:r>
+      <w:r>
+        <w:t xml:space="preserve">broja epoha, </w:t>
+      </w:r>
+      <w:r>
+        <w:t>odabira ekosistema u kojem će se model trenirati i mogućnost rotiranja slika.</w:t>
       </w:r>
     </w:p>
     <w:p>
@@ -14576,7 +14969,7 @@
                     <pic:cNvPicPr/>
                   </pic:nvPicPr>
                   <pic:blipFill>
-                    <a:blip r:embed="rId20">
+                    <a:blip r:embed="rId19">
                       <a:extLst>
                         <a:ext uri="{28A0092B-C50C-407E-A947-70E740481C1C}">
                           <a14:useLocalDpi xmlns:a14="http://schemas.microsoft.com/office/drawing/2010/main" val="0"/>
@@ -14672,7 +15065,7 @@
                     <pic:cNvPicPr/>
                   </pic:nvPicPr>
                   <pic:blipFill>
-                    <a:blip r:embed="rId21" cstate="print">
+                    <a:blip r:embed="rId20" cstate="print">
                       <a:extLst>
                         <a:ext uri="{28A0092B-C50C-407E-A947-70E740481C1C}">
                           <a14:useLocalDpi xmlns:a14="http://schemas.microsoft.com/office/drawing/2010/main" val="0"/>
@@ -14767,7 +15160,7 @@
                     <pic:cNvPicPr/>
                   </pic:nvPicPr>
                   <pic:blipFill>
-                    <a:blip r:embed="rId22" cstate="print">
+                    <a:blip r:embed="rId21" cstate="print">
                       <a:extLst>
                         <a:ext uri="{28A0092B-C50C-407E-A947-70E740481C1C}">
                           <a14:useLocalDpi xmlns:a14="http://schemas.microsoft.com/office/drawing/2010/main" val="0"/>
@@ -14869,7 +15262,7 @@
                     <pic:cNvPicPr/>
                   </pic:nvPicPr>
                   <pic:blipFill>
-                    <a:blip r:embed="rId23">
+                    <a:blip r:embed="rId22">
                       <a:extLst>
                         <a:ext uri="{28A0092B-C50C-407E-A947-70E740481C1C}">
                           <a14:useLocalDpi xmlns:a14="http://schemas.microsoft.com/office/drawing/2010/main" val="0"/>
@@ -14959,7 +15352,7 @@
       <w:pPr>
         <w:pStyle w:val="Heading2"/>
       </w:pPr>
-      <w:bookmarkStart w:id="25" w:name="_Toc234846035"/>
+      <w:bookmarkStart w:id="25" w:name="_Toc236486951"/>
       <w:r>
         <w:lastRenderedPageBreak/>
         <w:t>Metodologija testiranja i kontrola varijabli</w:t>
@@ -14997,9 +15390,6 @@
         <w:pStyle w:val="ListParagraph"/>
       </w:pPr>
       <w:r>
-        <w:t xml:space="preserve"> </w:t>
-      </w:r>
-      <w:r>
         <w:t>Za validno poređenje korištene su identične verzije LibTorch i CUDA biblioteka, koje predstavljaju C++ mehanizam odgovoran za proces treniranja mreže i izvršavanje paralelnih tenzorskih operacija. Korištena verzija LibTorch biblioteke je 2.10.0 (Pytorch verzija 2.10.0 za Python i TorchSharp-cuda-windows 0.107.0 za .NET), dok je korištena CUDA verzija 12.8.</w:t>
       </w:r>
     </w:p>
@@ -15088,19 +15478,31 @@
         <w:rPr>
           <w:lang w:val="de-DE"/>
         </w:rPr>
-        <w:t xml:space="preserve">S obzirom da hiperparametri direktno diktiraju način učenja i tačnost krajnjeg modela, u oba okruženja je implementirana ista arhitektura </w:t>
+        <w:t xml:space="preserve">S obzirom </w:t>
       </w:r>
       <w:r>
         <w:rPr>
           <w:lang w:val="de-DE"/>
         </w:rPr>
+        <w:t>na to da</w:t>
+      </w:r>
+      <w:r>
+        <w:rPr>
+          <w:lang w:val="de-DE"/>
+        </w:rPr>
+        <w:t xml:space="preserve"> hiperparametri direktno diktiraju način učenja i tačnost krajnjeg modela, u oba okruženja je implementirana ista arhitektura </w:t>
+      </w:r>
+      <w:r>
+        <w:rPr>
+          <w:lang w:val="de-DE"/>
+        </w:rPr>
         <w:t>neuronske</w:t>
       </w:r>
       <w:r>
         <w:rPr>
           <w:lang w:val="de-DE"/>
         </w:rPr>
-        <w:t xml:space="preserve"> mreže sa preslikanim parametrima. To uključuje korištenje iste funkcije troška (Cross-Entropy Loss), istog optimizatora (Adam) sa stopom učenja (0.00001), isti broj epoha (100) te identičnu veličinu serije (8).</w:t>
+        <w:t xml:space="preserve"> mreže sa preslikanim parametrima. To uključuje korištenje iste funkcije troška (Cross-Entropy Loss), istog optimizatora (Adam) sa stopom učenja (0.0001), isti broj epoha (100) te identičnu veličinu serije (8).</w:t>
       </w:r>
     </w:p>
     <w:p>
@@ -16114,7 +16516,55 @@
         <w:rPr>
           <w:lang w:val="de-DE"/>
         </w:rPr>
-        <w:t>Iako su početni parametri fiksirani, sam proces treniranja je veoma kompleksan i može doći do varijacije prilikom istovremenog izvršavanja operacija na grafičkoj kartici. Da bismo imali što objektivniju sliku treniranja, proces treniranja je pokrenut u pet nezavisnih iteracija u oba okruženja. Rezultati i metrike prikazani u ovom radu predstavljaju usrednjene (prosječne) vrijednosti dobijene iz tih iteracija, što garantuje visoku pouzdanost zaključka.</w:t>
+        <w:t xml:space="preserve">Iako su početni parametri fiksirani, sam proces treniranja je veoma kompleksan i može doći do varijacije prilikom istovremenog izvršavanja operacija na grafičkoj kartici. Da bismo imali što objektivniju sliku treniranja, proces treniranja je pokrenut u </w:t>
+      </w:r>
+      <w:r>
+        <w:rPr>
+          <w:lang w:val="de-DE"/>
+        </w:rPr>
+        <w:t>tri</w:t>
+      </w:r>
+      <w:r>
+        <w:rPr>
+          <w:lang w:val="de-DE"/>
+        </w:rPr>
+        <w:t xml:space="preserve"> nezavisn</w:t>
+      </w:r>
+      <w:r>
+        <w:rPr>
+          <w:lang w:val="de-DE"/>
+        </w:rPr>
+        <w:t>e</w:t>
+      </w:r>
+      <w:r>
+        <w:rPr>
+          <w:lang w:val="de-DE"/>
+        </w:rPr>
+        <w:t xml:space="preserve"> iteracij</w:t>
+      </w:r>
+      <w:r>
+        <w:rPr>
+          <w:lang w:val="de-DE"/>
+        </w:rPr>
+        <w:t xml:space="preserve">e </w:t>
+      </w:r>
+      <w:r>
+        <w:rPr>
+          <w:lang w:val="de-DE"/>
+        </w:rPr>
+        <w:t>u oba okruženja. Rezultati i metrike prikazani u ovom radu predstavljaju</w:t>
+      </w:r>
+      <w:r>
+        <w:rPr>
+          <w:lang w:val="de-DE"/>
+        </w:rPr>
+        <w:t xml:space="preserve"> </w:t>
+      </w:r>
+      <w:r>
+        <w:rPr>
+          <w:lang w:val="de-DE"/>
+        </w:rPr>
+        <w:t>prosječne vrijednosti dobijene iz tih iteracija, što garantuje visoku pouzdanost zaključka.</w:t>
       </w:r>
     </w:p>
     <w:p>
@@ -16346,7 +16796,7 @@
       <w:pPr>
         <w:pStyle w:val="Heading1"/>
       </w:pPr>
-      <w:bookmarkStart w:id="26" w:name="_Toc234846036"/>
+      <w:bookmarkStart w:id="26" w:name="_Toc236486952"/>
       <w:proofErr w:type="spellStart"/>
       <w:r>
         <w:lastRenderedPageBreak/>
@@ -16415,7 +16865,7 @@
           <w:lang w:val="bs-Latn-BA"/>
         </w:rPr>
       </w:pPr>
-      <w:bookmarkStart w:id="27" w:name="_Toc234846037"/>
+      <w:bookmarkStart w:id="27" w:name="_Toc236486953"/>
       <w:r>
         <w:rPr>
           <w:lang w:val="bs-Latn-BA"/>
@@ -16749,7 +17199,7 @@
           <w:lang w:val="bs-Latn-BA"/>
         </w:rPr>
       </w:pPr>
-      <w:bookmarkStart w:id="28" w:name="_Toc234846038"/>
+      <w:bookmarkStart w:id="28" w:name="_Toc236486954"/>
       <w:r>
         <w:rPr>
           <w:lang w:val="bs-Latn-BA"/>
@@ -16785,7 +17235,13 @@
         <w:t>old start</w:t>
       </w:r>
       <w:r>
-        <w:t>). Nakon prvog pokretanja model je učitan u memoriju te je svaka naredna analiza puno brža, tako da svaka naredna analiza traje 0 sekundi.</w:t>
+        <w:t xml:space="preserve">). Nakon prvog pokretanja model je učitan u memoriju te je svaka naredna analiza puno brža, tako da svaka naredna analiza traje </w:t>
+      </w:r>
+      <w:r>
+        <w:t xml:space="preserve">praktično </w:t>
+      </w:r>
+      <w:r>
+        <w:t>0 sekundi.</w:t>
       </w:r>
     </w:p>
     <w:p>
@@ -16805,7 +17261,7 @@
       <w:pPr>
         <w:pStyle w:val="Heading2"/>
       </w:pPr>
-      <w:bookmarkStart w:id="29" w:name="_Toc234846039"/>
+      <w:bookmarkStart w:id="29" w:name="_Toc236486955"/>
       <w:r>
         <w:lastRenderedPageBreak/>
         <w:t>Makro odziv</w:t>
@@ -17023,7 +17479,7 @@
                     <pic:cNvPicPr/>
                   </pic:nvPicPr>
                   <pic:blipFill>
-                    <a:blip r:embed="rId24"/>
+                    <a:blip r:embed="rId23"/>
                     <a:stretch>
                       <a:fillRect/>
                     </a:stretch>
@@ -17108,7 +17564,7 @@
       <w:pPr>
         <w:pStyle w:val="Heading2"/>
       </w:pPr>
-      <w:bookmarkStart w:id="32" w:name="_Toc234846040"/>
+      <w:bookmarkStart w:id="32" w:name="_Toc236486956"/>
       <w:r>
         <w:lastRenderedPageBreak/>
         <w:t>Makro F1 mjera</w:t>
@@ -17382,7 +17838,7 @@
                     <pic:cNvPicPr/>
                   </pic:nvPicPr>
                   <pic:blipFill>
-                    <a:blip r:embed="rId25"/>
+                    <a:blip r:embed="rId24"/>
                     <a:stretch>
                       <a:fillRect/>
                     </a:stretch>
@@ -17476,7 +17932,7 @@
       <w:pPr>
         <w:pStyle w:val="Heading2"/>
       </w:pPr>
-      <w:bookmarkStart w:id="34" w:name="_Toc234846041"/>
+      <w:bookmarkStart w:id="34" w:name="_Toc236486957"/>
       <w:r>
         <w:lastRenderedPageBreak/>
         <w:t>Odziv maligne klase</w:t>
@@ -17564,7 +18020,10 @@
         <w:t>,</w:t>
       </w:r>
       <w:r>
-        <w:t>91%.</w:t>
+        <w:t>82</w:t>
+      </w:r>
+      <w:r>
+        <w:t>%.</w:t>
       </w:r>
     </w:p>
     <w:p>
@@ -17698,6 +18157,402 @@
             <wp:extent cx="5943600" cy="2330450"/>
             <wp:effectExtent l="19050" t="19050" r="0" b="0"/>
             <wp:docPr id="11" name="Picture 11"/>
+            <wp:cNvGraphicFramePr>
+              <a:graphicFrameLocks xmlns:a="http://schemas.openxmlformats.org/drawingml/2006/main" noChangeAspect="1"/>
+            </wp:cNvGraphicFramePr>
+            <a:graphic xmlns:a="http://schemas.openxmlformats.org/drawingml/2006/main">
+              <a:graphicData uri="http://schemas.openxmlformats.org/drawingml/2006/picture">
+                <pic:pic xmlns:pic="http://schemas.openxmlformats.org/drawingml/2006/picture">
+                  <pic:nvPicPr>
+                    <pic:cNvPr id="1" name=""/>
+                    <pic:cNvPicPr/>
+                  </pic:nvPicPr>
+                  <pic:blipFill>
+                    <a:blip r:embed="rId25"/>
+                    <a:stretch>
+                      <a:fillRect/>
+                    </a:stretch>
+                  </pic:blipFill>
+                  <pic:spPr>
+                    <a:xfrm>
+                      <a:off x="0" y="0"/>
+                      <a:ext cx="5943600" cy="2330450"/>
+                    </a:xfrm>
+                    <a:prstGeom prst="rect">
+                      <a:avLst/>
+                    </a:prstGeom>
+                    <a:ln w="6350">
+                      <a:solidFill>
+                        <a:schemeClr val="tx1"/>
+                      </a:solidFill>
+                    </a:ln>
+                  </pic:spPr>
+                </pic:pic>
+              </a:graphicData>
+            </a:graphic>
+          </wp:inline>
+        </w:drawing>
+      </w:r>
+    </w:p>
+    <w:p>
+      <w:pPr>
+        <w:pStyle w:val="Caption"/>
+        <w:jc w:val="center"/>
+      </w:pPr>
+      <w:bookmarkStart w:id="35" w:name="_Toc234846091"/>
+      <w:r>
+        <w:t xml:space="preserve">Slika </w:t>
+      </w:r>
+      <w:r>
+        <w:fldChar w:fldCharType="begin"/>
+      </w:r>
+      <w:r>
+        <w:instrText xml:space="preserve"> SEQ Slika \* ARABIC </w:instrText>
+      </w:r>
+      <w:r>
+        <w:fldChar w:fldCharType="separate"/>
+      </w:r>
+      <w:r>
+        <w:rPr>
+          <w:noProof/>
+        </w:rPr>
+        <w:t>8</w:t>
+      </w:r>
+      <w:r>
+        <w:fldChar w:fldCharType="end"/>
+      </w:r>
+      <w:r>
+        <w:t xml:space="preserve">. </w:t>
+      </w:r>
+      <w:r>
+        <w:t>Poređenje</w:t>
+      </w:r>
+      <w:r>
+        <w:t xml:space="preserve"> </w:t>
+      </w:r>
+      <w:r>
+        <w:t>odziva malignih klasa</w:t>
+      </w:r>
+      <w:r>
+        <w:t xml:space="preserve"> modela</w:t>
+      </w:r>
+      <w:bookmarkEnd w:id="35"/>
+    </w:p>
+    <w:p>
+      <w:pPr>
+        <w:pStyle w:val="Paragraf"/>
+      </w:pPr>
+    </w:p>
+    <w:p>
+      <w:pPr>
+        <w:pStyle w:val="Paragraf"/>
+      </w:pPr>
+    </w:p>
+    <w:p>
+      <w:pPr>
+        <w:pStyle w:val="Paragraf"/>
+      </w:pPr>
+    </w:p>
+    <w:p>
+      <w:pPr>
+        <w:pStyle w:val="Paragraf"/>
+      </w:pPr>
+    </w:p>
+    <w:p>
+      <w:pPr>
+        <w:pStyle w:val="Heading2"/>
+      </w:pPr>
+      <w:bookmarkStart w:id="36" w:name="_Toc236486958"/>
+      <w:r>
+        <w:lastRenderedPageBreak/>
+        <w:t>Tačnost</w:t>
+      </w:r>
+      <w:bookmarkEnd w:id="36"/>
+    </w:p>
+    <w:p>
+      <w:pPr>
+        <w:pStyle w:val="Paragraf"/>
+      </w:pPr>
+    </w:p>
+    <w:p>
+      <w:r>
+        <w:t>Vrijednost</w:t>
+      </w:r>
+      <w:r>
+        <w:t>i</w:t>
+      </w:r>
+      <w:r>
+        <w:t xml:space="preserve"> </w:t>
+      </w:r>
+      <w:r>
+        <w:t>tačnosti</w:t>
+      </w:r>
+      <w:r>
+        <w:t xml:space="preserve"> dobijenih C# modela iznos</w:t>
+      </w:r>
+      <w:r>
+        <w:t>e</w:t>
+      </w:r>
+      <w:r>
+        <w:t>:</w:t>
+      </w:r>
+    </w:p>
+    <w:p>
+      <w:pPr>
+        <w:pStyle w:val="Paragraf"/>
+        <w:numPr>
+          <w:ilvl w:val="0"/>
+          <w:numId w:val="26"/>
+        </w:numPr>
+      </w:pPr>
+      <w:r>
+        <w:t>82</w:t>
+      </w:r>
+      <w:r>
+        <w:t>,</w:t>
+      </w:r>
+      <w:r>
+        <w:t>55</w:t>
+      </w:r>
+      <w:r>
+        <w:t>%</w:t>
+      </w:r>
+    </w:p>
+    <w:p>
+      <w:pPr>
+        <w:pStyle w:val="Paragraf"/>
+        <w:numPr>
+          <w:ilvl w:val="0"/>
+          <w:numId w:val="26"/>
+        </w:numPr>
+      </w:pPr>
+      <w:r>
+        <w:t>83</w:t>
+      </w:r>
+      <w:r>
+        <w:t>,</w:t>
+      </w:r>
+      <w:r>
+        <w:t>27</w:t>
+      </w:r>
+      <w:r>
+        <w:t>%</w:t>
+      </w:r>
+    </w:p>
+    <w:p>
+      <w:pPr>
+        <w:pStyle w:val="Paragraf"/>
+        <w:numPr>
+          <w:ilvl w:val="0"/>
+          <w:numId w:val="26"/>
+        </w:numPr>
+      </w:pPr>
+      <w:r>
+        <w:t>81</w:t>
+      </w:r>
+      <w:r>
+        <w:t>,</w:t>
+      </w:r>
+      <w:r>
+        <w:t>82</w:t>
+      </w:r>
+      <w:r>
+        <w:t>%</w:t>
+      </w:r>
+    </w:p>
+    <w:p>
+      <w:r>
+        <w:t xml:space="preserve">Prosječna vrijednost </w:t>
+      </w:r>
+      <w:r>
+        <w:t xml:space="preserve">tačnosti </w:t>
+      </w:r>
+      <w:r>
+        <w:t xml:space="preserve">dobijenih C# modela iznosi </w:t>
+      </w:r>
+      <w:r>
+        <w:t>82</w:t>
+      </w:r>
+      <w:r>
+        <w:t>,</w:t>
+      </w:r>
+      <w:r>
+        <w:t>55</w:t>
+      </w:r>
+      <w:r>
+        <w:t>%.</w:t>
+      </w:r>
+    </w:p>
+    <w:p>
+      <w:pPr>
+        <w:pStyle w:val="Paragraf"/>
+        <w:ind w:left="340" w:firstLine="0"/>
+      </w:pPr>
+    </w:p>
+    <w:p>
+      <w:r>
+        <w:t>Vrijednost</w:t>
+      </w:r>
+      <w:r>
+        <w:t>i</w:t>
+      </w:r>
+      <w:r>
+        <w:t xml:space="preserve"> tačnosti</w:t>
+      </w:r>
+      <w:r>
+        <w:t xml:space="preserve"> dobijenih Python modela iznos</w:t>
+      </w:r>
+      <w:r>
+        <w:t>e</w:t>
+      </w:r>
+      <w:r>
+        <w:t>:</w:t>
+      </w:r>
+    </w:p>
+    <w:p>
+      <w:pPr>
+        <w:pStyle w:val="Paragraf"/>
+        <w:numPr>
+          <w:ilvl w:val="0"/>
+          <w:numId w:val="25"/>
+        </w:numPr>
+      </w:pPr>
+      <w:r>
+        <w:t>8</w:t>
+      </w:r>
+      <w:r>
+        <w:t>1</w:t>
+      </w:r>
+      <w:r>
+        <w:t>,</w:t>
+      </w:r>
+      <w:r>
+        <w:t>82</w:t>
+      </w:r>
+      <w:r>
+        <w:t>%</w:t>
+      </w:r>
+    </w:p>
+    <w:p>
+      <w:pPr>
+        <w:pStyle w:val="Paragraf"/>
+        <w:numPr>
+          <w:ilvl w:val="0"/>
+          <w:numId w:val="25"/>
+        </w:numPr>
+      </w:pPr>
+      <w:r>
+        <w:t>82</w:t>
+      </w:r>
+      <w:r>
+        <w:t>,</w:t>
+      </w:r>
+      <w:r>
+        <w:t>18</w:t>
+      </w:r>
+      <w:r>
+        <w:t>%</w:t>
+      </w:r>
+    </w:p>
+    <w:p>
+      <w:pPr>
+        <w:pStyle w:val="Paragraf"/>
+        <w:numPr>
+          <w:ilvl w:val="0"/>
+          <w:numId w:val="25"/>
+        </w:numPr>
+      </w:pPr>
+      <w:r>
+        <w:t>80</w:t>
+      </w:r>
+      <w:r>
+        <w:t>,</w:t>
+      </w:r>
+      <w:r>
+        <w:t>36</w:t>
+      </w:r>
+      <w:r>
+        <w:t>%</w:t>
+      </w:r>
+    </w:p>
+    <w:p>
+      <w:r>
+        <w:t xml:space="preserve">Prosječna vrijednost </w:t>
+      </w:r>
+      <w:r>
+        <w:t>ta</w:t>
+      </w:r>
+      <w:r>
+        <w:rPr>
+          <w:lang w:val="bs-Latn-BA"/>
+        </w:rPr>
+        <w:t>č</w:t>
+      </w:r>
+      <w:r>
+        <w:t>no</w:t>
+      </w:r>
+      <w:r>
+        <w:t>sti</w:t>
+      </w:r>
+      <w:r>
+        <w:t xml:space="preserve"> dobijenih Python modela iznosi </w:t>
+      </w:r>
+      <w:r>
+        <w:t>8</w:t>
+      </w:r>
+      <w:r>
+        <w:t>1</w:t>
+      </w:r>
+      <w:r>
+        <w:t>,</w:t>
+      </w:r>
+      <w:r>
+        <w:t>45</w:t>
+      </w:r>
+      <w:r>
+        <w:t>%.</w:t>
+      </w:r>
+    </w:p>
+    <w:p>
+      <w:r>
+        <w:t xml:space="preserve">Na slici </w:t>
+      </w:r>
+      <w:r>
+        <w:t>9</w:t>
+      </w:r>
+      <w:r>
+        <w:t xml:space="preserve">. je prikazan graf poređenja </w:t>
+      </w:r>
+      <w:r>
+        <w:t>ta</w:t>
+      </w:r>
+      <w:r>
+        <w:rPr>
+          <w:lang w:val="bs-Latn-BA"/>
+        </w:rPr>
+        <w:t>čnosti</w:t>
+      </w:r>
+      <w:r>
+        <w:t xml:space="preserve"> </w:t>
+      </w:r>
+      <w:r>
+        <w:t>treniranih modela.</w:t>
+      </w:r>
+    </w:p>
+    <w:p>
+      <w:pPr>
+        <w:pStyle w:val="Paragraf"/>
+        <w:keepNext/>
+      </w:pPr>
+      <w:r>
+        <w:rPr>
+          <w:noProof/>
+        </w:rPr>
+        <w:drawing>
+          <wp:inline distT="0" distB="0" distL="0" distR="0" wp14:anchorId="525B71C9" wp14:editId="7BDD91E6">
+            <wp:extent cx="5943600" cy="2330450"/>
+            <wp:effectExtent l="19050" t="19050" r="0" b="0"/>
+            <wp:docPr id="13" name="Picture 13"/>
             <wp:cNvGraphicFramePr>
               <a:graphicFrameLocks xmlns:a="http://schemas.openxmlformats.org/drawingml/2006/main" noChangeAspect="1"/>
             </wp:cNvGraphicFramePr>
@@ -17740,402 +18595,6 @@
         <w:pStyle w:val="Caption"/>
         <w:jc w:val="center"/>
       </w:pPr>
-      <w:bookmarkStart w:id="35" w:name="_Toc234846091"/>
-      <w:r>
-        <w:t xml:space="preserve">Slika </w:t>
-      </w:r>
-      <w:r>
-        <w:fldChar w:fldCharType="begin"/>
-      </w:r>
-      <w:r>
-        <w:instrText xml:space="preserve"> SEQ Slika \* ARABIC </w:instrText>
-      </w:r>
-      <w:r>
-        <w:fldChar w:fldCharType="separate"/>
-      </w:r>
-      <w:r>
-        <w:rPr>
-          <w:noProof/>
-        </w:rPr>
-        <w:t>8</w:t>
-      </w:r>
-      <w:r>
-        <w:fldChar w:fldCharType="end"/>
-      </w:r>
-      <w:r>
-        <w:t xml:space="preserve">. </w:t>
-      </w:r>
-      <w:r>
-        <w:t>Poređenje</w:t>
-      </w:r>
-      <w:r>
-        <w:t xml:space="preserve"> </w:t>
-      </w:r>
-      <w:r>
-        <w:t>odziva malignih klasa</w:t>
-      </w:r>
-      <w:r>
-        <w:t xml:space="preserve"> modela</w:t>
-      </w:r>
-      <w:bookmarkEnd w:id="35"/>
-    </w:p>
-    <w:p>
-      <w:pPr>
-        <w:pStyle w:val="Paragraf"/>
-      </w:pPr>
-    </w:p>
-    <w:p>
-      <w:pPr>
-        <w:pStyle w:val="Paragraf"/>
-      </w:pPr>
-    </w:p>
-    <w:p>
-      <w:pPr>
-        <w:pStyle w:val="Paragraf"/>
-      </w:pPr>
-    </w:p>
-    <w:p>
-      <w:pPr>
-        <w:pStyle w:val="Paragraf"/>
-      </w:pPr>
-    </w:p>
-    <w:p>
-      <w:pPr>
-        <w:pStyle w:val="Heading2"/>
-      </w:pPr>
-      <w:bookmarkStart w:id="36" w:name="_Toc234846042"/>
-      <w:r>
-        <w:lastRenderedPageBreak/>
-        <w:t>Tačnost</w:t>
-      </w:r>
-      <w:bookmarkEnd w:id="36"/>
-    </w:p>
-    <w:p>
-      <w:pPr>
-        <w:pStyle w:val="Paragraf"/>
-      </w:pPr>
-    </w:p>
-    <w:p>
-      <w:r>
-        <w:t>Vrijednost</w:t>
-      </w:r>
-      <w:r>
-        <w:t>i</w:t>
-      </w:r>
-      <w:r>
-        <w:t xml:space="preserve"> </w:t>
-      </w:r>
-      <w:r>
-        <w:t>tačnosti</w:t>
-      </w:r>
-      <w:r>
-        <w:t xml:space="preserve"> dobijenih C# modela iznos</w:t>
-      </w:r>
-      <w:r>
-        <w:t>e</w:t>
-      </w:r>
-      <w:r>
-        <w:t>:</w:t>
-      </w:r>
-    </w:p>
-    <w:p>
-      <w:pPr>
-        <w:pStyle w:val="Paragraf"/>
-        <w:numPr>
-          <w:ilvl w:val="0"/>
-          <w:numId w:val="26"/>
-        </w:numPr>
-      </w:pPr>
-      <w:r>
-        <w:t>82</w:t>
-      </w:r>
-      <w:r>
-        <w:t>,</w:t>
-      </w:r>
-      <w:r>
-        <w:t>55</w:t>
-      </w:r>
-      <w:r>
-        <w:t>%</w:t>
-      </w:r>
-    </w:p>
-    <w:p>
-      <w:pPr>
-        <w:pStyle w:val="Paragraf"/>
-        <w:numPr>
-          <w:ilvl w:val="0"/>
-          <w:numId w:val="26"/>
-        </w:numPr>
-      </w:pPr>
-      <w:r>
-        <w:t>83</w:t>
-      </w:r>
-      <w:r>
-        <w:t>,</w:t>
-      </w:r>
-      <w:r>
-        <w:t>27</w:t>
-      </w:r>
-      <w:r>
-        <w:t>%</w:t>
-      </w:r>
-    </w:p>
-    <w:p>
-      <w:pPr>
-        <w:pStyle w:val="Paragraf"/>
-        <w:numPr>
-          <w:ilvl w:val="0"/>
-          <w:numId w:val="26"/>
-        </w:numPr>
-      </w:pPr>
-      <w:r>
-        <w:t>81</w:t>
-      </w:r>
-      <w:r>
-        <w:t>,</w:t>
-      </w:r>
-      <w:r>
-        <w:t>82</w:t>
-      </w:r>
-      <w:r>
-        <w:t>%</w:t>
-      </w:r>
-    </w:p>
-    <w:p>
-      <w:r>
-        <w:t xml:space="preserve">Prosječna vrijednost </w:t>
-      </w:r>
-      <w:r>
-        <w:t xml:space="preserve">tačnosti </w:t>
-      </w:r>
-      <w:r>
-        <w:t xml:space="preserve">dobijenih C# modela iznosi </w:t>
-      </w:r>
-      <w:r>
-        <w:t>82</w:t>
-      </w:r>
-      <w:r>
-        <w:t>,</w:t>
-      </w:r>
-      <w:r>
-        <w:t>55</w:t>
-      </w:r>
-      <w:r>
-        <w:t>%.</w:t>
-      </w:r>
-    </w:p>
-    <w:p>
-      <w:pPr>
-        <w:pStyle w:val="Paragraf"/>
-        <w:ind w:left="340" w:firstLine="0"/>
-      </w:pPr>
-    </w:p>
-    <w:p>
-      <w:r>
-        <w:t>Vrijednost</w:t>
-      </w:r>
-      <w:r>
-        <w:t>i</w:t>
-      </w:r>
-      <w:r>
-        <w:t xml:space="preserve"> tačnosti</w:t>
-      </w:r>
-      <w:r>
-        <w:t xml:space="preserve"> dobijenih Python modela iznos</w:t>
-      </w:r>
-      <w:r>
-        <w:t>e</w:t>
-      </w:r>
-      <w:r>
-        <w:t>:</w:t>
-      </w:r>
-    </w:p>
-    <w:p>
-      <w:pPr>
-        <w:pStyle w:val="Paragraf"/>
-        <w:numPr>
-          <w:ilvl w:val="0"/>
-          <w:numId w:val="25"/>
-        </w:numPr>
-      </w:pPr>
-      <w:r>
-        <w:t>8</w:t>
-      </w:r>
-      <w:r>
-        <w:t>1</w:t>
-      </w:r>
-      <w:r>
-        <w:t>,</w:t>
-      </w:r>
-      <w:r>
-        <w:t>82</w:t>
-      </w:r>
-      <w:r>
-        <w:t>%</w:t>
-      </w:r>
-    </w:p>
-    <w:p>
-      <w:pPr>
-        <w:pStyle w:val="Paragraf"/>
-        <w:numPr>
-          <w:ilvl w:val="0"/>
-          <w:numId w:val="25"/>
-        </w:numPr>
-      </w:pPr>
-      <w:r>
-        <w:t>82</w:t>
-      </w:r>
-      <w:r>
-        <w:t>,</w:t>
-      </w:r>
-      <w:r>
-        <w:t>18</w:t>
-      </w:r>
-      <w:r>
-        <w:t>%</w:t>
-      </w:r>
-    </w:p>
-    <w:p>
-      <w:pPr>
-        <w:pStyle w:val="Paragraf"/>
-        <w:numPr>
-          <w:ilvl w:val="0"/>
-          <w:numId w:val="25"/>
-        </w:numPr>
-      </w:pPr>
-      <w:r>
-        <w:t>80</w:t>
-      </w:r>
-      <w:r>
-        <w:t>,</w:t>
-      </w:r>
-      <w:r>
-        <w:t>36</w:t>
-      </w:r>
-      <w:r>
-        <w:t>%</w:t>
-      </w:r>
-    </w:p>
-    <w:p>
-      <w:r>
-        <w:t xml:space="preserve">Prosječna vrijednost </w:t>
-      </w:r>
-      <w:r>
-        <w:t>ta</w:t>
-      </w:r>
-      <w:r>
-        <w:rPr>
-          <w:lang w:val="bs-Latn-BA"/>
-        </w:rPr>
-        <w:t>č</w:t>
-      </w:r>
-      <w:r>
-        <w:t>no</w:t>
-      </w:r>
-      <w:r>
-        <w:t>sti</w:t>
-      </w:r>
-      <w:r>
-        <w:t xml:space="preserve"> dobijenih Python modela iznosi </w:t>
-      </w:r>
-      <w:r>
-        <w:t>8</w:t>
-      </w:r>
-      <w:r>
-        <w:t>1</w:t>
-      </w:r>
-      <w:r>
-        <w:t>,</w:t>
-      </w:r>
-      <w:r>
-        <w:t>45</w:t>
-      </w:r>
-      <w:r>
-        <w:t>%.</w:t>
-      </w:r>
-    </w:p>
-    <w:p>
-      <w:r>
-        <w:t xml:space="preserve">Na slici </w:t>
-      </w:r>
-      <w:r>
-        <w:t>9</w:t>
-      </w:r>
-      <w:r>
-        <w:t xml:space="preserve">. je prikazan graf poređenja </w:t>
-      </w:r>
-      <w:r>
-        <w:t>ta</w:t>
-      </w:r>
-      <w:r>
-        <w:rPr>
-          <w:lang w:val="bs-Latn-BA"/>
-        </w:rPr>
-        <w:t>čnosti</w:t>
-      </w:r>
-      <w:r>
-        <w:t xml:space="preserve"> </w:t>
-      </w:r>
-      <w:r>
-        <w:t>treniranih modela.</w:t>
-      </w:r>
-    </w:p>
-    <w:p>
-      <w:pPr>
-        <w:pStyle w:val="Paragraf"/>
-        <w:keepNext/>
-      </w:pPr>
-      <w:r>
-        <w:rPr>
-          <w:noProof/>
-        </w:rPr>
-        <w:drawing>
-          <wp:inline distT="0" distB="0" distL="0" distR="0" wp14:anchorId="525B71C9" wp14:editId="7BDD91E6">
-            <wp:extent cx="5943600" cy="2330450"/>
-            <wp:effectExtent l="19050" t="19050" r="0" b="0"/>
-            <wp:docPr id="13" name="Picture 13"/>
-            <wp:cNvGraphicFramePr>
-              <a:graphicFrameLocks xmlns:a="http://schemas.openxmlformats.org/drawingml/2006/main" noChangeAspect="1"/>
-            </wp:cNvGraphicFramePr>
-            <a:graphic xmlns:a="http://schemas.openxmlformats.org/drawingml/2006/main">
-              <a:graphicData uri="http://schemas.openxmlformats.org/drawingml/2006/picture">
-                <pic:pic xmlns:pic="http://schemas.openxmlformats.org/drawingml/2006/picture">
-                  <pic:nvPicPr>
-                    <pic:cNvPr id="1" name=""/>
-                    <pic:cNvPicPr/>
-                  </pic:nvPicPr>
-                  <pic:blipFill>
-                    <a:blip r:embed="rId27"/>
-                    <a:stretch>
-                      <a:fillRect/>
-                    </a:stretch>
-                  </pic:blipFill>
-                  <pic:spPr>
-                    <a:xfrm>
-                      <a:off x="0" y="0"/>
-                      <a:ext cx="5943600" cy="2330450"/>
-                    </a:xfrm>
-                    <a:prstGeom prst="rect">
-                      <a:avLst/>
-                    </a:prstGeom>
-                    <a:ln w="6350">
-                      <a:solidFill>
-                        <a:schemeClr val="tx1"/>
-                      </a:solidFill>
-                    </a:ln>
-                  </pic:spPr>
-                </pic:pic>
-              </a:graphicData>
-            </a:graphic>
-          </wp:inline>
-        </w:drawing>
-      </w:r>
-    </w:p>
-    <w:p>
-      <w:pPr>
-        <w:pStyle w:val="Caption"/>
-        <w:jc w:val="center"/>
-      </w:pPr>
       <w:bookmarkStart w:id="37" w:name="_Toc234846092"/>
       <w:r>
         <w:t xml:space="preserve">Slika </w:t>
@@ -18231,7 +18690,7 @@
                     <pic:cNvPicPr/>
                   </pic:nvPicPr>
                   <pic:blipFill>
-                    <a:blip r:embed="rId28"/>
+                    <a:blip r:embed="rId27"/>
                     <a:stretch>
                       <a:fillRect/>
                     </a:stretch>
@@ -18324,7 +18783,7 @@
                     <pic:cNvPicPr/>
                   </pic:nvPicPr>
                   <pic:blipFill>
-                    <a:blip r:embed="rId29"/>
+                    <a:blip r:embed="rId28"/>
                     <a:stretch>
                       <a:fillRect/>
                     </a:stretch>
@@ -18410,7 +18869,7 @@
       <w:pPr>
         <w:pStyle w:val="Heading2"/>
       </w:pPr>
-      <w:bookmarkStart w:id="40" w:name="_Toc234846043"/>
+      <w:bookmarkStart w:id="40" w:name="_Toc236486959"/>
       <w:r>
         <w:lastRenderedPageBreak/>
         <w:t>Analiza rezultata</w:t>
@@ -18427,10 +18886,22 @@
         <w:t>Analizom prikazanih metrika za</w:t>
       </w:r>
       <w:r>
-        <w:t xml:space="preserve"> vrijeme treniranja, makro odziva, makro F1 mjera i odziva malignene </w:t>
-      </w:r>
-      <w:r>
-        <w:t xml:space="preserve">klase, primjetno je da su rezultati </w:t>
+        <w:t xml:space="preserve"> vrijeme treniranja, makro odziva, makro F1 mjera</w:t>
+      </w:r>
+      <w:r>
+        <w:t xml:space="preserve">, </w:t>
+      </w:r>
+      <w:r>
+        <w:t xml:space="preserve">odziva maligne </w:t>
+      </w:r>
+      <w:r>
+        <w:t>klase</w:t>
+      </w:r>
+      <w:r>
+        <w:t xml:space="preserve"> i tačnosti</w:t>
+      </w:r>
+      <w:r>
+        <w:t xml:space="preserve">, primjetno je da su rezultati </w:t>
       </w:r>
       <w:r>
         <w:t xml:space="preserve">veoma slični u oba okruženja. </w:t>
@@ -18733,7 +19204,7 @@
       <w:pPr>
         <w:pStyle w:val="Heading1"/>
       </w:pPr>
-      <w:bookmarkStart w:id="41" w:name="_Toc234846044"/>
+      <w:bookmarkStart w:id="41" w:name="_Toc236486960"/>
       <w:r>
         <w:lastRenderedPageBreak/>
         <w:t>Zaključak</w:t>
@@ -18747,7 +19218,13 @@
     </w:p>
     <w:p>
       <w:r>
-        <w:t>Dati rad je analizirao razlike u treniranju modela dubokog učenja unutar Python i .NET okruženja na primjeru problema raka pluća. Za rješavanje problema korištena je konvolucijska neuronska mreža koja je implementirana na identičan način u oba okruženja. Metodologija treniranja i testiranja definisana je u cilju što objektivnije uporedbe modela i okruženja.</w:t>
+        <w:t>Dati rad je analizirao razlike u treniranju modela dubokog učenja unutar Python i .NET okruženja na primjeru problema raka pluća. Za rješavanje problema korištena je konvoluci</w:t>
+      </w:r>
+      <w:r>
+        <w:t>ona</w:t>
+      </w:r>
+      <w:r>
+        <w:t xml:space="preserve"> neuronska mreža koja je implementirana na identičan način u oba okruženja. Metodologija treniranja i testiranja definisana je u cilju što objektivnije uporedbe modela i okruženja.</w:t>
       </w:r>
     </w:p>
     <w:p>
@@ -18780,7 +19257,7 @@
     <w:p>
       <w:pPr>
         <w:sectPr>
-          <w:headerReference w:type="default" r:id="rId30"/>
+          <w:headerReference w:type="default" r:id="rId29"/>
           <w:pgSz w:w="12240" w:h="15840"/>
           <w:pgMar w:top="1440" w:right="1440" w:bottom="1440" w:left="1440" w:header="708" w:footer="708" w:gutter="0"/>
           <w:cols w:space="708"/>
@@ -18818,243 +19295,606 @@
             <w:t>Bibliografija</w:t>
           </w:r>
         </w:p>
-        <w:sdt>
-          <w:sdtPr>
-            <w:id w:val="111145805"/>
-            <w:bibliography/>
-          </w:sdtPr>
-          <w:sdtEndPr/>
-          <w:sdtContent>
-            <w:p>
-              <w:pPr>
-                <w:rPr>
-                  <w:rFonts w:asciiTheme="minorHAnsi" w:hAnsiTheme="minorHAnsi"/>
-                  <w:noProof/>
-                  <w:sz w:val="22"/>
-                  <w:lang w:val="en-US"/>
-                </w:rPr>
-              </w:pPr>
-              <w:r>
-                <w:fldChar w:fldCharType="begin"/>
-              </w:r>
-              <w:r>
-                <w:instrText xml:space="preserve"> BIBLIOGRAPHY </w:instrText>
-              </w:r>
-              <w:r>
-                <w:fldChar w:fldCharType="separate"/>
-              </w:r>
-            </w:p>
-            <w:tbl>
-              <w:tblPr>
-                <w:tblW w:w="5000" w:type="pct"/>
-                <w:tblCellSpacing w:w="15" w:type="dxa"/>
-                <w:tblCellMar>
-                  <w:top w:w="15" w:type="dxa"/>
-                  <w:left w:w="15" w:type="dxa"/>
-                  <w:bottom w:w="15" w:type="dxa"/>
-                  <w:right w:w="15" w:type="dxa"/>
-                </w:tblCellMar>
-                <w:tblLook w:val="04A0" w:firstRow="1" w:lastRow="0" w:firstColumn="1" w:lastColumn="0" w:noHBand="0" w:noVBand="1"/>
-              </w:tblPr>
-              <w:tblGrid>
-                <w:gridCol w:w="355"/>
-                <w:gridCol w:w="9095"/>
-              </w:tblGrid>
-              <w:tr>
-                <w:trPr>
-                  <w:divId w:val="1705058161"/>
-                  <w:tblCellSpacing w:w="15" w:type="dxa"/>
-                </w:trPr>
-                <w:tc>
-                  <w:tcPr>
-                    <w:tcW w:w="50" w:type="pct"/>
-                    <w:hideMark/>
-                  </w:tcPr>
-                  <w:p>
-                    <w:pPr>
-                      <w:pStyle w:val="Bibliography"/>
-                      <w:rPr>
-                        <w:noProof/>
-                        <w:szCs w:val="24"/>
-                      </w:rPr>
-                    </w:pPr>
-                    <w:r>
-                      <w:rPr>
-                        <w:noProof/>
-                      </w:rPr>
-                      <w:t xml:space="preserve">[1] </w:t>
-                    </w:r>
-                  </w:p>
-                </w:tc>
-                <w:tc>
-                  <w:tcPr>
-                    <w:tcW w:w="0" w:type="auto"/>
-                    <w:hideMark/>
-                  </w:tcPr>
-                  <w:p>
-                    <w:pPr>
-                      <w:pStyle w:val="Bibliography"/>
-                      <w:rPr>
-                        <w:noProof/>
-                      </w:rPr>
-                    </w:pPr>
-                    <w:r>
-                      <w:rPr>
-                        <w:noProof/>
-                      </w:rPr>
-                      <w:t xml:space="preserve">R. Ziemer, »An overview of modulation and coding for wireless communications,« </w:t>
-                    </w:r>
-                    <w:r>
-                      <w:rPr>
-                        <w:i/>
-                        <w:iCs/>
-                        <w:noProof/>
-                      </w:rPr>
-                      <w:t xml:space="preserve">46th Vehicular Technology Conference, </w:t>
-                    </w:r>
-                    <w:r>
-                      <w:rPr>
-                        <w:noProof/>
-                      </w:rPr>
-                      <w:t xml:space="preserve">pp. 26-30, 1996. </w:t>
-                    </w:r>
-                  </w:p>
-                </w:tc>
-              </w:tr>
-              <w:tr>
-                <w:trPr>
-                  <w:divId w:val="1705058161"/>
-                  <w:tblCellSpacing w:w="15" w:type="dxa"/>
-                </w:trPr>
-                <w:tc>
-                  <w:tcPr>
-                    <w:tcW w:w="50" w:type="pct"/>
-                    <w:hideMark/>
-                  </w:tcPr>
-                  <w:p>
-                    <w:pPr>
-                      <w:pStyle w:val="Bibliography"/>
-                      <w:rPr>
-                        <w:noProof/>
-                      </w:rPr>
-                    </w:pPr>
-                    <w:r>
-                      <w:rPr>
-                        <w:noProof/>
-                      </w:rPr>
-                      <w:t xml:space="preserve">[2] </w:t>
-                    </w:r>
-                  </w:p>
-                </w:tc>
-                <w:tc>
-                  <w:tcPr>
-                    <w:tcW w:w="0" w:type="auto"/>
-                    <w:hideMark/>
-                  </w:tcPr>
-                  <w:p>
-                    <w:pPr>
-                      <w:pStyle w:val="Bibliography"/>
-                      <w:rPr>
-                        <w:noProof/>
-                      </w:rPr>
-                    </w:pPr>
-                    <w:r>
-                      <w:rPr>
-                        <w:noProof/>
-                      </w:rPr>
-                      <w:t xml:space="preserve">H. F. a. O. Hooijen, »Power Line Communications: An Overview,« </w:t>
-                    </w:r>
-                    <w:r>
-                      <w:rPr>
-                        <w:i/>
-                        <w:iCs/>
-                        <w:noProof/>
-                      </w:rPr>
-                      <w:t xml:space="preserve">The Transactions on of The S.A. Electrical Engineers, </w:t>
-                    </w:r>
-                    <w:r>
-                      <w:rPr>
-                        <w:noProof/>
-                      </w:rPr>
-                      <w:t xml:space="preserve">pp. 154-161, 1995. </w:t>
-                    </w:r>
-                  </w:p>
-                </w:tc>
-              </w:tr>
-              <w:tr>
-                <w:trPr>
-                  <w:divId w:val="1705058161"/>
-                  <w:tblCellSpacing w:w="15" w:type="dxa"/>
-                </w:trPr>
-                <w:tc>
-                  <w:tcPr>
-                    <w:tcW w:w="50" w:type="pct"/>
-                    <w:hideMark/>
-                  </w:tcPr>
-                  <w:p>
-                    <w:pPr>
-                      <w:pStyle w:val="Bibliography"/>
-                      <w:rPr>
-                        <w:noProof/>
-                      </w:rPr>
-                    </w:pPr>
-                    <w:r>
-                      <w:rPr>
-                        <w:noProof/>
-                      </w:rPr>
-                      <w:t xml:space="preserve">[3] </w:t>
-                    </w:r>
-                  </w:p>
-                </w:tc>
-                <w:tc>
-                  <w:tcPr>
-                    <w:tcW w:w="0" w:type="auto"/>
-                    <w:hideMark/>
-                  </w:tcPr>
-                  <w:p>
-                    <w:pPr>
-                      <w:pStyle w:val="Bibliography"/>
-                      <w:rPr>
-                        <w:noProof/>
-                      </w:rPr>
-                    </w:pPr>
-                    <w:r>
-                      <w:rPr>
-                        <w:noProof/>
-                      </w:rPr>
-                      <w:t>»IEEE P1901 Working Group 2010,« Standard for Broadband over Powerline Networks:, [Mrežno]. Available: http://grouper.ieee.org/groups/1901/.</w:t>
-                    </w:r>
-                  </w:p>
-                </w:tc>
-              </w:tr>
-            </w:tbl>
-            <w:p>
-              <w:pPr>
-                <w:divId w:val="1705058161"/>
-                <w:rPr>
-                  <w:rFonts w:eastAsia="Times New Roman"/>
-                  <w:noProof/>
-                </w:rPr>
-              </w:pPr>
-            </w:p>
-            <w:p>
-              <w:r>
-                <w:fldChar w:fldCharType="end"/>
-              </w:r>
-            </w:p>
-          </w:sdtContent>
-        </w:sdt>
+        <w:p>
+          <w:pPr>
+            <w:rPr>
+              <w:rFonts w:asciiTheme="minorHAnsi" w:hAnsiTheme="minorHAnsi"/>
+              <w:noProof/>
+              <w:sz w:val="22"/>
+              <w:lang w:val="en-US"/>
+            </w:rPr>
+          </w:pPr>
+          <w:r>
+            <w:fldChar w:fldCharType="begin"/>
+          </w:r>
+          <w:r>
+            <w:rPr>
+              <w:lang w:val="en-US"/>
+            </w:rPr>
+            <w:instrText xml:space="preserve"> BIBLIOGRAPHY  \l 1033 </w:instrText>
+          </w:r>
+          <w:r>
+            <w:fldChar w:fldCharType="separate"/>
+          </w:r>
+        </w:p>
+        <w:tbl>
+          <w:tblPr>
+            <w:tblW w:w="5000" w:type="pct"/>
+            <w:tblCellSpacing w:w="15" w:type="dxa"/>
+            <w:tblCellMar>
+              <w:top w:w="15" w:type="dxa"/>
+              <w:left w:w="15" w:type="dxa"/>
+              <w:bottom w:w="15" w:type="dxa"/>
+              <w:right w:w="15" w:type="dxa"/>
+            </w:tblCellMar>
+            <w:tblLook w:val="04A0" w:firstRow="1" w:lastRow="0" w:firstColumn="1" w:lastColumn="0" w:noHBand="0" w:noVBand="1"/>
+          </w:tblPr>
+          <w:tblGrid>
+            <w:gridCol w:w="475"/>
+            <w:gridCol w:w="8975"/>
+          </w:tblGrid>
+          <w:tr>
+            <w:trPr>
+              <w:divId w:val="1530223782"/>
+              <w:tblCellSpacing w:w="15" w:type="dxa"/>
+            </w:trPr>
+            <w:tc>
+              <w:tcPr>
+                <w:tcW w:w="50" w:type="pct"/>
+                <w:hideMark/>
+              </w:tcPr>
+              <w:p>
+                <w:pPr>
+                  <w:pStyle w:val="Bibliography"/>
+                  <w:rPr>
+                    <w:noProof/>
+                    <w:szCs w:val="24"/>
+                  </w:rPr>
+                </w:pPr>
+                <w:r>
+                  <w:rPr>
+                    <w:noProof/>
+                  </w:rPr>
+                  <w:t xml:space="preserve">[1] </w:t>
+                </w:r>
+              </w:p>
+            </w:tc>
+            <w:tc>
+              <w:tcPr>
+                <w:tcW w:w="0" w:type="auto"/>
+                <w:hideMark/>
+              </w:tcPr>
+              <w:p>
+                <w:pPr>
+                  <w:pStyle w:val="Bibliography"/>
+                  <w:rPr>
+                    <w:noProof/>
+                  </w:rPr>
+                </w:pPr>
+                <w:r>
+                  <w:rPr>
+                    <w:noProof/>
+                  </w:rPr>
+                  <w:t>PyTorch, "PyTorch GitHub Repository," GitHub, [Online]. Available: https://github.com/pytorch/pytorch.</w:t>
+                </w:r>
+              </w:p>
+            </w:tc>
+          </w:tr>
+          <w:tr>
+            <w:trPr>
+              <w:divId w:val="1530223782"/>
+              <w:tblCellSpacing w:w="15" w:type="dxa"/>
+            </w:trPr>
+            <w:tc>
+              <w:tcPr>
+                <w:tcW w:w="50" w:type="pct"/>
+                <w:hideMark/>
+              </w:tcPr>
+              <w:p>
+                <w:pPr>
+                  <w:pStyle w:val="Bibliography"/>
+                  <w:rPr>
+                    <w:noProof/>
+                  </w:rPr>
+                </w:pPr>
+                <w:r>
+                  <w:rPr>
+                    <w:noProof/>
+                  </w:rPr>
+                  <w:t xml:space="preserve">[2] </w:t>
+                </w:r>
+              </w:p>
+            </w:tc>
+            <w:tc>
+              <w:tcPr>
+                <w:tcW w:w="0" w:type="auto"/>
+                <w:hideMark/>
+              </w:tcPr>
+              <w:p>
+                <w:pPr>
+                  <w:pStyle w:val="Bibliography"/>
+                  <w:rPr>
+                    <w:noProof/>
+                  </w:rPr>
+                </w:pPr>
+                <w:r>
+                  <w:rPr>
+                    <w:noProof/>
+                  </w:rPr>
+                  <w:t>GitHub, "Octoverse: A new developer joins GitHub every second as AI leads TypeScript to #1," GitHub, 28 October 2025. [Online]. Available: https://github.blog/news-insights/octoverse/octoverse-a-new-developer-joins-github-every-second-as-ai-leads-typescript-to-1/.</w:t>
+                </w:r>
+              </w:p>
+            </w:tc>
+          </w:tr>
+          <w:tr>
+            <w:trPr>
+              <w:divId w:val="1530223782"/>
+              <w:tblCellSpacing w:w="15" w:type="dxa"/>
+            </w:trPr>
+            <w:tc>
+              <w:tcPr>
+                <w:tcW w:w="50" w:type="pct"/>
+                <w:hideMark/>
+              </w:tcPr>
+              <w:p>
+                <w:pPr>
+                  <w:pStyle w:val="Bibliography"/>
+                  <w:rPr>
+                    <w:noProof/>
+                  </w:rPr>
+                </w:pPr>
+                <w:r>
+                  <w:rPr>
+                    <w:noProof/>
+                  </w:rPr>
+                  <w:t xml:space="preserve">[3] </w:t>
+                </w:r>
+              </w:p>
+            </w:tc>
+            <w:tc>
+              <w:tcPr>
+                <w:tcW w:w="0" w:type="auto"/>
+                <w:hideMark/>
+              </w:tcPr>
+              <w:p>
+                <w:pPr>
+                  <w:pStyle w:val="Bibliography"/>
+                  <w:rPr>
+                    <w:noProof/>
+                  </w:rPr>
+                </w:pPr>
+                <w:r>
+                  <w:rPr>
+                    <w:noProof/>
+                  </w:rPr>
+                  <w:t xml:space="preserve">Paszke, A. et al., "PyTorch: An Imperative Style, High-Performance Deep Learning Library," </w:t>
+                </w:r>
+                <w:r>
+                  <w:rPr>
+                    <w:i/>
+                    <w:iCs/>
+                    <w:noProof/>
+                  </w:rPr>
+                  <w:t xml:space="preserve">Advances in Neural Information Processing Systems, </w:t>
+                </w:r>
+                <w:r>
+                  <w:rPr>
+                    <w:noProof/>
+                  </w:rPr>
+                  <w:t xml:space="preserve">vol. 32, 2019. </w:t>
+                </w:r>
+              </w:p>
+            </w:tc>
+          </w:tr>
+          <w:tr>
+            <w:trPr>
+              <w:divId w:val="1530223782"/>
+              <w:tblCellSpacing w:w="15" w:type="dxa"/>
+            </w:trPr>
+            <w:tc>
+              <w:tcPr>
+                <w:tcW w:w="50" w:type="pct"/>
+                <w:hideMark/>
+              </w:tcPr>
+              <w:p>
+                <w:pPr>
+                  <w:pStyle w:val="Bibliography"/>
+                  <w:rPr>
+                    <w:noProof/>
+                  </w:rPr>
+                </w:pPr>
+                <w:r>
+                  <w:rPr>
+                    <w:noProof/>
+                  </w:rPr>
+                  <w:t xml:space="preserve">[4] </w:t>
+                </w:r>
+              </w:p>
+            </w:tc>
+            <w:tc>
+              <w:tcPr>
+                <w:tcW w:w="0" w:type="auto"/>
+                <w:hideMark/>
+              </w:tcPr>
+              <w:p>
+                <w:pPr>
+                  <w:pStyle w:val="Bibliography"/>
+                  <w:rPr>
+                    <w:noProof/>
+                  </w:rPr>
+                </w:pPr>
+                <w:r>
+                  <w:rPr>
+                    <w:noProof/>
+                  </w:rPr>
+                  <w:t>TorchSharp, "TorchSharp Github Repository," GitHub, [Online]. Available: https://github.com/dotnet/torchsharp.</w:t>
+                </w:r>
+              </w:p>
+            </w:tc>
+          </w:tr>
+          <w:tr>
+            <w:trPr>
+              <w:divId w:val="1530223782"/>
+              <w:tblCellSpacing w:w="15" w:type="dxa"/>
+            </w:trPr>
+            <w:tc>
+              <w:tcPr>
+                <w:tcW w:w="50" w:type="pct"/>
+                <w:hideMark/>
+              </w:tcPr>
+              <w:p>
+                <w:pPr>
+                  <w:pStyle w:val="Bibliography"/>
+                  <w:rPr>
+                    <w:noProof/>
+                  </w:rPr>
+                </w:pPr>
+                <w:r>
+                  <w:rPr>
+                    <w:noProof/>
+                  </w:rPr>
+                  <w:t xml:space="preserve">[5] </w:t>
+                </w:r>
+              </w:p>
+            </w:tc>
+            <w:tc>
+              <w:tcPr>
+                <w:tcW w:w="0" w:type="auto"/>
+                <w:hideMark/>
+              </w:tcPr>
+              <w:p>
+                <w:pPr>
+                  <w:pStyle w:val="Bibliography"/>
+                  <w:rPr>
+                    <w:noProof/>
+                  </w:rPr>
+                </w:pPr>
+                <w:r>
+                  <w:rPr>
+                    <w:noProof/>
+                  </w:rPr>
+                  <w:t xml:space="preserve">D. M. W. Powers, "Evaluation: from precision, recall and F-measure to ROC, informedness, markedness and correlation," </w:t>
+                </w:r>
+                <w:r>
+                  <w:rPr>
+                    <w:i/>
+                    <w:iCs/>
+                    <w:noProof/>
+                  </w:rPr>
+                  <w:t xml:space="preserve">Journal of Machine Learning Technologies, </w:t>
+                </w:r>
+                <w:r>
+                  <w:rPr>
+                    <w:noProof/>
+                  </w:rPr>
+                  <w:t xml:space="preserve">vol. 2, 2011. </w:t>
+                </w:r>
+              </w:p>
+            </w:tc>
+          </w:tr>
+          <w:tr>
+            <w:trPr>
+              <w:divId w:val="1530223782"/>
+              <w:tblCellSpacing w:w="15" w:type="dxa"/>
+            </w:trPr>
+            <w:tc>
+              <w:tcPr>
+                <w:tcW w:w="50" w:type="pct"/>
+                <w:hideMark/>
+              </w:tcPr>
+              <w:p>
+                <w:pPr>
+                  <w:pStyle w:val="Bibliography"/>
+                  <w:rPr>
+                    <w:noProof/>
+                  </w:rPr>
+                </w:pPr>
+                <w:r>
+                  <w:rPr>
+                    <w:noProof/>
+                  </w:rPr>
+                  <w:t xml:space="preserve">[6] </w:t>
+                </w:r>
+              </w:p>
+            </w:tc>
+            <w:tc>
+              <w:tcPr>
+                <w:tcW w:w="0" w:type="auto"/>
+                <w:hideMark/>
+              </w:tcPr>
+              <w:p>
+                <w:pPr>
+                  <w:pStyle w:val="Bibliography"/>
+                  <w:rPr>
+                    <w:noProof/>
+                  </w:rPr>
+                </w:pPr>
+                <w:r>
+                  <w:rPr>
+                    <w:noProof/>
+                  </w:rPr>
+                  <w:t xml:space="preserve">H. Al-Yasriy, M. S. Al-Husieny, F. Y. Mohsen, E. A. Khalil and Z. S. Hassan, "Diagnosis of Lung Cancer Based on CT Scans Using CNN," </w:t>
+                </w:r>
+                <w:r>
+                  <w:rPr>
+                    <w:i/>
+                    <w:iCs/>
+                    <w:noProof/>
+                  </w:rPr>
+                  <w:t xml:space="preserve">IOP Conference Series: Materials Science and Engineering, </w:t>
+                </w:r>
+                <w:r>
+                  <w:rPr>
+                    <w:noProof/>
+                  </w:rPr>
+                  <w:t xml:space="preserve">vol. 928, 2020. </w:t>
+                </w:r>
+              </w:p>
+            </w:tc>
+          </w:tr>
+          <w:tr>
+            <w:trPr>
+              <w:divId w:val="1530223782"/>
+              <w:tblCellSpacing w:w="15" w:type="dxa"/>
+            </w:trPr>
+            <w:tc>
+              <w:tcPr>
+                <w:tcW w:w="50" w:type="pct"/>
+                <w:hideMark/>
+              </w:tcPr>
+              <w:p>
+                <w:pPr>
+                  <w:pStyle w:val="Bibliography"/>
+                  <w:rPr>
+                    <w:noProof/>
+                  </w:rPr>
+                </w:pPr>
+                <w:r>
+                  <w:rPr>
+                    <w:noProof/>
+                  </w:rPr>
+                  <w:t xml:space="preserve">[7] </w:t>
+                </w:r>
+              </w:p>
+            </w:tc>
+            <w:tc>
+              <w:tcPr>
+                <w:tcW w:w="0" w:type="auto"/>
+                <w:hideMark/>
+              </w:tcPr>
+              <w:p>
+                <w:pPr>
+                  <w:pStyle w:val="Bibliography"/>
+                  <w:rPr>
+                    <w:noProof/>
+                  </w:rPr>
+                </w:pPr>
+                <w:r>
+                  <w:rPr>
+                    <w:noProof/>
+                  </w:rPr>
+                  <w:t xml:space="preserve">H. F. Kareem, M. S. Al-Husieny, F. Y. Mohsen, E. A. Khalil and Z. S. Hassan, "Evaluation of SVM Performance in the Detection of Lung Cancer in Marked CT Scan Dataset," </w:t>
+                </w:r>
+                <w:r>
+                  <w:rPr>
+                    <w:i/>
+                    <w:iCs/>
+                    <w:noProof/>
+                  </w:rPr>
+                  <w:t xml:space="preserve">Indonesian Journal of Electrical Engineering and Computer Science, </w:t>
+                </w:r>
+                <w:r>
+                  <w:rPr>
+                    <w:noProof/>
+                  </w:rPr>
+                  <w:t xml:space="preserve">vol. 21, 2021. </w:t>
+                </w:r>
+              </w:p>
+            </w:tc>
+          </w:tr>
+          <w:tr>
+            <w:trPr>
+              <w:divId w:val="1530223782"/>
+              <w:tblCellSpacing w:w="15" w:type="dxa"/>
+            </w:trPr>
+            <w:tc>
+              <w:tcPr>
+                <w:tcW w:w="50" w:type="pct"/>
+                <w:hideMark/>
+              </w:tcPr>
+              <w:p>
+                <w:pPr>
+                  <w:pStyle w:val="Bibliography"/>
+                  <w:rPr>
+                    <w:noProof/>
+                  </w:rPr>
+                </w:pPr>
+                <w:r>
+                  <w:rPr>
+                    <w:noProof/>
+                  </w:rPr>
+                  <w:t xml:space="preserve">[8] </w:t>
+                </w:r>
+              </w:p>
+            </w:tc>
+            <w:tc>
+              <w:tcPr>
+                <w:tcW w:w="0" w:type="auto"/>
+                <w:hideMark/>
+              </w:tcPr>
+              <w:p>
+                <w:pPr>
+                  <w:pStyle w:val="Bibliography"/>
+                  <w:rPr>
+                    <w:noProof/>
+                  </w:rPr>
+                </w:pPr>
+                <w:r>
+                  <w:rPr>
+                    <w:noProof/>
+                  </w:rPr>
+                  <w:t xml:space="preserve">H. Alyasriy and M. Al-Huseiny, "The IQ-OTH/NCCD lung cancer dataset," </w:t>
+                </w:r>
+                <w:r>
+                  <w:rPr>
+                    <w:i/>
+                    <w:iCs/>
+                    <w:noProof/>
+                  </w:rPr>
+                  <w:t xml:space="preserve">Mendeley Data, </w:t>
+                </w:r>
+                <w:r>
+                  <w:rPr>
+                    <w:noProof/>
+                  </w:rPr>
+                  <w:t xml:space="preserve">vol. 4, 2023. </w:t>
+                </w:r>
+              </w:p>
+            </w:tc>
+          </w:tr>
+          <w:tr>
+            <w:trPr>
+              <w:divId w:val="1530223782"/>
+              <w:tblCellSpacing w:w="15" w:type="dxa"/>
+            </w:trPr>
+            <w:tc>
+              <w:tcPr>
+                <w:tcW w:w="50" w:type="pct"/>
+                <w:hideMark/>
+              </w:tcPr>
+              <w:p>
+                <w:pPr>
+                  <w:pStyle w:val="Bibliography"/>
+                  <w:rPr>
+                    <w:noProof/>
+                  </w:rPr>
+                </w:pPr>
+                <w:r>
+                  <w:rPr>
+                    <w:noProof/>
+                  </w:rPr>
+                  <w:t xml:space="preserve">[9] </w:t>
+                </w:r>
+              </w:p>
+            </w:tc>
+            <w:tc>
+              <w:tcPr>
+                <w:tcW w:w="0" w:type="auto"/>
+                <w:hideMark/>
+              </w:tcPr>
+              <w:p>
+                <w:pPr>
+                  <w:pStyle w:val="Bibliography"/>
+                  <w:rPr>
+                    <w:noProof/>
+                  </w:rPr>
+                </w:pPr>
+                <w:r>
+                  <w:rPr>
+                    <w:noProof/>
+                  </w:rPr>
+                  <w:t>A. Mahimkar, "Lung Cancer Prediction on Image Data," Kaggle, 2019. [Online]. Available: https://www.kaggle.com/code/adityamahimkar/lung-cancer-prediction-on-image-data/notebook.</w:t>
+                </w:r>
+              </w:p>
+            </w:tc>
+          </w:tr>
+          <w:tr>
+            <w:trPr>
+              <w:divId w:val="1530223782"/>
+              <w:tblCellSpacing w:w="15" w:type="dxa"/>
+            </w:trPr>
+            <w:tc>
+              <w:tcPr>
+                <w:tcW w:w="50" w:type="pct"/>
+                <w:hideMark/>
+              </w:tcPr>
+              <w:p>
+                <w:pPr>
+                  <w:pStyle w:val="Bibliography"/>
+                  <w:rPr>
+                    <w:noProof/>
+                  </w:rPr>
+                </w:pPr>
+                <w:r>
+                  <w:rPr>
+                    <w:noProof/>
+                  </w:rPr>
+                  <w:t xml:space="preserve">[10] </w:t>
+                </w:r>
+              </w:p>
+            </w:tc>
+            <w:tc>
+              <w:tcPr>
+                <w:tcW w:w="0" w:type="auto"/>
+                <w:hideMark/>
+              </w:tcPr>
+              <w:p>
+                <w:pPr>
+                  <w:pStyle w:val="Bibliography"/>
+                  <w:rPr>
+                    <w:noProof/>
+                  </w:rPr>
+                </w:pPr>
+                <w:r>
+                  <w:rPr>
+                    <w:noProof/>
+                  </w:rPr>
+                  <w:t xml:space="preserve">D. P. Kingma and J. Ba, "Adam: A Method for Stochastic Optimization," </w:t>
+                </w:r>
+                <w:r>
+                  <w:rPr>
+                    <w:i/>
+                    <w:iCs/>
+                    <w:noProof/>
+                  </w:rPr>
+                  <w:t xml:space="preserve">3rd International Conference on Learning Representations (ICLR), </w:t>
+                </w:r>
+                <w:r>
+                  <w:rPr>
+                    <w:noProof/>
+                  </w:rPr>
+                  <w:t xml:space="preserve">2015. </w:t>
+                </w:r>
+              </w:p>
+            </w:tc>
+          </w:tr>
+        </w:tbl>
+        <w:p>
+          <w:pPr>
+            <w:divId w:val="1530223782"/>
+            <w:rPr>
+              <w:rFonts w:eastAsia="Times New Roman"/>
+              <w:noProof/>
+            </w:rPr>
+          </w:pPr>
+        </w:p>
+        <w:p>
+          <w:r>
+            <w:fldChar w:fldCharType="end"/>
+          </w:r>
+        </w:p>
       </w:sdtContent>
     </w:sdt>
-    <w:p>
-      <w:pPr>
-        <w:spacing w:line="276" w:lineRule="auto"/>
-      </w:pPr>
-      <w:r>
-        <w:br w:type="page"/>
-      </w:r>
-    </w:p>
-    <w:p/>
     <w:sectPr>
       <w:pgSz w:w="12240" w:h="15840"/>
       <w:pgMar w:top="1440" w:right="1440" w:bottom="1440" w:left="1440" w:header="708" w:footer="708" w:gutter="0"/>
@@ -24121,6 +24961,18 @@
       <w:lang w:val="en-US"/>
     </w:rPr>
   </w:style>
+  <w:style w:type="character" w:styleId="FollowedHyperlink">
+    <w:name w:val="FollowedHyperlink"/>
+    <w:basedOn w:val="DefaultParagraphFont"/>
+    <w:uiPriority w:val="99"/>
+    <w:semiHidden/>
+    <w:unhideWhenUsed/>
+    <w:rsid w:val="00BC5F58"/>
+    <w:rPr>
+      <w:color w:val="800080" w:themeColor="followedHyperlink"/>
+      <w:u w:val="single"/>
+    </w:rPr>
+  </w:style>
 </w:styles>
 </file>
 
@@ -24410,60 +25262,231 @@
 <file path=customXml/item1.xml><?xml version="1.0" encoding="utf-8"?>
 <b:Sources xmlns:b="http://schemas.openxmlformats.org/officeDocument/2006/bibliography" xmlns="http://schemas.openxmlformats.org/officeDocument/2006/bibliography" SelectedStyle="\IEEE2006OfficeOnline.xsl" StyleName="IEEE" Version="2006">
   <b:Source>
-    <b:Tag>REZ96</b:Tag>
-    <b:SourceType>JournalArticle</b:SourceType>
-    <b:Guid>{D2538DC3-9D87-4349-95FC-6B2AF20451EF}</b:Guid>
+    <b:Tag>Git25</b:Tag>
+    <b:SourceType>InternetSite</b:SourceType>
+    <b:Guid>{AEB12AF3-1E02-47AB-AFA3-C18848B80FC2}</b:Guid>
+    <b:Title>Octoverse: A new developer joins GitHub every second as AI leads TypeScript to #1</b:Title>
+    <b:Year>2025</b:Year>
+    <b:Author>
+      <b:Author>
+        <b:Corporate>GitHub</b:Corporate>
+      </b:Author>
+    </b:Author>
+    <b:ProductionCompany>GitHub</b:ProductionCompany>
+    <b:Month>October</b:Month>
+    <b:Day>28</b:Day>
+    <b:URL>https://github.blog/news-insights/octoverse/octoverse-a-new-developer-joins-github-every-second-as-ai-leads-typescript-to-1/</b:URL>
+    <b:RefOrder>2</b:RefOrder>
+  </b:Source>
+  <b:Source>
+    <b:Tag>PyT</b:Tag>
+    <b:SourceType>InternetSite</b:SourceType>
+    <b:Guid>{26209ECB-0627-4C4C-8312-587553325A4E}</b:Guid>
+    <b:Author>
+      <b:Author>
+        <b:Corporate>PyTorch</b:Corporate>
+      </b:Author>
+    </b:Author>
+    <b:Title>PyTorch GitHub Repository</b:Title>
+    <b:ProductionCompany>GitHub</b:ProductionCompany>
+    <b:URL>https://github.com/pytorch/pytorch</b:URL>
+    <b:RefOrder>1</b:RefOrder>
+  </b:Source>
+  <b:Source>
+    <b:Tag>Tor</b:Tag>
+    <b:SourceType>InternetSite</b:SourceType>
+    <b:Guid>{7346FD51-05D1-4DBA-81F2-3F50B5702DFE}</b:Guid>
+    <b:Title>TorchSharp Github Repository</b:Title>
+    <b:Author>
+      <b:Author>
+        <b:Corporate>TorchSharp</b:Corporate>
+      </b:Author>
+    </b:Author>
+    <b:ProductionCompany>GitHub</b:ProductionCompany>
+    <b:URL>https://github.com/dotnet/torchsharp</b:URL>
+    <b:RefOrder>4</b:RefOrder>
+  </b:Source>
+  <b:Source>
+    <b:Tag>Adi19</b:Tag>
+    <b:SourceType>InternetSite</b:SourceType>
+    <b:Guid>{E3C519C8-EDB6-4DB5-9AA8-1EDB3C3D98E3}</b:Guid>
+    <b:Title>Lung Cancer Prediction on Image Data</b:Title>
+    <b:Year>2019</b:Year>
     <b:Author>
       <b:Author>
         <b:NameList>
           <b:Person>
-            <b:Last>Ziemer</b:Last>
-            <b:First>R.E.</b:First>
+            <b:Last>Mahimkar</b:Last>
+            <b:First>Aditya</b:First>
           </b:Person>
         </b:NameList>
       </b:Author>
     </b:Author>
-    <b:Title>An overview of modulation and coding for wireless communications</b:Title>
-    <b:Year>1996</b:Year>
-    <b:JournalName>46th Vehicular Technology Conference</b:JournalName>
-    <b:Pages>26-30</b:Pages>
-    <b:RefOrder>1</b:RefOrder>
+    <b:ProductionCompany>Kaggle</b:ProductionCompany>
+    <b:URL>https://www.kaggle.com/code/adityamahimkar/lung-cancer-prediction-on-image-data/notebook</b:URL>
+    <b:RefOrder>9</b:RefOrder>
   </b:Source>
   <b:Source>
-    <b:Tag>HCF95</b:Tag>
+    <b:Tag>Pas19</b:Tag>
     <b:SourceType>JournalArticle</b:SourceType>
-    <b:Guid>{EE75808D-763F-42A5-AD4B-8E3E88E97648}</b:Guid>
+    <b:Guid>{E1A35937-A545-4526-B422-C80E6AEEE74E}</b:Guid>
+    <b:Title>PyTorch: An Imperative Style, High-Performance Deep Learning Library</b:Title>
+    <b:Year>2019</b:Year>
+    <b:Author>
+      <b:Author>
+        <b:Corporate>Paszke, A. et al.</b:Corporate>
+      </b:Author>
+    </b:Author>
+    <b:JournalName>Advances in Neural Information Processing Systems</b:JournalName>
+    <b:Volume>32</b:Volume>
+    <b:RefOrder>3</b:RefOrder>
+  </b:Source>
+  <b:Source>
+    <b:Tag>DMW11</b:Tag>
+    <b:SourceType>JournalArticle</b:SourceType>
+    <b:Guid>{C412D69F-1571-4E9B-8D0A-8E11B9C075BE}</b:Guid>
+    <b:Title>Evaluation: from precision, recall and F-measure to ROC, informedness, markedness and correlation</b:Title>
+    <b:Year>2011</b:Year>
     <b:Author>
       <b:Author>
         <b:NameList>
           <b:Person>
-            <b:Last>Hooijen</b:Last>
-            <b:First>H.C.</b:First>
-            <b:Middle>Ferreira and O.</b:Middle>
+            <b:Last>Powers</b:Last>
+            <b:First>D.</b:First>
+            <b:Middle>M. W.</b:Middle>
           </b:Person>
         </b:NameList>
       </b:Author>
     </b:Author>
-    <b:Title>Power Line Communications: An Overview</b:Title>
-    <b:JournalName>The Transactions on of The S.A. Electrical Engineers</b:JournalName>
-    <b:Year>1995</b:Year>
-    <b:Pages>154-161</b:Pages>
-    <b:RefOrder>2</b:RefOrder>
+    <b:JournalName>Journal of Machine Learning Technologies</b:JournalName>
+    <b:Volume>2</b:Volume>
+    <b:RefOrder>5</b:RefOrder>
   </b:Source>
   <b:Source>
-    <b:Tag>IEE</b:Tag>
-    <b:SourceType>InternetSite</b:SourceType>
-    <b:Guid>{1F430EA9-B634-457A-B7C5-E749FEAB2441}</b:Guid>
-    <b:Title>IEEE P1901 Working Group 2010</b:Title>
-    <b:ProductionCompany>Standard for Broadband over Powerline Networks:</b:ProductionCompany>
-    <b:URL>http://grouper.ieee.org/groups/1901/</b:URL>
-    <b:RefOrder>3</b:RefOrder>
+    <b:Tag>HFA20</b:Tag>
+    <b:SourceType>JournalArticle</b:SourceType>
+    <b:Guid>{CCD44B28-C147-4A3A-A7DD-16AC8E72C5D1}</b:Guid>
+    <b:Author>
+      <b:Author>
+        <b:NameList>
+          <b:Person>
+            <b:Last>Al-Yasriy</b:Last>
+            <b:First>H.</b:First>
+          </b:Person>
+          <b:Person>
+            <b:Last>Al-Husieny</b:Last>
+            <b:First>M. S.</b:First>
+          </b:Person>
+          <b:Person>
+            <b:Last>Mohsen</b:Last>
+            <b:First>F. Y.</b:First>
+          </b:Person>
+          <b:Person>
+            <b:Last>Khalil</b:Last>
+            <b:First>E. A.</b:First>
+          </b:Person>
+          <b:Person>
+            <b:Last>Hassan</b:Last>
+            <b:First>Z. S.</b:First>
+          </b:Person>
+        </b:NameList>
+      </b:Author>
+    </b:Author>
+    <b:Title>Diagnosis of Lung Cancer Based on CT Scans Using CNN</b:Title>
+    <b:JournalName>IOP Conference Series: Materials Science and Engineering</b:JournalName>
+    <b:Year>2020</b:Year>
+    <b:Volume>928</b:Volume>
+    <b:RefOrder>6</b:RefOrder>
+  </b:Source>
+  <b:Source>
+    <b:Tag>HFK21</b:Tag>
+    <b:SourceType>JournalArticle</b:SourceType>
+    <b:Guid>{6ECA1DC6-82F8-4BE2-B09B-351F3A0E26AF}</b:Guid>
+    <b:Author>
+      <b:Author>
+        <b:NameList>
+          <b:Person>
+            <b:Last>Kareem</b:Last>
+            <b:First>H. F.</b:First>
+          </b:Person>
+          <b:Person>
+            <b:Last>Al-Husieny</b:Last>
+            <b:First>M. S.</b:First>
+          </b:Person>
+          <b:Person>
+            <b:Last>Mohsen</b:Last>
+            <b:First>F. Y.</b:First>
+          </b:Person>
+          <b:Person>
+            <b:Last>Khalil</b:Last>
+            <b:First>E. A.</b:First>
+          </b:Person>
+          <b:Person>
+            <b:Last>Hassan</b:Last>
+            <b:First>Z. S.</b:First>
+          </b:Person>
+        </b:NameList>
+      </b:Author>
+    </b:Author>
+    <b:Title>Evaluation of SVM Performance in the Detection of Lung Cancer in Marked CT Scan Dataset</b:Title>
+    <b:JournalName>Indonesian Journal of Electrical Engineering and Computer Science</b:JournalName>
+    <b:Year>2021</b:Year>
+    <b:Volume>21</b:Volume>
+    <b:RefOrder>7</b:RefOrder>
+  </b:Source>
+  <b:Source>
+    <b:Tag>aly</b:Tag>
+    <b:SourceType>JournalArticle</b:SourceType>
+    <b:Guid>{46E1ED6F-56B3-4DEC-BBC0-02DD6B7E3776}</b:Guid>
+    <b:Author>
+      <b:Author>
+        <b:NameList>
+          <b:Person>
+            <b:Last>Alyasriy</b:Last>
+            <b:First>Hamdalla</b:First>
+          </b:Person>
+          <b:Person>
+            <b:Last>Al-Huseiny</b:Last>
+            <b:First>Muayed</b:First>
+          </b:Person>
+        </b:NameList>
+      </b:Author>
+    </b:Author>
+    <b:Title>The IQ-OTH/NCCD lung cancer dataset</b:Title>
+    <b:JournalName>Mendeley Data</b:JournalName>
+    <b:Volume>4</b:Volume>
+    <b:Year>2023</b:Year>
+    <b:RefOrder>8</b:RefOrder>
+  </b:Source>
+  <b:Source>
+    <b:Tag>Die15</b:Tag>
+    <b:SourceType>JournalArticle</b:SourceType>
+    <b:Guid>{6048DF5D-8EAB-47A9-98C9-BC7613CA3CC2}</b:Guid>
+    <b:Title>Adam: A Method for Stochastic Optimization</b:Title>
+    <b:Year>2015</b:Year>
+    <b:Author>
+      <b:Author>
+        <b:NameList>
+          <b:Person>
+            <b:Last>Kingma</b:Last>
+            <b:Middle>P.</b:Middle>
+            <b:First>Diederik</b:First>
+          </b:Person>
+          <b:Person>
+            <b:Last>Ba</b:Last>
+            <b:First>Jimmy</b:First>
+          </b:Person>
+        </b:NameList>
+      </b:Author>
+    </b:Author>
+    <b:JournalName>3rd International Conference on Learning Representations (ICLR)</b:JournalName>
+    <b:RefOrder>10</b:RefOrder>
   </b:Source>
 </b:Sources>
 </file>
 
 <file path=customXml/itemProps1.xml><?xml version="1.0" encoding="utf-8"?>
-<ds:datastoreItem xmlns:ds="http://schemas.openxmlformats.org/officeDocument/2006/customXml" ds:itemID="{8C26FFCD-02B8-4C1B-A44B-FD143588CAFC}">
+<ds:datastoreItem xmlns:ds="http://schemas.openxmlformats.org/officeDocument/2006/customXml" ds:itemID="{C4DA6E3D-E0BD-483C-AF19-70ED169AD605}">
   <ds:schemaRefs>
     <ds:schemaRef ds:uri="http://schemas.openxmlformats.org/officeDocument/2006/bibliography"/>
   </ds:schemaRefs>
